--- a/docs/manuals/reference-guide/reference-guide.docx
+++ b/docs/manuals/reference-guide/reference-guide.docx
@@ -17041,7 +17041,7 @@
             <w:r/>
             <w:r>
               <w:rPr/>
-              <w:t>Fetched on demand when you Load a symbol</w:t>
+              <w:t>Fetched on demand when you enter a symbol — every strike and expiry to +60 days, each contract cut to bid, ask, mark, IV, delta, gamma, theta, vega, open interest and volume</w:t>
             </w:r>
           </w:p>
         </w:tc>
@@ -17100,17 +17100,31 @@
         <w:rPr>
           <w:b/>
         </w:rPr>
-        <w:t>The screen is three numbered steps.</w:t>
-      </w:r>
-      <w:r>
-        <w:rPr/>
-        <w:t xml:space="preserve"> ① STRATEGY and ③ LEGS run down a fixed</w:t>
-        <w:br/>
-        <w:t>left-hand column; ② SYMBOL, the six metric cards and the P&amp;L matrix fill the column</w:t>
-        <w:br/>
-        <w:t>beside them. The page wears its own near-black palette rather than the app-wide navy —</w:t>
-        <w:br/>
-        <w:t>that is deliberate, not a theming accident.</w:t>
+        <w:t>The top of the screen is the shared entry panel</w:t>
+      </w:r>
+      <w:r>
+        <w:rPr/>
+        <w:t xml:space="preserve"> (the Simulator mounts the same</w:t>
+        <w:br/>
+        <w:t>one); the pricing assumptions, six metric cards and P&amp;L matrix sit below it at full</w:t>
+        <w:br/>
+        <w:t>width. The page wears its own near-black palette rather than the app-wide navy — that</w:t>
+        <w:br/>
+        <w:t xml:space="preserve">is deliberate, not a theming accident. </w:t>
+      </w:r>
+      <w:r>
+        <w:rPr>
+          <w:b/>
+        </w:rPr>
+        <w:t>There are no action buttons</w:t>
+      </w:r>
+      <w:r>
+        <w:rPr/>
+        <w:t xml:space="preserve"> (since</w:t>
+        <w:br/>
+        <w:t>2026-09-12): no Load, Fetch Premiums, IV Update or Calculate. Every edit re-prices a</w:t>
+        <w:br/>
+        <w:t>moment after you stop.</w:t>
       </w:r>
     </w:p>
     <w:p>
@@ -17121,48 +17135,30 @@
         <w:rPr>
           <w:b/>
         </w:rPr>
-        <w:t>① Strategy</w:t>
-      </w:r>
-      <w:r>
-        <w:t xml:space="preserve"> — a cascading menu of templates: singles, verticals (credit and</w:t>
-        <w:br/>
-        <w:t xml:space="preserve">   debit), iron condors, butterflies (long and iron), calendars, diagonals, and —</w:t>
-        <w:br/>
-        <w:t xml:space="preserve">   since 2026-09-12 — </w:t>
-      </w:r>
-      <w:r>
-        <w:rPr>
-          <w:b/>
-        </w:rPr>
-        <w:t>Stock + options</w:t>
-      </w:r>
-      <w:r>
-        <w:t xml:space="preserve"> (covered call, protective put, collar).</w:t>
-        <w:br/>
-        <w:t xml:space="preserve">   Picking one fills the leg editor. Tag chips below name the cash-flow direction (</w:t>
-      </w:r>
-      <w:r>
-        <w:rPr>
-          <w:b/>
-        </w:rPr>
-        <w:t>credit</w:t>
-      </w:r>
-      <w:r>
-        <w:br/>
-        <w:t xml:space="preserve">   or </w:t>
-      </w:r>
-      <w:r>
-        <w:rPr>
-          <w:b/>
-        </w:rPr>
-        <w:t>debit</w:t>
-      </w:r>
-      <w:r>
-        <w:t>), the leg count and the lean; only the credit/debit chip is coloured,</w:t>
-        <w:br/>
-        <w:t xml:space="preserve">   because the rest are descriptions rather than opinions. A one-line thesis says what</w:t>
-        <w:br/>
-        <w:t xml:space="preserve">   the structure is betting on.</w:t>
+        <w:t>Symbol</w:t>
+      </w:r>
+      <w:r>
+        <w:t xml:space="preserve"> — type it and press Enter, or just tab out of the field. A full-screen</w:t>
+        <w:br/>
+        <w:t xml:space="preserve">   wait overlay shows while the chain loads (30-second timeout), and the pill in the</w:t>
+        <w:br/>
+        <w:t xml:space="preserve">   title bar reads AWAITING SYMBOL → LOADING CHAIN → CHAIN LOADED · SYM. The status</w:t>
+        <w:br/>
+        <w:t xml:space="preserve">   line reports how many strikes and expiries the chain actually carried — which is</w:t>
+        <w:br/>
+        <w:t xml:space="preserve">   what explains a leg whose strike will not snap where you expect. </w:t>
+      </w:r>
+      <w:r>
+        <w:rPr>
+          <w:b/>
+        </w:rPr>
+        <w:t>Refresh</w:t>
+      </w:r>
+      <w:r>
+        <w:br/>
+        <w:t xml:space="preserve">   re-pulls the same symbol. A landed chain lays the strategy on real strikes, prices</w:t>
+        <w:br/>
+        <w:t xml:space="preserve">   every leg from the chain's mark, and implies the volatility from those prices.</w:t>
       </w:r>
     </w:p>
     <w:p>
@@ -17173,20 +17169,47 @@
         <w:rPr>
           <w:b/>
         </w:rPr>
-        <w:t>② Symbol</w:t>
-      </w:r>
-      <w:r>
-        <w:t xml:space="preserve"> — type it and press Enter, or just tab out of the field. A full-screen</w:t>
-        <w:br/>
-        <w:t xml:space="preserve">   wait overlay shows while the chain loads (30-second timeout), and the pill in the</w:t>
-        <w:br/>
-        <w:t xml:space="preserve">   title bar reads AWAITING SYMBOL → LOADING CHAIN → CHAIN LOADED · SYM. All the</w:t>
-        <w:br/>
-        <w:t xml:space="preserve">   scalar inputs live in this frame, and the line under them reports how many strikes</w:t>
-        <w:br/>
-        <w:t xml:space="preserve">   and expiries the chain actually carried — which is what explains a leg whose strike</w:t>
-        <w:br/>
-        <w:t xml:space="preserve">   will not snap where you expect.</w:t>
+        <w:t>Strategy</w:t>
+      </w:r>
+      <w:r>
+        <w:t xml:space="preserve"> — a cascading menu of templates: singles, verticals (credit and</w:t>
+        <w:br/>
+        <w:t xml:space="preserve">   debit), iron condors, butterflies (long and iron), calendars, diagonals, and</w:t>
+        <w:br/>
+        <w:t xml:space="preserve">   </w:t>
+      </w:r>
+      <w:r>
+        <w:rPr>
+          <w:b/>
+        </w:rPr>
+        <w:t>Stock + options</w:t>
+      </w:r>
+      <w:r>
+        <w:t xml:space="preserve"> (covered call, protective put, collar). Tag chips name the</w:t>
+        <w:br/>
+        <w:t xml:space="preserve">   cash-flow direction (</w:t>
+      </w:r>
+      <w:r>
+        <w:rPr>
+          <w:b/>
+        </w:rPr>
+        <w:t>credit</w:t>
+      </w:r>
+      <w:r>
+        <w:t xml:space="preserve"> or </w:t>
+      </w:r>
+      <w:r>
+        <w:rPr>
+          <w:b/>
+        </w:rPr>
+        <w:t>debit</w:t>
+      </w:r>
+      <w:r>
+        <w:t>), the leg count and the lean; only the</w:t>
+        <w:br/>
+        <w:t xml:space="preserve">   credit/debit chip is coloured, because the rest are descriptions rather than</w:t>
+        <w:br/>
+        <w:t xml:space="preserve">   opinions. A one-line thesis says what the structure is betting on.</w:t>
       </w:r>
     </w:p>
     <w:p>
@@ -17197,130 +17220,12 @@
         <w:rPr>
           <w:b/>
         </w:rPr>
-        <w:t>③ Legs</w:t>
-      </w:r>
-      <w:r>
-        <w:t xml:space="preserve"> — one editable </w:t>
-      </w:r>
-      <w:r>
-        <w:rPr>
-          <w:b/>
-        </w:rPr>
-        <w:t>card</w:t>
-      </w:r>
-      <w:r>
-        <w:t xml:space="preserve"> per leg. Each has its own </w:t>
-      </w:r>
-      <w:r>
-        <w:rPr>
-          <w:b/>
-        </w:rPr>
-        <w:t>type</w:t>
-      </w:r>
-      <w:r>
-        <w:t xml:space="preserve"> (put, call</w:t>
-        <w:br/>
-        <w:t xml:space="preserve">   or </w:t>
-      </w:r>
-      <w:r>
-        <w:rPr>
-          <w:b/>
-        </w:rPr>
-        <w:t>stock</w:t>
-      </w:r>
-      <w:r>
-        <w:t xml:space="preserve"> — see </w:t>
-      </w:r>
-      <w:r>
-        <w:rPr>
-          <w:i/>
-        </w:rPr>
-        <w:t>Stock legs</w:t>
-      </w:r>
-      <w:r>
-        <w:t xml:space="preserve"> below), </w:t>
-      </w:r>
-      <w:r>
-        <w:rPr>
-          <w:b/>
-        </w:rPr>
-        <w:t>side</w:t>
-      </w:r>
-      <w:r>
-        <w:t xml:space="preserve"> (long/short), </w:t>
-      </w:r>
-      <w:r>
-        <w:rPr>
-          <w:b/>
-        </w:rPr>
-        <w:t>expiry</w:t>
-      </w:r>
-      <w:r>
-        <w:t>,</w:t>
-        <w:br/>
-        <w:t xml:space="preserve">   </w:t>
-      </w:r>
-      <w:r>
-        <w:rPr>
-          <w:b/>
-        </w:rPr>
-        <w:t>strike</w:t>
-      </w:r>
-      <w:r>
-        <w:t xml:space="preserve">, </w:t>
-      </w:r>
-      <w:r>
-        <w:rPr>
-          <w:b/>
-        </w:rPr>
-        <w:t>quantity</w:t>
-      </w:r>
-      <w:r>
-        <w:t xml:space="preserve">, </w:t>
-      </w:r>
-      <w:r>
-        <w:rPr>
-          <w:b/>
-        </w:rPr>
-        <w:t>premium</w:t>
-      </w:r>
-      <w:r>
-        <w:t xml:space="preserve">, and its </w:t>
-      </w:r>
-      <w:r>
-        <w:rPr>
-          <w:b/>
-        </w:rPr>
-        <w:t>delta</w:t>
-      </w:r>
-      <w:r>
-        <w:t xml:space="preserve"> read from the chain. Add or remove legs freely; the last one is locked,</w:t>
-        <w:br/>
-        <w:t xml:space="preserve">   because a calculator with no legs has nothing to price. Per-leg expiry is what</w:t>
-        <w:br/>
-        <w:t xml:space="preserve">   makes </w:t>
-      </w:r>
-      <w:r>
-        <w:rPr>
-          <w:b/>
-        </w:rPr>
-        <w:t>calendars price correctly</w:t>
-      </w:r>
-      <w:r>
-        <w:t xml:space="preserve"> — each leg is valued at its own time to</w:t>
-        <w:br/>
-        <w:t xml:space="preserve">   expiration. The strip on the frame keeps a running </w:t>
-      </w:r>
-      <w:r>
-        <w:rPr>
-          <w:b/>
-        </w:rPr>
-        <w:t>leg count, net premium and max</w:t>
-        <w:br/>
-        <w:t xml:space="preserve">   loss</w:t>
-      </w:r>
-      <w:r>
-        <w:t xml:space="preserve"> as you edit.</w:t>
+        <w:t>Expiry strip</w:t>
+      </w:r>
+      <w:r>
+        <w:t xml:space="preserve"> — every expiration with its days to go. Clicking one moves every</w:t>
+        <w:br/>
+        <w:t xml:space="preserve">   option leg there and points the chain at it.</w:t>
       </w:r>
     </w:p>
     <w:p>
@@ -17331,10 +17236,47 @@
         <w:rPr>
           <w:b/>
         </w:rPr>
-        <w:t>Fetch Premiums</w:t>
-      </w:r>
-      <w:r>
-        <w:t xml:space="preserve"> pulls live marks for the legs you have built.</w:t>
+        <w:t>The chain</w:t>
+      </w:r>
+      <w:r>
+        <w:t xml:space="preserve"> — calls | strike | puts around spot, at-the-money strike in gold,</w:t>
+        <w:br/>
+        <w:t xml:space="preserve">   in-the-money cells shaded. </w:t>
+      </w:r>
+      <w:r>
+        <w:rPr>
+          <w:b/>
+        </w:rPr>
+        <w:t>Click a Bid to SELL, an Ask to BUY.</w:t>
+      </w:r>
+      <w:r>
+        <w:t xml:space="preserve"> ⚠ </w:t>
+      </w:r>
+      <w:r>
+        <w:rPr>
+          <w:b/>
+        </w:rPr>
+        <w:t>The new leg</w:t>
+        <w:br/>
+        <w:t xml:space="preserve">   is priced at the MARK either way</w:t>
+      </w:r>
+      <w:r>
+        <w:t xml:space="preserve"> — the column only decides the side. Pricing a</w:t>
+        <w:br/>
+        <w:t xml:space="preserve">   sell at the bid would make every structure look worse by the full spread and</w:t>
+        <w:br/>
+        <w:t xml:space="preserve">   disagree with the volatility implied from the mark. </w:t>
+      </w:r>
+      <w:r>
+        <w:rPr>
+          <w:b/>
+        </w:rPr>
+        <w:t>Columns</w:t>
+      </w:r>
+      <w:r>
+        <w:t xml:space="preserve"> adds Mark, IV,</w:t>
+        <w:br/>
+        <w:t xml:space="preserve">   Gamma, Theta, Vega or Volume to the default Bid, Ask, Delta, OI, and remembers it.</w:t>
       </w:r>
     </w:p>
     <w:p>
@@ -17345,10 +17287,79 @@
         <w:rPr>
           <w:b/>
         </w:rPr>
-        <w:t>Calculate</w:t>
-      </w:r>
-      <w:r>
-        <w:t xml:space="preserve"> produces the six metric cards and the P&amp;L matrix.</w:t>
+        <w:t>Legs</w:t>
+      </w:r>
+      <w:r>
+        <w:t xml:space="preserve"> — one row per leg: BUY/SELL and CALL/PUT (or </w:t>
+      </w:r>
+      <w:r>
+        <w:rPr>
+          <w:b/>
+        </w:rPr>
+        <w:t>stock</w:t>
+      </w:r>
+      <w:r>
+        <w:t xml:space="preserve"> — see </w:t>
+      </w:r>
+      <w:r>
+        <w:rPr>
+          <w:i/>
+        </w:rPr>
+        <w:t>Stock legs</w:t>
+      </w:r>
+      <w:r>
+        <w:br/>
+        <w:t xml:space="preserve">   below) toggles, quantity, expiry, strike, price and the leg's </w:t>
+      </w:r>
+      <w:r>
+        <w:rPr>
+          <w:b/>
+        </w:rPr>
+        <w:t>delta</w:t>
+      </w:r>
+      <w:r>
+        <w:t xml:space="preserve"> read from</w:t>
+        <w:br/>
+        <w:t xml:space="preserve">   the chain. The strike is typed (snapped to the real ladder) or stepped with ‹ › and</w:t>
+        <w:br/>
+        <w:t xml:space="preserve">   the ↑ ↓ keys, and each change re-prices the leg — </w:t>
+      </w:r>
+      <w:r>
+        <w:rPr>
+          <w:b/>
+        </w:rPr>
+        <w:t>unless its price was typed</w:t>
+      </w:r>
+      <w:r>
+        <w:t>,</w:t>
+        <w:br/>
+        <w:t xml:space="preserve">   which stays until its ↺ is pressed. Add or remove legs freely; the last one is</w:t>
+        <w:br/>
+        <w:t xml:space="preserve">   locked, because a calculator with no legs has nothing to price. Per-leg expiry is</w:t>
+        <w:br/>
+        <w:t xml:space="preserve">   what makes </w:t>
+      </w:r>
+      <w:r>
+        <w:rPr>
+          <w:b/>
+        </w:rPr>
+        <w:t>calendars price correctly</w:t>
+      </w:r>
+      <w:r>
+        <w:t xml:space="preserve"> — each leg is valued at its own time to</w:t>
+        <w:br/>
+        <w:t xml:space="preserve">   expiration. The strip under the legs keeps a running </w:t>
+      </w:r>
+      <w:r>
+        <w:rPr>
+          <w:b/>
+        </w:rPr>
+        <w:t>leg count, net premium and</w:t>
+        <w:br/>
+        <w:t xml:space="preserve">   max loss</w:t>
+      </w:r>
+      <w:r>
+        <w:t xml:space="preserve"> as you edit.</w:t>
       </w:r>
     </w:p>
     <w:p>
@@ -17625,19 +17636,19 @@
         <w:rPr>
           <w:b/>
         </w:rPr>
-        <w:t>LOTS</w:t>
-      </w:r>
-      <w:r>
-        <w:t xml:space="preserve">, not Qty — it counts </w:t>
-      </w:r>
-      <w:r>
-        <w:rPr>
-          <w:b/>
-        </w:rPr>
-        <w:t>hundreds</w:t>
-      </w:r>
-      <w:r>
-        <w:t xml:space="preserve"> of shares. One lot is 100 shares,</w:t>
+        <w:t>Qty</w:t>
+      </w:r>
+      <w:r>
+        <w:t xml:space="preserve"> counts </w:t>
+      </w:r>
+      <w:r>
+        <w:rPr>
+          <w:b/>
+        </w:rPr>
+        <w:t>lots</w:t>
+      </w:r>
+      <w:r>
+        <w:t xml:space="preserve"> of 100 shares, not shares. One lot is 100 shares,</w:t>
         <w:br/>
         <w:t xml:space="preserve">  which is what one option contract covers, so one lot against one contract is a</w:t>
         <w:br/>
@@ -17663,10 +17674,10 @@
         <w:rPr>
           <w:b/>
         </w:rPr>
-        <w:t>$/SHARE</w:t>
-      </w:r>
-      <w:r>
-        <w:t xml:space="preserve">, not Premium — what you </w:t>
+        <w:t>Price</w:t>
+      </w:r>
+      <w:r>
+        <w:t xml:space="preserve"> is what you </w:t>
       </w:r>
       <w:r>
         <w:rPr>
@@ -17675,18 +17686,9 @@
         <w:t>paid</w:t>
       </w:r>
       <w:r>
-        <w:t xml:space="preserve"> for the shares. Leave it blank and</w:t>
-        <w:br/>
-        <w:t xml:space="preserve">  </w:t>
-      </w:r>
-      <w:r>
-        <w:rPr>
-          <w:b/>
-        </w:rPr>
-        <w:t>Fetch Premiums</w:t>
-      </w:r>
-      <w:r>
-        <w:t xml:space="preserve"> fills today's price; type your own cost basis and nothing</w:t>
+        <w:t xml:space="preserve"> per share, not a premium. Leave it blank and the</w:t>
+        <w:br/>
+        <w:t xml:space="preserve">  page fills today's price; type your own cost basis and nothing</w:t>
         <w:br/>
         <w:t xml:space="preserve">  overwrites it, which is the point if you are asking what a call written against</w:t>
         <w:br/>
@@ -17713,7 +17715,7 @@
         <w:t>Expiry</w:t>
       </w:r>
       <w:r>
-        <w:t xml:space="preserve"> show a dash. Shares have neither, and the controls are</w:t>
+        <w:t xml:space="preserve"> are greyed out. Shares have neither, and the controls are</w:t>
         <w:br/>
         <w:t xml:space="preserve">  disabled rather than offering the option ladder's values against something that</w:t>
         <w:br/>
@@ -17889,7 +17891,11 @@
         <w:rPr>
           <w:b/>
         </w:rPr>
-        <w:t>The other inputs:</w:t>
+        <w:t>Pricing assumptions</w:t>
+      </w:r>
+      <w:r>
+        <w:rPr/>
+        <w:t xml:space="preserve"> (collapsed under the panel — rarely changed):</w:t>
       </w:r>
     </w:p>
     <w:tbl>
@@ -17962,11 +17968,7 @@
               <w:rPr>
                 <w:b/>
               </w:rPr>
-              <w:t>Expiry</w:t>
-            </w:r>
-            <w:r>
-              <w:rPr/>
-              <w:t xml:space="preserve"> (top level)</w:t>
+              <w:t>Contracts</w:t>
             </w:r>
           </w:p>
         </w:tc>
@@ -17978,17 +17980,7 @@
             <w:r/>
             <w:r>
               <w:rPr/>
-              <w:t xml:space="preserve">Propagates to </w:t>
-            </w:r>
-            <w:r>
-              <w:rPr>
-                <w:b/>
-              </w:rPr>
-              <w:t>all</w:t>
-            </w:r>
-            <w:r>
-              <w:rPr/>
-              <w:t xml:space="preserve"> legs and re-syncs their strike ladders.</w:t>
+              <w:t>Position size. Everything scales by it.</w:t>
             </w:r>
           </w:p>
         </w:tc>
@@ -18005,7 +17997,7 @@
               <w:rPr>
                 <w:b/>
               </w:rPr>
-              <w:t>Contracts</w:t>
+              <w:t>IV %</w:t>
             </w:r>
           </w:p>
         </w:tc>
@@ -18018,7 +18010,7 @@
             <w:r/>
             <w:r>
               <w:rPr/>
-              <w:t>Position size. Everything scales by it.</w:t>
+              <w:t>The volatility assumption. Higher IV = pricier options and wider swings.</w:t>
             </w:r>
           </w:p>
         </w:tc>
@@ -18034,7 +18026,7 @@
               <w:rPr>
                 <w:b/>
               </w:rPr>
-              <w:t>IV %</w:t>
+              <w:t>IV Δ %</w:t>
             </w:r>
           </w:p>
         </w:tc>
@@ -18046,7 +18038,7 @@
             <w:r/>
             <w:r>
               <w:rPr/>
-              <w:t>The volatility assumption. Higher IV = pricier options and wider swings.</w:t>
+              <w:t>A shock applied on top, for stress-testing.</w:t>
             </w:r>
           </w:p>
         </w:tc>
@@ -18063,7 +18055,7 @@
               <w:rPr>
                 <w:b/>
               </w:rPr>
-              <w:t>IV Δ %</w:t>
+              <w:t>Price</w:t>
             </w:r>
           </w:p>
         </w:tc>
@@ -18076,7 +18068,7 @@
             <w:r/>
             <w:r>
               <w:rPr/>
-              <w:t>A shock applied on top, for stress-testing.</w:t>
+              <w:t>Override the underlying price.</w:t>
             </w:r>
           </w:p>
         </w:tc>
@@ -18092,7 +18084,7 @@
               <w:rPr>
                 <w:b/>
               </w:rPr>
-              <w:t>Price</w:t>
+              <w:t>Rate %</w:t>
             </w:r>
           </w:p>
         </w:tc>
@@ -18104,7 +18096,17 @@
             <w:r/>
             <w:r>
               <w:rPr/>
-              <w:t>Override the underlying price.</w:t>
+              <w:t xml:space="preserve">The risk-free rate, defaulting to the app-wide </w:t>
+            </w:r>
+            <w:r>
+              <w:rPr>
+                <w:b/>
+              </w:rPr>
+              <w:t>4.5%</w:t>
+            </w:r>
+            <w:r>
+              <w:rPr/>
+              <w:t>. A fixed assumption, not a live Treasury yield. Barely matters at short expiries — half a point of rate moves a 0DTE option by about 0.2% — but it is the least accurate input on multi-week structures.</w:t>
             </w:r>
           </w:p>
         </w:tc>
@@ -18121,7 +18123,7 @@
               <w:rPr>
                 <w:b/>
               </w:rPr>
-              <w:t>Rate %</w:t>
+              <w:t>Strikes</w:t>
             </w:r>
           </w:p>
         </w:tc>
@@ -18129,44 +18131,6 @@
           <w:tcPr>
             <w:tcW w:type="dxa" w:w="4320"/>
             <w:shd w:val="clear" w:color="auto" w:fill="F4F6FA"/>
-          </w:tcPr>
-          <w:p>
-            <w:r/>
-            <w:r>
-              <w:rPr/>
-              <w:t xml:space="preserve">The risk-free rate, defaulting to the app-wide </w:t>
-            </w:r>
-            <w:r>
-              <w:rPr>
-                <w:b/>
-              </w:rPr>
-              <w:t>4.5%</w:t>
-            </w:r>
-            <w:r>
-              <w:rPr/>
-              <w:t>. A fixed assumption, not a live Treasury yield. Barely matters at short expiries — half a point of rate moves a 0DTE option by about 0.2% — but it is the least accurate input on multi-week structures.</w:t>
-            </w:r>
-          </w:p>
-        </w:tc>
-      </w:tr>
-      <w:tr>
-        <w:tc>
-          <w:tcPr>
-            <w:tcW w:type="dxa" w:w="4320"/>
-          </w:tcPr>
-          <w:p>
-            <w:r/>
-            <w:r>
-              <w:rPr>
-                <w:b/>
-              </w:rPr>
-              <w:t>Strikes</w:t>
-            </w:r>
-          </w:p>
-        </w:tc>
-        <w:tc>
-          <w:tcPr>
-            <w:tcW w:type="dxa" w:w="4320"/>
           </w:tcPr>
           <w:p>
             <w:r/>
@@ -18184,11 +18148,11 @@
         <w:rPr>
           <w:b/>
         </w:rPr>
-        <w:t>IV Update</w:t>
-      </w:r>
-      <w:r>
-        <w:rPr/>
-        <w:t xml:space="preserve"> implies the volatility </w:t>
+        <w:t>IV %</w:t>
+      </w:r>
+      <w:r>
+        <w:rPr/>
+        <w:t xml:space="preserve"> is implied </w:t>
       </w:r>
       <w:r>
         <w:rPr>
@@ -18198,13 +18162,13 @@
       </w:r>
       <w:r>
         <w:rPr/>
-        <w:t>, the way</w:t>
+        <w:t xml:space="preserve"> on every chain load, the way</w:t>
         <w:br/>
         <w:t>ThinkorSwim does — it solves backwards from the actual price rather than using the</w:t>
         <w:br/>
-        <w:t>chain's published figure. Before you have picked a strike it falls back to at-the-money</w:t>
-        <w:br/>
-        <w:t>chain volatility.</w:t>
+        <w:t>chain's published figure, falling back to at-the-money chain volatility. A typed IV</w:t>
+        <w:br/>
+        <w:t>therefore lasts until the next load.</w:t>
       </w:r>
     </w:p>
     <w:p>
@@ -18274,7 +18238,7 @@
         <w:br/>
         <w:t>number to give: no calculation yet, or a ratio that is not defined because one side</w:t>
         <w:br/>
-        <w:t>is uncapped. The same rule governs the ③ LEGS strip (net premium is blank until every</w:t>
+        <w:t>is uncapped. The same rule governs the legs strip (net premium is blank until every</w:t>
         <w:br/>
         <w:t>leg is priced; max loss is blank when the loss is unbounded) and the per-leg</w:t>
         <w:br/>
@@ -18598,7 +18562,16 @@
         <w:br/>
         <w:t xml:space="preserve">  symbol they were calculated for, and leaving them on screen under a status pill</w:t>
         <w:br/>
-        <w:t xml:space="preserve">  naming a new one would state two symbols at once. Reloading the </w:t>
+        <w:t xml:space="preserve">  naming a new one would state two symbols at once. </w:t>
+      </w:r>
+      <w:r>
+        <w:rPr>
+          <w:b/>
+        </w:rPr>
+        <w:t>Refresh</w:t>
+      </w:r>
+      <w:r>
+        <w:t xml:space="preserve"> on the </w:t>
       </w:r>
       <w:r>
         <w:rPr>
@@ -18607,9 +18580,9 @@
         <w:t>same</w:t>
       </w:r>
       <w:r>
-        <w:t xml:space="preserve"> symbol is a</w:t>
-        <w:br/>
-        <w:t xml:space="preserve">  refresh and keeps them — which is also what happens every time you navigate back to</w:t>
+        <w:t xml:space="preserve"> symbol</w:t>
+        <w:br/>
+        <w:t xml:space="preserve">  keeps them — which is also what happens every time you navigate back to</w:t>
         <w:br/>
         <w:t xml:space="preserve">  the page, since it restores and re-loads on its own.</w:t>
       </w:r>
@@ -18897,7 +18870,7 @@
                 <w:color w:val="334455"/>
                 <w:sz w:val="19"/>
               </w:rPr>
-              <w:t>:sim_result</w:t>
+              <w:t>:sim_chain</w:t>
             </w:r>
             <w:r>
               <w:rPr/>
@@ -18909,6 +18882,18 @@
                 <w:color w:val="334455"/>
                 <w:sz w:val="19"/>
               </w:rPr>
+              <w:t>:sim_result</w:t>
+            </w:r>
+            <w:r>
+              <w:rPr/>
+              <w:t xml:space="preserve">, </w:t>
+            </w:r>
+            <w:r>
+              <w:rPr>
+                <w:rFonts w:ascii="Consolas" w:hAnsi="Consolas"/>
+                <w:color w:val="334455"/>
+                <w:sz w:val="19"/>
+              </w:rPr>
               <w:t>:sim_replay</w:t>
             </w:r>
           </w:p>
@@ -18982,7 +18967,19 @@
     <w:p>
       <w:r>
         <w:rPr/>
-        <w:t xml:space="preserve">Load a chain for a symbol, pick a </w:t>
+        <w:t xml:space="preserve">The top is the Calculator's </w:t>
+      </w:r>
+      <w:r>
+        <w:rPr>
+          <w:b/>
+        </w:rPr>
+        <w:t>entry panel</w:t>
+      </w:r>
+      <w:r>
+        <w:rPr/>
+        <w:t>, in this page's navy rather than the</w:t>
+        <w:br/>
+        <w:t xml:space="preserve">Calculator's near-black: enter a symbol, pick a </w:t>
       </w:r>
       <w:r>
         <w:rPr>
@@ -18992,33 +18989,66 @@
       </w:r>
       <w:r>
         <w:rPr/>
-        <w:t xml:space="preserve">, adjust the </w:t>
-      </w:r>
-      <w:r>
-        <w:rPr>
-          <w:b/>
-        </w:rPr>
-        <w:t>legs</w:t>
-      </w:r>
-      <w:r>
-        <w:rPr/>
-        <w:t xml:space="preserve"> — one card per</w:t>
-        <w:br/>
-        <w:t>leg, the same widget the Calculator uses, in this page's navy rather than the</w:t>
-        <w:br/>
-        <w:t>Calculator's near-black. The chain carries no per-contract Greeks, so the cards here</w:t>
-        <w:br/>
-        <w:t>show no per-leg delta, and the last leg cannot be removed (a position with no legs</w:t>
-        <w:br/>
-        <w:t>leaves the charts frozen on the previous sweep).</w:t>
-      </w:r>
-    </w:p>
-    <w:p>
-      <w:r>
-        <w:rPr/>
-        <w:t>The top panel has three columns: the symbol controls, the strategy and its legs, and</w:t>
-        <w:br/>
-        <w:t xml:space="preserve">six </w:t>
+        <w:t>, and build the legs from</w:t>
+        <w:br/>
+        <w:t>the chain grid (</w:t>
+      </w:r>
+      <w:r>
+        <w:rPr>
+          <w:b/>
+        </w:rPr>
+        <w:t>Bid → SELL, Ask → BUY</w:t>
+      </w:r>
+      <w:r>
+        <w:rPr/>
+        <w:t>) or the leg rows (BUY/SELL and CALL/PUT</w:t>
+        <w:br/>
+        <w:t>toggles, typed-or-stepped strike, the expiry strip for every leg at once). Each leg</w:t>
+        <w:br/>
+        <w:t xml:space="preserve">row shows its </w:t>
+      </w:r>
+      <w:r>
+        <w:rPr>
+          <w:b/>
+        </w:rPr>
+        <w:t>delta</w:t>
+      </w:r>
+      <w:r>
+        <w:rPr/>
+        <w:t xml:space="preserve"> from the chain — the grid's chain comes from the </w:t>
+      </w:r>
+      <w:r>
+        <w:rPr>
+          <w:b/>
+        </w:rPr>
+        <w:t>same</w:t>
+      </w:r>
+      <w:r>
+        <w:rPr/>
+        <w:br/>
+        <w:t xml:space="preserve">fetch as the simulation, published as </w:t>
+      </w:r>
+      <w:r>
+        <w:rPr>
+          <w:rFonts w:ascii="Consolas" w:hAnsi="Consolas"/>
+          <w:color w:val="334455"/>
+          <w:sz w:val="19"/>
+        </w:rPr>
+        <w:t>cache:options:sim_chain</w:t>
+      </w:r>
+      <w:r>
+        <w:rPr/>
+        <w:t>. There is no price</w:t>
+        <w:br/>
+        <w:t>box: every leg is priced from volatility. The last leg cannot be removed (a position</w:t>
+        <w:br/>
+        <w:t>with no legs leaves the charts frozen on the previous sweep).</w:t>
+      </w:r>
+    </w:p>
+    <w:p>
+      <w:r>
+        <w:rPr/>
+        <w:t xml:space="preserve">Under the panel, six </w:t>
       </w:r>
       <w:r>
         <w:rPr>
@@ -19028,9 +19058,9 @@
       </w:r>
       <w:r>
         <w:rPr/>
-        <w:t xml:space="preserve"> — entry credit or debit, max profit, max loss, breakevens,</w:t>
-        <w:br/>
-        <w:t>delta as a share count, and theta per day. The expiry figures are the exact</w:t>
+        <w:t xml:space="preserve"> — entry credit or debit, max profit, max loss,</w:t>
+        <w:br/>
+        <w:t>breakevens, delta as a share count, and theta per day. The expiry figures are the exact</w:t>
         <w:br/>
         <w:t>expiration payoff; they go blank, with the reason, when the legs expire on different</w:t>
         <w:br/>

--- a/docs/manuals/reference-guide/reference-guide.docx
+++ b/docs/manuals/reference-guide/reference-guide.docx
@@ -17239,9 +17239,33 @@
         <w:t>The chain</w:t>
       </w:r>
       <w:r>
-        <w:t xml:space="preserve"> — calls | strike | puts around spot, at-the-money strike in gold,</w:t>
-        <w:br/>
-        <w:t xml:space="preserve">   in-the-money cells shaded. </w:t>
+        <w:t xml:space="preserve"> — the complete chain for the selected expiration: </w:t>
+      </w:r>
+      <w:r>
+        <w:rPr>
+          <w:b/>
+        </w:rPr>
+        <w:t>every</w:t>
+      </w:r>
+      <w:r>
+        <w:t xml:space="preserve"> strike,</w:t>
+        <w:br/>
+        <w:t xml:space="preserve">   calls | strike | puts, in a scroll box that opens centred on spot. At-the-money</w:t>
+        <w:br/>
+        <w:t xml:space="preserve">   strike in gold, in-the-money cells shaded. Default columns, call side outward to</w:t>
+        <w:br/>
+        <w:t xml:space="preserve">   the strike: </w:t>
+      </w:r>
+      <w:r>
+        <w:rPr>
+          <w:b/>
+        </w:rPr>
+        <w:t>Delta · OI · Volume · Bid · Ask</w:t>
+      </w:r>
+      <w:r>
+        <w:t>, mirrored on the put side.</w:t>
+        <w:br/>
+        <w:t xml:space="preserve">   </w:t>
       </w:r>
       <w:r>
         <w:rPr>
@@ -17256,16 +17280,16 @@
         <w:rPr>
           <w:b/>
         </w:rPr>
-        <w:t>The new leg</w:t>
-        <w:br/>
-        <w:t xml:space="preserve">   is priced at the MARK either way</w:t>
-      </w:r>
-      <w:r>
-        <w:t xml:space="preserve"> — the column only decides the side. Pricing a</w:t>
-        <w:br/>
-        <w:t xml:space="preserve">   sell at the bid would make every structure look worse by the full spread and</w:t>
-        <w:br/>
-        <w:t xml:space="preserve">   disagree with the volatility implied from the mark. </w:t>
+        <w:t>The new leg is priced at the MARK</w:t>
+        <w:br/>
+        <w:t xml:space="preserve">   either way</w:t>
+      </w:r>
+      <w:r>
+        <w:t xml:space="preserve"> — the column only decides the side. Pricing a sell at the bid would</w:t>
+        <w:br/>
+        <w:t xml:space="preserve">   make every structure look worse by the full spread and disagree with the</w:t>
+        <w:br/>
+        <w:t xml:space="preserve">   volatility implied from the mark. </w:t>
       </w:r>
       <w:r>
         <w:rPr>
@@ -17274,9 +17298,9 @@
         <w:t>Columns</w:t>
       </w:r>
       <w:r>
-        <w:t xml:space="preserve"> adds Mark, IV,</w:t>
-        <w:br/>
-        <w:t xml:space="preserve">   Gamma, Theta, Vega or Volume to the default Bid, Ask, Delta, OI, and remembers it.</w:t>
+        <w:t xml:space="preserve"> adds Mark, IV, Gamma, Theta or Vega,</w:t>
+        <w:br/>
+        <w:t xml:space="preserve">   and remembers it.</w:t>
       </w:r>
     </w:p>
     <w:p>

--- a/docs/manuals/reference-guide/reference-guide.docx
+++ b/docs/manuals/reference-guide/reference-guide.docx
@@ -16943,7 +16943,7 @@
                 <w:color w:val="334455"/>
                 <w:sz w:val="19"/>
               </w:rPr>
-              <w:t>calc_compute</w:t>
+              <w:t>calc_load_expiry</w:t>
             </w:r>
             <w:r>
               <w:rPr/>
@@ -16955,55 +16955,55 @@
                 <w:color w:val="334455"/>
                 <w:sz w:val="19"/>
               </w:rPr>
-              <w:t>calc_iv</w:t>
-            </w:r>
-            <w:r>
-              <w:rPr/>
-              <w:t xml:space="preserve"> commands</w:t>
-            </w:r>
-          </w:p>
-        </w:tc>
-      </w:tr>
-      <w:tr>
-        <w:tc>
-          <w:tcPr>
-            <w:tcW w:type="dxa" w:w="4320"/>
-            <w:shd w:val="clear" w:color="auto" w:fill="F4F6FA"/>
-          </w:tcPr>
-          <w:p>
-            <w:r/>
-            <w:r>
-              <w:rPr/>
-              <w:t>Cache keys</w:t>
-            </w:r>
-          </w:p>
-        </w:tc>
-        <w:tc>
-          <w:tcPr>
-            <w:tcW w:type="dxa" w:w="4320"/>
-            <w:shd w:val="clear" w:color="auto" w:fill="F4F6FA"/>
-          </w:tcPr>
-          <w:p>
-            <w:r/>
+              <w:t>calc_compute</w:t>
+            </w:r>
+            <w:r>
+              <w:rPr/>
+              <w:t xml:space="preserve">, </w:t>
+            </w:r>
             <w:r>
               <w:rPr>
                 <w:rFonts w:ascii="Consolas" w:hAnsi="Consolas"/>
                 <w:color w:val="334455"/>
                 <w:sz w:val="19"/>
               </w:rPr>
-              <w:t>cache:options:calc_chain</w:t>
-            </w:r>
-            <w:r>
-              <w:rPr/>
-              <w:t xml:space="preserve">, </w:t>
-            </w:r>
+              <w:t>calc_iv</w:t>
+            </w:r>
+            <w:r>
+              <w:rPr/>
+              <w:t xml:space="preserve"> commands</w:t>
+            </w:r>
+          </w:p>
+        </w:tc>
+      </w:tr>
+      <w:tr>
+        <w:tc>
+          <w:tcPr>
+            <w:tcW w:type="dxa" w:w="4320"/>
+            <w:shd w:val="clear" w:color="auto" w:fill="F4F6FA"/>
+          </w:tcPr>
+          <w:p>
+            <w:r/>
+            <w:r>
+              <w:rPr/>
+              <w:t>Cache keys</w:t>
+            </w:r>
+          </w:p>
+        </w:tc>
+        <w:tc>
+          <w:tcPr>
+            <w:tcW w:type="dxa" w:w="4320"/>
+            <w:shd w:val="clear" w:color="auto" w:fill="F4F6FA"/>
+          </w:tcPr>
+          <w:p>
+            <w:r/>
             <w:r>
               <w:rPr>
                 <w:rFonts w:ascii="Consolas" w:hAnsi="Consolas"/>
                 <w:color w:val="334455"/>
                 <w:sz w:val="19"/>
               </w:rPr>
-              <w:t>:calc_result</w:t>
+              <w:t>cache:options:calc_chain</w:t>
             </w:r>
             <w:r>
               <w:rPr/>
@@ -17015,6 +17015,18 @@
                 <w:color w:val="334455"/>
                 <w:sz w:val="19"/>
               </w:rPr>
+              <w:t>:calc_result</w:t>
+            </w:r>
+            <w:r>
+              <w:rPr/>
+              <w:t xml:space="preserve">, </w:t>
+            </w:r>
+            <w:r>
+              <w:rPr>
+                <w:rFonts w:ascii="Consolas" w:hAnsi="Consolas"/>
+                <w:color w:val="334455"/>
+                <w:sz w:val="19"/>
+              </w:rPr>
               <w:t>:calc_iv</w:t>
             </w:r>
           </w:p>
@@ -17041,7 +17053,7 @@
             <w:r/>
             <w:r>
               <w:rPr/>
-              <w:t>Fetched on demand when you enter a symbol — every strike and expiry to +60 days, each contract cut to bid, ask, mark, IV, delta, gamma, theta, vega, open interest and volume</w:t>
+              <w:t>Fetched on demand: the full expiration list plus strikes for the nearest two expirations when you enter a symbol, then one expiration per click. Each contract cut to bid, ask, mark, IV, delta, gamma, theta, vega, open interest and volume</w:t>
             </w:r>
           </w:p>
         </w:tc>
@@ -17223,9 +17235,37 @@
         <w:t>Expiry strip</w:t>
       </w:r>
       <w:r>
-        <w:t xml:space="preserve"> — every expiration with its days to go. Clicking one moves every</w:t>
-        <w:br/>
-        <w:t xml:space="preserve">   option leg there and points the chain at it.</w:t>
+        <w:t xml:space="preserve"> — every expiration the symbol lists, with its days to go.</w:t>
+        <w:br/>
+        <w:t xml:space="preserve">   Strikes for the nearest two load with the symbol; any other is fetched when you</w:t>
+        <w:br/>
+        <w:t xml:space="preserve">   click it (</w:t>
+      </w:r>
+      <w:r>
+        <w:rPr>
+          <w:b/>
+        </w:rPr>
+        <w:t>Loading strikes for …</w:t>
+      </w:r>
+      <w:r>
+        <w:t>), then every option leg moves there and the</w:t>
+        <w:br/>
+        <w:t xml:space="preserve">   chain points at it. ⚠ Before 2026-09-12 the page only ever fetched the next 60</w:t>
+        <w:br/>
+        <w:t xml:space="preserve">   days, so longer-dated expirations simply did not appear, and </w:t>
+      </w:r>
+      <w:r>
+        <w:rPr>
+          <w:rFonts w:ascii="Consolas" w:hAnsi="Consolas"/>
+          <w:color w:val="334455"/>
+          <w:sz w:val="19"/>
+        </w:rPr>
+        <w:t>$SPX</w:t>
+      </w:r>
+      <w:r>
+        <w:t xml:space="preserve"> — whose 60</w:t>
+        <w:br/>
+        <w:t xml:space="preserve">   days is too large for one request — loaded no chain at all.</w:t>
       </w:r>
     </w:p>
     <w:p>
@@ -18827,6 +18867,18 @@
                 <w:sz w:val="19"/>
               </w:rPr>
               <w:t>sim_fetch</w:t>
+            </w:r>
+            <w:r>
+              <w:rPr/>
+              <w:t xml:space="preserve">, </w:t>
+            </w:r>
+            <w:r>
+              <w:rPr>
+                <w:rFonts w:ascii="Consolas" w:hAnsi="Consolas"/>
+                <w:color w:val="334455"/>
+                <w:sz w:val="19"/>
+              </w:rPr>
+              <w:t>sim_fetch_expiry</w:t>
             </w:r>
             <w:r>
               <w:rPr/>

--- a/docs/manuals/reference-guide/reference-guide.docx
+++ b/docs/manuals/reference-guide/reference-guide.docx
@@ -18463,11 +18463,22 @@
         <w:rPr>
           <w:b/>
         </w:rPr>
-        <w:t>Copy to Simulator</w:t>
-      </w:r>
-      <w:r>
-        <w:rPr/>
-        <w:t xml:space="preserve"> sends the exact legs across. </w:t>
+        <w:t>The Simulator shows this same position</w:t>
+      </w:r>
+      <w:r>
+        <w:rPr/>
+        <w:t xml:space="preserve"> — the Calculator and the Simulator work on </w:t>
+      </w:r>
+      <w:r>
+        <w:rPr>
+          <w:b/>
+        </w:rPr>
+        <w:t>one shared position</w:t>
+      </w:r>
+      <w:r>
+        <w:rPr/>
+        <w:t xml:space="preserve"> — the same symbol, strategy, legs and selected expiration. Whichever page you edited last is what the other one opens with, so there is nothing to copy between them.</w:t>
+        <w:br/>
       </w:r>
       <w:r>
         <w:rPr>
@@ -18477,7 +18488,7 @@
       </w:r>
       <w:r>
         <w:rPr/>
-        <w:t xml:space="preserve"> charts them.</w:t>
+        <w:t xml:space="preserve"> charts the legs.</w:t>
       </w:r>
     </w:p>
     <w:p>
@@ -19160,51 +19171,15 @@
     <w:p>
       <w:r>
         <w:rPr/>
-        <w:t>Then use the three subtabs:</w:t>
-      </w:r>
-    </w:p>
-    <w:p>
-      <w:r>
-        <w:rPr>
-          <w:b/>
-        </w:rPr>
-        <w:t>Replay.</w:t>
-      </w:r>
-      <w:r>
-        <w:rPr/>
-        <w:t xml:space="preserve"> Re-prices the whole netted position along the underlying's recent actual</w:t>
-        <w:br/>
-        <w:t xml:space="preserve">price path. Stacked panels show price, the position's own </w:t>
-      </w:r>
-      <w:r>
-        <w:rPr>
-          <w:b/>
-        </w:rPr>
-        <w:t>profit and loss</w:t>
-      </w:r>
-      <w:r>
-        <w:rPr/>
-        <w:t xml:space="preserve"> from the</w:t>
-        <w:br/>
-        <w:t>first bar, and four Greeks, over a dated axis; the scrub cursor's line states each</w:t>
-        <w:br/>
-        <w:t>bar's price, profit or loss and delta.</w:t>
-      </w:r>
-    </w:p>
-    <w:p>
-      <w:r>
-        <w:rPr/>
-        <w:t>This is the most under-used view in the app. It answers "would I have been stopped out</w:t>
-        <w:br/>
-        <w:t>of this?" using real historical movement rather than a hypothetical slider.</w:t>
-      </w:r>
-    </w:p>
-    <w:p>
-      <w:r>
-        <w:rPr>
-          <w:b/>
-        </w:rPr>
-        <w:t>What-if.</w:t>
+        <w:t>Then use the three subtabs, in order:</w:t>
+      </w:r>
+    </w:p>
+    <w:p>
+      <w:r>
+        <w:rPr>
+          <w:b/>
+        </w:rPr>
+        <w:t>Price &amp; Time.</w:t>
       </w:r>
       <w:r>
         <w:rPr/>
@@ -19218,7 +19193,9 @@
       </w:r>
       <w:r>
         <w:rPr/>
-        <w:t>. Two sliders:</w:t>
+        <w:t>. Two</w:t>
+        <w:br/>
+        <w:t>sliders:</w:t>
       </w:r>
     </w:p>
     <w:p>
@@ -19292,7 +19269,7 @@
         <w:rPr>
           <w:b/>
         </w:rPr>
-        <w:t>IV Shock.</w:t>
+        <w:t>Volatility.</w:t>
       </w:r>
       <w:r>
         <w:rPr/>
@@ -19310,27 +19287,71 @@
         <w:br/>
         <w:t>volatility against the shocked one, with the change) under a one-line verdict. This is</w:t>
         <w:br/>
-        <w:t>the view that</w:t>
-        <w:br/>
-        <w:t>explains losses people find inexplicable: a position can be correct on direction and</w:t>
-        <w:br/>
-        <w:t>still lose money because implied volatility collapsed after an event, or gained value</w:t>
-        <w:br/>
-        <w:t>purely because it rose. Selling premium into an IV spike and buying it back after the</w:t>
-        <w:br/>
-        <w:t>crush is the whole basis of event trading.</w:t>
-      </w:r>
-    </w:p>
-    <w:p>
-      <w:r>
-        <w:rPr>
-          <w:b/>
-        </w:rPr>
-        <w:t>Copy to Calculator</w:t>
-      </w:r>
-      <w:r>
-        <w:rPr/>
-        <w:t xml:space="preserve"> sends the legs back the other way.</w:t>
+        <w:t>the view that explains losses people find inexplicable: a position can be correct on</w:t>
+        <w:br/>
+        <w:t>direction and still lose money because implied volatility collapsed after an event, or</w:t>
+        <w:br/>
+        <w:t>gained value purely because it rose. Selling premium into an IV spike and buying it</w:t>
+        <w:br/>
+        <w:t>back after the crush is the whole basis of event trading.</w:t>
+      </w:r>
+    </w:p>
+    <w:p>
+      <w:r>
+        <w:rPr>
+          <w:b/>
+        </w:rPr>
+        <w:t>History.</w:t>
+      </w:r>
+      <w:r>
+        <w:rPr/>
+        <w:t xml:space="preserve"> Re-prices the whole netted position along the underlying's recent actual</w:t>
+        <w:br/>
+        <w:t xml:space="preserve">price path. Stacked panels show price, the position's own </w:t>
+      </w:r>
+      <w:r>
+        <w:rPr>
+          <w:b/>
+        </w:rPr>
+        <w:t>profit and loss</w:t>
+      </w:r>
+      <w:r>
+        <w:rPr/>
+        <w:t xml:space="preserve"> from the</w:t>
+        <w:br/>
+        <w:t>first bar, and four Greeks, over a dated axis; the scrub cursor's line states each</w:t>
+        <w:br/>
+        <w:t>bar's price, profit or loss and delta.</w:t>
+      </w:r>
+    </w:p>
+    <w:p>
+      <w:r>
+        <w:rPr/>
+        <w:t>This is the most under-used view in the app. It answers "would I have been stopped out</w:t>
+        <w:br/>
+        <w:t>of this?" using real historical movement rather than a hypothetical slider.</w:t>
+      </w:r>
+    </w:p>
+    <w:p>
+      <w:r>
+        <w:rPr>
+          <w:b/>
+        </w:rPr>
+        <w:t>One position with the Calculator.</w:t>
+      </w:r>
+      <w:r>
+        <w:rPr/>
+        <w:t xml:space="preserve"> The Simulator opens with the Calculator's</w:t>
+        <w:br/>
+        <w:t>symbol, strategy and legs, and an edit here is what the Calculator opens with next.</w:t>
+        <w:br/>
+        <w:t>Before 2026-09-12 two buttons copied legs between the pages. ⚠ The Simulator cannot</w:t>
+        <w:br/>
+        <w:t>value shares, so a covered call, protective put or collar arrives with its option</w:t>
+        <w:br/>
+        <w:t>legs only and a note; the share legs are carried through untouched and never deleted</w:t>
+        <w:br/>
+        <w:t>by an edit here.</w:t>
       </w:r>
     </w:p>
     <w:p>
@@ -19368,9 +19389,9 @@
         <w:rPr/>
         <w:t>. The three views map exactly onto the three ways a trade goes wrong: the</w:t>
         <w:br/>
-        <w:t>underlying moved (What-if), time ran out (Days passed), or volatility changed (IV</w:t>
-        <w:br/>
-        <w:t>Shock). Testing all three before entering is the single highest-value habit this app</w:t>
+        <w:t>underlying moved or time ran out (Price &amp; Time), or volatility changed</w:t>
+        <w:br/>
+        <w:t>(Volatility). Testing all three before entering is the single highest-value habit this app</w:t>
         <w:br/>
         <w:t>supports.</w:t>
       </w:r>
@@ -19384,7 +19405,7 @@
       </w:r>
       <w:r>
         <w:rPr/>
-        <w:t xml:space="preserve"> Replay uses the underlying's real path but re-prices the option</w:t>
+        <w:t xml:space="preserve"> History uses the underlying's real path but re-prices the option</w:t>
         <w:br/>
         <w:t>with a model, so it cannot reproduce actual bid/ask spreads or fills. Treat it as</w:t>
         <w:br/>
@@ -34388,31 +34409,31 @@
               <w:rPr>
                 <w:b/>
               </w:rPr>
-              <w:t>Replay</w:t>
-            </w:r>
-            <w:r>
-              <w:rPr/>
-              <w:t xml:space="preserve"> (real historical path) · </w:t>
+              <w:t>Price &amp; Time</w:t>
+            </w:r>
+            <w:r>
+              <w:rPr/>
+              <w:t xml:space="preserve"> (price and time sliders) · </w:t>
             </w:r>
             <w:r>
               <w:rPr>
                 <w:b/>
               </w:rPr>
-              <w:t>What-if</w:t>
-            </w:r>
-            <w:r>
-              <w:rPr/>
-              <w:t xml:space="preserve"> (price and time sliders) · </w:t>
+              <w:t>Volatility</w:t>
+            </w:r>
+            <w:r>
+              <w:rPr/>
+              <w:t xml:space="preserve"> (volatility multiplier) · </w:t>
             </w:r>
             <w:r>
               <w:rPr>
                 <w:b/>
               </w:rPr>
-              <w:t>IV Shock</w:t>
-            </w:r>
-            <w:r>
-              <w:rPr/>
-              <w:t xml:space="preserve"> (volatility multiplier)</w:t>
+              <w:t>History</w:t>
+            </w:r>
+            <w:r>
+              <w:rPr/>
+              <w:t xml:space="preserve"> (real historical path)</w:t>
             </w:r>
           </w:p>
         </w:tc>
@@ -36079,7 +36100,7 @@
             <w:r/>
             <w:r>
               <w:rPr/>
-              <w:t>Calculator</w:t>
+              <w:t>Calculator ⇄ Simulator</w:t>
             </w:r>
           </w:p>
         </w:tc>
@@ -36092,9 +36113,9 @@
             <w:r/>
             <w:r>
               <w:rPr>
-                <w:b/>
-              </w:rPr>
-              <w:t>Copy to Simulator</w:t>
+                <w:i/>
+              </w:rPr>
+              <w:t>(nothing to press)</w:t>
             </w:r>
           </w:p>
         </w:tc>
@@ -36107,7 +36128,7 @@
             <w:r/>
             <w:r>
               <w:rPr/>
-              <w:t>Simulator</w:t>
+              <w:t>the other page</w:t>
             </w:r>
           </w:p>
         </w:tc>
@@ -36120,7 +36141,7 @@
             <w:r/>
             <w:r>
               <w:rPr/>
-              <w:t>The exact legs</w:t>
+              <w:t>One shared position: symbol, strategy, legs, selected expiration — whichever page was edited last</w:t>
             </w:r>
           </w:p>
         </w:tc>
@@ -36134,7 +36155,7 @@
             <w:r/>
             <w:r>
               <w:rPr/>
-              <w:t>Simulator</w:t>
+              <w:t>Flow Alerts</w:t>
             </w:r>
           </w:p>
         </w:tc>
@@ -36148,7 +36169,7 @@
               <w:rPr>
                 <w:b/>
               </w:rPr>
-              <w:t>Copy to Calculator</w:t>
+              <w:t>click a row</w:t>
             </w:r>
           </w:p>
         </w:tc>
@@ -36160,7 +36181,7 @@
             <w:r/>
             <w:r>
               <w:rPr/>
-              <w:t>Calculator</w:t>
+              <w:t>Dealer Positioning</w:t>
             </w:r>
           </w:p>
         </w:tc>
@@ -36172,7 +36193,7 @@
             <w:r/>
             <w:r>
               <w:rPr/>
-              <w:t>The exact legs</w:t>
+              <w:t>That row's symbol</w:t>
             </w:r>
           </w:p>
         </w:tc>
@@ -36187,7 +36208,7 @@
             <w:r/>
             <w:r>
               <w:rPr/>
-              <w:t>Flow Alerts</w:t>
+              <w:t>Opportunity Board</w:t>
             </w:r>
           </w:p>
         </w:tc>
@@ -36199,10 +36220,8 @@
           <w:p>
             <w:r/>
             <w:r>
-              <w:rPr>
-                <w:b/>
-              </w:rPr>
-              <w:t>click a row</w:t>
+              <w:rPr/>
+              <w:t>read the row, then open</w:t>
             </w:r>
           </w:p>
         </w:tc>
@@ -36215,7 +36234,7 @@
             <w:r/>
             <w:r>
               <w:rPr/>
-              <w:t>Dealer Positioning</w:t>
+              <w:t>Dealer Positioning · Strategy Finder</w:t>
             </w:r>
           </w:p>
         </w:tc>
@@ -36223,56 +36242,6 @@
           <w:tcPr>
             <w:tcW w:type="dxa" w:w="2160"/>
             <w:shd w:val="clear" w:color="auto" w:fill="F4F6FA"/>
-          </w:tcPr>
-          <w:p>
-            <w:r/>
-            <w:r>
-              <w:rPr/>
-              <w:t>That row's symbol</w:t>
-            </w:r>
-          </w:p>
-        </w:tc>
-      </w:tr>
-      <w:tr>
-        <w:tc>
-          <w:tcPr>
-            <w:tcW w:type="dxa" w:w="2160"/>
-          </w:tcPr>
-          <w:p>
-            <w:r/>
-            <w:r>
-              <w:rPr/>
-              <w:t>Opportunity Board</w:t>
-            </w:r>
-          </w:p>
-        </w:tc>
-        <w:tc>
-          <w:tcPr>
-            <w:tcW w:type="dxa" w:w="2160"/>
-          </w:tcPr>
-          <w:p>
-            <w:r/>
-            <w:r>
-              <w:rPr/>
-              <w:t>read the row, then open</w:t>
-            </w:r>
-          </w:p>
-        </w:tc>
-        <w:tc>
-          <w:tcPr>
-            <w:tcW w:type="dxa" w:w="2160"/>
-          </w:tcPr>
-          <w:p>
-            <w:r/>
-            <w:r>
-              <w:rPr/>
-              <w:t>Dealer Positioning · Strategy Finder</w:t>
-            </w:r>
-          </w:p>
-        </w:tc>
-        <w:tc>
-          <w:tcPr>
-            <w:tcW w:type="dxa" w:w="2160"/>
           </w:tcPr>
           <w:p>
             <w:r/>

--- a/docs/manuals/reference-guide/reference-guide.docx
+++ b/docs/manuals/reference-guide/reference-guide.docx
@@ -17314,15 +17314,28 @@
         <w:t>Click a Bid to SELL, an Ask to BUY.</w:t>
       </w:r>
       <w:r>
-        <w:t xml:space="preserve"> ⚠ </w:t>
-      </w:r>
-      <w:r>
-        <w:rPr>
-          <w:b/>
-        </w:rPr>
-        <w:t>The new leg is priced at the MARK</w:t>
-        <w:br/>
-        <w:t xml:space="preserve">   either way</w:t>
+        <w:t xml:space="preserve"> The click </w:t>
+      </w:r>
+      <w:r>
+        <w:rPr>
+          <w:b/>
+        </w:rPr>
+        <w:t>moves</w:t>
+      </w:r>
+      <w:r>
+        <w:t xml:space="preserve"> the leg already on</w:t>
+        <w:br/>
+        <w:t xml:space="preserve">   that side and type (a put Bid moves the short put), and adds a leg only when</w:t>
+        <w:br/>
+        <w:t xml:space="preserve">   there is none — so a template is edited from the chain rather than piled onto.</w:t>
+        <w:br/>
+        <w:t xml:space="preserve">   ⚠ </w:t>
+      </w:r>
+      <w:r>
+        <w:rPr>
+          <w:b/>
+        </w:rPr>
+        <w:t>The leg is priced at the MARK either way</w:t>
       </w:r>
       <w:r>
         <w:t xml:space="preserve"> — the column only decides the side. Pricing a sell at the bid would</w:t>
@@ -17384,9 +17397,22 @@
       <w:r>
         <w:t xml:space="preserve"> read from</w:t>
         <w:br/>
-        <w:t xml:space="preserve">   the chain. The strike is typed (snapped to the real ladder) or stepped with ‹ › and</w:t>
-        <w:br/>
-        <w:t xml:space="preserve">   the ↑ ↓ keys, and each change re-prices the leg — </w:t>
+        <w:t xml:space="preserve">   the chain. The strike is a dropdown of the real ladder, stepped with ‹ ›, and a </w:t>
+      </w:r>
+      <w:r>
+        <w:rPr>
+          <w:b/>
+        </w:rPr>
+        <w:t>Bid /</w:t>
+        <w:br/>
+        <w:t xml:space="preserve">   Mark / Ask</w:t>
+      </w:r>
+      <w:r>
+        <w:t xml:space="preserve"> dropdown picks which side of the quote prices the leg — Mark by</w:t>
+        <w:br/>
+        <w:t xml:space="preserve">   default; Bid or Ask shows what a fill at the natural side would cost. Each</w:t>
+        <w:br/>
+        <w:t xml:space="preserve">   change re-prices the leg — </w:t>
       </w:r>
       <w:r>
         <w:rPr>
@@ -19090,7 +19116,9 @@
         <w:rPr/>
         <w:t>) or the leg rows (BUY/SELL and CALL/PUT</w:t>
         <w:br/>
-        <w:t>toggles, typed-or-stepped strike, the expiry strip for every leg at once). Each leg</w:t>
+        <w:t>toggles, a strike dropdown, the expiry strip for every leg at once). A grid click</w:t>
+        <w:br/>
+        <w:t>moves the leg already on that side rather than adding another. Each leg</w:t>
         <w:br/>
         <w:t xml:space="preserve">row shows its </w:t>
       </w:r>

--- a/docs/manuals/reference-guide/reference-guide.docx
+++ b/docs/manuals/reference-guide/reference-guide.docx
@@ -32,7 +32,7 @@
           <w:color w:val="5B6678"/>
           <w:sz w:val="18"/>
         </w:rPr>
-        <w:t>NeuralStrike · Generated 2026-09-12</w:t>
+        <w:t>NeuralStrike · Generated 2026-09-13</w:t>
       </w:r>
     </w:p>
     <w:p/>
@@ -1098,7 +1098,7 @@
             <w:r/>
             <w:r>
               <w:rPr/>
-              <w:t>▸ Strategy Finder</w:t>
+              <w:t>▸ Expected Move</w:t>
             </w:r>
           </w:p>
         </w:tc>
@@ -1111,7 +1111,7 @@
             <w:r/>
             <w:r>
               <w:rPr/>
-              <w:t>You have one symbol and want the best structure for it.</w:t>
+              <w:t>You want to see whether your strikes sit outside the market's expected range.</w:t>
             </w:r>
           </w:p>
         </w:tc>
@@ -1125,7 +1125,7 @@
             <w:r/>
             <w:r>
               <w:rPr/>
-              <w:t>▸ Expected Move</w:t>
+              <w:t>▸ Captured Signals</w:t>
             </w:r>
           </w:p>
         </w:tc>
@@ -1137,7 +1137,7 @@
             <w:r/>
             <w:r>
               <w:rPr/>
-              <w:t>You want to see whether your strikes sit outside the market's expected range.</w:t>
+              <w:t>You want to follow signals you bookmarked and see if they worked.</w:t>
             </w:r>
           </w:p>
         </w:tc>
@@ -1152,7 +1152,7 @@
             <w:r/>
             <w:r>
               <w:rPr/>
-              <w:t>▸ Captured Signals</w:t>
+              <w:t>▸ Paper Ledger</w:t>
             </w:r>
           </w:p>
         </w:tc>
@@ -1165,7 +1165,7 @@
             <w:r/>
             <w:r>
               <w:rPr/>
-              <w:t>You want to follow signals you bookmarked and see if they worked.</w:t>
+              <w:t>You want your own hand-kept practice trades.</w:t>
             </w:r>
           </w:p>
         </w:tc>
@@ -1179,7 +1179,7 @@
             <w:r/>
             <w:r>
               <w:rPr/>
-              <w:t>▸ Paper Ledger</w:t>
+              <w:t>▸ Paper Account</w:t>
             </w:r>
           </w:p>
         </w:tc>
@@ -1191,7 +1191,7 @@
             <w:r/>
             <w:r>
               <w:rPr/>
-              <w:t>You want your own hand-kept practice trades.</w:t>
+              <w:t>You want the automated practice engine's account.</w:t>
             </w:r>
           </w:p>
         </w:tc>
@@ -1206,7 +1206,7 @@
             <w:r/>
             <w:r>
               <w:rPr/>
-              <w:t>▸ Paper Account</w:t>
+              <w:t>▸ Rescue</w:t>
             </w:r>
           </w:p>
         </w:tc>
@@ -1219,7 +1219,7 @@
             <w:r/>
             <w:r>
               <w:rPr/>
-              <w:t>You want the automated practice engine's account.</w:t>
+              <w:t>You have a credit spread going wrong and want ranked repair options.</w:t>
             </w:r>
           </w:p>
         </w:tc>
@@ -1232,8 +1232,10 @@
           <w:p>
             <w:r/>
             <w:r>
-              <w:rPr/>
-              <w:t>▸ Rescue</w:t>
+              <w:rPr>
+                <w:b/>
+              </w:rPr>
+              <w:t>Strategy Finder</w:t>
             </w:r>
           </w:p>
         </w:tc>
@@ -1245,7 +1247,7 @@
             <w:r/>
             <w:r>
               <w:rPr/>
-              <w:t>You have a credit spread going wrong and want ranked repair options.</w:t>
+              <w:t>You have one symbol and want the best structure for it.</w:t>
             </w:r>
           </w:p>
         </w:tc>
@@ -20975,651 +20977,6 @@
       </w:pPr>
       <w:r>
         <w:rPr/>
-        <w:t>Strategy Finder</w:t>
-      </w:r>
-    </w:p>
-    <w:p>
-      <w:r>
-        <w:rPr>
-          <w:i/>
-        </w:rPr>
-        <w:t xml:space="preserve">Menu: STRATEGY → Options → Strategy Finder · Route </w:t>
-      </w:r>
-      <w:r>
-        <w:rPr>
-          <w:rFonts w:ascii="Consolas" w:hAnsi="Consolas"/>
-          <w:color w:val="334455"/>
-          <w:sz w:val="19"/>
-        </w:rPr>
-        <w:t>/options/swing</w:t>
-      </w:r>
-    </w:p>
-    <w:p>
-      <w:pPr>
-        <w:pStyle w:val="Heading3"/>
-      </w:pPr>
-      <w:r>
-        <w:rPr/>
-        <w:t>What it is</w:t>
-      </w:r>
-    </w:p>
-    <w:p>
-      <w:r>
-        <w:rPr/>
-        <w:t>The Market Scanner inverted. Instead of scanning many symbols for one kind of trade, you</w:t>
-        <w:br/>
-        <w:t xml:space="preserve">give it </w:t>
-      </w:r>
-      <w:r>
-        <w:rPr>
-          <w:b/>
-        </w:rPr>
-        <w:t>one symbol</w:t>
-      </w:r>
-      <w:r>
-        <w:rPr/>
-        <w:t xml:space="preserve"> and it ranks </w:t>
-      </w:r>
-      <w:r>
-        <w:rPr>
-          <w:b/>
-        </w:rPr>
-        <w:t>every strategy family</w:t>
-      </w:r>
-      <w:r>
-        <w:rPr/>
-        <w:t xml:space="preserve"> for that symbol on a single</w:t>
-        <w:br/>
-        <w:t>comparable score.</w:t>
-      </w:r>
-    </w:p>
-    <w:p>
-      <w:pPr>
-        <w:pStyle w:val="Heading3"/>
-      </w:pPr>
-      <w:r>
-        <w:rPr/>
-        <w:t>Where the data comes from</w:t>
-      </w:r>
-    </w:p>
-    <w:tbl>
-      <w:tblPr>
-        <w:tblW w:type="auto" w:w="0"/>
-        <w:jc w:val="left"/>
-        <w:tblLayout w:type="autofit"/>
-        <w:tblLook w:firstColumn="1" w:firstRow="1" w:lastColumn="0" w:lastRow="0" w:noHBand="0" w:noVBand="1" w:val="04A0"/>
-        <w:tblBorders>
-          <w:top w:val="single" w:sz="4" w:space="0" w:color="D8DEE9"/>
-          <w:left w:val="single" w:sz="4" w:space="0" w:color="D8DEE9"/>
-          <w:bottom w:val="single" w:sz="4" w:space="0" w:color="D8DEE9"/>
-          <w:right w:val="single" w:sz="4" w:space="0" w:color="D8DEE9"/>
-          <w:insideH w:val="single" w:sz="4" w:space="0" w:color="D8DEE9"/>
-          <w:insideV w:val="single" w:sz="4" w:space="0" w:color="D8DEE9"/>
-        </w:tblBorders>
-      </w:tblPr>
-      <w:tblGrid>
-        <w:gridCol w:w="4320"/>
-        <w:gridCol w:w="4320"/>
-      </w:tblGrid>
-      <w:tr>
-        <w:tc>
-          <w:tcPr>
-            <w:tcW w:type="dxa" w:w="4320"/>
-            <w:shd w:val="clear" w:color="auto" w:fill="EAF2FB"/>
-          </w:tcPr>
-          <w:p>
-            <w:r>
-              <w:rPr>
-                <w:b/>
-              </w:rPr>
-            </w:r>
-          </w:p>
-        </w:tc>
-        <w:tc>
-          <w:tcPr>
-            <w:tcW w:type="dxa" w:w="4320"/>
-            <w:shd w:val="clear" w:color="auto" w:fill="EAF2FB"/>
-          </w:tcPr>
-          <w:p>
-            <w:r>
-              <w:rPr>
-                <w:b/>
-              </w:rPr>
-            </w:r>
-          </w:p>
-        </w:tc>
-      </w:tr>
-      <w:tr>
-        <w:tc>
-          <w:tcPr>
-            <w:tcW w:type="dxa" w:w="4320"/>
-          </w:tcPr>
-          <w:p>
-            <w:r/>
-            <w:r>
-              <w:rPr/>
-              <w:t>Service</w:t>
-            </w:r>
-          </w:p>
-        </w:tc>
-        <w:tc>
-          <w:tcPr>
-            <w:tcW w:type="dxa" w:w="4320"/>
-          </w:tcPr>
-          <w:p>
-            <w:r/>
-            <w:r>
-              <w:rPr>
-                <w:rFonts w:ascii="Consolas" w:hAnsi="Consolas"/>
-                <w:color w:val="334455"/>
-                <w:sz w:val="19"/>
-              </w:rPr>
-              <w:t>options_svc</w:t>
-            </w:r>
-            <w:r>
-              <w:rPr/>
-              <w:t xml:space="preserve"> (:8211), </w:t>
-            </w:r>
-            <w:r>
-              <w:rPr>
-                <w:rFonts w:ascii="Consolas" w:hAnsi="Consolas"/>
-                <w:color w:val="334455"/>
-                <w:sz w:val="19"/>
-              </w:rPr>
-              <w:t>swing_scan</w:t>
-            </w:r>
-            <w:r>
-              <w:rPr/>
-              <w:t xml:space="preserve"> command → </w:t>
-            </w:r>
-            <w:r>
-              <w:rPr>
-                <w:rFonts w:ascii="Consolas" w:hAnsi="Consolas"/>
-                <w:color w:val="334455"/>
-                <w:sz w:val="19"/>
-              </w:rPr>
-              <w:t>cache:options:swing</w:t>
-            </w:r>
-          </w:p>
-        </w:tc>
-      </w:tr>
-      <w:tr>
-        <w:tc>
-          <w:tcPr>
-            <w:tcW w:type="dxa" w:w="4320"/>
-            <w:shd w:val="clear" w:color="auto" w:fill="F4F6FA"/>
-          </w:tcPr>
-          <w:p>
-            <w:r/>
-            <w:r>
-              <w:rPr/>
-              <w:t>Trigger</w:t>
-            </w:r>
-          </w:p>
-        </w:tc>
-        <w:tc>
-          <w:tcPr>
-            <w:tcW w:type="dxa" w:w="4320"/>
-            <w:shd w:val="clear" w:color="auto" w:fill="F4F6FA"/>
-          </w:tcPr>
-          <w:p>
-            <w:r/>
-            <w:r>
-              <w:rPr/>
-              <w:t xml:space="preserve">On demand — press </w:t>
-            </w:r>
-            <w:r>
-              <w:rPr>
-                <w:b/>
-              </w:rPr>
-              <w:t>Scan</w:t>
-            </w:r>
-          </w:p>
-        </w:tc>
-      </w:tr>
-    </w:tbl>
-    <w:p/>
-    <w:p>
-      <w:pPr>
-        <w:pStyle w:val="Heading3"/>
-      </w:pPr>
-      <w:r>
-        <w:rPr/>
-        <w:t>Reading the screen</w:t>
-      </w:r>
-    </w:p>
-    <w:p>
-      <w:r>
-        <w:rPr>
-          <w:b/>
-        </w:rPr>
-        <w:t>Inputs:</w:t>
-      </w:r>
-      <w:r>
-        <w:rPr/>
-        <w:t xml:space="preserve"> symbol, </w:t>
-      </w:r>
-      <w:r>
-        <w:rPr>
-          <w:b/>
-        </w:rPr>
-        <w:t>DTE min/max</w:t>
-      </w:r>
-      <w:r>
-        <w:rPr/>
-        <w:t xml:space="preserve"> (wider allows more candidates), and a </w:t>
-      </w:r>
-      <w:r>
-        <w:rPr>
-          <w:b/>
-        </w:rPr>
-        <w:t>Strategies</w:t>
-      </w:r>
-      <w:r>
-        <w:rPr/>
-        <w:br/>
-        <w:t>multiselect across three families:</w:t>
-      </w:r>
-    </w:p>
-    <w:p>
-      <w:pPr>
-        <w:pStyle w:val="ListBullet"/>
-      </w:pPr>
-      <w:r>
-        <w:rPr>
-          <w:b/>
-        </w:rPr>
-        <w:t>Directional</w:t>
-      </w:r>
-      <w:r>
-        <w:t xml:space="preserve"> — long and naked short calls and puts.</w:t>
-      </w:r>
-    </w:p>
-    <w:p>
-      <w:pPr>
-        <w:pStyle w:val="ListBullet"/>
-      </w:pPr>
-      <w:r>
-        <w:rPr>
-          <w:b/>
-        </w:rPr>
-        <w:t>Spreads</w:t>
-      </w:r>
-      <w:r>
-        <w:t xml:space="preserve"> — debit (bull call, bear put) and credit (PCS, CCS).</w:t>
-      </w:r>
-    </w:p>
-    <w:p>
-      <w:pPr>
-        <w:pStyle w:val="ListBullet"/>
-      </w:pPr>
-      <w:r>
-        <w:rPr>
-          <w:b/>
-        </w:rPr>
-        <w:t>Neutral</w:t>
-      </w:r>
-      <w:r>
-        <w:t xml:space="preserve"> — iron condors.</w:t>
-      </w:r>
-    </w:p>
-    <w:p>
-      <w:r>
-        <w:rPr/>
-        <w:t xml:space="preserve">An </w:t>
-      </w:r>
-      <w:r>
-        <w:rPr>
-          <w:b/>
-        </w:rPr>
-        <w:t>Advanced</w:t>
-      </w:r>
-      <w:r>
-        <w:rPr/>
-        <w:t xml:space="preserve"> panel exposes the credit-spread filters: put/call </w:t>
-      </w:r>
-      <w:r>
-        <w:rPr>
-          <w:b/>
-        </w:rPr>
-        <w:t>delta</w:t>
-      </w:r>
-      <w:r>
-        <w:rPr/>
-        <w:t xml:space="preserve"> bounds (how</w:t>
-        <w:br/>
-        <w:t>far out-of-the-money the strikes sit — a smaller absolute delta is safer but pays less)</w:t>
-        <w:br/>
-        <w:t xml:space="preserve">and a </w:t>
-      </w:r>
-      <w:r>
-        <w:rPr>
-          <w:b/>
-        </w:rPr>
-        <w:t>minimum credit</w:t>
-      </w:r>
-      <w:r>
-        <w:rPr/>
-        <w:t xml:space="preserve"> percentage.</w:t>
-      </w:r>
-    </w:p>
-    <w:p>
-      <w:r>
-        <w:rPr>
-          <w:b/>
-        </w:rPr>
-        <w:t>The view banner.</w:t>
-      </w:r>
-      <w:r>
-        <w:rPr/>
-        <w:t xml:space="preserve"> Before ranking anything, the scanner </w:t>
-      </w:r>
-      <w:r>
-        <w:rPr>
-          <w:i/>
-        </w:rPr>
-        <w:t>infers a market view</w:t>
-      </w:r>
-      <w:r>
-        <w:rPr/>
-        <w:t xml:space="preserve"> for the</w:t>
-        <w:br/>
-        <w:t>symbol from its technicals and implied volatility — a direction, a conviction level, and</w:t>
-        <w:br/>
-        <w:t>a volatility regime. It then scores each candidate on two things:</w:t>
-      </w:r>
-    </w:p>
-    <w:p>
-      <w:pPr>
-        <w:pStyle w:val="ListNumber"/>
-      </w:pPr>
-      <w:r>
-        <w:rPr>
-          <w:b/>
-        </w:rPr>
-        <w:t>Fit</w:t>
-      </w:r>
-      <w:r>
-        <w:t xml:space="preserve"> — how well the structure matches that inferred view.</w:t>
-      </w:r>
-    </w:p>
-    <w:p>
-      <w:pPr>
-        <w:pStyle w:val="ListNumber"/>
-      </w:pPr>
-      <w:r>
-        <w:rPr>
-          <w:b/>
-        </w:rPr>
-        <w:t>Structural quality</w:t>
-      </w:r>
-      <w:r>
-        <w:t xml:space="preserve"> — whether the trade is well-built regardless of view.</w:t>
-      </w:r>
-    </w:p>
-    <w:p>
-      <w:r>
-        <w:rPr/>
-        <w:t>That is what makes a long call and a put credit spread comparable on one 0–100 number.</w:t>
-      </w:r>
-    </w:p>
-    <w:p>
-      <w:r>
-        <w:rPr>
-          <w:b/>
-        </w:rPr>
-        <w:t>The columns:</w:t>
-      </w:r>
-      <w:r>
-        <w:rPr/>
-        <w:t xml:space="preserve"> Strategy · Bias · Legs · Exp · DTE · Debit/Credit · Max P · Max L ·</w:t>
-        <w:br/>
-        <w:t xml:space="preserve">R:R · PoP · BE (breakeven) · Vol Rank · Score · </w:t>
-      </w:r>
-      <w:r>
-        <w:rPr>
-          <w:b/>
-        </w:rPr>
-        <w:t>Grade</w:t>
-      </w:r>
-      <w:r>
-        <w:rPr/>
-        <w:t>.</w:t>
-      </w:r>
-    </w:p>
-    <w:p>
-      <w:r>
-        <w:rPr>
-          <w:b/>
-        </w:rPr>
-        <w:t>The Grade is quality-gated, not fit-gated</w:t>
-      </w:r>
-      <w:r>
-        <w:rPr/>
-        <w:t xml:space="preserve"> — it is driven by structural quality and</w:t>
-        <w:br/>
-        <w:t>per-family hard gates, and carries a tooltip explaining the reason. A high score with a</w:t>
-        <w:br/>
-        <w:t>poor grade means "fits your view, but badly constructed".</w:t>
-      </w:r>
-    </w:p>
-    <w:p>
-      <w:r>
-        <w:rPr>
-          <w:b/>
-        </w:rPr>
-        <w:t>The status line</w:t>
-      </w:r>
-      <w:r>
-        <w:rPr/>
-        <w:t xml:space="preserve"> reports how many candidates were </w:t>
-      </w:r>
-      <w:r>
-        <w:rPr>
-          <w:b/>
-        </w:rPr>
-        <w:t>cut below the quality bar</w:t>
-      </w:r>
-      <w:r>
-        <w:rPr/>
-        <w:t>. That</w:t>
-        <w:br/>
-        <w:t xml:space="preserve">count is what distinguishes </w:t>
-      </w:r>
-      <w:r>
-        <w:rPr>
-          <w:i/>
-        </w:rPr>
-        <w:t>"the scan found things and rejected them all"</w:t>
-      </w:r>
-      <w:r>
-        <w:rPr/>
-        <w:t xml:space="preserve"> from </w:t>
-      </w:r>
-      <w:r>
-        <w:rPr>
-          <w:i/>
-        </w:rPr>
-        <w:t>"the</w:t>
-        <w:br/>
-        <w:t>scan found nothing"</w:t>
-      </w:r>
-      <w:r>
-        <w:rPr/>
-        <w:t xml:space="preserve"> — two very different situations that would otherwise look identical.</w:t>
-      </w:r>
-    </w:p>
-    <w:p>
-      <w:r>
-        <w:rPr>
-          <w:b/>
-        </w:rPr>
-        <w:t>Row actions</w:t>
-      </w:r>
-      <w:r>
-        <w:rPr/>
-        <w:t xml:space="preserve"> send to </w:t>
-      </w:r>
-      <w:r>
-        <w:rPr>
-          <w:color w:val="5D5294"/>
-        </w:rPr>
-        <w:t>Calculator</w:t>
-      </w:r>
-      <w:r>
-        <w:rPr/>
-        <w:t xml:space="preserve"> or </w:t>
-      </w:r>
-      <w:r>
-        <w:rPr>
-          <w:color w:val="5D5294"/>
-        </w:rPr>
-        <w:t>Expected Move</w:t>
-      </w:r>
-      <w:r>
-        <w:rPr/>
-        <w:t xml:space="preserve"> for</w:t>
-        <w:br/>
-        <w:t>all types, and to paper trading for credit structures (PCS, CCS, IC) and defined-risk</w:t>
-        <w:br/>
-        <w:t>debit structures (long call/put, bull call, bear put). Naked shorts are excluded from</w:t>
-        <w:br/>
-        <w:t>paper trading because their risk is undefined.</w:t>
-      </w:r>
-    </w:p>
-    <w:p>
-      <w:pPr>
-        <w:pStyle w:val="Heading3"/>
-      </w:pPr>
-      <w:r>
-        <w:rPr/>
-        <w:t>Why it matters</w:t>
-      </w:r>
-    </w:p>
-    <w:p>
-      <w:r>
-        <w:rPr/>
-        <w:t>Most traders default to one structure and force every market view through it. This page</w:t>
-        <w:br/>
-        <w:t>inverts that: it starts from what the symbol is actually doing and asks which structure</w:t>
-        <w:br/>
-        <w:t>best expresses it. Frequently the answer is not the one you had in mind.</w:t>
-      </w:r>
-    </w:p>
-    <w:p>
-      <w:r>
-        <w:rPr/>
-        <w:t>The Fit-plus-Quality score is the app's most genuinely useful piece of scoring, because</w:t>
-        <w:br/>
-        <w:t>it makes structures comparable that normally cannot be compared at all.</w:t>
-      </w:r>
-    </w:p>
-    <w:p>
-      <w:r>
-        <w:rPr>
-          <w:b/>
-        </w:rPr>
-        <w:t>Where it is weak.</w:t>
-      </w:r>
-      <w:r>
-        <w:rPr/>
-        <w:t xml:space="preserve"> The inferred view is a model output, not a fact. If you disagree</w:t>
-        <w:br/>
-        <w:t>with the banner, the ranking beneath it is ranking against the wrong hypothesis — read</w:t>
-        <w:br/>
-        <w:t>the banner first and discard the scan if it is wrong.</w:t>
-      </w:r>
-    </w:p>
-    <w:p>
-      <w:pPr>
-        <w:pStyle w:val="Heading3"/>
-      </w:pPr>
-      <w:r>
-        <w:rPr/>
-        <w:t>When to use it</w:t>
-      </w:r>
-    </w:p>
-    <w:p>
-      <w:r>
-        <w:rPr/>
-        <w:t xml:space="preserve">After </w:t>
-      </w:r>
-      <w:r>
-        <w:rPr>
-          <w:color w:val="5D5294"/>
-        </w:rPr>
-        <w:t>Opportunity Board</w:t>
-      </w:r>
-      <w:r>
-        <w:rPr/>
-        <w:t xml:space="preserve"> or </w:t>
-      </w:r>
-      <w:r>
-        <w:rPr>
-          <w:color w:val="5D5294"/>
-        </w:rPr>
-        <w:t>Momentum</w:t>
-      </w:r>
-      <w:r>
-        <w:rPr/>
-        <w:t xml:space="preserve"> surfaces a</w:t>
-        <w:br/>
-        <w:t>symbol, and any time you have a directional opinion and want the best way to express it.</w:t>
-      </w:r>
-    </w:p>
-    <w:p>
-      <w:pPr>
-        <w:pStyle w:val="Heading3"/>
-      </w:pPr>
-      <w:r>
-        <w:rPr/>
-        <w:t>Related pages</w:t>
-      </w:r>
-    </w:p>
-    <w:p>
-      <w:r>
-        <w:rPr>
-          <w:color w:val="5D5294"/>
-        </w:rPr>
-        <w:t>Market Scanner</w:t>
-      </w:r>
-      <w:r>
-        <w:rPr/>
-        <w:t xml:space="preserve"> · </w:t>
-      </w:r>
-      <w:r>
-        <w:rPr>
-          <w:color w:val="5D5294"/>
-        </w:rPr>
-        <w:t>Calculator</w:t>
-      </w:r>
-      <w:r>
-        <w:rPr/>
-        <w:t xml:space="preserve"> ·</w:t>
-        <w:br/>
-      </w:r>
-      <w:r>
-        <w:rPr>
-          <w:color w:val="5D5294"/>
-        </w:rPr>
-        <w:t>Overview</w:t>
-      </w:r>
-      <w:r>
-        <w:rPr/>
-        <w:t xml:space="preserve"> (for the directional opinion itself).</w:t>
-      </w:r>
-    </w:p>
-    <w:p>
-      <w:r>
-        <w:br/>
-      </w:r>
-    </w:p>
-    <w:p>
-      <w:pPr>
-        <w:pStyle w:val="Heading2"/>
-      </w:pPr>
-      <w:r>
-        <w:rPr/>
         <w:t>Income</w:t>
       </w:r>
     </w:p>
@@ -27958,6 +27315,651 @@
       <w:r>
         <w:rPr/>
         <w:t xml:space="preserve"> (to model a repair before applying it).</w:t>
+      </w:r>
+    </w:p>
+    <w:p>
+      <w:r>
+        <w:br/>
+      </w:r>
+    </w:p>
+    <w:p>
+      <w:pPr>
+        <w:pStyle w:val="Heading2"/>
+      </w:pPr>
+      <w:r>
+        <w:rPr/>
+        <w:t>Strategy Finder</w:t>
+      </w:r>
+    </w:p>
+    <w:p>
+      <w:r>
+        <w:rPr>
+          <w:i/>
+        </w:rPr>
+        <w:t xml:space="preserve">Menu: STRATEGY → Strategy Finder · Route </w:t>
+      </w:r>
+      <w:r>
+        <w:rPr>
+          <w:rFonts w:ascii="Consolas" w:hAnsi="Consolas"/>
+          <w:color w:val="334455"/>
+          <w:sz w:val="19"/>
+        </w:rPr>
+        <w:t>/options/swing</w:t>
+      </w:r>
+    </w:p>
+    <w:p>
+      <w:pPr>
+        <w:pStyle w:val="Heading3"/>
+      </w:pPr>
+      <w:r>
+        <w:rPr/>
+        <w:t>What it is</w:t>
+      </w:r>
+    </w:p>
+    <w:p>
+      <w:r>
+        <w:rPr/>
+        <w:t>The Market Scanner inverted. Instead of scanning many symbols for one kind of trade, you</w:t>
+        <w:br/>
+        <w:t xml:space="preserve">give it </w:t>
+      </w:r>
+      <w:r>
+        <w:rPr>
+          <w:b/>
+        </w:rPr>
+        <w:t>one symbol</w:t>
+      </w:r>
+      <w:r>
+        <w:rPr/>
+        <w:t xml:space="preserve"> and it ranks </w:t>
+      </w:r>
+      <w:r>
+        <w:rPr>
+          <w:b/>
+        </w:rPr>
+        <w:t>every strategy family</w:t>
+      </w:r>
+      <w:r>
+        <w:rPr/>
+        <w:t xml:space="preserve"> for that symbol on a single</w:t>
+        <w:br/>
+        <w:t>comparable score.</w:t>
+      </w:r>
+    </w:p>
+    <w:p>
+      <w:pPr>
+        <w:pStyle w:val="Heading3"/>
+      </w:pPr>
+      <w:r>
+        <w:rPr/>
+        <w:t>Where the data comes from</w:t>
+      </w:r>
+    </w:p>
+    <w:tbl>
+      <w:tblPr>
+        <w:tblW w:type="auto" w:w="0"/>
+        <w:jc w:val="left"/>
+        <w:tblLayout w:type="autofit"/>
+        <w:tblLook w:firstColumn="1" w:firstRow="1" w:lastColumn="0" w:lastRow="0" w:noHBand="0" w:noVBand="1" w:val="04A0"/>
+        <w:tblBorders>
+          <w:top w:val="single" w:sz="4" w:space="0" w:color="D8DEE9"/>
+          <w:left w:val="single" w:sz="4" w:space="0" w:color="D8DEE9"/>
+          <w:bottom w:val="single" w:sz="4" w:space="0" w:color="D8DEE9"/>
+          <w:right w:val="single" w:sz="4" w:space="0" w:color="D8DEE9"/>
+          <w:insideH w:val="single" w:sz="4" w:space="0" w:color="D8DEE9"/>
+          <w:insideV w:val="single" w:sz="4" w:space="0" w:color="D8DEE9"/>
+        </w:tblBorders>
+      </w:tblPr>
+      <w:tblGrid>
+        <w:gridCol w:w="4320"/>
+        <w:gridCol w:w="4320"/>
+      </w:tblGrid>
+      <w:tr>
+        <w:tc>
+          <w:tcPr>
+            <w:tcW w:type="dxa" w:w="4320"/>
+            <w:shd w:val="clear" w:color="auto" w:fill="EAF2FB"/>
+          </w:tcPr>
+          <w:p>
+            <w:r>
+              <w:rPr>
+                <w:b/>
+              </w:rPr>
+            </w:r>
+          </w:p>
+        </w:tc>
+        <w:tc>
+          <w:tcPr>
+            <w:tcW w:type="dxa" w:w="4320"/>
+            <w:shd w:val="clear" w:color="auto" w:fill="EAF2FB"/>
+          </w:tcPr>
+          <w:p>
+            <w:r>
+              <w:rPr>
+                <w:b/>
+              </w:rPr>
+            </w:r>
+          </w:p>
+        </w:tc>
+      </w:tr>
+      <w:tr>
+        <w:tc>
+          <w:tcPr>
+            <w:tcW w:type="dxa" w:w="4320"/>
+          </w:tcPr>
+          <w:p>
+            <w:r/>
+            <w:r>
+              <w:rPr/>
+              <w:t>Service</w:t>
+            </w:r>
+          </w:p>
+        </w:tc>
+        <w:tc>
+          <w:tcPr>
+            <w:tcW w:type="dxa" w:w="4320"/>
+          </w:tcPr>
+          <w:p>
+            <w:r/>
+            <w:r>
+              <w:rPr>
+                <w:rFonts w:ascii="Consolas" w:hAnsi="Consolas"/>
+                <w:color w:val="334455"/>
+                <w:sz w:val="19"/>
+              </w:rPr>
+              <w:t>options_svc</w:t>
+            </w:r>
+            <w:r>
+              <w:rPr/>
+              <w:t xml:space="preserve"> (:8211), </w:t>
+            </w:r>
+            <w:r>
+              <w:rPr>
+                <w:rFonts w:ascii="Consolas" w:hAnsi="Consolas"/>
+                <w:color w:val="334455"/>
+                <w:sz w:val="19"/>
+              </w:rPr>
+              <w:t>swing_scan</w:t>
+            </w:r>
+            <w:r>
+              <w:rPr/>
+              <w:t xml:space="preserve"> command → </w:t>
+            </w:r>
+            <w:r>
+              <w:rPr>
+                <w:rFonts w:ascii="Consolas" w:hAnsi="Consolas"/>
+                <w:color w:val="334455"/>
+                <w:sz w:val="19"/>
+              </w:rPr>
+              <w:t>cache:options:swing</w:t>
+            </w:r>
+          </w:p>
+        </w:tc>
+      </w:tr>
+      <w:tr>
+        <w:tc>
+          <w:tcPr>
+            <w:tcW w:type="dxa" w:w="4320"/>
+            <w:shd w:val="clear" w:color="auto" w:fill="F4F6FA"/>
+          </w:tcPr>
+          <w:p>
+            <w:r/>
+            <w:r>
+              <w:rPr/>
+              <w:t>Trigger</w:t>
+            </w:r>
+          </w:p>
+        </w:tc>
+        <w:tc>
+          <w:tcPr>
+            <w:tcW w:type="dxa" w:w="4320"/>
+            <w:shd w:val="clear" w:color="auto" w:fill="F4F6FA"/>
+          </w:tcPr>
+          <w:p>
+            <w:r/>
+            <w:r>
+              <w:rPr/>
+              <w:t xml:space="preserve">On demand — press </w:t>
+            </w:r>
+            <w:r>
+              <w:rPr>
+                <w:b/>
+              </w:rPr>
+              <w:t>Scan</w:t>
+            </w:r>
+          </w:p>
+        </w:tc>
+      </w:tr>
+    </w:tbl>
+    <w:p/>
+    <w:p>
+      <w:pPr>
+        <w:pStyle w:val="Heading3"/>
+      </w:pPr>
+      <w:r>
+        <w:rPr/>
+        <w:t>Reading the screen</w:t>
+      </w:r>
+    </w:p>
+    <w:p>
+      <w:r>
+        <w:rPr>
+          <w:b/>
+        </w:rPr>
+        <w:t>Inputs:</w:t>
+      </w:r>
+      <w:r>
+        <w:rPr/>
+        <w:t xml:space="preserve"> symbol, </w:t>
+      </w:r>
+      <w:r>
+        <w:rPr>
+          <w:b/>
+        </w:rPr>
+        <w:t>DTE min/max</w:t>
+      </w:r>
+      <w:r>
+        <w:rPr/>
+        <w:t xml:space="preserve"> (wider allows more candidates), and a </w:t>
+      </w:r>
+      <w:r>
+        <w:rPr>
+          <w:b/>
+        </w:rPr>
+        <w:t>Strategies</w:t>
+      </w:r>
+      <w:r>
+        <w:rPr/>
+        <w:br/>
+        <w:t>multiselect across three families:</w:t>
+      </w:r>
+    </w:p>
+    <w:p>
+      <w:pPr>
+        <w:pStyle w:val="ListBullet"/>
+      </w:pPr>
+      <w:r>
+        <w:rPr>
+          <w:b/>
+        </w:rPr>
+        <w:t>Directional</w:t>
+      </w:r>
+      <w:r>
+        <w:t xml:space="preserve"> — long and naked short calls and puts.</w:t>
+      </w:r>
+    </w:p>
+    <w:p>
+      <w:pPr>
+        <w:pStyle w:val="ListBullet"/>
+      </w:pPr>
+      <w:r>
+        <w:rPr>
+          <w:b/>
+        </w:rPr>
+        <w:t>Spreads</w:t>
+      </w:r>
+      <w:r>
+        <w:t xml:space="preserve"> — debit (bull call, bear put) and credit (PCS, CCS).</w:t>
+      </w:r>
+    </w:p>
+    <w:p>
+      <w:pPr>
+        <w:pStyle w:val="ListBullet"/>
+      </w:pPr>
+      <w:r>
+        <w:rPr>
+          <w:b/>
+        </w:rPr>
+        <w:t>Neutral</w:t>
+      </w:r>
+      <w:r>
+        <w:t xml:space="preserve"> — iron condors.</w:t>
+      </w:r>
+    </w:p>
+    <w:p>
+      <w:r>
+        <w:rPr/>
+        <w:t xml:space="preserve">An </w:t>
+      </w:r>
+      <w:r>
+        <w:rPr>
+          <w:b/>
+        </w:rPr>
+        <w:t>Advanced</w:t>
+      </w:r>
+      <w:r>
+        <w:rPr/>
+        <w:t xml:space="preserve"> panel exposes the credit-spread filters: put/call </w:t>
+      </w:r>
+      <w:r>
+        <w:rPr>
+          <w:b/>
+        </w:rPr>
+        <w:t>delta</w:t>
+      </w:r>
+      <w:r>
+        <w:rPr/>
+        <w:t xml:space="preserve"> bounds (how</w:t>
+        <w:br/>
+        <w:t>far out-of-the-money the strikes sit — a smaller absolute delta is safer but pays less)</w:t>
+        <w:br/>
+        <w:t xml:space="preserve">and a </w:t>
+      </w:r>
+      <w:r>
+        <w:rPr>
+          <w:b/>
+        </w:rPr>
+        <w:t>minimum credit</w:t>
+      </w:r>
+      <w:r>
+        <w:rPr/>
+        <w:t xml:space="preserve"> percentage.</w:t>
+      </w:r>
+    </w:p>
+    <w:p>
+      <w:r>
+        <w:rPr>
+          <w:b/>
+        </w:rPr>
+        <w:t>The view banner.</w:t>
+      </w:r>
+      <w:r>
+        <w:rPr/>
+        <w:t xml:space="preserve"> Before ranking anything, the scanner </w:t>
+      </w:r>
+      <w:r>
+        <w:rPr>
+          <w:i/>
+        </w:rPr>
+        <w:t>infers a market view</w:t>
+      </w:r>
+      <w:r>
+        <w:rPr/>
+        <w:t xml:space="preserve"> for the</w:t>
+        <w:br/>
+        <w:t>symbol from its technicals and implied volatility — a direction, a conviction level, and</w:t>
+        <w:br/>
+        <w:t>a volatility regime. It then scores each candidate on two things:</w:t>
+      </w:r>
+    </w:p>
+    <w:p>
+      <w:pPr>
+        <w:pStyle w:val="ListNumber"/>
+      </w:pPr>
+      <w:r>
+        <w:rPr>
+          <w:b/>
+        </w:rPr>
+        <w:t>Fit</w:t>
+      </w:r>
+      <w:r>
+        <w:t xml:space="preserve"> — how well the structure matches that inferred view.</w:t>
+      </w:r>
+    </w:p>
+    <w:p>
+      <w:pPr>
+        <w:pStyle w:val="ListNumber"/>
+      </w:pPr>
+      <w:r>
+        <w:rPr>
+          <w:b/>
+        </w:rPr>
+        <w:t>Structural quality</w:t>
+      </w:r>
+      <w:r>
+        <w:t xml:space="preserve"> — whether the trade is well-built regardless of view.</w:t>
+      </w:r>
+    </w:p>
+    <w:p>
+      <w:r>
+        <w:rPr/>
+        <w:t>That is what makes a long call and a put credit spread comparable on one 0–100 number.</w:t>
+      </w:r>
+    </w:p>
+    <w:p>
+      <w:r>
+        <w:rPr>
+          <w:b/>
+        </w:rPr>
+        <w:t>The columns:</w:t>
+      </w:r>
+      <w:r>
+        <w:rPr/>
+        <w:t xml:space="preserve"> Strategy · Bias · Legs · Exp · DTE · Debit/Credit · Max P · Max L ·</w:t>
+        <w:br/>
+        <w:t xml:space="preserve">R:R · PoP · BE (breakeven) · Vol Rank · Score · </w:t>
+      </w:r>
+      <w:r>
+        <w:rPr>
+          <w:b/>
+        </w:rPr>
+        <w:t>Grade</w:t>
+      </w:r>
+      <w:r>
+        <w:rPr/>
+        <w:t>.</w:t>
+      </w:r>
+    </w:p>
+    <w:p>
+      <w:r>
+        <w:rPr>
+          <w:b/>
+        </w:rPr>
+        <w:t>The Grade is quality-gated, not fit-gated</w:t>
+      </w:r>
+      <w:r>
+        <w:rPr/>
+        <w:t xml:space="preserve"> — it is driven by structural quality and</w:t>
+        <w:br/>
+        <w:t>per-family hard gates, and carries a tooltip explaining the reason. A high score with a</w:t>
+        <w:br/>
+        <w:t>poor grade means "fits your view, but badly constructed".</w:t>
+      </w:r>
+    </w:p>
+    <w:p>
+      <w:r>
+        <w:rPr>
+          <w:b/>
+        </w:rPr>
+        <w:t>The status line</w:t>
+      </w:r>
+      <w:r>
+        <w:rPr/>
+        <w:t xml:space="preserve"> reports how many candidates were </w:t>
+      </w:r>
+      <w:r>
+        <w:rPr>
+          <w:b/>
+        </w:rPr>
+        <w:t>cut below the quality bar</w:t>
+      </w:r>
+      <w:r>
+        <w:rPr/>
+        <w:t>. That</w:t>
+        <w:br/>
+        <w:t xml:space="preserve">count is what distinguishes </w:t>
+      </w:r>
+      <w:r>
+        <w:rPr>
+          <w:i/>
+        </w:rPr>
+        <w:t>"the scan found things and rejected them all"</w:t>
+      </w:r>
+      <w:r>
+        <w:rPr/>
+        <w:t xml:space="preserve"> from </w:t>
+      </w:r>
+      <w:r>
+        <w:rPr>
+          <w:i/>
+        </w:rPr>
+        <w:t>"the</w:t>
+        <w:br/>
+        <w:t>scan found nothing"</w:t>
+      </w:r>
+      <w:r>
+        <w:rPr/>
+        <w:t xml:space="preserve"> — two very different situations that would otherwise look identical.</w:t>
+      </w:r>
+    </w:p>
+    <w:p>
+      <w:r>
+        <w:rPr>
+          <w:b/>
+        </w:rPr>
+        <w:t>Row actions</w:t>
+      </w:r>
+      <w:r>
+        <w:rPr/>
+        <w:t xml:space="preserve"> send to </w:t>
+      </w:r>
+      <w:r>
+        <w:rPr>
+          <w:color w:val="5D5294"/>
+        </w:rPr>
+        <w:t>Calculator</w:t>
+      </w:r>
+      <w:r>
+        <w:rPr/>
+        <w:t xml:space="preserve"> or </w:t>
+      </w:r>
+      <w:r>
+        <w:rPr>
+          <w:color w:val="5D5294"/>
+        </w:rPr>
+        <w:t>Expected Move</w:t>
+      </w:r>
+      <w:r>
+        <w:rPr/>
+        <w:t xml:space="preserve"> for</w:t>
+        <w:br/>
+        <w:t>all types, and to paper trading for credit structures (PCS, CCS, IC) and defined-risk</w:t>
+        <w:br/>
+        <w:t>debit structures (long call/put, bull call, bear put). Naked shorts are excluded from</w:t>
+        <w:br/>
+        <w:t>paper trading because their risk is undefined.</w:t>
+      </w:r>
+    </w:p>
+    <w:p>
+      <w:pPr>
+        <w:pStyle w:val="Heading3"/>
+      </w:pPr>
+      <w:r>
+        <w:rPr/>
+        <w:t>Why it matters</w:t>
+      </w:r>
+    </w:p>
+    <w:p>
+      <w:r>
+        <w:rPr/>
+        <w:t>Most traders default to one structure and force every market view through it. This page</w:t>
+        <w:br/>
+        <w:t>inverts that: it starts from what the symbol is actually doing and asks which structure</w:t>
+        <w:br/>
+        <w:t>best expresses it. Frequently the answer is not the one you had in mind.</w:t>
+      </w:r>
+    </w:p>
+    <w:p>
+      <w:r>
+        <w:rPr/>
+        <w:t>The Fit-plus-Quality score is the app's most genuinely useful piece of scoring, because</w:t>
+        <w:br/>
+        <w:t>it makes structures comparable that normally cannot be compared at all.</w:t>
+      </w:r>
+    </w:p>
+    <w:p>
+      <w:r>
+        <w:rPr>
+          <w:b/>
+        </w:rPr>
+        <w:t>Where it is weak.</w:t>
+      </w:r>
+      <w:r>
+        <w:rPr/>
+        <w:t xml:space="preserve"> The inferred view is a model output, not a fact. If you disagree</w:t>
+        <w:br/>
+        <w:t>with the banner, the ranking beneath it is ranking against the wrong hypothesis — read</w:t>
+        <w:br/>
+        <w:t>the banner first and discard the scan if it is wrong.</w:t>
+      </w:r>
+    </w:p>
+    <w:p>
+      <w:pPr>
+        <w:pStyle w:val="Heading3"/>
+      </w:pPr>
+      <w:r>
+        <w:rPr/>
+        <w:t>When to use it</w:t>
+      </w:r>
+    </w:p>
+    <w:p>
+      <w:r>
+        <w:rPr/>
+        <w:t xml:space="preserve">After </w:t>
+      </w:r>
+      <w:r>
+        <w:rPr>
+          <w:color w:val="5D5294"/>
+        </w:rPr>
+        <w:t>Opportunity Board</w:t>
+      </w:r>
+      <w:r>
+        <w:rPr/>
+        <w:t xml:space="preserve"> or </w:t>
+      </w:r>
+      <w:r>
+        <w:rPr>
+          <w:color w:val="5D5294"/>
+        </w:rPr>
+        <w:t>Momentum</w:t>
+      </w:r>
+      <w:r>
+        <w:rPr/>
+        <w:t xml:space="preserve"> surfaces a</w:t>
+        <w:br/>
+        <w:t>symbol, and any time you have a directional opinion and want the best way to express it.</w:t>
+      </w:r>
+    </w:p>
+    <w:p>
+      <w:pPr>
+        <w:pStyle w:val="Heading3"/>
+      </w:pPr>
+      <w:r>
+        <w:rPr/>
+        <w:t>Related pages</w:t>
+      </w:r>
+    </w:p>
+    <w:p>
+      <w:r>
+        <w:rPr>
+          <w:color w:val="5D5294"/>
+        </w:rPr>
+        <w:t>Market Scanner</w:t>
+      </w:r>
+      <w:r>
+        <w:rPr/>
+        <w:t xml:space="preserve"> · </w:t>
+      </w:r>
+      <w:r>
+        <w:rPr>
+          <w:color w:val="5D5294"/>
+        </w:rPr>
+        <w:t>Calculator</w:t>
+      </w:r>
+      <w:r>
+        <w:rPr/>
+        <w:t xml:space="preserve"> ·</w:t>
+        <w:br/>
+      </w:r>
+      <w:r>
+        <w:rPr>
+          <w:color w:val="5D5294"/>
+        </w:rPr>
+        <w:t>Overview</w:t>
+      </w:r>
+      <w:r>
+        <w:rPr/>
+        <w:t xml:space="preserve"> (for the directional opinion itself).</w:t>
       </w:r>
     </w:p>
     <w:p>

--- a/docs/manuals/reference-guide/reference-guide.docx
+++ b/docs/manuals/reference-guide/reference-guide.docx
@@ -24157,7 +24157,7 @@
             <w:r/>
             <w:r>
               <w:rPr/>
-              <w:t>Credit spread (</w:t>
+              <w:t>Butterfly / condor (</w:t>
             </w:r>
             <w:r>
               <w:rPr>
@@ -24165,7 +24165,7 @@
                 <w:color w:val="334455"/>
                 <w:sz w:val="19"/>
               </w:rPr>
-              <w:t>PCS</w:t>
+              <w:t>BUTTERFLY_CALL</w:t>
             </w:r>
             <w:r>
               <w:rPr/>
@@ -24177,7 +24177,7 @@
                 <w:color w:val="334455"/>
                 <w:sz w:val="19"/>
               </w:rPr>
-              <w:t>CCS</w:t>
+              <w:t>BUTTERFLY_PUT</w:t>
             </w:r>
             <w:r>
               <w:rPr/>
@@ -24189,6 +24189,87 @@
                 <w:color w:val="334455"/>
                 <w:sz w:val="19"/>
               </w:rPr>
+              <w:t>CONDOR_CALL</w:t>
+            </w:r>
+            <w:r>
+              <w:rPr/>
+              <w:t xml:space="preserve"> / </w:t>
+            </w:r>
+            <w:r>
+              <w:rPr>
+                <w:rFonts w:ascii="Consolas" w:hAnsi="Consolas"/>
+                <w:color w:val="334455"/>
+                <w:sz w:val="19"/>
+              </w:rPr>
+              <w:t>CONDOR_PUT</w:t>
+            </w:r>
+            <w:r>
+              <w:rPr/>
+              <w:t>)</w:t>
+            </w:r>
+          </w:p>
+        </w:tc>
+        <w:tc>
+          <w:tcPr>
+            <w:tcW w:type="dxa" w:w="4320"/>
+          </w:tcPr>
+          <w:p>
+            <w:r/>
+            <w:r>
+              <w:rPr/>
+              <w:t xml:space="preserve">profit target · expiry settlement — </w:t>
+            </w:r>
+            <w:r>
+              <w:rPr>
+                <w:b/>
+              </w:rPr>
+              <w:t>no time exit</w:t>
+            </w:r>
+          </w:p>
+        </w:tc>
+      </w:tr>
+      <w:tr>
+        <w:tc>
+          <w:tcPr>
+            <w:tcW w:type="dxa" w:w="4320"/>
+            <w:shd w:val="clear" w:color="auto" w:fill="F4F6FA"/>
+          </w:tcPr>
+          <w:p>
+            <w:r/>
+            <w:r>
+              <w:rPr/>
+              <w:t>Credit spread (</w:t>
+            </w:r>
+            <w:r>
+              <w:rPr>
+                <w:rFonts w:ascii="Consolas" w:hAnsi="Consolas"/>
+                <w:color w:val="334455"/>
+                <w:sz w:val="19"/>
+              </w:rPr>
+              <w:t>PCS</w:t>
+            </w:r>
+            <w:r>
+              <w:rPr/>
+              <w:t xml:space="preserve"> / </w:t>
+            </w:r>
+            <w:r>
+              <w:rPr>
+                <w:rFonts w:ascii="Consolas" w:hAnsi="Consolas"/>
+                <w:color w:val="334455"/>
+                <w:sz w:val="19"/>
+              </w:rPr>
+              <w:t>CCS</w:t>
+            </w:r>
+            <w:r>
+              <w:rPr/>
+              <w:t xml:space="preserve"> / </w:t>
+            </w:r>
+            <w:r>
+              <w:rPr>
+                <w:rFonts w:ascii="Consolas" w:hAnsi="Consolas"/>
+                <w:color w:val="334455"/>
+                <w:sz w:val="19"/>
+              </w:rPr>
               <w:t>IC</w:t>
             </w:r>
             <w:r>
@@ -24200,6 +24281,7 @@
         <w:tc>
           <w:tcPr>
             <w:tcW w:type="dxa" w:w="4320"/>
+            <w:shd w:val="clear" w:color="auto" w:fill="F4F6FA"/>
           </w:tcPr>
           <w:p>
             <w:r/>
@@ -24257,6 +24339,15 @@
         <w:t>that</w:t>
       </w:r>
       <w:r>
+        <w:t xml:space="preserve"> — as it is for a </w:t>
+      </w:r>
+      <w:r>
+        <w:rPr>
+          <w:b/>
+        </w:rPr>
+        <w:t>butterfly or condor</w:t>
+      </w:r>
+      <w:r>
         <w:t>;</w:t>
       </w:r>
     </w:p>
@@ -24377,6 +24468,68 @@
       <w:r>
         <w:rPr/>
         <w:t xml:space="preserve"> is the page that produces longer-dated debits.</w:t>
+      </w:r>
+    </w:p>
+    <w:p>
+      <w:r>
+        <w:rPr/>
+        <w:t xml:space="preserve">⚠ </w:t>
+      </w:r>
+      <w:r>
+        <w:rPr>
+          <w:b/>
+        </w:rPr>
+        <w:t>Butterflies and condors have no time exit at all</w:t>
+      </w:r>
+      <w:r>
+        <w:rPr/>
+        <w:t xml:space="preserve"> (operator decision,</w:t>
+        <w:br/>
+        <w:t xml:space="preserve">2026-09-13). The 21-day rule suits a trade that </w:t>
+      </w:r>
+      <w:r>
+        <w:rPr>
+          <w:i/>
+        </w:rPr>
+        <w:t>loses</w:t>
+      </w:r>
+      <w:r>
+        <w:rPr/>
+        <w:t xml:space="preserve"> value to time; a long</w:t>
+        <w:br/>
+        <w:t xml:space="preserve">butterfly </w:t>
+      </w:r>
+      <w:r>
+        <w:rPr>
+          <w:i/>
+        </w:rPr>
+        <w:t>gains</w:t>
+      </w:r>
+      <w:r>
+        <w:rPr/>
+        <w:t xml:space="preserve"> most of its value in the last two weeks — a 95/100/105 call</w:t>
+        <w:br/>
+        <w:t>butterfly at spot 100 is worth about $1.20 at 30 days and $1.42 at 21, and reaches</w:t>
+        <w:br/>
+        <w:t>its ~$3.10 target only near 3 days out — so the rule would close every such entry</w:t>
+        <w:br/>
+        <w:t>near break-even within days. They ride to the target or to expiry. A butterfly's</w:t>
+        <w:br/>
+        <w:t xml:space="preserve">body reads </w:t>
+      </w:r>
+      <w:r>
+        <w:rPr>
+          <w:rFonts w:ascii="Consolas" w:hAnsi="Consolas"/>
+          <w:color w:val="334455"/>
+          <w:sz w:val="19"/>
+        </w:rPr>
+        <w:t>S 2×100C</w:t>
+      </w:r>
+      <w:r>
+        <w:rPr/>
+        <w:t xml:space="preserve"> in the Strikes cell, and its detail panel shows both</w:t>
+        <w:br/>
+        <w:t>breakevens.</w:t>
       </w:r>
     </w:p>
     <w:p>
@@ -27571,7 +27724,361 @@
       <w:r>
         <w:rPr/>
         <w:br/>
-        <w:t>multiselect across three families:</w:t>
+        <w:t>row of seven checkboxes, all ticked by default:</w:t>
+      </w:r>
+    </w:p>
+    <w:tbl>
+      <w:tblPr>
+        <w:tblW w:type="auto" w:w="0"/>
+        <w:jc w:val="left"/>
+        <w:tblLayout w:type="autofit"/>
+        <w:tblLook w:firstColumn="1" w:firstRow="1" w:lastColumn="0" w:lastRow="0" w:noHBand="0" w:noVBand="1" w:val="04A0"/>
+        <w:tblBorders>
+          <w:top w:val="single" w:sz="4" w:space="0" w:color="D8DEE9"/>
+          <w:left w:val="single" w:sz="4" w:space="0" w:color="D8DEE9"/>
+          <w:bottom w:val="single" w:sz="4" w:space="0" w:color="D8DEE9"/>
+          <w:right w:val="single" w:sz="4" w:space="0" w:color="D8DEE9"/>
+          <w:insideH w:val="single" w:sz="4" w:space="0" w:color="D8DEE9"/>
+          <w:insideV w:val="single" w:sz="4" w:space="0" w:color="D8DEE9"/>
+        </w:tblBorders>
+      </w:tblPr>
+      <w:tblGrid>
+        <w:gridCol w:w="4320"/>
+        <w:gridCol w:w="4320"/>
+      </w:tblGrid>
+      <w:tr>
+        <w:tc>
+          <w:tcPr>
+            <w:tcW w:type="dxa" w:w="4320"/>
+            <w:shd w:val="clear" w:color="auto" w:fill="EAF2FB"/>
+          </w:tcPr>
+          <w:p>
+            <w:r>
+              <w:rPr>
+                <w:b/>
+              </w:rPr>
+            </w:r>
+            <w:r>
+              <w:rPr>
+                <w:b/>
+              </w:rPr>
+              <w:t>Group</w:t>
+            </w:r>
+          </w:p>
+        </w:tc>
+        <w:tc>
+          <w:tcPr>
+            <w:tcW w:type="dxa" w:w="4320"/>
+            <w:shd w:val="clear" w:color="auto" w:fill="EAF2FB"/>
+          </w:tcPr>
+          <w:p>
+            <w:r>
+              <w:rPr>
+                <w:b/>
+              </w:rPr>
+            </w:r>
+            <w:r>
+              <w:rPr>
+                <w:b/>
+              </w:rPr>
+              <w:t>Structures</w:t>
+            </w:r>
+          </w:p>
+        </w:tc>
+      </w:tr>
+      <w:tr>
+        <w:tc>
+          <w:tcPr>
+            <w:tcW w:type="dxa" w:w="4320"/>
+          </w:tcPr>
+          <w:p>
+            <w:r/>
+            <w:r>
+              <w:rPr>
+                <w:b/>
+              </w:rPr>
+              <w:t>Directional</w:t>
+            </w:r>
+          </w:p>
+        </w:tc>
+        <w:tc>
+          <w:tcPr>
+            <w:tcW w:type="dxa" w:w="4320"/>
+          </w:tcPr>
+          <w:p>
+            <w:r/>
+            <w:r>
+              <w:rPr/>
+              <w:t>long and naked short calls and puts (the short put is the cash-secured put)</w:t>
+            </w:r>
+          </w:p>
+        </w:tc>
+      </w:tr>
+      <w:tr>
+        <w:tc>
+          <w:tcPr>
+            <w:tcW w:type="dxa" w:w="4320"/>
+            <w:shd w:val="clear" w:color="auto" w:fill="F4F6FA"/>
+          </w:tcPr>
+          <w:p>
+            <w:r/>
+            <w:r>
+              <w:rPr>
+                <w:b/>
+              </w:rPr>
+              <w:t>Spreads</w:t>
+            </w:r>
+          </w:p>
+        </w:tc>
+        <w:tc>
+          <w:tcPr>
+            <w:tcW w:type="dxa" w:w="4320"/>
+            <w:shd w:val="clear" w:color="auto" w:fill="F4F6FA"/>
+          </w:tcPr>
+          <w:p>
+            <w:r/>
+            <w:r>
+              <w:rPr/>
+              <w:t>debit (bull call, bear put) and credit (PCS, CCS)</w:t>
+            </w:r>
+          </w:p>
+        </w:tc>
+      </w:tr>
+      <w:tr>
+        <w:tc>
+          <w:tcPr>
+            <w:tcW w:type="dxa" w:w="4320"/>
+          </w:tcPr>
+          <w:p>
+            <w:r/>
+            <w:r>
+              <w:rPr>
+                <w:b/>
+              </w:rPr>
+              <w:t>Neutral</w:t>
+            </w:r>
+          </w:p>
+        </w:tc>
+        <w:tc>
+          <w:tcPr>
+            <w:tcW w:type="dxa" w:w="4320"/>
+          </w:tcPr>
+          <w:p>
+            <w:r/>
+            <w:r>
+              <w:rPr/>
+              <w:t>iron condors</w:t>
+            </w:r>
+          </w:p>
+        </w:tc>
+      </w:tr>
+      <w:tr>
+        <w:tc>
+          <w:tcPr>
+            <w:tcW w:type="dxa" w:w="4320"/>
+            <w:shd w:val="clear" w:color="auto" w:fill="F4F6FA"/>
+          </w:tcPr>
+          <w:p>
+            <w:r/>
+            <w:r>
+              <w:rPr>
+                <w:b/>
+              </w:rPr>
+              <w:t>Straddles &amp; strangles</w:t>
+            </w:r>
+          </w:p>
+        </w:tc>
+        <w:tc>
+          <w:tcPr>
+            <w:tcW w:type="dxa" w:w="4320"/>
+            <w:shd w:val="clear" w:color="auto" w:fill="F4F6FA"/>
+          </w:tcPr>
+          <w:p>
+            <w:r/>
+            <w:r>
+              <w:rPr/>
+              <w:t>long and short straddle, long and short strangle</w:t>
+            </w:r>
+          </w:p>
+        </w:tc>
+      </w:tr>
+      <w:tr>
+        <w:tc>
+          <w:tcPr>
+            <w:tcW w:type="dxa" w:w="4320"/>
+          </w:tcPr>
+          <w:p>
+            <w:r/>
+            <w:r>
+              <w:rPr>
+                <w:b/>
+              </w:rPr>
+              <w:t>Butterflies &amp; condors</w:t>
+            </w:r>
+          </w:p>
+        </w:tc>
+        <w:tc>
+          <w:tcPr>
+            <w:tcW w:type="dxa" w:w="4320"/>
+          </w:tcPr>
+          <w:p>
+            <w:r/>
+            <w:r>
+              <w:rPr/>
+              <w:t>call, put and iron butterfly; call and put condor</w:t>
+            </w:r>
+          </w:p>
+        </w:tc>
+      </w:tr>
+      <w:tr>
+        <w:tc>
+          <w:tcPr>
+            <w:tcW w:type="dxa" w:w="4320"/>
+            <w:shd w:val="clear" w:color="auto" w:fill="F4F6FA"/>
+          </w:tcPr>
+          <w:p>
+            <w:r/>
+            <w:r>
+              <w:rPr>
+                <w:b/>
+              </w:rPr>
+              <w:t>Calendars</w:t>
+            </w:r>
+          </w:p>
+        </w:tc>
+        <w:tc>
+          <w:tcPr>
+            <w:tcW w:type="dxa" w:w="4320"/>
+            <w:shd w:val="clear" w:color="auto" w:fill="F4F6FA"/>
+          </w:tcPr>
+          <w:p>
+            <w:r/>
+            <w:r>
+              <w:rPr/>
+              <w:t>call and put calendar; call and put diagonal</w:t>
+            </w:r>
+          </w:p>
+        </w:tc>
+      </w:tr>
+      <w:tr>
+        <w:tc>
+          <w:tcPr>
+            <w:tcW w:type="dxa" w:w="4320"/>
+          </w:tcPr>
+          <w:p>
+            <w:r/>
+            <w:r>
+              <w:rPr>
+                <w:b/>
+              </w:rPr>
+              <w:t>Stock + options</w:t>
+            </w:r>
+          </w:p>
+        </w:tc>
+        <w:tc>
+          <w:tcPr>
+            <w:tcW w:type="dxa" w:w="4320"/>
+          </w:tcPr>
+          <w:p>
+            <w:r/>
+            <w:r>
+              <w:rPr/>
+              <w:t>covered call, protective put, collar — each on one 100-share lot bought at spot</w:t>
+            </w:r>
+          </w:p>
+        </w:tc>
+      </w:tr>
+    </w:tbl>
+    <w:p/>
+    <w:p>
+      <w:r>
+        <w:rPr/>
+        <w:t xml:space="preserve">An </w:t>
+      </w:r>
+      <w:r>
+        <w:rPr>
+          <w:b/>
+        </w:rPr>
+        <w:t>Advanced</w:t>
+      </w:r>
+      <w:r>
+        <w:rPr/>
+        <w:t xml:space="preserve"> panel exposes the credit-spread filters: put/call </w:t>
+      </w:r>
+      <w:r>
+        <w:rPr>
+          <w:b/>
+        </w:rPr>
+        <w:t>delta</w:t>
+      </w:r>
+      <w:r>
+        <w:rPr/>
+        <w:t xml:space="preserve"> bounds (how</w:t>
+        <w:br/>
+        <w:t>far out-of-the-money the strikes sit — a smaller absolute delta is safer but pays less)</w:t>
+        <w:br/>
+        <w:t xml:space="preserve">and a </w:t>
+      </w:r>
+      <w:r>
+        <w:rPr>
+          <w:b/>
+        </w:rPr>
+        <w:t>minimum credit</w:t>
+      </w:r>
+      <w:r>
+        <w:rPr/>
+        <w:t xml:space="preserve"> percentage. The delta bounds also place the two other sold</w:t>
+        <w:br/>
+        <w:t xml:space="preserve">options that are out of the money by design — the </w:t>
+      </w:r>
+      <w:r>
+        <w:rPr>
+          <w:b/>
+        </w:rPr>
+        <w:t>short strangle</w:t>
+      </w:r>
+      <w:r>
+        <w:rPr/>
+        <w:t xml:space="preserve"> and the call in a</w:t>
+        <w:br/>
+      </w:r>
+      <w:r>
+        <w:rPr>
+          <w:b/>
+        </w:rPr>
+        <w:t>covered call</w:t>
+      </w:r>
+      <w:r>
+        <w:rPr/>
+        <w:t xml:space="preserve"> or </w:t>
+      </w:r>
+      <w:r>
+        <w:rPr>
+          <w:b/>
+        </w:rPr>
+        <w:t>collar</w:t>
+      </w:r>
+      <w:r>
+        <w:rPr/>
+        <w:t xml:space="preserve"> — at the band's midpoint, and drop one that lands above</w:t>
+        <w:br/>
+        <w:t>the band's ceiling. They do not move a straddle's or butterfly's shorts, which sit at the</w:t>
+        <w:br/>
+        <w:t>money by definition.</w:t>
+      </w:r>
+    </w:p>
+    <w:p>
+      <w:r>
+        <w:rPr>
+          <w:b/>
+        </w:rPr>
+        <w:t>How the newer structures are built</w:t>
+      </w:r>
+      <w:r>
+        <w:rPr/>
+        <w:t xml:space="preserve"> — all from the chain the scan already fetched,</w:t>
+        <w:br/>
+        <w:t>so they cost no extra data:</w:t>
       </w:r>
     </w:p>
     <w:p>
@@ -27582,10 +28089,25 @@
         <w:rPr>
           <w:b/>
         </w:rPr>
-        <w:t>Directional</w:t>
-      </w:r>
-      <w:r>
-        <w:t xml:space="preserve"> — long and naked short calls and puts.</w:t>
+        <w:t>Straddle, butterfly body, iron butterfly body</w:t>
+      </w:r>
+      <w:r>
+        <w:t xml:space="preserve"> — the at-the-money strike. If that</w:t>
+        <w:br/>
+        <w:t xml:space="preserve">  strike is missing from either side of the chain the structure is </w:t>
+      </w:r>
+      <w:r>
+        <w:rPr>
+          <w:b/>
+        </w:rPr>
+        <w:t>skipped</w:t>
+      </w:r>
+      <w:r>
+        <w:t>, never</w:t>
+        <w:br/>
+        <w:t xml:space="preserve">  moved to the next strike: an off-centre "straddle" is a different trade under a neutral</w:t>
+        <w:br/>
+        <w:t xml:space="preserve">  name.</w:t>
       </w:r>
     </w:p>
     <w:p>
@@ -27596,10 +28118,23 @@
         <w:rPr>
           <w:b/>
         </w:rPr>
-        <w:t>Spreads</w:t>
-      </w:r>
-      <w:r>
-        <w:t xml:space="preserve"> — debit (bull call, bear put) and credit (PCS, CCS).</w:t>
+        <w:t>Long strangle</w:t>
+      </w:r>
+      <w:r>
+        <w:t xml:space="preserve"> — its own out-of-the-money wings near </w:t>
+      </w:r>
+      <w:r>
+        <w:rPr>
+          <w:b/>
+        </w:rPr>
+        <w:t>0.30 delta</w:t>
+      </w:r>
+      <w:r>
+        <w:t>, not the short</w:t>
+        <w:br/>
+        <w:t xml:space="preserve">  strangle's strikes. Bought at the delta band's midpoint (~0.15 delta) it could never</w:t>
+        <w:br/>
+        <w:t xml:space="preserve">  win often enough to pass.</w:t>
       </w:r>
     </w:p>
     <w:p>
@@ -27610,50 +28145,174 @@
         <w:rPr>
           <w:b/>
         </w:rPr>
-        <w:t>Neutral</w:t>
-      </w:r>
-      <w:r>
-        <w:t xml:space="preserve"> — iron condors.</w:t>
-      </w:r>
-    </w:p>
-    <w:p>
-      <w:r>
-        <w:rPr/>
-        <w:t xml:space="preserve">An </w:t>
-      </w:r>
-      <w:r>
-        <w:rPr>
-          <w:b/>
-        </w:rPr>
-        <w:t>Advanced</w:t>
-      </w:r>
-      <w:r>
-        <w:rPr/>
-        <w:t xml:space="preserve"> panel exposes the credit-spread filters: put/call </w:t>
-      </w:r>
-      <w:r>
-        <w:rPr>
-          <w:b/>
-        </w:rPr>
-        <w:t>delta</w:t>
-      </w:r>
-      <w:r>
-        <w:rPr/>
-        <w:t xml:space="preserve"> bounds (how</w:t>
-        <w:br/>
-        <w:t>far out-of-the-money the strikes sit — a smaller absolute delta is safer but pays less)</w:t>
-        <w:br/>
-        <w:t xml:space="preserve">and a </w:t>
-      </w:r>
-      <w:r>
-        <w:rPr>
-          <w:b/>
-        </w:rPr>
-        <w:t>minimum credit</w:t>
-      </w:r>
-      <w:r>
-        <w:rPr/>
-        <w:t xml:space="preserve"> percentage.</w:t>
+        <w:t>Butterfly and condor wings</w:t>
+      </w:r>
+      <w:r>
+        <w:t xml:space="preserve"> — the distance, listed on </w:t>
+      </w:r>
+      <w:r>
+        <w:rPr>
+          <w:b/>
+        </w:rPr>
+        <w:t>both</w:t>
+      </w:r>
+      <w:r>
+        <w:t xml:space="preserve"> sides of the body,</w:t>
+        <w:br/>
+        <w:t xml:space="preserve">  nearest </w:t>
+      </w:r>
+      <w:r>
+        <w:rPr>
+          <w:b/>
+        </w:rPr>
+        <w:t>half the 1-σ expected move</w:t>
+      </w:r>
+      <w:r>
+        <w:t>. A condor's shorts sit one wing out, its longs</w:t>
+        <w:br/>
+        <w:t xml:space="preserve">  two. Symmetric on purpose: a broken wing is a different risk profile.</w:t>
+      </w:r>
+    </w:p>
+    <w:p>
+      <w:pPr>
+        <w:pStyle w:val="ListBullet"/>
+      </w:pPr>
+      <w:r>
+        <w:rPr>
+          <w:b/>
+        </w:rPr>
+        <w:t>Calendar</w:t>
+      </w:r>
+      <w:r>
+        <w:t xml:space="preserve"> — the near expiration at least </w:t>
+      </w:r>
+      <w:r>
+        <w:rPr>
+          <w:b/>
+        </w:rPr>
+        <w:t>7 days</w:t>
+      </w:r>
+      <w:r>
+        <w:t xml:space="preserve"> out, the later one nearest</w:t>
+        <w:br/>
+        <w:t xml:space="preserve">  </w:t>
+      </w:r>
+      <w:r>
+        <w:rPr>
+          <w:b/>
+        </w:rPr>
+        <w:t>near + 28 days</w:t>
+      </w:r>
+      <w:r>
+        <w:t xml:space="preserve"> and at least a week after it, both inside your DTE range; same</w:t>
+        <w:br/>
+        <w:t xml:space="preserve">  at-the-money strike. Skipped when either month's strike ladder has a hole at the money.</w:t>
+        <w:br/>
+        <w:t xml:space="preserve">  If DTE max does not reach a second expiration, no calendar is built — widen it.</w:t>
+      </w:r>
+    </w:p>
+    <w:p>
+      <w:pPr>
+        <w:pStyle w:val="ListBullet"/>
+      </w:pPr>
+      <w:r>
+        <w:rPr>
+          <w:b/>
+        </w:rPr>
+        <w:t>Diagonal</w:t>
+      </w:r>
+      <w:r>
+        <w:t xml:space="preserve"> — short the near month out of the money near </w:t>
+      </w:r>
+      <w:r>
+        <w:rPr>
+          <w:b/>
+        </w:rPr>
+        <w:t>0.30 delta</w:t>
+      </w:r>
+      <w:r>
+        <w:t xml:space="preserve"> (accepted</w:t>
+        <w:br/>
+        <w:t xml:space="preserve">  only between 0.15 and 0.45), long the later month in the money near </w:t>
+      </w:r>
+      <w:r>
+        <w:rPr>
+          <w:b/>
+        </w:rPr>
+        <w:t>0.70 delta</w:t>
+      </w:r>
+      <w:r>
+        <w:t>.</w:t>
+        <w:br/>
+        <w:t xml:space="preserve">  Skipped when the debit reaches the width between the two strikes, since it then has no</w:t>
+        <w:br/>
+        <w:t xml:space="preserve">  upside worth the name.</w:t>
+      </w:r>
+    </w:p>
+    <w:p>
+      <w:pPr>
+        <w:pStyle w:val="ListBullet"/>
+      </w:pPr>
+      <w:r>
+        <w:rPr>
+          <w:b/>
+        </w:rPr>
+        <w:t>Covered call / protective put / collar</w:t>
+      </w:r>
+      <w:r>
+        <w:t xml:space="preserve"> — near expiration at least 7 days out. The</w:t>
+        <w:br/>
+        <w:t xml:space="preserve">  sold call is at the call band's midpoint; the bought put is near </w:t>
+      </w:r>
+      <w:r>
+        <w:rPr>
+          <w:b/>
+        </w:rPr>
+        <w:t>0.25 delta</w:t>
+      </w:r>
+      <w:r>
+        <w:t>, and a</w:t>
+        <w:br/>
+        <w:t xml:space="preserve">  put under 0.10 delta builds neither the protective put nor the collar (a collar also</w:t>
+        <w:br/>
+        <w:t xml:space="preserve">  needs its call at 0.05 delta or more) — below that the position is just shares.</w:t>
+      </w:r>
+    </w:p>
+    <w:p>
+      <w:r>
+        <w:rPr/>
+        <w:t xml:space="preserve">⚠ </w:t>
+      </w:r>
+      <w:r>
+        <w:rPr>
+          <w:rFonts w:ascii="Consolas" w:hAnsi="Consolas"/>
+          <w:color w:val="334455"/>
+          <w:sz w:val="19"/>
+        </w:rPr>
+        <w:t>COVERED_CALL</w:t>
+      </w:r>
+      <w:r>
+        <w:rPr>
+          <w:b/>
+        </w:rPr>
+        <w:t xml:space="preserve"> here is the whole position — shares plus the call</w:t>
+      </w:r>
+      <w:r>
+        <w:rPr/>
+        <w:t>, as in the</w:t>
+        <w:br/>
+      </w:r>
+      <w:r>
+        <w:rPr>
+          <w:color w:val="5D5294"/>
+        </w:rPr>
+        <w:t>Calculator</w:t>
+      </w:r>
+      <w:r>
+        <w:rPr/>
+        <w:t>. On the paper account the same name means the option leg</w:t>
+        <w:br/>
+        <w:t>alone, which is one reason these rows get no Paper button.</w:t>
       </w:r>
     </w:p>
     <w:p>
@@ -27761,6 +28420,58 @@
         <w:rPr>
           <w:b/>
         </w:rPr>
+        <w:t>The Legs column</w:t>
+      </w:r>
+      <w:r>
+        <w:rPr/>
+        <w:t xml:space="preserve"> prints a share lot as </w:t>
+      </w:r>
+      <w:r>
+        <w:rPr>
+          <w:rFonts w:ascii="Consolas" w:hAnsi="Consolas"/>
+          <w:color w:val="334455"/>
+          <w:sz w:val="19"/>
+        </w:rPr>
+        <w:t>L 100 shares</w:t>
+      </w:r>
+      <w:r>
+        <w:rPr/>
+        <w:t>, a leg of more than one</w:t>
+        <w:br/>
+        <w:t xml:space="preserve">contract as </w:t>
+      </w:r>
+      <w:r>
+        <w:rPr>
+          <w:rFonts w:ascii="Consolas" w:hAnsi="Consolas"/>
+          <w:color w:val="334455"/>
+          <w:sz w:val="19"/>
+        </w:rPr>
+        <w:t>S 2×100C</w:t>
+      </w:r>
+      <w:r>
+        <w:rPr/>
+        <w:t xml:space="preserve"> (a butterfly's body), and a leg on a later expiration with its</w:t>
+        <w:br/>
+        <w:t xml:space="preserve">date — </w:t>
+      </w:r>
+      <w:r>
+        <w:rPr>
+          <w:rFonts w:ascii="Consolas" w:hAnsi="Consolas"/>
+          <w:color w:val="334455"/>
+          <w:sz w:val="19"/>
+        </w:rPr>
+        <w:t>S 100C / L 100C 11/13</w:t>
+      </w:r>
+      <w:r>
+        <w:rPr/>
+        <w:t xml:space="preserve"> is a calendar.</w:t>
+      </w:r>
+    </w:p>
+    <w:p>
+      <w:r>
+        <w:rPr>
+          <w:b/>
+        </w:rPr>
         <w:t>The status line</w:t>
       </w:r>
       <w:r>
@@ -27804,6 +28515,76 @@
     </w:p>
     <w:p>
       <w:r>
+        <w:rPr/>
+        <w:t xml:space="preserve">⚠ </w:t>
+      </w:r>
+      <w:r>
+        <w:rPr>
+          <w:b/>
+        </w:rPr>
+        <w:t>Two structures are in that count on nearly every scan: the short straddle and the</w:t>
+        <w:br/>
+        <w:t>covered call.</w:t>
+      </w:r>
+      <w:r>
+        <w:rPr/>
+        <w:t xml:space="preserve"> Both are judged as premium sales, whose bar asks for a 65% probability of</w:t>
+        <w:br/>
+        <w:t>profit, and both measure around 57% and 52%. That is an operator decision — no lower bar</w:t>
+        <w:br/>
+        <w:t>is invented without outcome data — so they are counted, not shown. The long straddle and</w:t>
+        <w:br/>
+        <w:t xml:space="preserve">long strangle typically pass only as </w:t>
+      </w:r>
+      <w:r>
+        <w:rPr>
+          <w:i/>
+        </w:rPr>
+        <w:t>Marginal</w:t>
+      </w:r>
+      <w:r>
+        <w:rPr/>
+        <w:t>. Measured outcomes for every structure are</w:t>
+        <w:br/>
+        <w:t xml:space="preserve">in the </w:t>
+      </w:r>
+      <w:r>
+        <w:rPr>
+          <w:i/>
+        </w:rPr>
+        <w:t>Technical Reference</w:t>
+      </w:r>
+      <w:r>
+        <w:rPr/>
+        <w:t xml:space="preserve"> (Strategy Finder scoring).</w:t>
+      </w:r>
+    </w:p>
+    <w:p>
+      <w:r>
+        <w:rPr>
+          <w:b/>
+        </w:rPr>
+        <w:t>Earnings.</w:t>
+      </w:r>
+      <w:r>
+        <w:rPr/>
+        <w:t xml:space="preserve"> A calendar or diagonal is checked against its </w:t>
+      </w:r>
+      <w:r>
+        <w:rPr>
+          <w:b/>
+        </w:rPr>
+        <w:t>latest</w:t>
+      </w:r>
+      <w:r>
+        <w:rPr/>
+        <w:t xml:space="preserve"> expiration: the</w:t>
+        <w:br/>
+        <w:t>back month is still open through a report that lands after the front expires.</w:t>
+      </w:r>
+    </w:p>
+    <w:p>
+      <w:r>
         <w:rPr>
           <w:b/>
         </w:rPr>
@@ -27833,13 +28614,249 @@
         <w:rPr/>
         <w:t xml:space="preserve"> for</w:t>
         <w:br/>
-        <w:t>all types, and to paper trading for credit structures (PCS, CCS, IC) and defined-risk</w:t>
-        <w:br/>
-        <w:t>debit structures (long call/put, bull call, bear put). Naked shorts are excluded from</w:t>
-        <w:br/>
-        <w:t>paper trading because their risk is undefined.</w:t>
-      </w:r>
-    </w:p>
+        <w:t>all types — a calendar arrives with both expirations and a share leg as the Calculator's</w:t>
+        <w:br/>
+        <w:t xml:space="preserve">stock leg. ⚠ Clicking an expiration pill on the Calculator afterwards moves </w:t>
+      </w:r>
+      <w:r>
+        <w:rPr>
+          <w:b/>
+        </w:rPr>
+        <w:t>every</w:t>
+      </w:r>
+      <w:r>
+        <w:rPr/>
+        <w:br/>
+        <w:t>option leg to that one date, which collapses a calendar into a single-expiry trade.</w:t>
+      </w:r>
+    </w:p>
+    <w:p>
+      <w:r>
+        <w:rPr>
+          <w:b/>
+        </w:rPr>
+        <w:t>Send to Paper trade</w:t>
+      </w:r>
+      <w:r>
+        <w:rPr/>
+        <w:t xml:space="preserve"> appears for credit structures (PCS, CCS, IC), defined-risk debit</w:t>
+        <w:br/>
+        <w:t xml:space="preserve">structures (long call/put, bull call, bear put) and the </w:t>
+      </w:r>
+      <w:r>
+        <w:rPr>
+          <w:b/>
+        </w:rPr>
+        <w:t>call and put butterflies and</w:t>
+        <w:br/>
+        <w:t>condors</w:t>
+      </w:r>
+      <w:r>
+        <w:rPr/>
+        <w:t>. No button for:</w:t>
+      </w:r>
+    </w:p>
+    <w:tbl>
+      <w:tblPr>
+        <w:tblW w:type="auto" w:w="0"/>
+        <w:jc w:val="left"/>
+        <w:tblLayout w:type="autofit"/>
+        <w:tblLook w:firstColumn="1" w:firstRow="1" w:lastColumn="0" w:lastRow="0" w:noHBand="0" w:noVBand="1" w:val="04A0"/>
+        <w:tblBorders>
+          <w:top w:val="single" w:sz="4" w:space="0" w:color="D8DEE9"/>
+          <w:left w:val="single" w:sz="4" w:space="0" w:color="D8DEE9"/>
+          <w:bottom w:val="single" w:sz="4" w:space="0" w:color="D8DEE9"/>
+          <w:right w:val="single" w:sz="4" w:space="0" w:color="D8DEE9"/>
+          <w:insideH w:val="single" w:sz="4" w:space="0" w:color="D8DEE9"/>
+          <w:insideV w:val="single" w:sz="4" w:space="0" w:color="D8DEE9"/>
+        </w:tblBorders>
+      </w:tblPr>
+      <w:tblGrid>
+        <w:gridCol w:w="4320"/>
+        <w:gridCol w:w="4320"/>
+      </w:tblGrid>
+      <w:tr>
+        <w:tc>
+          <w:tcPr>
+            <w:tcW w:type="dxa" w:w="4320"/>
+            <w:shd w:val="clear" w:color="auto" w:fill="EAF2FB"/>
+          </w:tcPr>
+          <w:p>
+            <w:r>
+              <w:rPr>
+                <w:b/>
+              </w:rPr>
+            </w:r>
+            <w:r>
+              <w:rPr>
+                <w:b/>
+              </w:rPr>
+              <w:t>Structure</w:t>
+            </w:r>
+          </w:p>
+        </w:tc>
+        <w:tc>
+          <w:tcPr>
+            <w:tcW w:type="dxa" w:w="4320"/>
+            <w:shd w:val="clear" w:color="auto" w:fill="EAF2FB"/>
+          </w:tcPr>
+          <w:p>
+            <w:r>
+              <w:rPr>
+                <w:b/>
+              </w:rPr>
+            </w:r>
+            <w:r>
+              <w:rPr>
+                <w:b/>
+              </w:rPr>
+              <w:t>Why</w:t>
+            </w:r>
+          </w:p>
+        </w:tc>
+      </w:tr>
+      <w:tr>
+        <w:tc>
+          <w:tcPr>
+            <w:tcW w:type="dxa" w:w="4320"/>
+          </w:tcPr>
+          <w:p>
+            <w:r/>
+            <w:r>
+              <w:rPr/>
+              <w:t>Naked shorts</w:t>
+            </w:r>
+          </w:p>
+        </w:tc>
+        <w:tc>
+          <w:tcPr>
+            <w:tcW w:type="dxa" w:w="4320"/>
+          </w:tcPr>
+          <w:p>
+            <w:r/>
+            <w:r>
+              <w:rPr/>
+              <w:t>undefined risk</w:t>
+            </w:r>
+          </w:p>
+        </w:tc>
+      </w:tr>
+      <w:tr>
+        <w:tc>
+          <w:tcPr>
+            <w:tcW w:type="dxa" w:w="4320"/>
+            <w:shd w:val="clear" w:color="auto" w:fill="F4F6FA"/>
+          </w:tcPr>
+          <w:p>
+            <w:r/>
+            <w:r>
+              <w:rPr/>
+              <w:t>Straddles and strangles, long or short</w:t>
+            </w:r>
+          </w:p>
+        </w:tc>
+        <w:tc>
+          <w:tcPr>
+            <w:tcW w:type="dxa" w:w="4320"/>
+            <w:shd w:val="clear" w:color="auto" w:fill="F4F6FA"/>
+          </w:tcPr>
+          <w:p>
+            <w:r/>
+            <w:r>
+              <w:rPr>
+                <w:b/>
+              </w:rPr>
+              <w:t>analysis only</w:t>
+            </w:r>
+            <w:r>
+              <w:rPr/>
+              <w:t xml:space="preserve"> — a standing decision; the ledger refuses them by name</w:t>
+            </w:r>
+          </w:p>
+        </w:tc>
+      </w:tr>
+      <w:tr>
+        <w:tc>
+          <w:tcPr>
+            <w:tcW w:type="dxa" w:w="4320"/>
+          </w:tcPr>
+          <w:p>
+            <w:r/>
+            <w:r>
+              <w:rPr/>
+              <w:t>Iron butterfly</w:t>
+            </w:r>
+          </w:p>
+        </w:tc>
+        <w:tc>
+          <w:tcPr>
+            <w:tcW w:type="dxa" w:w="4320"/>
+          </w:tcPr>
+          <w:p>
+            <w:r/>
+            <w:r>
+              <w:rPr/>
+              <w:t>the ledger's credit path understands only two-strike spreads and iron condors</w:t>
+            </w:r>
+          </w:p>
+        </w:tc>
+      </w:tr>
+      <w:tr>
+        <w:tc>
+          <w:tcPr>
+            <w:tcW w:type="dxa" w:w="4320"/>
+            <w:shd w:val="clear" w:color="auto" w:fill="F4F6FA"/>
+          </w:tcPr>
+          <w:p>
+            <w:r/>
+            <w:r>
+              <w:rPr/>
+              <w:t>Calendars and diagonals</w:t>
+            </w:r>
+          </w:p>
+        </w:tc>
+        <w:tc>
+          <w:tcPr>
+            <w:tcW w:type="dxa" w:w="4320"/>
+            <w:shd w:val="clear" w:color="auto" w:fill="F4F6FA"/>
+          </w:tcPr>
+          <w:p>
+            <w:r/>
+            <w:r>
+              <w:rPr/>
+              <w:t>the ledger settles every leg at intrinsic, which is wrong for a back month</w:t>
+            </w:r>
+          </w:p>
+        </w:tc>
+      </w:tr>
+      <w:tr>
+        <w:tc>
+          <w:tcPr>
+            <w:tcW w:type="dxa" w:w="4320"/>
+          </w:tcPr>
+          <w:p>
+            <w:r/>
+            <w:r>
+              <w:rPr/>
+              <w:t>Covered call, protective put, collar</w:t>
+            </w:r>
+          </w:p>
+        </w:tc>
+        <w:tc>
+          <w:tcPr>
+            <w:tcW w:type="dxa" w:w="4320"/>
+          </w:tcPr>
+          <w:p>
+            <w:r/>
+            <w:r>
+              <w:rPr/>
+              <w:t>the ledger holds no shares</w:t>
+            </w:r>
+          </w:p>
+        </w:tc>
+      </w:tr>
+    </w:tbl>
+    <w:p/>
     <w:p>
       <w:pPr>
         <w:pStyle w:val="Heading3"/>

--- a/docs/manuals/reference-guide/reference-guide.docx
+++ b/docs/manuals/reference-guide/reference-guide.docx
@@ -24509,7 +24509,7 @@
         <w:rPr/>
         <w:t xml:space="preserve"> most of its value in the last two weeks — a 95/100/105 call</w:t>
         <w:br/>
-        <w:t>butterfly at spot 100 is worth about $1.20 at 30 days and $1.42 at 21, and reaches</w:t>
+        <w:t>butterfly at spot 100 and IV 28% is worth about $1.20 at 30 days and $1.42 at 21, and reaches</w:t>
         <w:br/>
         <w:t>its ~$3.10 target only near 3 days out — so the rule would close every such entry</w:t>
         <w:br/>
@@ -28027,9 +28027,31 @@
       </w:r>
       <w:r>
         <w:rPr/>
-        <w:t xml:space="preserve"> percentage. The delta bounds also place the two other sold</w:t>
-        <w:br/>
-        <w:t xml:space="preserve">options that are out of the money by design — the </w:t>
+        <w:t xml:space="preserve"> percentage. The delta bounds also place every other sold</w:t>
+        <w:br/>
+        <w:t xml:space="preserve">option that is out of the money by design — the Directional </w:t>
+      </w:r>
+      <w:r>
+        <w:rPr>
+          <w:b/>
+        </w:rPr>
+        <w:t>short put</w:t>
+      </w:r>
+      <w:r>
+        <w:rPr/>
+        <w:t xml:space="preserve"> and </w:t>
+      </w:r>
+      <w:r>
+        <w:rPr>
+          <w:b/>
+        </w:rPr>
+        <w:t>short</w:t>
+        <w:br/>
+        <w:t>call</w:t>
+      </w:r>
+      <w:r>
+        <w:rPr/>
+        <w:t xml:space="preserve">, the </w:t>
       </w:r>
       <w:r>
         <w:rPr>
@@ -28039,8 +28061,7 @@
       </w:r>
       <w:r>
         <w:rPr/>
-        <w:t xml:space="preserve"> and the call in a</w:t>
-        <w:br/>
+        <w:t xml:space="preserve">, and the call in a </w:t>
       </w:r>
       <w:r>
         <w:rPr>
@@ -28060,9 +28081,11 @@
       </w:r>
       <w:r>
         <w:rPr/>
-        <w:t xml:space="preserve"> — at the band's midpoint, and drop one that lands above</w:t>
-        <w:br/>
-        <w:t>the band's ceiling. They do not move a straddle's or butterfly's shorts, which sit at the</w:t>
+        <w:t xml:space="preserve"> — at the</w:t>
+        <w:br/>
+        <w:t>band's midpoint, and drop one that lands above the band's ceiling (one below the floor is</w:t>
+        <w:br/>
+        <w:t>kept). They do not move a straddle's or butterfly's shorts, which sit at the</w:t>
         <w:br/>
         <w:t>money by definition.</w:t>
       </w:r>
@@ -28310,9 +28333,32 @@
       </w:r>
       <w:r>
         <w:rPr/>
-        <w:t>. On the paper account the same name means the option leg</w:t>
-        <w:br/>
-        <w:t>alone, which is one reason these rows get no Paper button.</w:t>
+        <w:t xml:space="preserve">. The Paper button books into the </w:t>
+      </w:r>
+      <w:r>
+        <w:rPr>
+          <w:b/>
+        </w:rPr>
+        <w:t>Paper Ledger</w:t>
+      </w:r>
+      <w:r>
+        <w:rPr/>
+        <w:t>, which holds</w:t>
+        <w:br/>
+        <w:t xml:space="preserve">no shares — so these rows get no Paper button. (On the paper account, </w:t>
+      </w:r>
+      <w:r>
+        <w:rPr>
+          <w:rFonts w:ascii="Consolas" w:hAnsi="Consolas"/>
+          <w:color w:val="334455"/>
+          <w:sz w:val="19"/>
+        </w:rPr>
+        <w:t>COVERED_CALL</w:t>
+      </w:r>
+      <w:r>
+        <w:rPr/>
+        <w:br/>
+        <w:t>means the option leg alone.)</w:t>
       </w:r>
     </w:p>
     <w:p>
@@ -28770,7 +28816,7 @@
             </w:r>
             <w:r>
               <w:rPr/>
-              <w:t xml:space="preserve"> — a standing decision; the ledger refuses them by name</w:t>
+              <w:t xml:space="preserve"> — a standing decision; the paper ledger does not accept them</w:t>
             </w:r>
           </w:p>
         </w:tc>

--- a/docs/manuals/reference-guide/reference-guide.docx
+++ b/docs/manuals/reference-guide/reference-guide.docx
@@ -28568,17 +28568,35 @@
         <w:rPr>
           <w:b/>
         </w:rPr>
-        <w:t>Two structures are in that count on nearly every scan: the short straddle and the</w:t>
-        <w:br/>
-        <w:t>covered call.</w:t>
-      </w:r>
-      <w:r>
-        <w:rPr/>
-        <w:t xml:space="preserve"> Both are judged as premium sales, whose bar asks for a 65% probability of</w:t>
-        <w:br/>
-        <w:t>profit, and both measure around 57% and 52%. That is an operator decision — no lower bar</w:t>
-        <w:br/>
-        <w:t>is invented without outcome data — so they are counted, not shown. The long straddle and</w:t>
+        <w:t>On fairly priced options, two structures are in that count on nearly every scan: the</w:t>
+        <w:br/>
+        <w:t>short straddle and the covered call.</w:t>
+      </w:r>
+      <w:r>
+        <w:rPr/>
+        <w:t xml:space="preserve"> Both are judged as premium sales, whose bar asks</w:t>
+        <w:br/>
+        <w:t>for a 65% probability of profit, and both measure around 57% and 52%. That is an operator</w:t>
+        <w:br/>
+        <w:t>decision — no lower bar is invented without outcome data — so they are counted, not</w:t>
+        <w:br/>
+        <w:t xml:space="preserve">shown. The cut is not unconditional: when options are priced </w:t>
+      </w:r>
+      <w:r>
+        <w:rPr>
+          <w:b/>
+        </w:rPr>
+        <w:t>rich</w:t>
+      </w:r>
+      <w:r>
+        <w:rPr/>
+        <w:t xml:space="preserve"> — premium well above</w:t>
+        <w:br/>
+        <w:t>the volatility the probability is computed from — a short straddle's larger credit widens</w:t>
+        <w:br/>
+        <w:t>its breakevens past the bar (in a synthetic test, from about 20% rich), and it is listed.</w:t>
+        <w:br/>
+        <w:t>The covered call stayed cut in every case tested. The long straddle and</w:t>
         <w:br/>
         <w:t xml:space="preserve">long strangle typically pass only as </w:t>
       </w:r>

--- a/docs/manuals/reference-guide/reference-guide.docx
+++ b/docs/manuals/reference-guide/reference-guide.docx
@@ -27993,17 +27993,17 @@
     <w:p>
       <w:r>
         <w:rPr/>
-        <w:t xml:space="preserve">An </w:t>
-      </w:r>
-      <w:r>
-        <w:rPr>
-          <w:b/>
-        </w:rPr>
-        <w:t>Advanced</w:t>
-      </w:r>
-      <w:r>
-        <w:rPr/>
-        <w:t xml:space="preserve"> panel exposes the credit-spread filters: put/call </w:t>
+        <w:t xml:space="preserve">A collapsed </w:t>
+      </w:r>
+      <w:r>
+        <w:rPr>
+          <w:b/>
+        </w:rPr>
+        <w:t>Advanced — delta bands and credit floor</w:t>
+      </w:r>
+      <w:r>
+        <w:rPr/>
+        <w:t xml:space="preserve"> panel holds put/call </w:t>
       </w:r>
       <w:r>
         <w:rPr>
@@ -28013,11 +28013,10 @@
       </w:r>
       <w:r>
         <w:rPr/>
-        <w:t xml:space="preserve"> bounds (how</w:t>
-        <w:br/>
-        <w:t>far out-of-the-money the strikes sit — a smaller absolute delta is safer but pays less)</w:t>
-        <w:br/>
-        <w:t xml:space="preserve">and a </w:t>
+        <w:br/>
+        <w:t>bounds (how far out-of-the-money the sold strikes sit — a smaller absolute delta is safer</w:t>
+        <w:br/>
+        <w:t xml:space="preserve">but pays less) and a </w:t>
       </w:r>
       <w:r>
         <w:rPr>
@@ -28027,7 +28026,9 @@
       </w:r>
       <w:r>
         <w:rPr/>
-        <w:t xml:space="preserve"> percentage. The delta bounds also place every other sold</w:t>
+        <w:t xml:space="preserve"> percentage, which filters the credit spreads</w:t>
+        <w:br/>
+        <w:t>only. The delta bounds place the credit spreads' short strikes and also every other sold</w:t>
         <w:br/>
         <w:t xml:space="preserve">option that is out of the money by design — the Directional </w:t>
       </w:r>
@@ -28112,25 +28113,33 @@
         <w:rPr>
           <w:b/>
         </w:rPr>
-        <w:t>Straddle, butterfly body, iron butterfly body</w:t>
-      </w:r>
-      <w:r>
-        <w:t xml:space="preserve"> — the at-the-money strike. If that</w:t>
-        <w:br/>
-        <w:t xml:space="preserve">  strike is missing from either side of the chain the structure is </w:t>
-      </w:r>
-      <w:r>
-        <w:rPr>
-          <w:b/>
-        </w:rPr>
-        <w:t>skipped</w:t>
-      </w:r>
-      <w:r>
-        <w:t>, never</w:t>
-        <w:br/>
-        <w:t xml:space="preserve">  moved to the next strike: an off-centre "straddle" is a different trade under a neutral</w:t>
-        <w:br/>
-        <w:t xml:space="preserve">  name.</w:t>
+        <w:t>Which expiration</w:t>
+      </w:r>
+      <w:r>
+        <w:t xml:space="preserve"> — every newer structure except the calendar and diagonal (which</w:t>
+        <w:br/>
+        <w:t xml:space="preserve">  take two, below) sits on the </w:t>
+      </w:r>
+      <w:r>
+        <w:rPr>
+          <w:b/>
+        </w:rPr>
+        <w:t>nearest expiration at least 7 days out</w:t>
+      </w:r>
+      <w:r>
+        <w:t xml:space="preserve"> inside your</w:t>
+        <w:br/>
+        <w:t xml:space="preserve">  DTE range: straddles, strangles, butterflies, the iron butterfly, condors and the</w:t>
+        <w:br/>
+        <w:t xml:space="preserve">  share structures. With DTE min at 0 none of them is built on a 0–6 day expiration,</w:t>
+        <w:br/>
+        <w:t xml:space="preserve">  and nothing needs widening for it — the floor applies by itself. A structure that</w:t>
+        <w:br/>
+        <w:t xml:space="preserve">  close to expiry is a same-day bet rather than the trade its name describes (an</w:t>
+        <w:br/>
+        <w:t xml:space="preserve">  operator decision). The Directional rows and the debit and credit spreads still take</w:t>
+        <w:br/>
+        <w:t xml:space="preserve">  the nearest expiration in the range.</w:t>
       </w:r>
     </w:p>
     <w:p>
@@ -28141,23 +28150,25 @@
         <w:rPr>
           <w:b/>
         </w:rPr>
-        <w:t>Long strangle</w:t>
-      </w:r>
-      <w:r>
-        <w:t xml:space="preserve"> — its own out-of-the-money wings near </w:t>
-      </w:r>
-      <w:r>
-        <w:rPr>
-          <w:b/>
-        </w:rPr>
-        <w:t>0.30 delta</w:t>
-      </w:r>
-      <w:r>
-        <w:t>, not the short</w:t>
-        <w:br/>
-        <w:t xml:space="preserve">  strangle's strikes. Bought at the delta band's midpoint (~0.15 delta) it could never</w:t>
-        <w:br/>
-        <w:t xml:space="preserve">  win often enough to pass.</w:t>
+        <w:t>Straddle, butterfly body, iron butterfly body</w:t>
+      </w:r>
+      <w:r>
+        <w:t xml:space="preserve"> — the at-the-money strike. If that</w:t>
+        <w:br/>
+        <w:t xml:space="preserve">  strike is missing from either side of the chain the structure is </w:t>
+      </w:r>
+      <w:r>
+        <w:rPr>
+          <w:b/>
+        </w:rPr>
+        <w:t>skipped</w:t>
+      </w:r>
+      <w:r>
+        <w:t>, never</w:t>
+        <w:br/>
+        <w:t xml:space="preserve">  moved to the next strike: an off-centre "straddle" is a different trade under a neutral</w:t>
+        <w:br/>
+        <w:t xml:space="preserve">  name.</w:t>
       </w:r>
     </w:p>
     <w:p>
@@ -28168,32 +28179,23 @@
         <w:rPr>
           <w:b/>
         </w:rPr>
-        <w:t>Butterfly and condor wings</w:t>
-      </w:r>
-      <w:r>
-        <w:t xml:space="preserve"> — the distance, listed on </w:t>
-      </w:r>
-      <w:r>
-        <w:rPr>
-          <w:b/>
-        </w:rPr>
-        <w:t>both</w:t>
-      </w:r>
-      <w:r>
-        <w:t xml:space="preserve"> sides of the body,</w:t>
-        <w:br/>
-        <w:t xml:space="preserve">  nearest </w:t>
-      </w:r>
-      <w:r>
-        <w:rPr>
-          <w:b/>
-        </w:rPr>
-        <w:t>half the 1-σ expected move</w:t>
-      </w:r>
-      <w:r>
-        <w:t>. A condor's shorts sit one wing out, its longs</w:t>
-        <w:br/>
-        <w:t xml:space="preserve">  two. Symmetric on purpose: a broken wing is a different risk profile.</w:t>
+        <w:t>Long strangle</w:t>
+      </w:r>
+      <w:r>
+        <w:t xml:space="preserve"> — its own out-of-the-money wings near </w:t>
+      </w:r>
+      <w:r>
+        <w:rPr>
+          <w:b/>
+        </w:rPr>
+        <w:t>0.30 delta</w:t>
+      </w:r>
+      <w:r>
+        <w:t>, not the short</w:t>
+        <w:br/>
+        <w:t xml:space="preserve">  strangle's strikes. Bought at the delta band's midpoint (~0.15 delta) it could never</w:t>
+        <w:br/>
+        <w:t xml:space="preserve">  win often enough to pass.</w:t>
       </w:r>
     </w:p>
     <w:p>
@@ -28204,34 +28206,32 @@
         <w:rPr>
           <w:b/>
         </w:rPr>
-        <w:t>Calendar</w:t>
-      </w:r>
-      <w:r>
-        <w:t xml:space="preserve"> — the near expiration at least </w:t>
-      </w:r>
-      <w:r>
-        <w:rPr>
-          <w:b/>
-        </w:rPr>
-        <w:t>7 days</w:t>
-      </w:r>
-      <w:r>
-        <w:t xml:space="preserve"> out, the later one nearest</w:t>
-        <w:br/>
-        <w:t xml:space="preserve">  </w:t>
-      </w:r>
-      <w:r>
-        <w:rPr>
-          <w:b/>
-        </w:rPr>
-        <w:t>near + 28 days</w:t>
-      </w:r>
-      <w:r>
-        <w:t xml:space="preserve"> and at least a week after it, both inside your DTE range; same</w:t>
-        <w:br/>
-        <w:t xml:space="preserve">  at-the-money strike. Skipped when either month's strike ladder has a hole at the money.</w:t>
-        <w:br/>
-        <w:t xml:space="preserve">  If DTE max does not reach a second expiration, no calendar is built — widen it.</w:t>
+        <w:t>Butterfly and condor wings</w:t>
+      </w:r>
+      <w:r>
+        <w:t xml:space="preserve"> — the distance, listed on </w:t>
+      </w:r>
+      <w:r>
+        <w:rPr>
+          <w:b/>
+        </w:rPr>
+        <w:t>both</w:t>
+      </w:r>
+      <w:r>
+        <w:t xml:space="preserve"> sides of the body,</w:t>
+        <w:br/>
+        <w:t xml:space="preserve">  nearest </w:t>
+      </w:r>
+      <w:r>
+        <w:rPr>
+          <w:b/>
+        </w:rPr>
+        <w:t>half the 1-σ expected move</w:t>
+      </w:r>
+      <w:r>
+        <w:t>. A condor's shorts sit one wing out, its longs</w:t>
+        <w:br/>
+        <w:t xml:space="preserve">  two. Symmetric on purpose: a broken wing is a different risk profile.</w:t>
       </w:r>
     </w:p>
     <w:p>
@@ -28242,34 +28242,47 @@
         <w:rPr>
           <w:b/>
         </w:rPr>
-        <w:t>Diagonal</w:t>
-      </w:r>
-      <w:r>
-        <w:t xml:space="preserve"> — short the near month out of the money near </w:t>
-      </w:r>
-      <w:r>
-        <w:rPr>
-          <w:b/>
-        </w:rPr>
-        <w:t>0.30 delta</w:t>
-      </w:r>
-      <w:r>
-        <w:t xml:space="preserve"> (accepted</w:t>
-        <w:br/>
-        <w:t xml:space="preserve">  only between 0.15 and 0.45), long the later month in the money near </w:t>
-      </w:r>
-      <w:r>
-        <w:rPr>
-          <w:b/>
-        </w:rPr>
-        <w:t>0.70 delta</w:t>
-      </w:r>
-      <w:r>
-        <w:t>.</w:t>
-        <w:br/>
-        <w:t xml:space="preserve">  Skipped when the debit reaches the width between the two strikes, since it then has no</w:t>
-        <w:br/>
-        <w:t xml:space="preserve">  upside worth the name.</w:t>
+        <w:t>Butterfly and condor prices</w:t>
+      </w:r>
+      <w:r>
+        <w:t xml:space="preserve"> — a long butterfly or condor is worth between nothing</w:t>
+        <w:br/>
+        <w:t xml:space="preserve">  and its wing at expiry, so it must cost a </w:t>
+      </w:r>
+      <w:r>
+        <w:rPr>
+          <w:b/>
+        </w:rPr>
+        <w:t>debit</w:t>
+      </w:r>
+      <w:r>
+        <w:t xml:space="preserve"> smaller than the wing; an iron</w:t>
+        <w:br/>
+        <w:t xml:space="preserve">  butterfly is the same payoff shifted down, so it must take in a </w:t>
+      </w:r>
+      <w:r>
+        <w:rPr>
+          <w:b/>
+        </w:rPr>
+        <w:t>credit</w:t>
+      </w:r>
+      <w:r>
+        <w:t xml:space="preserve"> smaller than</w:t>
+        <w:br/>
+        <w:t xml:space="preserve">  the wing. When wide quotes put the mid prices outside that range — a long butterfly</w:t>
+        <w:br/>
+        <w:t xml:space="preserve">  "paid" a credit reports a 100% probability of profit and ranks first — the row is </w:t>
+      </w:r>
+      <w:r>
+        <w:rPr>
+          <w:b/>
+        </w:rPr>
+        <w:t>not</w:t>
+        <w:br/>
+        <w:t xml:space="preserve">  shown</w:t>
+      </w:r>
+      <w:r>
+        <w:t>: the prices are wrong, not the trade good.</w:t>
       </w:r>
     </w:p>
     <w:p>
@@ -28280,10 +28293,86 @@
         <w:rPr>
           <w:b/>
         </w:rPr>
+        <w:t>Calendar</w:t>
+      </w:r>
+      <w:r>
+        <w:t xml:space="preserve"> — the near expiration at least </w:t>
+      </w:r>
+      <w:r>
+        <w:rPr>
+          <w:b/>
+        </w:rPr>
+        <w:t>7 days</w:t>
+      </w:r>
+      <w:r>
+        <w:t xml:space="preserve"> out, the later one nearest</w:t>
+        <w:br/>
+        <w:t xml:space="preserve">  </w:t>
+      </w:r>
+      <w:r>
+        <w:rPr>
+          <w:b/>
+        </w:rPr>
+        <w:t>near + 28 days</w:t>
+      </w:r>
+      <w:r>
+        <w:t xml:space="preserve"> and at least a week after it, both inside your DTE range; same</w:t>
+        <w:br/>
+        <w:t xml:space="preserve">  at-the-money strike. Skipped when either month's strike ladder has a hole at the money.</w:t>
+        <w:br/>
+        <w:t xml:space="preserve">  If DTE max does not reach a second expiration, no calendar is built — widen it.</w:t>
+      </w:r>
+    </w:p>
+    <w:p>
+      <w:pPr>
+        <w:pStyle w:val="ListBullet"/>
+      </w:pPr>
+      <w:r>
+        <w:rPr>
+          <w:b/>
+        </w:rPr>
+        <w:t>Diagonal</w:t>
+      </w:r>
+      <w:r>
+        <w:t xml:space="preserve"> — short the near month out of the money near </w:t>
+      </w:r>
+      <w:r>
+        <w:rPr>
+          <w:b/>
+        </w:rPr>
+        <w:t>0.30 delta</w:t>
+      </w:r>
+      <w:r>
+        <w:t xml:space="preserve"> (accepted</w:t>
+        <w:br/>
+        <w:t xml:space="preserve">  only between 0.15 and 0.45), long the later month in the money near </w:t>
+      </w:r>
+      <w:r>
+        <w:rPr>
+          <w:b/>
+        </w:rPr>
+        <w:t>0.70 delta</w:t>
+      </w:r>
+      <w:r>
+        <w:t>.</w:t>
+        <w:br/>
+        <w:t xml:space="preserve">  Skipped when the debit reaches the width between the two strikes, since it then has no</w:t>
+        <w:br/>
+        <w:t xml:space="preserve">  upside worth the name.</w:t>
+      </w:r>
+    </w:p>
+    <w:p>
+      <w:pPr>
+        <w:pStyle w:val="ListBullet"/>
+      </w:pPr>
+      <w:r>
+        <w:rPr>
+          <w:b/>
+        </w:rPr>
         <w:t>Covered call / protective put / collar</w:t>
       </w:r>
       <w:r>
-        <w:t xml:space="preserve"> — near expiration at least 7 days out. The</w:t>
+        <w:t xml:space="preserve"> — the 7-day expiration above. The</w:t>
         <w:br/>
         <w:t xml:space="preserve">  sold call is at the call band's midpoint; the bought put is near </w:t>
       </w:r>
@@ -28518,6 +28607,83 @@
         <w:rPr>
           <w:b/>
         </w:rPr>
+        <w:t>The Trade detail panel</w:t>
+      </w:r>
+      <w:r>
+        <w:rPr/>
+        <w:t xml:space="preserve"> (click a row) follows the same rules in words: </w:t>
+      </w:r>
+      <w:r>
+        <w:rPr>
+          <w:rFonts w:ascii="Consolas" w:hAnsi="Consolas"/>
+          <w:color w:val="334455"/>
+          <w:sz w:val="19"/>
+        </w:rPr>
+        <w:t>Buy 100</w:t>
+        <w:br/>
+        <w:t>shares</w:t>
+      </w:r>
+      <w:r>
+        <w:rPr/>
+        <w:t xml:space="preserve"> for a share lot, </w:t>
+      </w:r>
+      <w:r>
+        <w:rPr>
+          <w:rFonts w:ascii="Consolas" w:hAnsi="Consolas"/>
+          <w:color w:val="334455"/>
+          <w:sz w:val="19"/>
+        </w:rPr>
+        <w:t>Sell 2× 100 C</w:t>
+      </w:r>
+      <w:r>
+        <w:rPr/>
+        <w:t xml:space="preserve"> for a butterfly's body, each leg on its own line</w:t>
+        <w:br/>
+        <w:t>with its own date when the legs span more than one expiration (the single "Exp" caption is</w:t>
+        <w:br/>
+        <w:t xml:space="preserve">then left off, since it would name only the near month), </w:t>
+      </w:r>
+      <w:r>
+        <w:rPr>
+          <w:b/>
+        </w:rPr>
+        <w:t>every</w:t>
+      </w:r>
+      <w:r>
+        <w:rPr/>
+        <w:t xml:space="preserve"> breakeven joined with</w:t>
+        <w:br/>
+      </w:r>
+      <w:r>
+        <w:rPr>
+          <w:rFonts w:ascii="Consolas" w:hAnsi="Consolas"/>
+          <w:color w:val="334455"/>
+          <w:sz w:val="19"/>
+        </w:rPr>
+        <w:t>/</w:t>
+      </w:r>
+      <w:r>
+        <w:rPr/>
+        <w:t xml:space="preserve">, and dollars stated </w:t>
+      </w:r>
+      <w:r>
+        <w:rPr>
+          <w:b/>
+        </w:rPr>
+        <w:t>per position</w:t>
+      </w:r>
+      <w:r>
+        <w:rPr/>
+        <w:t xml:space="preserve"> rather than per contract when shares are part</w:t>
+        <w:br/>
+        <w:t>of it — a share lot is thousands of dollars, not a contract's worth.</w:t>
+      </w:r>
+    </w:p>
+    <w:p>
+      <w:r>
+        <w:rPr>
+          <w:b/>
+        </w:rPr>
         <w:t>The status line</w:t>
       </w:r>
       <w:r>
@@ -28717,7 +28883,11 @@
       </w:r>
       <w:r>
         <w:rPr/>
-        <w:t>. No button for:</w:t>
+        <w:t>. The ledger refuses a debit structure that arrives with no positive debit,</w:t>
+        <w:br/>
+        <w:t>rather than opening it as a free trade whose every later mark would overstate the</w:t>
+        <w:br/>
+        <w:t>result. No button for:</w:t>
       </w:r>
     </w:p>
     <w:tbl>

--- a/docs/manuals/reference-guide/reference-guide.docx
+++ b/docs/manuals/reference-guide/reference-guide.docx
@@ -27696,35 +27696,246 @@
     </w:p>
     <w:p>
       <w:r>
-        <w:rPr>
-          <w:b/>
-        </w:rPr>
-        <w:t>Inputs:</w:t>
-      </w:r>
-      <w:r>
-        <w:rPr/>
-        <w:t xml:space="preserve"> symbol, </w:t>
-      </w:r>
-      <w:r>
-        <w:rPr>
-          <w:b/>
-        </w:rPr>
-        <w:t>DTE min/max</w:t>
-      </w:r>
-      <w:r>
-        <w:rPr/>
-        <w:t xml:space="preserve"> (wider allows more candidates), and a </w:t>
-      </w:r>
-      <w:r>
-        <w:rPr>
-          <w:b/>
-        </w:rPr>
-        <w:t>Strategies</w:t>
-      </w:r>
-      <w:r>
-        <w:rPr/>
-        <w:br/>
-        <w:t>row of seven checkboxes, all ticked by default:</w:t>
+        <w:rPr/>
+        <w:t xml:space="preserve">The page reads top to bottom: a </w:t>
+      </w:r>
+      <w:r>
+        <w:rPr>
+          <w:b/>
+        </w:rPr>
+        <w:t>scan bar</w:t>
+      </w:r>
+      <w:r>
+        <w:rPr/>
+        <w:t xml:space="preserve">, a </w:t>
+      </w:r>
+      <w:r>
+        <w:rPr>
+          <w:b/>
+        </w:rPr>
+        <w:t>summary strip</w:t>
+      </w:r>
+      <w:r>
+        <w:rPr/>
+        <w:t xml:space="preserve">, </w:t>
+      </w:r>
+      <w:r>
+        <w:rPr>
+          <w:b/>
+        </w:rPr>
+        <w:t>strategy chips</w:t>
+      </w:r>
+      <w:r>
+        <w:rPr/>
+        <w:t>,</w:t>
+        <w:br/>
+        <w:t xml:space="preserve">up to four </w:t>
+      </w:r>
+      <w:r>
+        <w:rPr>
+          <w:b/>
+        </w:rPr>
+        <w:t>top picks</w:t>
+      </w:r>
+      <w:r>
+        <w:rPr/>
+        <w:t xml:space="preserve">, and the </w:t>
+      </w:r>
+      <w:r>
+        <w:rPr>
+          <w:b/>
+        </w:rPr>
+        <w:t>ranked list</w:t>
+      </w:r>
+      <w:r>
+        <w:rPr/>
+        <w:t>, with the Trade detail panel beside it.</w:t>
+      </w:r>
+    </w:p>
+    <w:p>
+      <w:r>
+        <w:rPr>
+          <w:b/>
+        </w:rPr>
+        <w:t>The scan bar.</w:t>
+      </w:r>
+      <w:r>
+        <w:rPr/>
+        <w:t xml:space="preserve"> A </w:t>
+      </w:r>
+      <w:r>
+        <w:rPr>
+          <w:b/>
+        </w:rPr>
+        <w:t>Symbol</w:t>
+      </w:r>
+      <w:r>
+        <w:rPr/>
+        <w:t xml:space="preserve"> box and </w:t>
+      </w:r>
+      <w:r>
+        <w:rPr>
+          <w:b/>
+        </w:rPr>
+        <w:t>Scan</w:t>
+      </w:r>
+      <w:r>
+        <w:rPr/>
+        <w:t xml:space="preserve"> (Enter, or tabbing out of the box, scans</w:t>
+        <w:br/>
+        <w:t>too). Nothing else rescans — change the settings, then press Scan.</w:t>
+      </w:r>
+    </w:p>
+    <w:p>
+      <w:pPr>
+        <w:pStyle w:val="ListBullet"/>
+      </w:pPr>
+      <w:r>
+        <w:rPr>
+          <w:b/>
+        </w:rPr>
+        <w:t>Expiry</w:t>
+      </w:r>
+      <w:r>
+        <w:t xml:space="preserve"> presets fill the </w:t>
+      </w:r>
+      <w:r>
+        <w:rPr>
+          <w:b/>
+        </w:rPr>
+        <w:t>DTE min / max</w:t>
+      </w:r>
+      <w:r>
+        <w:t xml:space="preserve"> boxes beside them: </w:t>
+      </w:r>
+      <w:r>
+        <w:rPr>
+          <w:b/>
+        </w:rPr>
+        <w:t>1–2 wk</w:t>
+      </w:r>
+      <w:r>
+        <w:t xml:space="preserve"> (7–14 days),</w:t>
+        <w:br/>
+        <w:t xml:space="preserve">  </w:t>
+      </w:r>
+      <w:r>
+        <w:rPr>
+          <w:b/>
+        </w:rPr>
+        <w:t>2–6 wk</w:t>
+      </w:r>
+      <w:r>
+        <w:t xml:space="preserve"> (14–42), </w:t>
+      </w:r>
+      <w:r>
+        <w:rPr>
+          <w:b/>
+        </w:rPr>
+        <w:t>1–3 mo</w:t>
+      </w:r>
+      <w:r>
+        <w:t xml:space="preserve"> (30–90) and </w:t>
+      </w:r>
+      <w:r>
+        <w:rPr>
+          <w:b/>
+        </w:rPr>
+        <w:t>Any</w:t>
+      </w:r>
+      <w:r>
+        <w:t xml:space="preserve"> (0–120, the default). Typing in</w:t>
+        <w:br/>
+        <w:t xml:space="preserve">  either box releases the preset, so a hand-set range is never shown under a preset's</w:t>
+        <w:br/>
+        <w:t xml:space="preserve">  name. A wider range allows more candidates.</w:t>
+      </w:r>
+    </w:p>
+    <w:p>
+      <w:pPr>
+        <w:pStyle w:val="ListBullet"/>
+      </w:pPr>
+      <w:r>
+        <w:rPr>
+          <w:b/>
+        </w:rPr>
+        <w:t>Risk style</w:t>
+      </w:r>
+      <w:r>
+        <w:t xml:space="preserve"> sets the short-leg delta bands on </w:t>
+      </w:r>
+      <w:r>
+        <w:rPr>
+          <w:b/>
+        </w:rPr>
+        <w:t>both</w:t>
+      </w:r>
+      <w:r>
+        <w:t xml:space="preserve"> sides at once:</w:t>
+        <w:br/>
+        <w:t xml:space="preserve">  </w:t>
+      </w:r>
+      <w:r>
+        <w:rPr>
+          <w:b/>
+        </w:rPr>
+        <w:t>Conservative</w:t>
+      </w:r>
+      <w:r>
+        <w:t xml:space="preserve"> 0.05–0.10, </w:t>
+      </w:r>
+      <w:r>
+        <w:rPr>
+          <w:b/>
+        </w:rPr>
+        <w:t>Balanced</w:t>
+      </w:r>
+      <w:r>
+        <w:t xml:space="preserve"> 0.10–0.20 (the default) and </w:t>
+      </w:r>
+      <w:r>
+        <w:rPr>
+          <w:b/>
+        </w:rPr>
+        <w:t>Aggressive</w:t>
+      </w:r>
+      <w:r>
+        <w:br/>
+        <w:t xml:space="preserve">  0.20–0.30. It is shorthand for the four delta fields under </w:t>
+      </w:r>
+      <w:r>
+        <w:rPr>
+          <w:b/>
+        </w:rPr>
+        <w:t>Advanced</w:t>
+      </w:r>
+      <w:r>
+        <w:t>; edit those by</w:t>
+        <w:br/>
+        <w:t xml:space="preserve">  hand to anything else and the picker shows </w:t>
+      </w:r>
+      <w:r>
+        <w:rPr>
+          <w:b/>
+        </w:rPr>
+        <w:t>Custom</w:t>
+      </w:r>
+      <w:r>
+        <w:t>.</w:t>
+      </w:r>
+    </w:p>
+    <w:p>
+      <w:r>
+        <w:rPr>
+          <w:b/>
+        </w:rPr>
+        <w:t>Every scan builds all seven strategy groups</w:t>
+      </w:r>
+      <w:r>
+        <w:rPr/>
+        <w:t xml:space="preserve"> — the chips below choose what you see,</w:t>
+        <w:br/>
+        <w:t>not what is built:</w:t>
       </w:r>
     </w:p>
     <w:tbl>
@@ -28455,25 +28666,38 @@
         <w:rPr>
           <w:b/>
         </w:rPr>
-        <w:t>The view banner.</w:t>
-      </w:r>
-      <w:r>
-        <w:rPr/>
-        <w:t xml:space="preserve"> Before ranking anything, the scanner </w:t>
+        <w:t>The summary strip.</w:t>
+      </w:r>
+      <w:r>
+        <w:rPr/>
+        <w:t xml:space="preserve"> After a scan it names the symbol and its price, the </w:t>
+      </w:r>
+      <w:r>
+        <w:rPr>
+          <w:b/>
+        </w:rPr>
+        <w:t>Vol Rank</w:t>
+      </w:r>
+      <w:r>
+        <w:rPr/>
+        <w:br/>
+        <w:t xml:space="preserve">(one value per scan, so it is not repeated on every row), and the </w:t>
       </w:r>
       <w:r>
         <w:rPr>
           <w:i/>
         </w:rPr>
-        <w:t>infers a market view</w:t>
-      </w:r>
-      <w:r>
-        <w:rPr/>
-        <w:t xml:space="preserve"> for the</w:t>
-        <w:br/>
-        <w:t>symbol from its technicals and implied volatility — a direction, a conviction level, and</w:t>
-        <w:br/>
-        <w:t>a volatility regime. It then scores each candidate on two things:</w:t>
+        <w:t>market view</w:t>
+      </w:r>
+      <w:r>
+        <w:rPr/>
+        <w:t xml:space="preserve"> the</w:t>
+        <w:br/>
+        <w:t>scanner inferred before ranking anything — shown as pills for a direction, a conviction</w:t>
+        <w:br/>
+        <w:t>level and a volatility regime, read from the symbol's technicals and implied volatility.</w:t>
+        <w:br/>
+        <w:t>It then scores each candidate on two things:</w:t>
       </w:r>
     </w:p>
     <w:p>
@@ -28515,379 +28739,86 @@
         <w:rPr>
           <w:b/>
         </w:rPr>
-        <w:t>The columns:</w:t>
-      </w:r>
-      <w:r>
-        <w:rPr/>
-        <w:t xml:space="preserve"> Strategy · Bias · Legs · Exp · DTE · Debit/Credit · Max P · Max L ·</w:t>
-        <w:br/>
-        <w:t xml:space="preserve">R:R · PoP · BE (breakeven) · Vol Rank · Score · </w:t>
-      </w:r>
-      <w:r>
-        <w:rPr>
-          <w:b/>
-        </w:rPr>
-        <w:t>Grade</w:t>
+        <w:t>Strategy chips.</w:t>
+      </w:r>
+      <w:r>
+        <w:rPr/>
+        <w:t xml:space="preserve"> One chip per group that produced ideas, with its count, plus </w:t>
+      </w:r>
+      <w:r>
+        <w:rPr>
+          <w:b/>
+        </w:rPr>
+        <w:t>All</w:t>
       </w:r>
       <w:r>
         <w:rPr/>
         <w:t>.</w:t>
-      </w:r>
-    </w:p>
-    <w:p>
-      <w:r>
-        <w:rPr>
-          <w:b/>
-        </w:rPr>
-        <w:t>The Grade is quality-gated, not fit-gated</w:t>
-      </w:r>
-      <w:r>
-        <w:rPr/>
-        <w:t xml:space="preserve"> — it is driven by structural quality and</w:t>
-        <w:br/>
-        <w:t>per-family hard gates, and carries a tooltip explaining the reason. A high score with a</w:t>
-        <w:br/>
-        <w:t>poor grade means "fits your view, but badly constructed".</w:t>
-      </w:r>
-    </w:p>
-    <w:p>
-      <w:r>
-        <w:rPr>
-          <w:b/>
-        </w:rPr>
-        <w:t>The Legs column</w:t>
-      </w:r>
-      <w:r>
-        <w:rPr/>
-        <w:t xml:space="preserve"> prints a share lot as </w:t>
-      </w:r>
-      <w:r>
-        <w:rPr>
-          <w:rFonts w:ascii="Consolas" w:hAnsi="Consolas"/>
-          <w:color w:val="334455"/>
-          <w:sz w:val="19"/>
-        </w:rPr>
-        <w:t>L 100 shares</w:t>
-      </w:r>
-      <w:r>
-        <w:rPr/>
-        <w:t>, a leg of more than one</w:t>
-        <w:br/>
-        <w:t xml:space="preserve">contract as </w:t>
-      </w:r>
-      <w:r>
-        <w:rPr>
-          <w:rFonts w:ascii="Consolas" w:hAnsi="Consolas"/>
-          <w:color w:val="334455"/>
-          <w:sz w:val="19"/>
-        </w:rPr>
-        <w:t>S 2×100C</w:t>
-      </w:r>
-      <w:r>
-        <w:rPr/>
-        <w:t xml:space="preserve"> (a butterfly's body), and a leg on a later expiration with its</w:t>
-        <w:br/>
-        <w:t xml:space="preserve">date — </w:t>
-      </w:r>
-      <w:r>
-        <w:rPr>
-          <w:rFonts w:ascii="Consolas" w:hAnsi="Consolas"/>
-          <w:color w:val="334455"/>
-          <w:sz w:val="19"/>
-        </w:rPr>
-        <w:t>S 100C / L 100C 11/13</w:t>
-      </w:r>
-      <w:r>
-        <w:rPr/>
-        <w:t xml:space="preserve"> is a calendar.</w:t>
-      </w:r>
-    </w:p>
-    <w:p>
-      <w:r>
-        <w:rPr>
-          <w:b/>
-        </w:rPr>
-        <w:t>The Trade detail panel</w:t>
-      </w:r>
-      <w:r>
-        <w:rPr/>
-        <w:t xml:space="preserve"> (click a row) follows the same rules in words: </w:t>
-      </w:r>
-      <w:r>
-        <w:rPr>
-          <w:rFonts w:ascii="Consolas" w:hAnsi="Consolas"/>
-          <w:color w:val="334455"/>
-          <w:sz w:val="19"/>
-        </w:rPr>
-        <w:t>Buy 100</w:t>
-        <w:br/>
-        <w:t>shares</w:t>
-      </w:r>
-      <w:r>
-        <w:rPr/>
-        <w:t xml:space="preserve"> for a share lot, </w:t>
-      </w:r>
-      <w:r>
-        <w:rPr>
-          <w:rFonts w:ascii="Consolas" w:hAnsi="Consolas"/>
-          <w:color w:val="334455"/>
-          <w:sz w:val="19"/>
-        </w:rPr>
-        <w:t>Sell 2× 100 C</w:t>
-      </w:r>
-      <w:r>
-        <w:rPr/>
-        <w:t xml:space="preserve"> for a butterfly's body, each leg on its own line</w:t>
-        <w:br/>
-        <w:t>with its own date when the legs span more than one expiration (the single "Exp" caption is</w:t>
-        <w:br/>
-        <w:t xml:space="preserve">then left off, since it would name only the near month), </w:t>
-      </w:r>
-      <w:r>
-        <w:rPr>
-          <w:b/>
-        </w:rPr>
-        <w:t>every</w:t>
-      </w:r>
-      <w:r>
-        <w:rPr/>
-        <w:t xml:space="preserve"> breakeven joined with</w:t>
-        <w:br/>
-      </w:r>
-      <w:r>
-        <w:rPr>
-          <w:rFonts w:ascii="Consolas" w:hAnsi="Consolas"/>
-          <w:color w:val="334455"/>
-          <w:sz w:val="19"/>
-        </w:rPr>
-        <w:t>/</w:t>
-      </w:r>
-      <w:r>
-        <w:rPr/>
-        <w:t xml:space="preserve">, and dollars stated </w:t>
-      </w:r>
-      <w:r>
-        <w:rPr>
-          <w:b/>
-        </w:rPr>
-        <w:t>per position</w:t>
-      </w:r>
-      <w:r>
-        <w:rPr/>
-        <w:t xml:space="preserve"> rather than per contract when shares are part</w:t>
-        <w:br/>
-        <w:t>of it — a share lot is thousands of dollars, not a contract's worth.</w:t>
-      </w:r>
-    </w:p>
-    <w:p>
-      <w:r>
-        <w:rPr>
-          <w:b/>
-        </w:rPr>
-        <w:t>The status line</w:t>
-      </w:r>
-      <w:r>
-        <w:rPr/>
-        <w:t xml:space="preserve"> reports how many candidates were </w:t>
-      </w:r>
-      <w:r>
-        <w:rPr>
-          <w:b/>
-        </w:rPr>
-        <w:t>cut below the quality bar</w:t>
-      </w:r>
-      <w:r>
-        <w:rPr/>
-        <w:t>. That</w:t>
-        <w:br/>
-        <w:t xml:space="preserve">count is what distinguishes </w:t>
-      </w:r>
-      <w:r>
-        <w:rPr>
-          <w:i/>
-        </w:rPr>
-        <w:t>"the scan found things and rejected them all"</w:t>
-      </w:r>
-      <w:r>
-        <w:rPr/>
-        <w:t xml:space="preserve"> from </w:t>
-      </w:r>
-      <w:r>
-        <w:rPr>
-          <w:i/>
-        </w:rPr>
-        <w:t>"the</w:t>
-        <w:br/>
-        <w:t>scan found nothing"</w:t>
-      </w:r>
-      <w:r>
-        <w:rPr/>
-        <w:t xml:space="preserve"> — two very different situations that would otherwise look identical.</w:t>
-      </w:r>
-    </w:p>
-    <w:p>
-      <w:r>
-        <w:rPr/>
-        <w:t xml:space="preserve">⚠ </w:t>
-      </w:r>
-      <w:r>
-        <w:rPr>
-          <w:b/>
-        </w:rPr>
-        <w:t>On fairly priced options, two structures are in that count on nearly every scan: the</w:t>
-        <w:br/>
-        <w:t>short straddle and the covered call.</w:t>
-      </w:r>
-      <w:r>
-        <w:rPr/>
-        <w:t xml:space="preserve"> Both are judged as premium sales, whose bar asks</w:t>
-        <w:br/>
-        <w:t>for a 65% probability of profit, and both measure around 57% and 52%. That is an operator</w:t>
-        <w:br/>
-        <w:t>decision — no lower bar is invented without outcome data — so they are counted, not</w:t>
-        <w:br/>
-        <w:t xml:space="preserve">shown. The cut is not unconditional: when options are priced </w:t>
-      </w:r>
-      <w:r>
-        <w:rPr>
-          <w:b/>
-        </w:rPr>
-        <w:t>rich</w:t>
-      </w:r>
-      <w:r>
-        <w:rPr/>
-        <w:t xml:space="preserve"> — premium well above</w:t>
-        <w:br/>
-        <w:t>the volatility the probability is computed from — a short straddle's larger credit widens</w:t>
-        <w:br/>
-        <w:t>its breakevens past the bar (in a synthetic test, from about 20% rich), and it is listed.</w:t>
-        <w:br/>
-        <w:t>The covered call stayed cut in every case tested. The long straddle and</w:t>
-        <w:br/>
-        <w:t xml:space="preserve">long strangle typically pass only as </w:t>
-      </w:r>
-      <w:r>
-        <w:rPr>
-          <w:i/>
-        </w:rPr>
-        <w:t>Marginal</w:t>
-      </w:r>
-      <w:r>
-        <w:rPr/>
-        <w:t>. Measured outcomes for every structure are</w:t>
-        <w:br/>
-        <w:t xml:space="preserve">in the </w:t>
-      </w:r>
-      <w:r>
-        <w:rPr>
-          <w:i/>
-        </w:rPr>
-        <w:t>Technical Reference</w:t>
-      </w:r>
-      <w:r>
-        <w:rPr/>
-        <w:t xml:space="preserve"> (Strategy Finder scoring).</w:t>
-      </w:r>
-    </w:p>
-    <w:p>
-      <w:r>
-        <w:rPr>
-          <w:b/>
-        </w:rPr>
-        <w:t>Earnings.</w:t>
-      </w:r>
-      <w:r>
-        <w:rPr/>
-        <w:t xml:space="preserve"> A calendar or diagonal is checked against its </w:t>
-      </w:r>
-      <w:r>
-        <w:rPr>
-          <w:b/>
-        </w:rPr>
-        <w:t>latest</w:t>
-      </w:r>
-      <w:r>
-        <w:rPr/>
-        <w:t xml:space="preserve"> expiration: the</w:t>
-        <w:br/>
-        <w:t>back month is still open through a report that lands after the front expires.</w:t>
-      </w:r>
-    </w:p>
-    <w:p>
-      <w:r>
-        <w:rPr>
-          <w:b/>
-        </w:rPr>
-        <w:t>Row actions</w:t>
-      </w:r>
-      <w:r>
-        <w:rPr/>
-        <w:t xml:space="preserve"> send to </w:t>
-      </w:r>
-      <w:r>
-        <w:rPr>
-          <w:color w:val="5D5294"/>
+        <w:br/>
+        <w:t>A chip shows only its group; more chips add groups; removing the last chip, or clicking</w:t>
+        <w:br/>
+      </w:r>
+      <w:r>
+        <w:rPr>
+          <w:b/>
+        </w:rPr>
+        <w:t>All</w:t>
+      </w:r>
+      <w:r>
+        <w:rPr/>
+        <w:t>, shows everything. The filter is instant — nothing is rescanned — and both the</w:t>
+        <w:br/>
+        <w:t>cards and the list follow it. A new symbol starts back at All.</w:t>
+      </w:r>
+    </w:p>
+    <w:p>
+      <w:r>
+        <w:rPr>
+          <w:b/>
+        </w:rPr>
+        <w:t>Top picks.</w:t>
+      </w:r>
+      <w:r>
+        <w:rPr/>
+        <w:t xml:space="preserve"> Up to four cards, each the best-scoring idea from a </w:t>
+      </w:r>
+      <w:r>
+        <w:rPr>
+          <w:b/>
+        </w:rPr>
+        <w:t>different</w:t>
+      </w:r>
+      <w:r>
+        <w:rPr/>
+        <w:t xml:space="preserve"> group</w:t>
+        <w:br/>
+        <w:t>among what the chips show — the cards exist to compare structures, and four spreads in a</w:t>
+        <w:br/>
+        <w:t>row would be one idea shown four times. A card carries the score and grade, the</w:t>
+        <w:br/>
+        <w:t xml:space="preserve">expiration and days to go, the legs, the cost, </w:t>
+      </w:r>
+      <w:r>
+        <w:rPr>
+          <w:b/>
         </w:rPr>
         <w:t>Calculator</w:t>
       </w:r>
       <w:r>
         <w:rPr/>
-        <w:t xml:space="preserve"> or </w:t>
-      </w:r>
-      <w:r>
-        <w:rPr>
-          <w:color w:val="5D5294"/>
-        </w:rPr>
-        <w:t>Expected Move</w:t>
-      </w:r>
-      <w:r>
-        <w:rPr/>
-        <w:t xml:space="preserve"> for</w:t>
-        <w:br/>
-        <w:t>all types — a calendar arrives with both expirations and a share leg as the Calculator's</w:t>
-        <w:br/>
-        <w:t xml:space="preserve">stock leg. ⚠ Clicking an expiration pill on the Calculator afterwards moves </w:t>
-      </w:r>
-      <w:r>
-        <w:rPr>
-          <w:b/>
-        </w:rPr>
-        <w:t>every</w:t>
-      </w:r>
-      <w:r>
-        <w:rPr/>
-        <w:br/>
-        <w:t>option leg to that one date, which collapses a calendar into a single-expiry trade.</w:t>
-      </w:r>
-    </w:p>
-    <w:p>
-      <w:r>
-        <w:rPr>
-          <w:b/>
-        </w:rPr>
-        <w:t>Send to Paper trade</w:t>
-      </w:r>
-      <w:r>
-        <w:rPr/>
-        <w:t xml:space="preserve"> appears for credit structures (PCS, CCS, IC), defined-risk debit</w:t>
-        <w:br/>
-        <w:t xml:space="preserve">structures (long call/put, bull call, bear put) and the </w:t>
-      </w:r>
-      <w:r>
-        <w:rPr>
-          <w:b/>
-        </w:rPr>
-        <w:t>call and put butterflies and</w:t>
-        <w:br/>
-        <w:t>condors</w:t>
-      </w:r>
-      <w:r>
-        <w:rPr/>
-        <w:t>. The ledger refuses a debit structure that arrives with no positive debit,</w:t>
-        <w:br/>
-        <w:t>rather than opening it as a free trade whose every later mark would overstate the</w:t>
-        <w:br/>
-        <w:t>result. No button for:</w:t>
+        <w:t xml:space="preserve"> and — where the Paper</w:t>
+        <w:br/>
+        <w:t xml:space="preserve">Ledger can record it — </w:t>
+      </w:r>
+      <w:r>
+        <w:rPr>
+          <w:b/>
+        </w:rPr>
+        <w:t>Paper</w:t>
+      </w:r>
+      <w:r>
+        <w:rPr/>
+        <w:t>, plus three pictures:</w:t>
       </w:r>
     </w:p>
     <w:tbl>
@@ -28925,7 +28856,7 @@
               <w:rPr>
                 <w:b/>
               </w:rPr>
-              <w:t>Structure</w:t>
+              <w:t>Picture</w:t>
             </w:r>
           </w:p>
         </w:tc>
@@ -28944,7 +28875,7 @@
               <w:rPr>
                 <w:b/>
               </w:rPr>
-              <w:t>Why</w:t>
+              <w:t>How to read it</w:t>
             </w:r>
           </w:p>
         </w:tc>
@@ -28957,8 +28888,10 @@
           <w:p>
             <w:r/>
             <w:r>
-              <w:rPr/>
-              <w:t>Naked shorts</w:t>
+              <w:rPr>
+                <w:b/>
+              </w:rPr>
+              <w:t>Payoff shape</w:t>
             </w:r>
           </w:p>
         </w:tc>
@@ -28970,7 +28903,27 @@
             <w:r/>
             <w:r>
               <w:rPr/>
-              <w:t>undefined risk</w:t>
+              <w:t xml:space="preserve">Profit or loss at the (nearest) expiration across a range of prices around today's: </w:t>
+            </w:r>
+            <w:r>
+              <w:rPr>
+                <w:b/>
+              </w:rPr>
+              <w:t>green</w:t>
+            </w:r>
+            <w:r>
+              <w:rPr/>
+              <w:t xml:space="preserve"> where it makes money, </w:t>
+            </w:r>
+            <w:r>
+              <w:rPr>
+                <w:b/>
+              </w:rPr>
+              <w:t>red</w:t>
+            </w:r>
+            <w:r>
+              <w:rPr/>
+              <w:t xml:space="preserve"> where it loses, a dashed zero line, and a tick at today's price. A shape to recognise the bet by, not a chart to read values off</w:t>
             </w:r>
           </w:p>
         </w:tc>
@@ -28984,8 +28937,10 @@
           <w:p>
             <w:r/>
             <w:r>
-              <w:rPr/>
-              <w:t>Straddles and strangles, long or short</w:t>
+              <w:rPr>
+                <w:b/>
+              </w:rPr>
+              <w:t>Split bar</w:t>
             </w:r>
           </w:p>
         </w:tc>
@@ -29000,11 +28955,37 @@
               <w:rPr>
                 <w:b/>
               </w:rPr>
-              <w:t>analysis only</w:t>
-            </w:r>
-            <w:r>
-              <w:rPr/>
-              <w:t xml:space="preserve"> — a standing decision; the paper ledger does not accept them</w:t>
+              <w:t>Max loss</w:t>
+            </w:r>
+            <w:r>
+              <w:rPr/>
+              <w:t xml:space="preserve"> in red growing left from the centre, </w:t>
+            </w:r>
+            <w:r>
+              <w:rPr>
+                <w:b/>
+              </w:rPr>
+              <w:t>max profit</w:t>
+            </w:r>
+            <w:r>
+              <w:rPr/>
+              <w:t xml:space="preserve"> in green growing right, both scaled to the </w:t>
+            </w:r>
+            <w:r>
+              <w:rPr>
+                <w:b/>
+              </w:rPr>
+              <w:t>larger of the two</w:t>
+            </w:r>
+            <w:r>
+              <w:rPr/>
+              <w:t xml:space="preserve"> — so it shows the balance of one trade (a butterfly mostly green, a covered call mostly red), never a comparison between trades. An unlimited side fills its half and reads </w:t>
+            </w:r>
+            <w:r>
+              <w:rPr>
+                <w:b/>
+              </w:rPr>
+              <w:t>∞</w:t>
             </w:r>
           </w:p>
         </w:tc>
@@ -29017,8 +28998,10 @@
           <w:p>
             <w:r/>
             <w:r>
-              <w:rPr/>
-              <w:t>Iron butterfly</w:t>
+              <w:rPr>
+                <w:b/>
+              </w:rPr>
+              <w:t>Probability-of-profit bar</w:t>
             </w:r>
           </w:p>
         </w:tc>
@@ -29030,61 +29013,37 @@
             <w:r/>
             <w:r>
               <w:rPr/>
-              <w:t>the ledger's credit path understands only two-strike spreads and iron condors</w:t>
-            </w:r>
-          </w:p>
-        </w:tc>
-      </w:tr>
-      <w:tr>
-        <w:tc>
-          <w:tcPr>
-            <w:tcW w:type="dxa" w:w="4320"/>
-            <w:shd w:val="clear" w:color="auto" w:fill="F4F6FA"/>
-          </w:tcPr>
-          <w:p>
-            <w:r/>
-            <w:r>
-              <w:rPr/>
-              <w:t>Calendars and diagonals</w:t>
-            </w:r>
-          </w:p>
-        </w:tc>
-        <w:tc>
-          <w:tcPr>
-            <w:tcW w:type="dxa" w:w="4320"/>
-            <w:shd w:val="clear" w:color="auto" w:fill="F4F6FA"/>
-          </w:tcPr>
-          <w:p>
-            <w:r/>
-            <w:r>
-              <w:rPr/>
-              <w:t>the ledger settles every leg at intrinsic, which is wrong for a back month</w:t>
-            </w:r>
-          </w:p>
-        </w:tc>
-      </w:tr>
-      <w:tr>
-        <w:tc>
-          <w:tcPr>
-            <w:tcW w:type="dxa" w:w="4320"/>
-          </w:tcPr>
-          <w:p>
-            <w:r/>
-            <w:r>
-              <w:rPr/>
-              <w:t>Covered call, protective put, collar</w:t>
-            </w:r>
-          </w:p>
-        </w:tc>
-        <w:tc>
-          <w:tcPr>
-            <w:tcW w:type="dxa" w:w="4320"/>
-          </w:tcPr>
-          <w:p>
-            <w:r/>
-            <w:r>
-              <w:rPr/>
-              <w:t>the ledger holds no shares</w:t>
+              <w:t xml:space="preserve">0–100%: </w:t>
+            </w:r>
+            <w:r>
+              <w:rPr>
+                <w:b/>
+              </w:rPr>
+              <w:t>amber</w:t>
+            </w:r>
+            <w:r>
+              <w:rPr/>
+              <w:t xml:space="preserve"> under 40%, </w:t>
+            </w:r>
+            <w:r>
+              <w:rPr>
+                <w:b/>
+              </w:rPr>
+              <w:t>blue</w:t>
+            </w:r>
+            <w:r>
+              <w:rPr/>
+              <w:t xml:space="preserve"> from 40% to 60%, </w:t>
+            </w:r>
+            <w:r>
+              <w:rPr>
+                <w:b/>
+              </w:rPr>
+              <w:t>green</w:t>
+            </w:r>
+            <w:r>
+              <w:rPr/>
+              <w:t xml:space="preserve"> over 60%</w:t>
             </w:r>
           </w:p>
         </w:tc>
@@ -29092,6 +29051,1042 @@
     </w:tbl>
     <w:p/>
     <w:p>
+      <w:r>
+        <w:rPr/>
+        <w:t>Clicking a card opens it in the detail panel.</w:t>
+      </w:r>
+    </w:p>
+    <w:p>
+      <w:r>
+        <w:rPr>
+          <w:b/>
+        </w:rPr>
+        <w:t>Cost</w:t>
+      </w:r>
+      <w:r>
+        <w:rPr/>
+        <w:t xml:space="preserve"> names the direction in words — </w:t>
+      </w:r>
+      <w:r>
+        <w:rPr>
+          <w:rFonts w:ascii="Consolas" w:hAnsi="Consolas"/>
+          <w:color w:val="334455"/>
+          <w:sz w:val="19"/>
+        </w:rPr>
+        <w:t>$195 debit</w:t>
+      </w:r>
+      <w:r>
+        <w:rPr/>
+        <w:t xml:space="preserve">, </w:t>
+      </w:r>
+      <w:r>
+        <w:rPr>
+          <w:rFonts w:ascii="Consolas" w:hAnsi="Consolas"/>
+          <w:color w:val="334455"/>
+          <w:sz w:val="19"/>
+        </w:rPr>
+        <w:t>$804 credit</w:t>
+      </w:r>
+      <w:r>
+        <w:rPr/>
+        <w:t xml:space="preserve"> — and adds </w:t>
+      </w:r>
+      <w:r>
+        <w:rPr>
+          <w:i/>
+        </w:rPr>
+        <w:t>for 100</w:t>
+        <w:br/>
+        <w:t>shares</w:t>
+      </w:r>
+      <w:r>
+        <w:rPr/>
+        <w:t xml:space="preserve"> when the trade holds stock (</w:t>
+      </w:r>
+      <w:r>
+        <w:rPr>
+          <w:rFonts w:ascii="Consolas" w:hAnsi="Consolas"/>
+          <w:color w:val="334455"/>
+          <w:sz w:val="19"/>
+        </w:rPr>
+        <w:t>$54,058 debit for 100 shares</w:t>
+      </w:r>
+      <w:r>
+        <w:rPr/>
+        <w:t>), so a collar is never</w:t>
+        <w:br/>
+        <w:t>mistaken for a contract's worth.</w:t>
+      </w:r>
+    </w:p>
+    <w:p>
+      <w:r>
+        <w:rPr>
+          <w:b/>
+        </w:rPr>
+        <w:t>The ranked list.</w:t>
+      </w:r>
+      <w:r>
+        <w:rPr/>
+        <w:t xml:space="preserve"> Every idea the chips show, best score first:</w:t>
+      </w:r>
+    </w:p>
+    <w:tbl>
+      <w:tblPr>
+        <w:tblW w:type="auto" w:w="0"/>
+        <w:jc w:val="left"/>
+        <w:tblLayout w:type="autofit"/>
+        <w:tblLook w:firstColumn="1" w:firstRow="1" w:lastColumn="0" w:lastRow="0" w:noHBand="0" w:noVBand="1" w:val="04A0"/>
+        <w:tblBorders>
+          <w:top w:val="single" w:sz="4" w:space="0" w:color="D8DEE9"/>
+          <w:left w:val="single" w:sz="4" w:space="0" w:color="D8DEE9"/>
+          <w:bottom w:val="single" w:sz="4" w:space="0" w:color="D8DEE9"/>
+          <w:right w:val="single" w:sz="4" w:space="0" w:color="D8DEE9"/>
+          <w:insideH w:val="single" w:sz="4" w:space="0" w:color="D8DEE9"/>
+          <w:insideV w:val="single" w:sz="4" w:space="0" w:color="D8DEE9"/>
+        </w:tblBorders>
+      </w:tblPr>
+      <w:tblGrid>
+        <w:gridCol w:w="4320"/>
+        <w:gridCol w:w="4320"/>
+      </w:tblGrid>
+      <w:tr>
+        <w:tc>
+          <w:tcPr>
+            <w:tcW w:type="dxa" w:w="4320"/>
+            <w:shd w:val="clear" w:color="auto" w:fill="EAF2FB"/>
+          </w:tcPr>
+          <w:p>
+            <w:r>
+              <w:rPr>
+                <w:b/>
+              </w:rPr>
+            </w:r>
+            <w:r>
+              <w:rPr>
+                <w:b/>
+              </w:rPr>
+              <w:t>Column</w:t>
+            </w:r>
+          </w:p>
+        </w:tc>
+        <w:tc>
+          <w:tcPr>
+            <w:tcW w:type="dxa" w:w="4320"/>
+            <w:shd w:val="clear" w:color="auto" w:fill="EAF2FB"/>
+          </w:tcPr>
+          <w:p>
+            <w:r>
+              <w:rPr>
+                <w:b/>
+              </w:rPr>
+            </w:r>
+            <w:r>
+              <w:rPr>
+                <w:b/>
+              </w:rPr>
+              <w:t>Shows</w:t>
+            </w:r>
+          </w:p>
+        </w:tc>
+      </w:tr>
+      <w:tr>
+        <w:tc>
+          <w:tcPr>
+            <w:tcW w:type="dxa" w:w="4320"/>
+          </w:tcPr>
+          <w:p>
+            <w:r/>
+            <w:r>
+              <w:rPr>
+                <w:b/>
+              </w:rPr>
+              <w:t>Strategy</w:t>
+            </w:r>
+          </w:p>
+        </w:tc>
+        <w:tc>
+          <w:tcPr>
+            <w:tcW w:type="dxa" w:w="4320"/>
+          </w:tcPr>
+          <w:p>
+            <w:r/>
+            <w:r>
+              <w:rPr/>
+              <w:t>name, with a small payoff shape</w:t>
+            </w:r>
+          </w:p>
+        </w:tc>
+      </w:tr>
+      <w:tr>
+        <w:tc>
+          <w:tcPr>
+            <w:tcW w:type="dxa" w:w="4320"/>
+            <w:shd w:val="clear" w:color="auto" w:fill="F4F6FA"/>
+          </w:tcPr>
+          <w:p>
+            <w:r/>
+            <w:r>
+              <w:rPr>
+                <w:b/>
+              </w:rPr>
+              <w:t>Score</w:t>
+            </w:r>
+          </w:p>
+        </w:tc>
+        <w:tc>
+          <w:tcPr>
+            <w:tcW w:type="dxa" w:w="4320"/>
+            <w:shd w:val="clear" w:color="auto" w:fill="F4F6FA"/>
+          </w:tcPr>
+          <w:p>
+            <w:r/>
+            <w:r>
+              <w:rPr/>
+              <w:t>0–100, coloured by zone</w:t>
+            </w:r>
+          </w:p>
+        </w:tc>
+      </w:tr>
+      <w:tr>
+        <w:tc>
+          <w:tcPr>
+            <w:tcW w:type="dxa" w:w="4320"/>
+          </w:tcPr>
+          <w:p>
+            <w:r/>
+            <w:r>
+              <w:rPr>
+                <w:b/>
+              </w:rPr>
+              <w:t>Expiry</w:t>
+            </w:r>
+          </w:p>
+        </w:tc>
+        <w:tc>
+          <w:tcPr>
+            <w:tcW w:type="dxa" w:w="4320"/>
+          </w:tcPr>
+          <w:p>
+            <w:r/>
+            <w:r>
+              <w:rPr/>
+              <w:t>expiration and days to go</w:t>
+            </w:r>
+          </w:p>
+        </w:tc>
+      </w:tr>
+      <w:tr>
+        <w:tc>
+          <w:tcPr>
+            <w:tcW w:type="dxa" w:w="4320"/>
+            <w:shd w:val="clear" w:color="auto" w:fill="F4F6FA"/>
+          </w:tcPr>
+          <w:p>
+            <w:r/>
+            <w:r>
+              <w:rPr>
+                <w:b/>
+              </w:rPr>
+              <w:t>Cost</w:t>
+            </w:r>
+          </w:p>
+        </w:tc>
+        <w:tc>
+          <w:tcPr>
+            <w:tcW w:type="dxa" w:w="4320"/>
+            <w:shd w:val="clear" w:color="auto" w:fill="F4F6FA"/>
+          </w:tcPr>
+          <w:p>
+            <w:r/>
+            <w:r>
+              <w:rPr/>
+              <w:t>as on the cards</w:t>
+            </w:r>
+          </w:p>
+        </w:tc>
+      </w:tr>
+      <w:tr>
+        <w:tc>
+          <w:tcPr>
+            <w:tcW w:type="dxa" w:w="4320"/>
+          </w:tcPr>
+          <w:p>
+            <w:r/>
+            <w:r>
+              <w:rPr>
+                <w:b/>
+              </w:rPr>
+              <w:t>Max profit</w:t>
+            </w:r>
+            <w:r>
+              <w:rPr/>
+              <w:t xml:space="preserve"> / </w:t>
+            </w:r>
+            <w:r>
+              <w:rPr>
+                <w:b/>
+              </w:rPr>
+              <w:t>Max loss</w:t>
+            </w:r>
+          </w:p>
+        </w:tc>
+        <w:tc>
+          <w:tcPr>
+            <w:tcW w:type="dxa" w:w="4320"/>
+          </w:tcPr>
+          <w:p>
+            <w:r/>
+            <w:r>
+              <w:rPr/>
+              <w:t xml:space="preserve">dollars, or </w:t>
+            </w:r>
+            <w:r>
+              <w:rPr>
+                <w:b/>
+              </w:rPr>
+              <w:t>∞</w:t>
+            </w:r>
+            <w:r>
+              <w:rPr/>
+              <w:t xml:space="preserve">; a naked short's loss carries an </w:t>
+            </w:r>
+            <w:r>
+              <w:rPr>
+                <w:i/>
+              </w:rPr>
+              <w:t>undefined risk</w:t>
+            </w:r>
+            <w:r>
+              <w:rPr/>
+              <w:t xml:space="preserve"> tag, because its figure is a margin estimate, not a cap</w:t>
+            </w:r>
+          </w:p>
+        </w:tc>
+      </w:tr>
+      <w:tr>
+        <w:tc>
+          <w:tcPr>
+            <w:tcW w:type="dxa" w:w="4320"/>
+            <w:shd w:val="clear" w:color="auto" w:fill="F4F6FA"/>
+          </w:tcPr>
+          <w:p>
+            <w:r/>
+            <w:r>
+              <w:rPr>
+                <w:b/>
+              </w:rPr>
+              <w:t>Probability of profit</w:t>
+            </w:r>
+          </w:p>
+        </w:tc>
+        <w:tc>
+          <w:tcPr>
+            <w:tcW w:type="dxa" w:w="4320"/>
+            <w:shd w:val="clear" w:color="auto" w:fill="F4F6FA"/>
+          </w:tcPr>
+          <w:p>
+            <w:r/>
+            <w:r>
+              <w:rPr/>
+              <w:t>bar plus percent</w:t>
+            </w:r>
+          </w:p>
+        </w:tc>
+      </w:tr>
+      <w:tr>
+        <w:tc>
+          <w:tcPr>
+            <w:tcW w:type="dxa" w:w="4320"/>
+          </w:tcPr>
+          <w:p>
+            <w:r/>
+            <w:r>
+              <w:rPr>
+                <w:b/>
+              </w:rPr>
+              <w:t>Grade</w:t>
+            </w:r>
+          </w:p>
+        </w:tc>
+        <w:tc>
+          <w:tcPr>
+            <w:tcW w:type="dxa" w:w="4320"/>
+          </w:tcPr>
+          <w:p>
+            <w:r/>
+            <w:r>
+              <w:rPr/>
+              <w:t>quality grade, with its reason on hover</w:t>
+            </w:r>
+          </w:p>
+        </w:tc>
+      </w:tr>
+    </w:tbl>
+    <w:p/>
+    <w:p>
+      <w:r>
+        <w:rPr/>
+        <w:t xml:space="preserve">The last column holds </w:t>
+      </w:r>
+      <w:r>
+        <w:rPr>
+          <w:b/>
+        </w:rPr>
+        <w:t>Send to Calculator</w:t>
+      </w:r>
+      <w:r>
+        <w:rPr/>
+        <w:t xml:space="preserve">, </w:t>
+      </w:r>
+      <w:r>
+        <w:rPr>
+          <w:b/>
+        </w:rPr>
+        <w:t>Send to Paper trade</w:t>
+      </w:r>
+      <w:r>
+        <w:rPr/>
+        <w:t xml:space="preserve"> (where allowed) and</w:t>
+        <w:br/>
+      </w:r>
+      <w:r>
+        <w:rPr>
+          <w:b/>
+        </w:rPr>
+        <w:t>Expected Move</w:t>
+      </w:r>
+      <w:r>
+        <w:rPr/>
+        <w:t>. The number columns sort on their values. The list grows with the page</w:t>
+        <w:br/>
+        <w:t>rather than scrolling in a short box. Legs, breakevens and bias are not columns — they are</w:t>
+        <w:br/>
+        <w:t>in the detail panel.</w:t>
+      </w:r>
+    </w:p>
+    <w:p>
+      <w:r>
+        <w:rPr>
+          <w:b/>
+        </w:rPr>
+        <w:t>The Grade is quality-gated, not fit-gated</w:t>
+      </w:r>
+      <w:r>
+        <w:rPr/>
+        <w:t xml:space="preserve"> — it is driven by structural quality and</w:t>
+        <w:br/>
+        <w:t>per-family hard gates, and carries a tooltip explaining the reason. A high score with a</w:t>
+        <w:br/>
+        <w:t>poor grade means "fits your view, but badly constructed".</w:t>
+      </w:r>
+    </w:p>
+    <w:p>
+      <w:r>
+        <w:rPr>
+          <w:b/>
+        </w:rPr>
+        <w:t>The legs line on a card</w:t>
+      </w:r>
+      <w:r>
+        <w:rPr/>
+        <w:t xml:space="preserve"> prints a share lot as </w:t>
+      </w:r>
+      <w:r>
+        <w:rPr>
+          <w:rFonts w:ascii="Consolas" w:hAnsi="Consolas"/>
+          <w:color w:val="334455"/>
+          <w:sz w:val="19"/>
+        </w:rPr>
+        <w:t>L 100 shares</w:t>
+      </w:r>
+      <w:r>
+        <w:rPr/>
+        <w:t>, a leg of more than one</w:t>
+        <w:br/>
+        <w:t xml:space="preserve">contract as </w:t>
+      </w:r>
+      <w:r>
+        <w:rPr>
+          <w:rFonts w:ascii="Consolas" w:hAnsi="Consolas"/>
+          <w:color w:val="334455"/>
+          <w:sz w:val="19"/>
+        </w:rPr>
+        <w:t>S 2×100C</w:t>
+      </w:r>
+      <w:r>
+        <w:rPr/>
+        <w:t xml:space="preserve"> (a butterfly's body), and a leg on a later expiration with its</w:t>
+        <w:br/>
+        <w:t xml:space="preserve">date — </w:t>
+      </w:r>
+      <w:r>
+        <w:rPr>
+          <w:rFonts w:ascii="Consolas" w:hAnsi="Consolas"/>
+          <w:color w:val="334455"/>
+          <w:sz w:val="19"/>
+        </w:rPr>
+        <w:t>S 100C / L 100C 11/13</w:t>
+      </w:r>
+      <w:r>
+        <w:rPr/>
+        <w:t xml:space="preserve"> is a calendar.</w:t>
+      </w:r>
+    </w:p>
+    <w:p>
+      <w:r>
+        <w:rPr>
+          <w:b/>
+        </w:rPr>
+        <w:t>The Trade detail panel</w:t>
+      </w:r>
+      <w:r>
+        <w:rPr/>
+        <w:t xml:space="preserve"> starts </w:t>
+      </w:r>
+      <w:r>
+        <w:rPr>
+          <w:b/>
+        </w:rPr>
+        <w:t>closed</w:t>
+      </w:r>
+      <w:r>
+        <w:rPr/>
+        <w:t>, so the list keeps its width, opens whenever</w:t>
+        <w:br/>
+        <w:t>a card or row is clicked, and is cleared by a new scan. It follows the same rules in</w:t>
+        <w:br/>
+        <w:t xml:space="preserve">words: </w:t>
+      </w:r>
+      <w:r>
+        <w:rPr>
+          <w:rFonts w:ascii="Consolas" w:hAnsi="Consolas"/>
+          <w:color w:val="334455"/>
+          <w:sz w:val="19"/>
+        </w:rPr>
+        <w:t>Buy 100</w:t>
+        <w:br/>
+        <w:t>shares</w:t>
+      </w:r>
+      <w:r>
+        <w:rPr/>
+        <w:t xml:space="preserve"> for a share lot, </w:t>
+      </w:r>
+      <w:r>
+        <w:rPr>
+          <w:rFonts w:ascii="Consolas" w:hAnsi="Consolas"/>
+          <w:color w:val="334455"/>
+          <w:sz w:val="19"/>
+        </w:rPr>
+        <w:t>Sell 2× 100 C</w:t>
+      </w:r>
+      <w:r>
+        <w:rPr/>
+        <w:t xml:space="preserve"> for a butterfly's body, each leg on its own line</w:t>
+        <w:br/>
+        <w:t>with its own date when the legs span more than one expiration (the single "Exp" caption is</w:t>
+        <w:br/>
+        <w:t xml:space="preserve">then left off, since it would name only the near month), </w:t>
+      </w:r>
+      <w:r>
+        <w:rPr>
+          <w:b/>
+        </w:rPr>
+        <w:t>every</w:t>
+      </w:r>
+      <w:r>
+        <w:rPr/>
+        <w:t xml:space="preserve"> breakeven joined with</w:t>
+        <w:br/>
+      </w:r>
+      <w:r>
+        <w:rPr>
+          <w:rFonts w:ascii="Consolas" w:hAnsi="Consolas"/>
+          <w:color w:val="334455"/>
+          <w:sz w:val="19"/>
+        </w:rPr>
+        <w:t>/</w:t>
+      </w:r>
+      <w:r>
+        <w:rPr/>
+        <w:t xml:space="preserve">, and dollars stated </w:t>
+      </w:r>
+      <w:r>
+        <w:rPr>
+          <w:b/>
+        </w:rPr>
+        <w:t>per position</w:t>
+      </w:r>
+      <w:r>
+        <w:rPr/>
+        <w:t xml:space="preserve"> rather than per contract when shares are part</w:t>
+        <w:br/>
+        <w:t>of it — a share lot is thousands of dollars, not a contract's worth.</w:t>
+      </w:r>
+    </w:p>
+    <w:p>
+      <w:r>
+        <w:rPr>
+          <w:b/>
+        </w:rPr>
+        <w:t>The count line</w:t>
+      </w:r>
+      <w:r>
+        <w:rPr/>
+        <w:t xml:space="preserve"> in the summary strip reads like </w:t>
+      </w:r>
+      <w:r>
+        <w:rPr>
+          <w:i/>
+        </w:rPr>
+        <w:t>16 ideas · 6 below the quality bar ·</w:t>
+        <w:br/>
+        <w:t>0 where premium is too cheap to sell</w:t>
+      </w:r>
+      <w:r>
+        <w:rPr/>
+        <w:t xml:space="preserve">. The </w:t>
+      </w:r>
+      <w:r>
+        <w:rPr>
+          <w:b/>
+        </w:rPr>
+        <w:t>below the quality bar</w:t>
+      </w:r>
+      <w:r>
+        <w:rPr/>
+        <w:t xml:space="preserve"> count is what</w:t>
+        <w:br/>
+        <w:t xml:space="preserve">distinguishes </w:t>
+      </w:r>
+      <w:r>
+        <w:rPr>
+          <w:i/>
+        </w:rPr>
+        <w:t>"the scan found things and rejected them all"</w:t>
+      </w:r>
+      <w:r>
+        <w:rPr/>
+        <w:t xml:space="preserve"> from </w:t>
+      </w:r>
+      <w:r>
+        <w:rPr>
+          <w:i/>
+        </w:rPr>
+        <w:t>"the scan found</w:t>
+        <w:br/>
+        <w:t>nothing"</w:t>
+      </w:r>
+      <w:r>
+        <w:rPr/>
+        <w:t xml:space="preserve"> — two very different situations that would otherwise look identical. The </w:t>
+      </w:r>
+      <w:r>
+        <w:rPr>
+          <w:b/>
+        </w:rPr>
+        <w:t>too</w:t>
+        <w:br/>
+        <w:t>cheap to sell</w:t>
+      </w:r>
+      <w:r>
+        <w:rPr/>
+        <w:t xml:space="preserve"> count is a different reason: trades that would sell premium, dropped</w:t>
+        <w:br/>
+        <w:t>because this symbol's volatility is historically low (trades that buy premium are kept).</w:t>
+      </w:r>
+    </w:p>
+    <w:p>
+      <w:r>
+        <w:rPr>
+          <w:b/>
+        </w:rPr>
+        <w:t>While a scan runs</w:t>
+      </w:r>
+      <w:r>
+        <w:rPr/>
+        <w:t xml:space="preserve"> the cards become placeholders reading </w:t>
+      </w:r>
+      <w:r>
+        <w:rPr>
+          <w:i/>
+        </w:rPr>
+        <w:t>Scanning SPY…</w:t>
+      </w:r>
+      <w:r>
+        <w:rPr/>
+        <w:t xml:space="preserve"> — the symbol</w:t>
+        <w:br/>
+        <w:t>asked for, never the previous one. A slow scan says it is taking longer than expected</w:t>
+        <w:br/>
+        <w:t>and keeps waiting; whatever lands belongs to the symbol being scanned.</w:t>
+      </w:r>
+    </w:p>
+    <w:p>
+      <w:r>
+        <w:rPr/>
+        <w:t xml:space="preserve">⚠ </w:t>
+      </w:r>
+      <w:r>
+        <w:rPr>
+          <w:b/>
+        </w:rPr>
+        <w:t>On fairly priced options, two structures are in that count on nearly every scan: the</w:t>
+        <w:br/>
+        <w:t>short straddle and the covered call.</w:t>
+      </w:r>
+      <w:r>
+        <w:rPr/>
+        <w:t xml:space="preserve"> Both are judged as premium sales, whose bar asks</w:t>
+        <w:br/>
+        <w:t>for a 65% probability of profit, and both measure around 57% and 52%. That is an operator</w:t>
+        <w:br/>
+        <w:t>decision — no lower bar is invented without outcome data — so they are counted, not</w:t>
+        <w:br/>
+        <w:t xml:space="preserve">shown. The cut is not unconditional: when options are priced </w:t>
+      </w:r>
+      <w:r>
+        <w:rPr>
+          <w:b/>
+        </w:rPr>
+        <w:t>rich</w:t>
+      </w:r>
+      <w:r>
+        <w:rPr/>
+        <w:t xml:space="preserve"> — premium well above</w:t>
+        <w:br/>
+        <w:t>the volatility the probability is computed from — a short straddle's larger credit widens</w:t>
+        <w:br/>
+        <w:t>its breakevens past the bar (in a synthetic test, from about 20% rich), and it is listed.</w:t>
+        <w:br/>
+        <w:t>The covered call stayed cut in every case tested. The long straddle and</w:t>
+        <w:br/>
+        <w:t xml:space="preserve">long strangle typically pass only as </w:t>
+      </w:r>
+      <w:r>
+        <w:rPr>
+          <w:i/>
+        </w:rPr>
+        <w:t>Marginal</w:t>
+      </w:r>
+      <w:r>
+        <w:rPr/>
+        <w:t>. Measured outcomes for every structure are</w:t>
+        <w:br/>
+        <w:t xml:space="preserve">in the </w:t>
+      </w:r>
+      <w:r>
+        <w:rPr>
+          <w:i/>
+        </w:rPr>
+        <w:t>Technical Reference</w:t>
+      </w:r>
+      <w:r>
+        <w:rPr/>
+        <w:t xml:space="preserve"> (Strategy Finder scoring).</w:t>
+      </w:r>
+    </w:p>
+    <w:p>
+      <w:r>
+        <w:rPr>
+          <w:b/>
+        </w:rPr>
+        <w:t>Earnings.</w:t>
+      </w:r>
+      <w:r>
+        <w:rPr/>
+        <w:t xml:space="preserve"> A calendar or diagonal is checked against its </w:t>
+      </w:r>
+      <w:r>
+        <w:rPr>
+          <w:b/>
+        </w:rPr>
+        <w:t>latest</w:t>
+      </w:r>
+      <w:r>
+        <w:rPr/>
+        <w:t xml:space="preserve"> expiration: the</w:t>
+        <w:br/>
+        <w:t>back month is still open through a report that lands after the front expires.</w:t>
+      </w:r>
+    </w:p>
+    <w:p>
+      <w:r>
+        <w:rPr>
+          <w:b/>
+        </w:rPr>
+        <w:t>Calculator</w:t>
+      </w:r>
+      <w:r>
+        <w:rPr/>
+        <w:t xml:space="preserve"> (on a card) and the list's </w:t>
+      </w:r>
+      <w:r>
+        <w:rPr>
+          <w:b/>
+        </w:rPr>
+        <w:t>Send to Calculator</w:t>
+      </w:r>
+      <w:r>
+        <w:rPr/>
+        <w:t xml:space="preserve"> and </w:t>
+      </w:r>
+      <w:r>
+        <w:rPr>
+          <w:b/>
+        </w:rPr>
+        <w:t>Expected Move</w:t>
+      </w:r>
+      <w:r>
+        <w:rPr/>
+        <w:br/>
+        <w:t>work for all types — a calendar arrives with both expirations and a share leg as the Calculator's</w:t>
+        <w:br/>
+        <w:t xml:space="preserve">stock leg. ⚠ Clicking an expiration pill on the Calculator afterwards moves </w:t>
+      </w:r>
+      <w:r>
+        <w:rPr>
+          <w:b/>
+        </w:rPr>
+        <w:t>every</w:t>
+      </w:r>
+      <w:r>
+        <w:rPr/>
+        <w:br/>
+        <w:t>option leg to that one date, which collapses a calendar into a single-expiry trade.</w:t>
+      </w:r>
+    </w:p>
+    <w:p>
+      <w:r>
+        <w:rPr>
+          <w:b/>
+        </w:rPr>
+        <w:t>Send to Paper trade</w:t>
+      </w:r>
+      <w:r>
+        <w:rPr/>
+        <w:t xml:space="preserve"> appears for credit structures (PCS, CCS, IC), defined-risk debit</w:t>
+        <w:br/>
+        <w:t xml:space="preserve">structures (long call/put, bull call, bear put) and the </w:t>
+      </w:r>
+      <w:r>
+        <w:rPr>
+          <w:b/>
+        </w:rPr>
+        <w:t>call and put butterflies and</w:t>
+        <w:br/>
+        <w:t>condors</w:t>
+      </w:r>
+      <w:r>
+        <w:rPr/>
+        <w:t>. The ledger refuses a debit structure that arrives with no positive debit,</w:t>
+        <w:br/>
+        <w:t>rather than opening it as a free trade whose every later mark would overstate the</w:t>
+        <w:br/>
+        <w:t>result. No button for:</w:t>
+      </w:r>
+    </w:p>
+    <w:tbl>
+      <w:tblPr>
+        <w:tblW w:type="auto" w:w="0"/>
+        <w:jc w:val="left"/>
+        <w:tblLayout w:type="autofit"/>
+        <w:tblLook w:firstColumn="1" w:firstRow="1" w:lastColumn="0" w:lastRow="0" w:noHBand="0" w:noVBand="1" w:val="04A0"/>
+        <w:tblBorders>
+          <w:top w:val="single" w:sz="4" w:space="0" w:color="D8DEE9"/>
+          <w:left w:val="single" w:sz="4" w:space="0" w:color="D8DEE9"/>
+          <w:bottom w:val="single" w:sz="4" w:space="0" w:color="D8DEE9"/>
+          <w:right w:val="single" w:sz="4" w:space="0" w:color="D8DEE9"/>
+          <w:insideH w:val="single" w:sz="4" w:space="0" w:color="D8DEE9"/>
+          <w:insideV w:val="single" w:sz="4" w:space="0" w:color="D8DEE9"/>
+        </w:tblBorders>
+      </w:tblPr>
+      <w:tblGrid>
+        <w:gridCol w:w="4320"/>
+        <w:gridCol w:w="4320"/>
+      </w:tblGrid>
+      <w:tr>
+        <w:tc>
+          <w:tcPr>
+            <w:tcW w:type="dxa" w:w="4320"/>
+            <w:shd w:val="clear" w:color="auto" w:fill="EAF2FB"/>
+          </w:tcPr>
+          <w:p>
+            <w:r>
+              <w:rPr>
+                <w:b/>
+              </w:rPr>
+            </w:r>
+            <w:r>
+              <w:rPr>
+                <w:b/>
+              </w:rPr>
+              <w:t>Structure</w:t>
+            </w:r>
+          </w:p>
+        </w:tc>
+        <w:tc>
+          <w:tcPr>
+            <w:tcW w:type="dxa" w:w="4320"/>
+            <w:shd w:val="clear" w:color="auto" w:fill="EAF2FB"/>
+          </w:tcPr>
+          <w:p>
+            <w:r>
+              <w:rPr>
+                <w:b/>
+              </w:rPr>
+            </w:r>
+            <w:r>
+              <w:rPr>
+                <w:b/>
+              </w:rPr>
+              <w:t>Why</w:t>
+            </w:r>
+          </w:p>
+        </w:tc>
+      </w:tr>
+      <w:tr>
+        <w:tc>
+          <w:tcPr>
+            <w:tcW w:type="dxa" w:w="4320"/>
+          </w:tcPr>
+          <w:p>
+            <w:r/>
+            <w:r>
+              <w:rPr/>
+              <w:t>Naked shorts</w:t>
+            </w:r>
+          </w:p>
+        </w:tc>
+        <w:tc>
+          <w:tcPr>
+            <w:tcW w:type="dxa" w:w="4320"/>
+          </w:tcPr>
+          <w:p>
+            <w:r/>
+            <w:r>
+              <w:rPr/>
+              <w:t>undefined risk</w:t>
+            </w:r>
+          </w:p>
+        </w:tc>
+      </w:tr>
+      <w:tr>
+        <w:tc>
+          <w:tcPr>
+            <w:tcW w:type="dxa" w:w="4320"/>
+            <w:shd w:val="clear" w:color="auto" w:fill="F4F6FA"/>
+          </w:tcPr>
+          <w:p>
+            <w:r/>
+            <w:r>
+              <w:rPr/>
+              <w:t>Straddles and strangles, long or short</w:t>
+            </w:r>
+          </w:p>
+        </w:tc>
+        <w:tc>
+          <w:tcPr>
+            <w:tcW w:type="dxa" w:w="4320"/>
+            <w:shd w:val="clear" w:color="auto" w:fill="F4F6FA"/>
+          </w:tcPr>
+          <w:p>
+            <w:r/>
+            <w:r>
+              <w:rPr>
+                <w:b/>
+              </w:rPr>
+              <w:t>analysis only</w:t>
+            </w:r>
+            <w:r>
+              <w:rPr/>
+              <w:t xml:space="preserve"> — a standing decision; the paper ledger does not accept them</w:t>
+            </w:r>
+          </w:p>
+        </w:tc>
+      </w:tr>
+      <w:tr>
+        <w:tc>
+          <w:tcPr>
+            <w:tcW w:type="dxa" w:w="4320"/>
+          </w:tcPr>
+          <w:p>
+            <w:r/>
+            <w:r>
+              <w:rPr/>
+              <w:t>Iron butterfly</w:t>
+            </w:r>
+          </w:p>
+        </w:tc>
+        <w:tc>
+          <w:tcPr>
+            <w:tcW w:type="dxa" w:w="4320"/>
+          </w:tcPr>
+          <w:p>
+            <w:r/>
+            <w:r>
+              <w:rPr/>
+              <w:t>the ledger's credit path understands only two-strike spreads and iron condors</w:t>
+            </w:r>
+          </w:p>
+        </w:tc>
+      </w:tr>
+      <w:tr>
+        <w:tc>
+          <w:tcPr>
+            <w:tcW w:type="dxa" w:w="4320"/>
+            <w:shd w:val="clear" w:color="auto" w:fill="F4F6FA"/>
+          </w:tcPr>
+          <w:p>
+            <w:r/>
+            <w:r>
+              <w:rPr/>
+              <w:t>Calendars and diagonals</w:t>
+            </w:r>
+          </w:p>
+        </w:tc>
+        <w:tc>
+          <w:tcPr>
+            <w:tcW w:type="dxa" w:w="4320"/>
+            <w:shd w:val="clear" w:color="auto" w:fill="F4F6FA"/>
+          </w:tcPr>
+          <w:p>
+            <w:r/>
+            <w:r>
+              <w:rPr/>
+              <w:t>the ledger settles every leg at intrinsic, which is wrong for a back month</w:t>
+            </w:r>
+          </w:p>
+        </w:tc>
+      </w:tr>
+      <w:tr>
+        <w:tc>
+          <w:tcPr>
+            <w:tcW w:type="dxa" w:w="4320"/>
+          </w:tcPr>
+          <w:p>
+            <w:r/>
+            <w:r>
+              <w:rPr/>
+              <w:t>Covered call, protective put, collar</w:t>
+            </w:r>
+          </w:p>
+        </w:tc>
+        <w:tc>
+          <w:tcPr>
+            <w:tcW w:type="dxa" w:w="4320"/>
+          </w:tcPr>
+          <w:p>
+            <w:r/>
+            <w:r>
+              <w:rPr/>
+              <w:t>the ledger holds no shares</w:t>
+            </w:r>
+          </w:p>
+        </w:tc>
+      </w:tr>
+    </w:tbl>
+    <w:p/>
+    <w:p>
       <w:pPr>
         <w:pStyle w:val="Heading3"/>
       </w:pPr>
@@ -29129,9 +30124,9 @@
         <w:rPr/>
         <w:t xml:space="preserve"> The inferred view is a model output, not a fact. If you disagree</w:t>
         <w:br/>
-        <w:t>with the banner, the ranking beneath it is ranking against the wrong hypothesis — read</w:t>
-        <w:br/>
-        <w:t>the banner first and discard the scan if it is wrong.</w:t>
+        <w:t>with the view pills, the ranking beneath them is ranking against the wrong hypothesis —</w:t>
+        <w:br/>
+        <w:t>read the pills first and discard the scan if they are wrong.</w:t>
       </w:r>
     </w:p>
     <w:p>

--- a/docs/manuals/reference-guide/reference-guide.docx
+++ b/docs/manuals/reference-guide/reference-guide.docx
@@ -28780,21 +28780,15 @@
       </w:r>
       <w:r>
         <w:rPr/>
-        <w:t xml:space="preserve"> Up to four cards, each the best-scoring idea from a </w:t>
-      </w:r>
-      <w:r>
-        <w:rPr>
-          <w:b/>
-        </w:rPr>
-        <w:t>different</w:t>
-      </w:r>
-      <w:r>
-        <w:rPr/>
-        <w:t xml:space="preserve"> group</w:t>
-        <w:br/>
-        <w:t>among what the chips show — the cards exist to compare structures, and four spreads in a</w:t>
-        <w:br/>
-        <w:t>row would be one idea shown four times. A card carries the score and grade, the</w:t>
+        <w:t xml:space="preserve"> Up to four cards. Each group among what the chips show gets its</w:t>
+        <w:br/>
+        <w:t>best-scoring idea onto a card before any group gets a second — the cards exist to compare</w:t>
+        <w:br/>
+        <w:t>structures, and four spreads in a row would be one idea shown four times. When fewer than</w:t>
+        <w:br/>
+        <w:t>four groups are showing (a single chip clicked, say), the spare cards go to the next-best</w:t>
+        <w:br/>
+        <w:t>ideas by score, so the row still fills. A card carries the score and grade, the</w:t>
         <w:br/>
         <w:t xml:space="preserve">expiration and days to go, the legs, the cost, </w:t>
       </w:r>

--- a/docs/manuals/reference-guide/reference-guide.docx
+++ b/docs/manuals/reference-guide/reference-guide.docx
@@ -29710,9 +29710,13 @@
         <w:rPr/>
         <w:t xml:space="preserve"> — the symbol</w:t>
         <w:br/>
-        <w:t>asked for, never the previous one. A slow scan says it is taking longer than expected</w:t>
-        <w:br/>
-        <w:t>and keeps waiting; whatever lands belongs to the symbol being scanned.</w:t>
+        <w:t>asked for, never the previous one. A slow scan turns them into one still card and says</w:t>
+        <w:br/>
+        <w:t>it is taking longer than expected — a late result still appears, and if nothing arrives,</w:t>
+        <w:br/>
+        <w:t>check System Status and scan again; whatever lands belongs to the scan asked for, same</w:t>
+        <w:br/>
+        <w:t>symbol and same settings.</w:t>
       </w:r>
     </w:p>
     <w:p>

--- a/docs/manuals/reference-guide/reference-guide.docx
+++ b/docs/manuals/reference-guide/reference-guide.docx
@@ -29252,7 +29252,7 @@
               <w:rPr>
                 <w:b/>
               </w:rPr>
-              <w:t>Expiry</w:t>
+              <w:t>Strikes</w:t>
             </w:r>
           </w:p>
         </w:tc>
@@ -29264,7 +29264,39 @@
             <w:r/>
             <w:r>
               <w:rPr/>
-              <w:t>expiration and days to go</w:t>
+              <w:t xml:space="preserve">each leg, as on the cards: </w:t>
+            </w:r>
+            <w:r>
+              <w:rPr>
+                <w:rFonts w:ascii="Consolas" w:hAnsi="Consolas"/>
+                <w:color w:val="334455"/>
+                <w:sz w:val="19"/>
+              </w:rPr>
+              <w:t>L 765P / S 761P</w:t>
+            </w:r>
+            <w:r>
+              <w:rPr/>
+              <w:t>; a leg on a later expiration adds its date (</w:t>
+            </w:r>
+            <w:r>
+              <w:rPr>
+                <w:rFonts w:ascii="Consolas" w:hAnsi="Consolas"/>
+                <w:color w:val="334455"/>
+                <w:sz w:val="19"/>
+              </w:rPr>
+              <w:t>S 220P / L 220P 10/16</w:t>
+            </w:r>
+            <w:r>
+              <w:rPr/>
+              <w:t xml:space="preserve">), a share leg reads </w:t>
+            </w:r>
+            <w:r>
+              <w:rPr>
+                <w:rFonts w:ascii="Consolas" w:hAnsi="Consolas"/>
+                <w:color w:val="334455"/>
+                <w:sz w:val="19"/>
+              </w:rPr>
+              <w:t>L 100 shares</w:t>
             </w:r>
           </w:p>
         </w:tc>
@@ -29281,7 +29313,7 @@
               <w:rPr>
                 <w:b/>
               </w:rPr>
-              <w:t>Cost</w:t>
+              <w:t>Expiry</w:t>
             </w:r>
           </w:p>
         </w:tc>
@@ -29294,7 +29326,7 @@
             <w:r/>
             <w:r>
               <w:rPr/>
-              <w:t>as on the cards</w:t>
+              <w:t>expiration and days to go</w:t>
             </w:r>
           </w:p>
         </w:tc>
@@ -29310,17 +29342,7 @@
               <w:rPr>
                 <w:b/>
               </w:rPr>
-              <w:t>Max profit</w:t>
-            </w:r>
-            <w:r>
-              <w:rPr/>
-              <w:t xml:space="preserve"> / </w:t>
-            </w:r>
-            <w:r>
-              <w:rPr>
-                <w:b/>
-              </w:rPr>
-              <w:t>Max loss</w:t>
+              <w:t>Cost</w:t>
             </w:r>
           </w:p>
         </w:tc>
@@ -29332,27 +29354,7 @@
             <w:r/>
             <w:r>
               <w:rPr/>
-              <w:t xml:space="preserve">dollars, or </w:t>
-            </w:r>
-            <w:r>
-              <w:rPr>
-                <w:b/>
-              </w:rPr>
-              <w:t>∞</w:t>
-            </w:r>
-            <w:r>
-              <w:rPr/>
-              <w:t xml:space="preserve">; a naked short's loss carries an </w:t>
-            </w:r>
-            <w:r>
-              <w:rPr>
-                <w:i/>
-              </w:rPr>
-              <w:t>undefined risk</w:t>
-            </w:r>
-            <w:r>
-              <w:rPr/>
-              <w:t xml:space="preserve"> tag, because its figure is a margin estimate, not a cap</w:t>
+              <w:t>as on the cards</w:t>
             </w:r>
           </w:p>
         </w:tc>
@@ -29369,7 +29371,17 @@
               <w:rPr>
                 <w:b/>
               </w:rPr>
-              <w:t>Probability of profit</w:t>
+              <w:t>Max profit</w:t>
+            </w:r>
+            <w:r>
+              <w:rPr/>
+              <w:t xml:space="preserve"> / </w:t>
+            </w:r>
+            <w:r>
+              <w:rPr>
+                <w:b/>
+              </w:rPr>
+              <w:t>Max loss</w:t>
             </w:r>
           </w:p>
         </w:tc>
@@ -29382,7 +29394,27 @@
             <w:r/>
             <w:r>
               <w:rPr/>
-              <w:t>bar plus percent</w:t>
+              <w:t xml:space="preserve">dollars, or </w:t>
+            </w:r>
+            <w:r>
+              <w:rPr>
+                <w:b/>
+              </w:rPr>
+              <w:t>∞</w:t>
+            </w:r>
+            <w:r>
+              <w:rPr/>
+              <w:t xml:space="preserve">; a naked short's loss carries an </w:t>
+            </w:r>
+            <w:r>
+              <w:rPr>
+                <w:i/>
+              </w:rPr>
+              <w:t>undefined risk</w:t>
+            </w:r>
+            <w:r>
+              <w:rPr/>
+              <w:t xml:space="preserve"> tag, because its figure is a margin estimate, not a cap</w:t>
             </w:r>
           </w:p>
         </w:tc>
@@ -29398,6 +29430,35 @@
               <w:rPr>
                 <w:b/>
               </w:rPr>
+              <w:t>Probability of profit</w:t>
+            </w:r>
+          </w:p>
+        </w:tc>
+        <w:tc>
+          <w:tcPr>
+            <w:tcW w:type="dxa" w:w="4320"/>
+          </w:tcPr>
+          <w:p>
+            <w:r/>
+            <w:r>
+              <w:rPr/>
+              <w:t>bar plus percent</w:t>
+            </w:r>
+          </w:p>
+        </w:tc>
+      </w:tr>
+      <w:tr>
+        <w:tc>
+          <w:tcPr>
+            <w:tcW w:type="dxa" w:w="4320"/>
+            <w:shd w:val="clear" w:color="auto" w:fill="F4F6FA"/>
+          </w:tcPr>
+          <w:p>
+            <w:r/>
+            <w:r>
+              <w:rPr>
+                <w:b/>
+              </w:rPr>
               <w:t>Grade</w:t>
             </w:r>
           </w:p>
@@ -29405,6 +29466,7 @@
         <w:tc>
           <w:tcPr>
             <w:tcW w:type="dxa" w:w="4320"/>
+            <w:shd w:val="clear" w:color="auto" w:fill="F4F6FA"/>
           </w:tcPr>
           <w:p>
             <w:r/>
@@ -29453,9 +29515,9 @@
         <w:rPr/>
         <w:t>. The number columns sort on their values. The list grows with the page</w:t>
         <w:br/>
-        <w:t>rather than scrolling in a short box. Legs, breakevens and bias are not columns — they are</w:t>
-        <w:br/>
-        <w:t>in the detail panel.</w:t>
+        <w:t>rather than scrolling in a short box. Breakevens and bias are not columns — they are in the</w:t>
+        <w:br/>
+        <w:t>detail panel, along with each leg written out in full.</w:t>
       </w:r>
     </w:p>
     <w:p>

--- a/docs/manuals/reference-guide/reference-guide.docx
+++ b/docs/manuals/reference-guide/reference-guide.docx
@@ -32,7 +32,7 @@
           <w:color w:val="5B6678"/>
           <w:sz w:val="18"/>
         </w:rPr>
-        <w:t>NeuralStrike · Generated 2026-09-13</w:t>
+        <w:t>NeuralStrike · Generated 2026-09-14</w:t>
       </w:r>
     </w:p>
     <w:p/>
@@ -27536,7 +27536,21 @@
         <w:rPr/>
         <w:t xml:space="preserve"> for that symbol on a single</w:t>
         <w:br/>
-        <w:t>comparable score.</w:t>
+        <w:t xml:space="preserve">comparable score. It reads the </w:t>
+      </w:r>
+      <w:r>
+        <w:rPr>
+          <w:b/>
+        </w:rPr>
+        <w:t>whole option chain</w:t>
+      </w:r>
+      <w:r>
+        <w:rPr/>
+        <w:t>: every structure is built on every</w:t>
+        <w:br/>
+        <w:t>listed expiration inside your range, out to the last one when the range has no upper</w:t>
+        <w:br/>
+        <w:t>limit.</w:t>
       </w:r>
     </w:p>
     <w:p>
@@ -27683,6 +27697,32 @@
           </w:p>
         </w:tc>
       </w:tr>
+      <w:tr>
+        <w:tc>
+          <w:tcPr>
+            <w:tcW w:type="dxa" w:w="4320"/>
+          </w:tcPr>
+          <w:p>
+            <w:r/>
+            <w:r>
+              <w:rPr/>
+              <w:t>Chain</w:t>
+            </w:r>
+          </w:p>
+        </w:tc>
+        <w:tc>
+          <w:tcPr>
+            <w:tcW w:type="dxa" w:w="4320"/>
+          </w:tcPr>
+          <w:p>
+            <w:r/>
+            <w:r>
+              <w:rPr/>
+              <w:t>fetched in groups of up to eight consecutive expirations, four groups at a time — one request for a whole index chain times out</w:t>
+            </w:r>
+          </w:p>
+        </w:tc>
+      </w:tr>
     </w:tbl>
     <w:p/>
     <w:p>
@@ -27835,20 +27875,69 @@
         <w:t>1–3 mo</w:t>
       </w:r>
       <w:r>
-        <w:t xml:space="preserve"> (30–90) and </w:t>
-      </w:r>
-      <w:r>
-        <w:rPr>
-          <w:b/>
-        </w:rPr>
-        <w:t>Any</w:t>
-      </w:r>
-      <w:r>
-        <w:t xml:space="preserve"> (0–120, the default). Typing in</w:t>
-        <w:br/>
-        <w:t xml:space="preserve">  either box releases the preset, so a hand-set range is never shown under a preset's</w:t>
-        <w:br/>
-        <w:t xml:space="preserve">  name. A wider range allows more candidates.</w:t>
+        <w:t xml:space="preserve"> (30–90), </w:t>
+      </w:r>
+      <w:r>
+        <w:rPr>
+          <w:b/>
+        </w:rPr>
+        <w:t>3–12 mo</w:t>
+      </w:r>
+      <w:r>
+        <w:t xml:space="preserve"> (90–365), </w:t>
+      </w:r>
+      <w:r>
+        <w:rPr>
+          <w:b/>
+        </w:rPr>
+        <w:t>1 yr+</w:t>
+      </w:r>
+      <w:r>
+        <w:t xml:space="preserve"> (365 and up)</w:t>
+        <w:br/>
+        <w:t xml:space="preserve">  and </w:t>
+      </w:r>
+      <w:r>
+        <w:rPr>
+          <w:b/>
+        </w:rPr>
+        <w:t>All</w:t>
+      </w:r>
+      <w:r>
+        <w:t xml:space="preserve"> (0 and up, the default). A blank </w:t>
+      </w:r>
+      <w:r>
+        <w:rPr>
+          <w:b/>
+        </w:rPr>
+        <w:t>DTE max</w:t>
+      </w:r>
+      <w:r>
+        <w:t xml:space="preserve"> reads </w:t>
+      </w:r>
+      <w:r>
+        <w:rPr>
+          <w:i/>
+        </w:rPr>
+        <w:t>no limit</w:t>
+      </w:r>
+      <w:r>
+        <w:t xml:space="preserve"> and scans</w:t>
+        <w:br/>
+        <w:t xml:space="preserve">  every listed expiration; a blank </w:t>
+      </w:r>
+      <w:r>
+        <w:rPr>
+          <w:b/>
+        </w:rPr>
+        <w:t>DTE min</w:t>
+      </w:r>
+      <w:r>
+        <w:t xml:space="preserve"> counts from today. Typing in either box</w:t>
+        <w:br/>
+        <w:t xml:space="preserve">  releases the preset, so a hand-set range is never shown under a preset's name. A wider</w:t>
+        <w:br/>
+        <w:t xml:space="preserve">  range allows more candidates — and takes longer.</w:t>
       </w:r>
     </w:p>
     <w:p>
@@ -28327,30 +28416,41 @@
         <w:t>Which expiration</w:t>
       </w:r>
       <w:r>
-        <w:t xml:space="preserve"> — every newer structure except the calendar and diagonal (which</w:t>
-        <w:br/>
-        <w:t xml:space="preserve">  take two, below) sits on the </w:t>
-      </w:r>
-      <w:r>
-        <w:rPr>
-          <w:b/>
-        </w:rPr>
-        <w:t>nearest expiration at least 7 days out</w:t>
-      </w:r>
-      <w:r>
-        <w:t xml:space="preserve"> inside your</w:t>
-        <w:br/>
-        <w:t xml:space="preserve">  DTE range: straddles, strangles, butterflies, the iron butterfly, condors and the</w:t>
-        <w:br/>
-        <w:t xml:space="preserve">  share structures. With DTE min at 0 none of them is built on a 0–6 day expiration,</w:t>
-        <w:br/>
-        <w:t xml:space="preserve">  and nothing needs widening for it — the floor applies by itself. A structure that</w:t>
-        <w:br/>
-        <w:t xml:space="preserve">  close to expiry is a same-day bet rather than the trade its name describes (an</w:t>
-        <w:br/>
-        <w:t xml:space="preserve">  operator decision). The Directional rows and the debit and credit spreads still take</w:t>
-        <w:br/>
-        <w:t xml:space="preserve">  the nearest expiration in the range.</w:t>
+        <w:t xml:space="preserve"> — </w:t>
+      </w:r>
+      <w:r>
+        <w:rPr>
+          <w:b/>
+        </w:rPr>
+        <w:t>every</w:t>
+      </w:r>
+      <w:r>
+        <w:t xml:space="preserve"> listed expiration inside your DTE range, each built</w:t>
+        <w:br/>
+        <w:t xml:space="preserve">  separately: a scan does not stop at the nearest one. Straddles, strangles,</w:t>
+        <w:br/>
+        <w:t xml:space="preserve">  butterflies, the iron butterfly, condors and the share structures skip expirations</w:t>
+        <w:br/>
+        <w:t xml:space="preserve">  </w:t>
+      </w:r>
+      <w:r>
+        <w:rPr>
+          <w:b/>
+        </w:rPr>
+        <w:t>less than 7 days out</w:t>
+      </w:r>
+      <w:r>
+        <w:t>, so with DTE min at 0 none of them is built on a 0–6 day</w:t>
+        <w:br/>
+        <w:t xml:space="preserve">  expiration, and nothing needs widening for it — the floor applies by itself. A</w:t>
+        <w:br/>
+        <w:t xml:space="preserve">  structure that close to expiry is a same-day bet rather than the trade its name</w:t>
+        <w:br/>
+        <w:t xml:space="preserve">  describes (an operator decision). The Directional rows, the debit and credit spreads</w:t>
+        <w:br/>
+        <w:t xml:space="preserve">  and the iron condors are built on the near expirations too; iron condors are paired</w:t>
+        <w:br/>
+        <w:t xml:space="preserve">  within each expiration.</w:t>
       </w:r>
     </w:p>
     <w:p>
@@ -28507,7 +28607,7 @@
         <w:t>Calendar</w:t>
       </w:r>
       <w:r>
-        <w:t xml:space="preserve"> — the near expiration at least </w:t>
+        <w:t xml:space="preserve"> — each expiration at least </w:t>
       </w:r>
       <w:r>
         <w:rPr>
@@ -28516,9 +28616,9 @@
         <w:t>7 days</w:t>
       </w:r>
       <w:r>
-        <w:t xml:space="preserve"> out, the later one nearest</w:t>
-        <w:br/>
-        <w:t xml:space="preserve">  </w:t>
+        <w:t xml:space="preserve"> out takes a turn as the near month;</w:t>
+        <w:br/>
+        <w:t xml:space="preserve">  the later one is the expiration nearest </w:t>
       </w:r>
       <w:r>
         <w:rPr>
@@ -28527,9 +28627,9 @@
         <w:t>near + 28 days</w:t>
       </w:r>
       <w:r>
-        <w:t xml:space="preserve"> and at least a week after it, both inside your DTE range; same</w:t>
-        <w:br/>
-        <w:t xml:space="preserve">  at-the-money strike. Skipped when either month's strike ladder has a hole at the money.</w:t>
+        <w:t xml:space="preserve"> and at least a week after</w:t>
+        <w:br/>
+        <w:t xml:space="preserve">  it, both inside your DTE range; same at-the-money strike. Skipped when either month's strike ladder has a hole at the money.</w:t>
         <w:br/>
         <w:t xml:space="preserve">  If DTE max does not reach a second expiration, no calendar is built — widen it.</w:t>
       </w:r>
@@ -28670,7 +28770,21 @@
       </w:r>
       <w:r>
         <w:rPr/>
-        <w:t xml:space="preserve"> After a scan it names the symbol and its price, the </w:t>
+        <w:t xml:space="preserve"> After every scan — an empty one included — it names the symbol and</w:t>
+        <w:br/>
+        <w:t>its price (</w:t>
+      </w:r>
+      <w:r>
+        <w:rPr>
+          <w:b/>
+        </w:rPr>
+        <w:t>Price unavailable</w:t>
+      </w:r>
+      <w:r>
+        <w:rPr/>
+        <w:t xml:space="preserve"> when no price could be read, never $0.00, so an answer</w:t>
+        <w:br/>
+        <w:t xml:space="preserve">with no ideas still reads as an answer about that symbol), the </w:t>
       </w:r>
       <w:r>
         <w:rPr>
@@ -28790,7 +28904,29 @@
         <w:br/>
         <w:t>ideas by score, so the row still fills. A card carries the score and grade, the</w:t>
         <w:br/>
-        <w:t xml:space="preserve">expiration and days to go, the legs, the cost, </w:t>
+        <w:t xml:space="preserve">expiration and days to go (with an </w:t>
+      </w:r>
+      <w:r>
+        <w:rPr>
+          <w:i/>
+        </w:rPr>
+        <w:t>Earnings Nov 19</w:t>
+      </w:r>
+      <w:r>
+        <w:rPr/>
+        <w:t xml:space="preserve"> warning badge when a report lands</w:t>
+        <w:br/>
+        <w:t xml:space="preserve">before it expires — see </w:t>
+      </w:r>
+      <w:r>
+        <w:rPr>
+          <w:b/>
+        </w:rPr>
+        <w:t>Earnings</w:t>
+      </w:r>
+      <w:r>
+        <w:rPr/>
+        <w:t xml:space="preserve"> below), the legs, the cost, </w:t>
       </w:r>
       <w:r>
         <w:rPr>
@@ -29206,7 +29342,17 @@
             <w:r/>
             <w:r>
               <w:rPr/>
-              <w:t>name, with a small payoff shape</w:t>
+              <w:t xml:space="preserve">name, with a small payoff shape, and an </w:t>
+            </w:r>
+            <w:r>
+              <w:rPr>
+                <w:i/>
+              </w:rPr>
+              <w:t>Earnings Nov 19</w:t>
+            </w:r>
+            <w:r>
+              <w:rPr/>
+              <w:t xml:space="preserve"> tag when the trade is open through a report</w:t>
             </w:r>
           </w:p>
         </w:tc>
@@ -29513,9 +29659,23 @@
       </w:r>
       <w:r>
         <w:rPr/>
-        <w:t>. The number columns sort on their values. The list grows with the page</w:t>
-        <w:br/>
-        <w:t>rather than scrolling in a short box. Breakevens and bias are not columns — they are in the</w:t>
+        <w:t xml:space="preserve">. The number columns sort on their values. The list is paged, </w:t>
+      </w:r>
+      <w:r>
+        <w:rPr>
+          <w:b/>
+        </w:rPr>
+        <w:t>50 rows a</w:t>
+        <w:br/>
+        <w:t>page</w:t>
+      </w:r>
+      <w:r>
+        <w:rPr/>
+        <w:t xml:space="preserve"> — a sort orders the whole list before it is paged, so page 2 continues page 1 — and</w:t>
+        <w:br/>
+        <w:t>a new scan or chip click starts back on page 1 in the sort last chosen. The list grows</w:t>
+        <w:br/>
+        <w:t>with the page rather than scrolling in a short box. Breakevens and bias are not columns — they are in the</w:t>
         <w:br/>
         <w:t>detail panel, along with each leg written out in full.</w:t>
       </w:r>
@@ -29696,11 +29856,13 @@
         </w:rPr>
         <w:t>16 ideas · 6 below the quality bar ·</w:t>
         <w:br/>
-        <w:t>0 where premium is too cheap to sell</w:t>
-      </w:r>
-      <w:r>
-        <w:rPr/>
-        <w:t xml:space="preserve">. The </w:t>
+        <w:t>3 where premium is too cheap to sell · 40 lower-scoring ideas not shown</w:t>
+      </w:r>
+      <w:r>
+        <w:rPr/>
+        <w:t>; a zero count is</w:t>
+        <w:br/>
+        <w:t xml:space="preserve">left out. The </w:t>
       </w:r>
       <w:r>
         <w:rPr>
@@ -29710,15 +29872,15 @@
       </w:r>
       <w:r>
         <w:rPr/>
-        <w:t xml:space="preserve"> count is what</w:t>
-        <w:br/>
-        <w:t xml:space="preserve">distinguishes </w:t>
+        <w:t xml:space="preserve"> count is what distinguishes </w:t>
       </w:r>
       <w:r>
         <w:rPr>
           <w:i/>
         </w:rPr>
-        <w:t>"the scan found things and rejected them all"</w:t>
+        <w:t>"the scan found</w:t>
+        <w:br/>
+        <w:t>things and rejected them all"</w:t>
       </w:r>
       <w:r>
         <w:rPr/>
@@ -29728,27 +29890,165 @@
         <w:rPr>
           <w:i/>
         </w:rPr>
-        <w:t>"the scan found</w:t>
-        <w:br/>
-        <w:t>nothing"</w:t>
-      </w:r>
-      <w:r>
-        <w:rPr/>
-        <w:t xml:space="preserve"> — two very different situations that would otherwise look identical. The </w:t>
-      </w:r>
-      <w:r>
-        <w:rPr>
-          <w:b/>
-        </w:rPr>
-        <w:t>too</w:t>
-        <w:br/>
-        <w:t>cheap to sell</w:t>
-      </w:r>
-      <w:r>
-        <w:rPr/>
-        <w:t xml:space="preserve"> count is a different reason: trades that would sell premium, dropped</w:t>
-        <w:br/>
-        <w:t>because this symbol's volatility is historically low (trades that buy premium are kept).</w:t>
+        <w:t>"the scan found nothing"</w:t>
+      </w:r>
+      <w:r>
+        <w:rPr/>
+        <w:t xml:space="preserve"> — two very different</w:t>
+        <w:br/>
+        <w:t xml:space="preserve">situations that would otherwise look identical. The </w:t>
+      </w:r>
+      <w:r>
+        <w:rPr>
+          <w:b/>
+        </w:rPr>
+        <w:t>too cheap to sell</w:t>
+      </w:r>
+      <w:r>
+        <w:rPr/>
+        <w:t xml:space="preserve"> count is a</w:t>
+        <w:br/>
+        <w:t>different reason: trades that would sell premium, dropped because this symbol's</w:t>
+        <w:br/>
+        <w:t>volatility is historically low (trades that buy premium are kept).</w:t>
+      </w:r>
+    </w:p>
+    <w:p>
+      <w:pPr>
+        <w:pStyle w:val="ListBullet"/>
+      </w:pPr>
+      <w:r>
+        <w:rPr>
+          <w:b/>
+        </w:rPr>
+        <w:t>Lower-scoring ideas not shown</w:t>
+      </w:r>
+      <w:r>
+        <w:t xml:space="preserve"> — a whole chain can produce hundreds of ideas, so</w:t>
+        <w:br/>
+        <w:t xml:space="preserve">  after the quality bar the Finder keeps the </w:t>
+      </w:r>
+      <w:r>
+        <w:rPr>
+          <w:b/>
+        </w:rPr>
+        <w:t>best 25 of each strategy</w:t>
+      </w:r>
+      <w:r>
+        <w:t xml:space="preserve"> (the 25</w:t>
+        <w:br/>
+        <w:t xml:space="preserve">  highest-scoring bull call spreads across every expiration, say) and counts the rest.</w:t>
+        <w:br/>
+        <w:t xml:space="preserve">  The chip counts cover only what is listed.</w:t>
+      </w:r>
+    </w:p>
+    <w:p>
+      <w:pPr>
+        <w:pStyle w:val="ListBullet"/>
+      </w:pPr>
+      <w:r>
+        <w:rPr>
+          <w:b/>
+        </w:rPr>
+        <w:t>N expirations could not be loaded</w:t>
+      </w:r>
+      <w:r>
+        <w:t xml:space="preserve"> — part of the chain did not arrive; the ideas</w:t>
+        <w:br/>
+        <w:t xml:space="preserve">  come from the rest of it, so a thin list is not the whole story.</w:t>
+      </w:r>
+    </w:p>
+    <w:p>
+      <w:pPr>
+        <w:pStyle w:val="ListBullet"/>
+      </w:pPr>
+      <w:r>
+        <w:rPr>
+          <w:b/>
+        </w:rPr>
+        <w:t>Scan failed</w:t>
+      </w:r>
+      <w:r>
+        <w:t xml:space="preserve"> replaces the whole line when the scan itself broke — there is no count</w:t>
+        <w:br/>
+        <w:t xml:space="preserve">  to report.</w:t>
+      </w:r>
+    </w:p>
+    <w:p>
+      <w:r>
+        <w:rPr>
+          <w:b/>
+        </w:rPr>
+        <w:t>An empty list says why</w:t>
+      </w:r>
+      <w:r>
+        <w:rPr/>
+        <w:t xml:space="preserve">, naming the symbol and price: </w:t>
+      </w:r>
+      <w:r>
+        <w:rPr>
+          <w:i/>
+        </w:rPr>
+        <w:t>No strategies cleared the</w:t>
+        <w:br/>
+        <w:t>quality bar for SPY at $764.48.</w:t>
+      </w:r>
+      <w:r>
+        <w:rPr/>
+        <w:t xml:space="preserve"> · </w:t>
+      </w:r>
+      <w:r>
+        <w:rPr>
+          <w:i/>
+        </w:rPr>
+        <w:t>No strategies for SPY at $764.48 — premium is too</w:t>
+        <w:br/>
+        <w:t>cheap to sell.</w:t>
+      </w:r>
+      <w:r>
+        <w:rPr/>
+        <w:t xml:space="preserve"> · </w:t>
+      </w:r>
+      <w:r>
+        <w:rPr>
+          <w:i/>
+        </w:rPr>
+        <w:t>No option chain came back for SPY at $764.48.</w:t>
+      </w:r>
+      <w:r>
+        <w:rPr/>
+        <w:t xml:space="preserve"> (a mistyped symbol</w:t>
+        <w:br/>
+        <w:t xml:space="preserve">reads this way too) · </w:t>
+      </w:r>
+      <w:r>
+        <w:rPr>
+          <w:i/>
+        </w:rPr>
+        <w:t>SPY at $764.48 has no expirations in this expiry range.</w:t>
+      </w:r>
+      <w:r>
+        <w:rPr/>
+        <w:t xml:space="preserve"> ·</w:t>
+        <w:br/>
+      </w:r>
+      <w:r>
+        <w:rPr>
+          <w:i/>
+        </w:rPr>
+        <w:t>No strategies could be built for SPY at $764.48 in this expiry range.</w:t>
+      </w:r>
+      <w:r>
+        <w:rPr/>
+        <w:t xml:space="preserve"> · and, for a</w:t>
+        <w:br/>
+        <w:t xml:space="preserve">failed scan, </w:t>
+      </w:r>
+      <w:r>
+        <w:rPr>
+          <w:i/>
+        </w:rPr>
+        <w:t>The scan for SPY failed. Check System Status and scan again.</w:t>
       </w:r>
     </w:p>
     <w:p>
@@ -29772,13 +30072,41 @@
         <w:rPr/>
         <w:t xml:space="preserve"> — the symbol</w:t>
         <w:br/>
-        <w:t>asked for, never the previous one. A slow scan turns them into one still card and says</w:t>
-        <w:br/>
-        <w:t>it is taking longer than expected — a late result still appears, and if nothing arrives,</w:t>
-        <w:br/>
-        <w:t>check System Status and scan again; whatever lands belongs to the scan asked for, same</w:t>
-        <w:br/>
-        <w:t>symbol and same settings.</w:t>
+        <w:t xml:space="preserve">asked for, never the previous one — and a spinner counts the seconds, </w:t>
+      </w:r>
+      <w:r>
+        <w:rPr>
+          <w:i/>
+        </w:rPr>
+        <w:t>Scanning SPY…</w:t>
+        <w:br/>
+        <w:t>12 s</w:t>
+      </w:r>
+      <w:r>
+        <w:rPr/>
+        <w:t>. A whole index chain takes 10–15 seconds, so the count is what keeps a long wait</w:t>
+        <w:br/>
+        <w:t>from reading as a hang. The spinner stays until the answer lands: the service answers</w:t>
+        <w:br/>
+        <w:t xml:space="preserve">every scan request, a failed one included. Only after </w:t>
+      </w:r>
+      <w:r>
+        <w:rPr>
+          <w:b/>
+        </w:rPr>
+        <w:t>3 minutes</w:t>
+      </w:r>
+      <w:r>
+        <w:rPr/>
+        <w:t xml:space="preserve"> with no answer —</w:t>
+        <w:br/>
+        <w:t>the service down, say — do the placeholders turn into one still card saying the scan is</w:t>
+        <w:br/>
+        <w:t>taking longer than expected; a late result still appears, and if nothing arrives, check</w:t>
+        <w:br/>
+        <w:t>System Status and scan again. Whatever lands belongs to the scan asked for, same symbol</w:t>
+        <w:br/>
+        <w:t>and same settings.</w:t>
       </w:r>
     </w:p>
     <w:p>
@@ -29854,7 +30182,33 @@
       </w:r>
       <w:r>
         <w:rPr/>
-        <w:t xml:space="preserve"> A calendar or diagonal is checked against its </w:t>
+        <w:t xml:space="preserve"> A trade still open when the company next reports is </w:t>
+      </w:r>
+      <w:r>
+        <w:rPr>
+          <w:b/>
+        </w:rPr>
+        <w:t>kept and tagged</w:t>
+      </w:r>
+      <w:r>
+        <w:rPr/>
+        <w:br/>
+      </w:r>
+      <w:r>
+        <w:rPr>
+          <w:i/>
+        </w:rPr>
+        <w:t>Earnings Nov 19</w:t>
+      </w:r>
+      <w:r>
+        <w:rPr/>
+        <w:t xml:space="preserve"> (the year is added when it falls in another one), not dropped — an</w:t>
+        <w:br/>
+        <w:t>operator decision, because a scan out to a year would otherwise stop every single stock</w:t>
+        <w:br/>
+        <w:t>at its next report. A report can gap the stock either way, which is the tag's whole</w:t>
+        <w:br/>
+        <w:t xml:space="preserve">point. A calendar or diagonal is checked against its </w:t>
       </w:r>
       <w:r>
         <w:rPr>
@@ -29864,9 +30218,42 @@
       </w:r>
       <w:r>
         <w:rPr/>
-        <w:t xml:space="preserve"> expiration: the</w:t>
-        <w:br/>
-        <w:t>back month is still open through a report that lands after the front expires.</w:t>
+        <w:t xml:space="preserve"> expiration: the back</w:t>
+        <w:br/>
+        <w:t>month is still open through a report that lands after the front expires. The</w:t>
+        <w:br/>
+      </w:r>
+      <w:r>
+        <w:rPr>
+          <w:color w:val="5D5294"/>
+        </w:rPr>
+        <w:t>Market Scanner</w:t>
+      </w:r>
+      <w:r>
+        <w:rPr/>
+        <w:t xml:space="preserve"> and the </w:t>
+      </w:r>
+      <w:r>
+        <w:rPr>
+          <w:color w:val="5D5294"/>
+        </w:rPr>
+        <w:t>Income</w:t>
+      </w:r>
+      <w:r>
+        <w:rPr/>
+        <w:t xml:space="preserve"> window </w:t>
+      </w:r>
+      <w:r>
+        <w:rPr>
+          <w:b/>
+        </w:rPr>
+        <w:t>drop</w:t>
+      </w:r>
+      <w:r>
+        <w:rPr/>
+        <w:t xml:space="preserve"> such</w:t>
+        <w:br/>
+        <w:t>trades instead.</w:t>
       </w:r>
     </w:p>
     <w:p>
@@ -29942,7 +30329,9 @@
         <w:br/>
         <w:t>rather than opening it as a free trade whose every later mark would overstate the</w:t>
         <w:br/>
-        <w:t>result. No button for:</w:t>
+        <w:t>result. The ledger does not check earnings again, so a tagged trade opens there as it</w:t>
+        <w:br/>
+        <w:t>would from the Calculator. No button for:</w:t>
       </w:r>
     </w:p>
     <w:tbl>

--- a/docs/manuals/reference-guide/reference-guide.docx
+++ b/docs/manuals/reference-guide/reference-guide.docx
@@ -27718,7 +27718,7 @@
             <w:r/>
             <w:r>
               <w:rPr/>
-              <w:t>fetched in groups of up to eight consecutive expirations, four groups at a time — one request for a whole index chain times out</w:t>
+              <w:t>fetched in groups of up to eight consecutive expirations, four groups at a time — SPY's whole chain timed out at the proxy's 30 s as one request</w:t>
             </w:r>
           </w:p>
         </w:tc>
@@ -29860,9 +29860,21 @@
       </w:r>
       <w:r>
         <w:rPr/>
-        <w:t>; a zero count is</w:t>
-        <w:br/>
-        <w:t xml:space="preserve">left out. The </w:t>
+        <w:t>. The idea count</w:t>
+        <w:br/>
+        <w:t xml:space="preserve">always shows, </w:t>
+      </w:r>
+      <w:r>
+        <w:rPr>
+          <w:i/>
+        </w:rPr>
+        <w:t>0 ideas</w:t>
+      </w:r>
+      <w:r>
+        <w:rPr/>
+        <w:t xml:space="preserve"> included; the cut, not-shown and failed-expiration counts are left</w:t>
+        <w:br/>
+        <w:t xml:space="preserve">out at zero. The </w:t>
       </w:r>
       <w:r>
         <w:rPr>
@@ -29983,12 +29995,24 @@
       </w:r>
       <w:r>
         <w:rPr/>
-        <w:t xml:space="preserve">, naming the symbol and price: </w:t>
+        <w:t>, naming the symbol and — when one was read — the price (with no</w:t>
+        <w:br/>
+        <w:t xml:space="preserve">price the </w:t>
       </w:r>
       <w:r>
         <w:rPr>
           <w:i/>
         </w:rPr>
+        <w:t>at $…</w:t>
+      </w:r>
+      <w:r>
+        <w:rPr/>
+        <w:t xml:space="preserve"> is left out): </w:t>
+      </w:r>
+      <w:r>
+        <w:rPr>
+          <w:i/>
+        </w:rPr>
         <w:t>No strategies cleared the</w:t>
         <w:br/>
         <w:t>quality bar for SPY at $764.48.</w:t>
@@ -30029,26 +30053,42 @@
       </w:r>
       <w:r>
         <w:rPr/>
-        <w:t xml:space="preserve"> ·</w:t>
-        <w:br/>
+        <w:t xml:space="preserve"> (nothing</w:t>
+        <w:br/>
+        <w:t>listed from today to DTE max + 2 days; DTE min is not considered, so expirations that all</w:t>
+        <w:br/>
+        <w:t xml:space="preserve">fall below DTE min read as </w:t>
       </w:r>
       <w:r>
         <w:rPr>
           <w:i/>
         </w:rPr>
+        <w:t>could not be built</w:t>
+      </w:r>
+      <w:r>
+        <w:rPr/>
+        <w:t xml:space="preserve"> instead) ·</w:t>
+        <w:br/>
+      </w:r>
+      <w:r>
+        <w:rPr>
+          <w:i/>
+        </w:rPr>
         <w:t>No strategies could be built for SPY at $764.48 in this expiry range.</w:t>
       </w:r>
       <w:r>
         <w:rPr/>
         <w:t xml:space="preserve"> · and, for a</w:t>
         <w:br/>
-        <w:t xml:space="preserve">failed scan, </w:t>
+        <w:t xml:space="preserve">failed scan, which names the symbol only, </w:t>
       </w:r>
       <w:r>
         <w:rPr>
           <w:i/>
         </w:rPr>
-        <w:t>The scan for SPY failed. Check System Status and scan again.</w:t>
+        <w:t>The scan for SPY failed. Check System Status</w:t>
+        <w:br/>
+        <w:t>and scan again.</w:t>
       </w:r>
     </w:p>
     <w:p>
@@ -30329,9 +30369,19 @@
         <w:br/>
         <w:t>rather than opening it as a free trade whose every later mark would overstate the</w:t>
         <w:br/>
-        <w:t>result. The ledger does not check earnings again, so a tagged trade opens there as it</w:t>
-        <w:br/>
-        <w:t>would from the Calculator. No button for:</w:t>
+        <w:t xml:space="preserve">result. The ledger has no earnings check, so a trade tagged </w:t>
+      </w:r>
+      <w:r>
+        <w:rPr>
+          <w:i/>
+        </w:rPr>
+        <w:t>Earnings</w:t>
+      </w:r>
+      <w:r>
+        <w:rPr/>
+        <w:t xml:space="preserve"> opens there like</w:t>
+        <w:br/>
+        <w:t>any other. No button for:</w:t>
       </w:r>
     </w:p>
     <w:tbl>

--- a/docs/manuals/reference-guide/reference-guide.docx
+++ b/docs/manuals/reference-guide/reference-guide.docx
@@ -30124,7 +30124,7 @@
       </w:r>
       <w:r>
         <w:rPr/>
-        <w:t>. A whole index chain takes 10–15 seconds, so the count is what keeps a long wait</w:t>
+        <w:t>. A whole index chain takes about 20 seconds, so the count is what keeps a long wait</w:t>
         <w:br/>
         <w:t>from reading as a hang. The spinner stays until the answer lands: the service answers</w:t>
         <w:br/>

--- a/docs/manuals/reference-guide/reference-guide.docx
+++ b/docs/manuals/reference-guide/reference-guide.docx
@@ -27718,7 +27718,45 @@
             <w:r/>
             <w:r>
               <w:rPr/>
-              <w:t>fetched in groups of up to eight consecutive expirations, four groups at a time — SPY's whole chain timed out at the proxy's 30 s as one request</w:t>
+              <w:t>fetched in groups of up to eight consecutive expirations, four groups at a time — SPY's whole chain timed out at the proxy's 30 s as one request. A range holding more than 30 expirations asks which to load first</w:t>
+            </w:r>
+          </w:p>
+        </w:tc>
+      </w:tr>
+      <w:tr>
+        <w:tc>
+          <w:tcPr>
+            <w:tcW w:type="dxa" w:w="4320"/>
+            <w:shd w:val="clear" w:color="auto" w:fill="F4F6FA"/>
+          </w:tcPr>
+          <w:p>
+            <w:r/>
+            <w:r>
+              <w:rPr/>
+              <w:t>Scan time</w:t>
+            </w:r>
+          </w:p>
+        </w:tc>
+        <w:tc>
+          <w:tcPr>
+            <w:tcW w:type="dxa" w:w="4320"/>
+            <w:shd w:val="clear" w:color="auto" w:fill="F4F6FA"/>
+          </w:tcPr>
+          <w:p>
+            <w:r/>
+            <w:r>
+              <w:rPr/>
+              <w:t xml:space="preserve">whole chain, </w:t>
+            </w:r>
+            <w:r>
+              <w:rPr>
+                <w:b/>
+              </w:rPr>
+              <w:t>All</w:t>
+            </w:r>
+            <w:r>
+              <w:rPr/>
+              <w:t>, market hours: NVDA (25 expirations) ~14 s · SPY (34) ~26 s · $SPX (56) ~40 s. The service runs one command at a time, so a Calculator or Simulator load waits behind a scan</w:t>
             </w:r>
           </w:p>
         </w:tc>
@@ -28018,13 +28056,49 @@
         <w:rPr>
           <w:b/>
         </w:rPr>
-        <w:t>Every scan builds all seven strategy groups</w:t>
-      </w:r>
-      <w:r>
-        <w:rPr/>
-        <w:t xml:space="preserve"> — the chips below choose what you see,</w:t>
-        <w:br/>
-        <w:t>not what is built:</w:t>
+        <w:t>A large chain asks first.</w:t>
+      </w:r>
+      <w:r>
+        <w:rPr/>
+        <w:t xml:space="preserve"> When the range holds </w:t>
+      </w:r>
+      <w:r>
+        <w:rPr>
+          <w:b/>
+        </w:rPr>
+        <w:t>more than 30 expirations</w:t>
+      </w:r>
+      <w:r>
+        <w:rPr/>
+        <w:t>, the</w:t>
+        <w:br/>
+        <w:t xml:space="preserve">Finder fetches nothing and asks. One card takes the top picks' place — </w:t>
+      </w:r>
+      <w:r>
+        <w:rPr>
+          <w:i/>
+        </w:rPr>
+        <w:t>$SPX lists 56</w:t>
+        <w:br/>
+        <w:t>expirations in this range. Choose what to scan:</w:t>
+      </w:r>
+      <w:r>
+        <w:rPr/>
+        <w:t xml:space="preserve"> — with four buttons, each giving the</w:t>
+        <w:br/>
+        <w:t>expirations it keeps (inside your DTE range) and a rough wait at about 0.75 s an</w:t>
+        <w:br/>
+        <w:t xml:space="preserve">expiration, </w:t>
+      </w:r>
+      <w:r>
+        <w:rPr>
+          <w:i/>
+        </w:rPr>
+        <w:t>Next 30 days · 23 · ~17 s</w:t>
+      </w:r>
+      <w:r>
+        <w:rPr/>
+        <w:t>:</w:t>
       </w:r>
     </w:p>
     <w:tbl>
@@ -28062,7 +28136,7 @@
               <w:rPr>
                 <w:b/>
               </w:rPr>
-              <w:t>Group</w:t>
+              <w:t>Choice</w:t>
             </w:r>
           </w:p>
         </w:tc>
@@ -28081,7 +28155,7 @@
               <w:rPr>
                 <w:b/>
               </w:rPr>
-              <w:t>Structures</w:t>
+              <w:t>Keeps</w:t>
             </w:r>
           </w:p>
         </w:tc>
@@ -28097,7 +28171,7 @@
               <w:rPr>
                 <w:b/>
               </w:rPr>
-              <w:t>Directional</w:t>
+              <w:t>Next 30 days</w:t>
             </w:r>
           </w:p>
         </w:tc>
@@ -28109,7 +28183,7 @@
             <w:r/>
             <w:r>
               <w:rPr/>
-              <w:t>long and naked short calls and puts (the short put is the cash-secured put)</w:t>
+              <w:t>expirations up to 30 days out</w:t>
             </w:r>
           </w:p>
         </w:tc>
@@ -28126,7 +28200,7 @@
               <w:rPr>
                 <w:b/>
               </w:rPr>
-              <w:t>Spreads</w:t>
+              <w:t>Next 90 days</w:t>
             </w:r>
           </w:p>
         </w:tc>
@@ -28139,7 +28213,7 @@
             <w:r/>
             <w:r>
               <w:rPr/>
-              <w:t>debit (bull call, bear put) and credit (PCS, CCS)</w:t>
+              <w:t>up to 90 days out</w:t>
             </w:r>
           </w:p>
         </w:tc>
@@ -28155,7 +28229,7 @@
               <w:rPr>
                 <w:b/>
               </w:rPr>
-              <w:t>Neutral</w:t>
+              <w:t>Monthlies only</w:t>
             </w:r>
           </w:p>
         </w:tc>
@@ -28167,7 +28241,7 @@
             <w:r/>
             <w:r>
               <w:rPr/>
-              <w:t>iron condors</w:t>
+              <w:t>Schwab's standard monthly expirations — not weeklies, quarterlies or month-end</w:t>
             </w:r>
           </w:p>
         </w:tc>
@@ -28184,7 +28258,7 @@
               <w:rPr>
                 <w:b/>
               </w:rPr>
-              <w:t>Straddles &amp; strangles</w:t>
+              <w:t>Everything</w:t>
             </w:r>
           </w:p>
         </w:tc>
@@ -28197,93 +28271,7 @@
             <w:r/>
             <w:r>
               <w:rPr/>
-              <w:t>long and short straddle, long and short strangle</w:t>
-            </w:r>
-          </w:p>
-        </w:tc>
-      </w:tr>
-      <w:tr>
-        <w:tc>
-          <w:tcPr>
-            <w:tcW w:type="dxa" w:w="4320"/>
-          </w:tcPr>
-          <w:p>
-            <w:r/>
-            <w:r>
-              <w:rPr>
-                <w:b/>
-              </w:rPr>
-              <w:t>Butterflies &amp; condors</w:t>
-            </w:r>
-          </w:p>
-        </w:tc>
-        <w:tc>
-          <w:tcPr>
-            <w:tcW w:type="dxa" w:w="4320"/>
-          </w:tcPr>
-          <w:p>
-            <w:r/>
-            <w:r>
-              <w:rPr/>
-              <w:t>call, put and iron butterfly; call and put condor</w:t>
-            </w:r>
-          </w:p>
-        </w:tc>
-      </w:tr>
-      <w:tr>
-        <w:tc>
-          <w:tcPr>
-            <w:tcW w:type="dxa" w:w="4320"/>
-            <w:shd w:val="clear" w:color="auto" w:fill="F4F6FA"/>
-          </w:tcPr>
-          <w:p>
-            <w:r/>
-            <w:r>
-              <w:rPr>
-                <w:b/>
-              </w:rPr>
-              <w:t>Calendars</w:t>
-            </w:r>
-          </w:p>
-        </w:tc>
-        <w:tc>
-          <w:tcPr>
-            <w:tcW w:type="dxa" w:w="4320"/>
-            <w:shd w:val="clear" w:color="auto" w:fill="F4F6FA"/>
-          </w:tcPr>
-          <w:p>
-            <w:r/>
-            <w:r>
-              <w:rPr/>
-              <w:t>call and put calendar; call and put diagonal</w:t>
-            </w:r>
-          </w:p>
-        </w:tc>
-      </w:tr>
-      <w:tr>
-        <w:tc>
-          <w:tcPr>
-            <w:tcW w:type="dxa" w:w="4320"/>
-          </w:tcPr>
-          <w:p>
-            <w:r/>
-            <w:r>
-              <w:rPr>
-                <w:b/>
-              </w:rPr>
-              <w:t>Stock + options</w:t>
-            </w:r>
-          </w:p>
-        </w:tc>
-        <w:tc>
-          <w:tcPr>
-            <w:tcW w:type="dxa" w:w="4320"/>
-          </w:tcPr>
-          <w:p>
-            <w:r/>
-            <w:r>
-              <w:rPr/>
-              <w:t>covered call, protective put, collar — each on one 100-share lot bought at spot</w:t>
+              <w:t>every expiration in the range</w:t>
             </w:r>
           </w:p>
         </w:tc>
@@ -28293,116 +28281,80 @@
     <w:p>
       <w:r>
         <w:rPr/>
-        <w:t xml:space="preserve">A collapsed </w:t>
-      </w:r>
-      <w:r>
-        <w:rPr>
-          <w:b/>
-        </w:rPr>
-        <w:t>Advanced — delta bands and credit floor</w:t>
-      </w:r>
-      <w:r>
-        <w:rPr/>
-        <w:t xml:space="preserve"> panel holds put/call </w:t>
-      </w:r>
-      <w:r>
-        <w:rPr>
-          <w:b/>
-        </w:rPr>
-        <w:t>delta</w:t>
-      </w:r>
-      <w:r>
-        <w:rPr/>
-        <w:br/>
-        <w:t>bounds (how far out-of-the-money the sold strikes sit — a smaller absolute delta is safer</w:t>
-        <w:br/>
-        <w:t xml:space="preserve">but pays less) and a </w:t>
-      </w:r>
-      <w:r>
-        <w:rPr>
-          <w:b/>
-        </w:rPr>
-        <w:t>minimum credit</w:t>
-      </w:r>
-      <w:r>
-        <w:rPr/>
-        <w:t xml:space="preserve"> percentage, which filters the credit spreads</w:t>
-        <w:br/>
-        <w:t>only. The delta bounds place the credit spreads' short strikes and also every other sold</w:t>
-        <w:br/>
-        <w:t xml:space="preserve">option that is out of the money by design — the Directional </w:t>
-      </w:r>
-      <w:r>
-        <w:rPr>
-          <w:b/>
-        </w:rPr>
-        <w:t>short put</w:t>
-      </w:r>
-      <w:r>
-        <w:rPr/>
-        <w:t xml:space="preserve"> and </w:t>
-      </w:r>
-      <w:r>
-        <w:rPr>
-          <w:b/>
-        </w:rPr>
-        <w:t>short</w:t>
-        <w:br/>
-        <w:t>call</w:t>
-      </w:r>
-      <w:r>
-        <w:rPr/>
-        <w:t xml:space="preserve">, the </w:t>
-      </w:r>
-      <w:r>
-        <w:rPr>
-          <w:b/>
-        </w:rPr>
-        <w:t>short strangle</w:t>
-      </w:r>
-      <w:r>
-        <w:rPr/>
-        <w:t xml:space="preserve">, and the call in a </w:t>
-      </w:r>
-      <w:r>
-        <w:rPr>
-          <w:b/>
-        </w:rPr>
-        <w:t>covered call</w:t>
-      </w:r>
-      <w:r>
-        <w:rPr/>
-        <w:t xml:space="preserve"> or </w:t>
-      </w:r>
-      <w:r>
-        <w:rPr>
-          <w:b/>
-        </w:rPr>
-        <w:t>collar</w:t>
-      </w:r>
-      <w:r>
-        <w:rPr/>
-        <w:t xml:space="preserve"> — at the</w:t>
-        <w:br/>
-        <w:t>band's midpoint, and drop one that lands above the band's ceiling (one below the floor is</w:t>
-        <w:br/>
-        <w:t>kept). They do not move a straddle's or butterfly's shorts, which sit at the</w:t>
-        <w:br/>
-        <w:t>money by definition.</w:t>
-      </w:r>
-    </w:p>
-    <w:p>
-      <w:r>
-        <w:rPr>
-          <w:b/>
-        </w:rPr>
-        <w:t>How the newer structures are built</w:t>
-      </w:r>
-      <w:r>
-        <w:rPr/>
-        <w:t xml:space="preserve"> — all from the chain the scan already fetched,</w:t>
-        <w:br/>
-        <w:t>so they cost no extra data:</w:t>
+        <w:t xml:space="preserve">A choice holding none is greyed out. Until you pick, the count line reads </w:t>
+      </w:r>
+      <w:r>
+        <w:rPr>
+          <w:i/>
+        </w:rPr>
+        <w:t>56 expirations</w:t>
+        <w:br/>
+        <w:t>— choose what to scan</w:t>
+      </w:r>
+      <w:r>
+        <w:rPr/>
+        <w:t xml:space="preserve"> and the list </w:t>
+      </w:r>
+      <w:r>
+        <w:rPr>
+          <w:i/>
+        </w:rPr>
+        <w:t>Choose which expirations to scan for $SPX.</w:t>
+      </w:r>
+      <w:r>
+        <w:rPr/>
+        <w:t xml:space="preserve"> The pick</w:t>
+        <w:br/>
+        <w:t xml:space="preserve">is </w:t>
+      </w:r>
+      <w:r>
+        <w:rPr>
+          <w:b/>
+        </w:rPr>
+        <w:t>remembered per symbol</w:t>
+      </w:r>
+      <w:r>
+        <w:rPr/>
+        <w:t xml:space="preserve"> while the page is open, so a rescan of $SPX uses it without</w:t>
+        <w:br/>
+        <w:t xml:space="preserve">asking; the count line then ends </w:t>
+      </w:r>
+      <w:r>
+        <w:rPr>
+          <w:i/>
+        </w:rPr>
+        <w:t>Scanned 19 of 56 expirations · Monthlies only</w:t>
+      </w:r>
+      <w:r>
+        <w:rPr/>
+        <w:t xml:space="preserve"> beside a</w:t>
+        <w:br/>
+      </w:r>
+      <w:r>
+        <w:rPr>
+          <w:b/>
+        </w:rPr>
+        <w:t>Change</w:t>
+      </w:r>
+      <w:r>
+        <w:rPr/>
+        <w:t xml:space="preserve"> link that reopens the card without scanning. A range of 30 or fewer</w:t>
+        <w:br/>
+        <w:t>expirations never asks and ignores a remembered pick. A pick that holds nothing in the</w:t>
+        <w:br/>
+        <w:t xml:space="preserve">range asked for reads </w:t>
+      </w:r>
+      <w:r>
+        <w:rPr>
+          <w:i/>
+        </w:rPr>
+        <w:t>Next 30 days holds no expirations in this range for $SPX — use</w:t>
+        <w:br/>
+        <w:t>Change to pick another.</w:t>
+      </w:r>
+      <w:r>
+        <w:rPr/>
+        <w:t xml:space="preserve"> Two consequences worth knowing:</w:t>
       </w:r>
     </w:p>
     <w:p>
@@ -28413,44 +28365,32 @@
         <w:rPr>
           <w:b/>
         </w:rPr>
-        <w:t>Which expiration</w:t>
-      </w:r>
-      <w:r>
-        <w:t xml:space="preserve"> — </w:t>
-      </w:r>
-      <w:r>
-        <w:rPr>
-          <w:b/>
-        </w:rPr>
-        <w:t>every</w:t>
-      </w:r>
-      <w:r>
-        <w:t xml:space="preserve"> listed expiration inside your DTE range, each built</w:t>
-        <w:br/>
-        <w:t xml:space="preserve">  separately: a scan does not stop at the nearest one. Straddles, strangles,</w:t>
-        <w:br/>
-        <w:t xml:space="preserve">  butterflies, the iron butterfly, condors and the share structures skip expirations</w:t>
+        <w:t>Only the chosen expirations are built</w:t>
+      </w:r>
+      <w:r>
+        <w:t>, so calendars and diagonals pair within them —</w:t>
         <w:br/>
         <w:t xml:space="preserve">  </w:t>
       </w:r>
       <w:r>
         <w:rPr>
-          <w:b/>
-        </w:rPr>
-        <w:t>less than 7 days out</w:t>
-      </w:r>
-      <w:r>
-        <w:t>, so with DTE min at 0 none of them is built on a 0–6 day</w:t>
-        <w:br/>
-        <w:t xml:space="preserve">  expiration, and nothing needs widening for it — the floor applies by itself. A</w:t>
-        <w:br/>
-        <w:t xml:space="preserve">  structure that close to expiry is a same-day bet rather than the trade its name</w:t>
-        <w:br/>
-        <w:t xml:space="preserve">  describes (an operator decision). The Directional rows, the debit and credit spreads</w:t>
-        <w:br/>
-        <w:t xml:space="preserve">  and the iron condors are built on the near expirations too; iron condors are paired</w:t>
-        <w:br/>
-        <w:t xml:space="preserve">  within each expiration.</w:t>
+          <w:i/>
+        </w:rPr>
+        <w:t>Next 30 days</w:t>
+      </w:r>
+      <w:r>
+        <w:t xml:space="preserve"> keeps a calendar's later month inside 30 days, and </w:t>
+      </w:r>
+      <w:r>
+        <w:rPr>
+          <w:i/>
+        </w:rPr>
+        <w:t>Monthlies only</w:t>
+      </w:r>
+      <w:r>
+        <w:t xml:space="preserve"> pairs</w:t>
+        <w:br/>
+        <w:t xml:space="preserve">  monthlies with monthlies.</w:t>
       </w:r>
     </w:p>
     <w:p>
@@ -28461,494 +28401,34 @@
         <w:rPr>
           <w:b/>
         </w:rPr>
-        <w:t>Straddle, butterfly body, iron butterfly body</w:t>
-      </w:r>
-      <w:r>
-        <w:t xml:space="preserve"> — the at-the-money strike. If that</w:t>
-        <w:br/>
-        <w:t xml:space="preserve">  strike is missing from either side of the chain the structure is </w:t>
-      </w:r>
-      <w:r>
-        <w:rPr>
-          <w:b/>
-        </w:rPr>
-        <w:t>skipped</w:t>
-      </w:r>
-      <w:r>
-        <w:t>, never</w:t>
-        <w:br/>
-        <w:t xml:space="preserve">  moved to the next strike: an off-centre "straddle" is a different trade under a neutral</w:t>
-        <w:br/>
-        <w:t xml:space="preserve">  name.</w:t>
-      </w:r>
-    </w:p>
-    <w:p>
-      <w:pPr>
-        <w:pStyle w:val="ListBullet"/>
-      </w:pPr>
-      <w:r>
-        <w:rPr>
-          <w:b/>
-        </w:rPr>
-        <w:t>Long strangle</w:t>
-      </w:r>
-      <w:r>
-        <w:t xml:space="preserve"> — its own out-of-the-money wings near </w:t>
-      </w:r>
-      <w:r>
-        <w:rPr>
-          <w:b/>
-        </w:rPr>
-        <w:t>0.30 delta</w:t>
-      </w:r>
-      <w:r>
-        <w:t>, not the short</w:t>
-        <w:br/>
-        <w:t xml:space="preserve">  strangle's strikes. Bought at the delta band's midpoint (~0.15 delta) it could never</w:t>
-        <w:br/>
-        <w:t xml:space="preserve">  win often enough to pass.</w:t>
-      </w:r>
-    </w:p>
-    <w:p>
-      <w:pPr>
-        <w:pStyle w:val="ListBullet"/>
-      </w:pPr>
-      <w:r>
-        <w:rPr>
-          <w:b/>
-        </w:rPr>
-        <w:t>Butterfly and condor wings</w:t>
-      </w:r>
-      <w:r>
-        <w:t xml:space="preserve"> — the distance, listed on </w:t>
-      </w:r>
-      <w:r>
-        <w:rPr>
-          <w:b/>
-        </w:rPr>
-        <w:t>both</w:t>
-      </w:r>
-      <w:r>
-        <w:t xml:space="preserve"> sides of the body,</w:t>
-        <w:br/>
-        <w:t xml:space="preserve">  nearest </w:t>
-      </w:r>
-      <w:r>
-        <w:rPr>
-          <w:b/>
-        </w:rPr>
-        <w:t>half the 1-σ expected move</w:t>
-      </w:r>
-      <w:r>
-        <w:t>. A condor's shorts sit one wing out, its longs</w:t>
-        <w:br/>
-        <w:t xml:space="preserve">  two. Symmetric on purpose: a broken wing is a different risk profile.</w:t>
-      </w:r>
-    </w:p>
-    <w:p>
-      <w:pPr>
-        <w:pStyle w:val="ListBullet"/>
-      </w:pPr>
-      <w:r>
-        <w:rPr>
-          <w:b/>
-        </w:rPr>
-        <w:t>Butterfly and condor prices</w:t>
-      </w:r>
-      <w:r>
-        <w:t xml:space="preserve"> — a long butterfly or condor is worth between nothing</w:t>
-        <w:br/>
-        <w:t xml:space="preserve">  and its wing at expiry, so it must cost a </w:t>
-      </w:r>
-      <w:r>
-        <w:rPr>
-          <w:b/>
-        </w:rPr>
-        <w:t>debit</w:t>
-      </w:r>
-      <w:r>
-        <w:t xml:space="preserve"> smaller than the wing; an iron</w:t>
-        <w:br/>
-        <w:t xml:space="preserve">  butterfly is the same payoff shifted down, so it must take in a </w:t>
-      </w:r>
-      <w:r>
-        <w:rPr>
-          <w:b/>
-        </w:rPr>
-        <w:t>credit</w:t>
-      </w:r>
-      <w:r>
-        <w:t xml:space="preserve"> smaller than</w:t>
-        <w:br/>
-        <w:t xml:space="preserve">  the wing. When wide quotes put the mid prices outside that range — a long butterfly</w:t>
-        <w:br/>
-        <w:t xml:space="preserve">  "paid" a credit reports a 100% probability of profit and ranks first — the row is </w:t>
-      </w:r>
-      <w:r>
-        <w:rPr>
-          <w:b/>
-        </w:rPr>
-        <w:t>not</w:t>
-        <w:br/>
-        <w:t xml:space="preserve">  shown</w:t>
-      </w:r>
-      <w:r>
-        <w:t>: the prices are wrong, not the trade good.</w:t>
-      </w:r>
-    </w:p>
-    <w:p>
-      <w:pPr>
-        <w:pStyle w:val="ListBullet"/>
-      </w:pPr>
-      <w:r>
-        <w:rPr>
-          <w:b/>
-        </w:rPr>
-        <w:t>Calendar</w:t>
-      </w:r>
-      <w:r>
-        <w:t xml:space="preserve"> — each expiration at least </w:t>
-      </w:r>
-      <w:r>
-        <w:rPr>
-          <w:b/>
-        </w:rPr>
-        <w:t>7 days</w:t>
-      </w:r>
-      <w:r>
-        <w:t xml:space="preserve"> out takes a turn as the near month;</w:t>
-        <w:br/>
-        <w:t xml:space="preserve">  the later one is the expiration nearest </w:t>
-      </w:r>
-      <w:r>
-        <w:rPr>
-          <w:b/>
-        </w:rPr>
-        <w:t>near + 28 days</w:t>
-      </w:r>
-      <w:r>
-        <w:t xml:space="preserve"> and at least a week after</w:t>
-        <w:br/>
-        <w:t xml:space="preserve">  it, both inside your DTE range; same at-the-money strike. Skipped when either month's strike ladder has a hole at the money.</w:t>
-        <w:br/>
-        <w:t xml:space="preserve">  If DTE max does not reach a second expiration, no calendar is built — widen it.</w:t>
-      </w:r>
-    </w:p>
-    <w:p>
-      <w:pPr>
-        <w:pStyle w:val="ListBullet"/>
-      </w:pPr>
-      <w:r>
-        <w:rPr>
-          <w:b/>
-        </w:rPr>
-        <w:t>Diagonal</w:t>
-      </w:r>
-      <w:r>
-        <w:t xml:space="preserve"> — short the near month out of the money near </w:t>
-      </w:r>
-      <w:r>
-        <w:rPr>
-          <w:b/>
-        </w:rPr>
-        <w:t>0.30 delta</w:t>
-      </w:r>
-      <w:r>
-        <w:t xml:space="preserve"> (accepted</w:t>
-        <w:br/>
-        <w:t xml:space="preserve">  only between 0.15 and 0.45), long the later month in the money near </w:t>
-      </w:r>
-      <w:r>
-        <w:rPr>
-          <w:b/>
-        </w:rPr>
-        <w:t>0.70 delta</w:t>
-      </w:r>
-      <w:r>
-        <w:t>.</w:t>
-        <w:br/>
-        <w:t xml:space="preserve">  Skipped when the debit reaches the width between the two strikes, since it then has no</w:t>
-        <w:br/>
-        <w:t xml:space="preserve">  upside worth the name.</w:t>
-      </w:r>
-    </w:p>
-    <w:p>
-      <w:pPr>
-        <w:pStyle w:val="ListBullet"/>
-      </w:pPr>
-      <w:r>
-        <w:rPr>
-          <w:b/>
-        </w:rPr>
-        <w:t>Covered call / protective put / collar</w:t>
-      </w:r>
-      <w:r>
-        <w:t xml:space="preserve"> — the 7-day expiration above. The</w:t>
-        <w:br/>
-        <w:t xml:space="preserve">  sold call is at the call band's midpoint; the bought put is near </w:t>
-      </w:r>
-      <w:r>
-        <w:rPr>
-          <w:b/>
-        </w:rPr>
-        <w:t>0.25 delta</w:t>
-      </w:r>
-      <w:r>
-        <w:t>, and a</w:t>
-        <w:br/>
-        <w:t xml:space="preserve">  put under 0.10 delta builds neither the protective put nor the collar (a collar also</w:t>
-        <w:br/>
-        <w:t xml:space="preserve">  needs its call at 0.05 delta or more) — below that the position is just shares.</w:t>
-      </w:r>
-    </w:p>
-    <w:p>
-      <w:r>
-        <w:rPr/>
-        <w:t xml:space="preserve">⚠ </w:t>
-      </w:r>
-      <w:r>
-        <w:rPr>
-          <w:rFonts w:ascii="Consolas" w:hAnsi="Consolas"/>
-          <w:color w:val="334455"/>
-          <w:sz w:val="19"/>
-        </w:rPr>
-        <w:t>COVERED_CALL</w:t>
-      </w:r>
-      <w:r>
-        <w:rPr>
-          <w:b/>
-        </w:rPr>
-        <w:t xml:space="preserve"> here is the whole position — shares plus the call</w:t>
-      </w:r>
-      <w:r>
-        <w:rPr/>
-        <w:t>, as in the</w:t>
-        <w:br/>
-      </w:r>
-      <w:r>
-        <w:rPr>
-          <w:color w:val="5D5294"/>
-        </w:rPr>
-        <w:t>Calculator</w:t>
-      </w:r>
-      <w:r>
-        <w:rPr/>
-        <w:t xml:space="preserve">. The Paper button books into the </w:t>
-      </w:r>
-      <w:r>
-        <w:rPr>
-          <w:b/>
-        </w:rPr>
-        <w:t>Paper Ledger</w:t>
-      </w:r>
-      <w:r>
-        <w:rPr/>
-        <w:t>, which holds</w:t>
-        <w:br/>
-        <w:t xml:space="preserve">no shares — so these rows get no Paper button. (On the paper account, </w:t>
-      </w:r>
-      <w:r>
-        <w:rPr>
-          <w:rFonts w:ascii="Consolas" w:hAnsi="Consolas"/>
-          <w:color w:val="334455"/>
-          <w:sz w:val="19"/>
-        </w:rPr>
-        <w:t>COVERED_CALL</w:t>
-      </w:r>
-      <w:r>
-        <w:rPr/>
-        <w:br/>
-        <w:t>means the option leg alone.)</w:t>
-      </w:r>
-    </w:p>
-    <w:p>
-      <w:r>
-        <w:rPr>
-          <w:b/>
-        </w:rPr>
-        <w:t>The summary strip.</w:t>
-      </w:r>
-      <w:r>
-        <w:rPr/>
-        <w:t xml:space="preserve"> After every scan — an empty one included — it names the symbol and</w:t>
-        <w:br/>
-        <w:t>its price (</w:t>
-      </w:r>
-      <w:r>
-        <w:rPr>
-          <w:b/>
-        </w:rPr>
-        <w:t>Price unavailable</w:t>
-      </w:r>
-      <w:r>
-        <w:rPr/>
-        <w:t xml:space="preserve"> when no price could be read, never $0.00, so an answer</w:t>
-        <w:br/>
-        <w:t xml:space="preserve">with no ideas still reads as an answer about that symbol), the </w:t>
-      </w:r>
-      <w:r>
-        <w:rPr>
-          <w:b/>
-        </w:rPr>
-        <w:t>Vol Rank</w:t>
-      </w:r>
-      <w:r>
-        <w:rPr/>
-        <w:br/>
-        <w:t xml:space="preserve">(one value per scan, so it is not repeated on every row), and the </w:t>
-      </w:r>
-      <w:r>
-        <w:rPr>
-          <w:i/>
-        </w:rPr>
-        <w:t>market view</w:t>
-      </w:r>
-      <w:r>
-        <w:rPr/>
-        <w:t xml:space="preserve"> the</w:t>
-        <w:br/>
-        <w:t>scanner inferred before ranking anything — shown as pills for a direction, a conviction</w:t>
-        <w:br/>
-        <w:t>level and a volatility regime, read from the symbol's technicals and implied volatility.</w:t>
-        <w:br/>
-        <w:t>It then scores each candidate on two things:</w:t>
-      </w:r>
-    </w:p>
-    <w:p>
-      <w:pPr>
-        <w:pStyle w:val="ListNumber"/>
-      </w:pPr>
-      <w:r>
-        <w:rPr>
-          <w:b/>
-        </w:rPr>
-        <w:t>Fit</w:t>
-      </w:r>
-      <w:r>
-        <w:t xml:space="preserve"> — how well the structure matches that inferred view.</w:t>
-      </w:r>
-    </w:p>
-    <w:p>
-      <w:pPr>
-        <w:pStyle w:val="ListNumber"/>
-      </w:pPr>
-      <w:r>
-        <w:rPr>
-          <w:b/>
-        </w:rPr>
-        <w:t>Structural quality</w:t>
-      </w:r>
-      <w:r>
-        <w:t xml:space="preserve"> — whether the trade is well-built regardless of view.</w:t>
-      </w:r>
-    </w:p>
-    <w:p>
-      <w:r>
-        <w:rPr/>
-        <w:t>That is what makes a long call and a put credit spread comparable on one 0–100 number.</w:t>
-      </w:r>
-    </w:p>
-    <w:p>
-      <w:r>
-        <w:rPr>
-          <w:b/>
-        </w:rPr>
-        <w:t>Strategy chips.</w:t>
-      </w:r>
-      <w:r>
-        <w:rPr/>
-        <w:t xml:space="preserve"> One chip per group that produced ideas, with its count, plus </w:t>
-      </w:r>
-      <w:r>
-        <w:rPr>
-          <w:b/>
-        </w:rPr>
-        <w:t>All</w:t>
-      </w:r>
-      <w:r>
-        <w:rPr/>
-        <w:t>.</w:t>
-        <w:br/>
-        <w:t>A chip shows only its group; more chips add groups; removing the last chip, or clicking</w:t>
-        <w:br/>
-      </w:r>
-      <w:r>
-        <w:rPr>
-          <w:b/>
-        </w:rPr>
-        <w:t>All</w:t>
-      </w:r>
-      <w:r>
-        <w:rPr/>
-        <w:t>, shows everything. The filter is instant — nothing is rescanned — and both the</w:t>
-        <w:br/>
-        <w:t>cards and the list follow it. A new symbol starts back at All.</w:t>
-      </w:r>
-    </w:p>
-    <w:p>
-      <w:r>
-        <w:rPr>
-          <w:b/>
-        </w:rPr>
-        <w:t>Top picks.</w:t>
-      </w:r>
-      <w:r>
-        <w:rPr/>
-        <w:t xml:space="preserve"> Up to four cards. Each group among what the chips show gets its</w:t>
-        <w:br/>
-        <w:t>best-scoring idea onto a card before any group gets a second — the cards exist to compare</w:t>
-        <w:br/>
-        <w:t>structures, and four spreads in a row would be one idea shown four times. When fewer than</w:t>
-        <w:br/>
-        <w:t>four groups are showing (a single chip clicked, say), the spare cards go to the next-best</w:t>
-        <w:br/>
-        <w:t>ideas by score, so the row still fills. A card carries the score and grade, the</w:t>
-        <w:br/>
-        <w:t xml:space="preserve">expiration and days to go (with an </w:t>
-      </w:r>
-      <w:r>
-        <w:rPr>
-          <w:i/>
-        </w:rPr>
-        <w:t>Earnings Nov 19</w:t>
-      </w:r>
-      <w:r>
-        <w:rPr/>
-        <w:t xml:space="preserve"> warning badge when a report lands</w:t>
-        <w:br/>
-        <w:t xml:space="preserve">before it expires — see </w:t>
-      </w:r>
-      <w:r>
-        <w:rPr>
-          <w:b/>
-        </w:rPr>
-        <w:t>Earnings</w:t>
-      </w:r>
-      <w:r>
-        <w:rPr/>
-        <w:t xml:space="preserve"> below), the legs, the cost, </w:t>
-      </w:r>
-      <w:r>
-        <w:rPr>
-          <w:b/>
-        </w:rPr>
-        <w:t>Calculator</w:t>
-      </w:r>
-      <w:r>
-        <w:rPr/>
-        <w:t xml:space="preserve"> and — where the Paper</w:t>
-        <w:br/>
-        <w:t xml:space="preserve">Ledger can record it — </w:t>
-      </w:r>
-      <w:r>
-        <w:rPr>
-          <w:b/>
-        </w:rPr>
-        <w:t>Paper</w:t>
-      </w:r>
-      <w:r>
-        <w:rPr/>
-        <w:t>, plus three pictures:</w:t>
+        <w:t>The volatility read is the whole chain's.</w:t>
+      </w:r>
+      <w:r>
+        <w:t xml:space="preserve"> The Vol Rank, the implied volatility and</w:t>
+        <w:br/>
+        <w:t xml:space="preserve">  the expected move every candidate is scored against do not change with the pick: the</w:t>
+        <w:br/>
+        <w:t xml:space="preserve">  expiration they are read from is fetched for that alone when the pick leaves it out.</w:t>
+      </w:r>
+    </w:p>
+    <w:p>
+      <w:r>
+        <w:rPr/>
+        <w:t>The Income Window scans through the same service and never asks.</w:t>
+      </w:r>
+    </w:p>
+    <w:p>
+      <w:r>
+        <w:rPr>
+          <w:b/>
+        </w:rPr>
+        <w:t>Every scan builds all seven strategy groups</w:t>
+      </w:r>
+      <w:r>
+        <w:rPr/>
+        <w:t xml:space="preserve"> — the chips below choose what you see,</w:t>
+        <w:br/>
+        <w:t>not what is built:</w:t>
       </w:r>
     </w:p>
     <w:tbl>
@@ -28986,7 +28466,7 @@
               <w:rPr>
                 <w:b/>
               </w:rPr>
-              <w:t>Picture</w:t>
+              <w:t>Group</w:t>
             </w:r>
           </w:p>
         </w:tc>
@@ -29005,7 +28485,7 @@
               <w:rPr>
                 <w:b/>
               </w:rPr>
-              <w:t>How to read it</w:t>
+              <w:t>Structures</w:t>
             </w:r>
           </w:p>
         </w:tc>
@@ -29021,7 +28501,7 @@
               <w:rPr>
                 <w:b/>
               </w:rPr>
-              <w:t>Payoff shape</w:t>
+              <w:t>Directional</w:t>
             </w:r>
           </w:p>
         </w:tc>
@@ -29033,27 +28513,7 @@
             <w:r/>
             <w:r>
               <w:rPr/>
-              <w:t xml:space="preserve">Profit or loss at the (nearest) expiration across a range of prices around today's: </w:t>
-            </w:r>
-            <w:r>
-              <w:rPr>
-                <w:b/>
-              </w:rPr>
-              <w:t>green</w:t>
-            </w:r>
-            <w:r>
-              <w:rPr/>
-              <w:t xml:space="preserve"> where it makes money, </w:t>
-            </w:r>
-            <w:r>
-              <w:rPr>
-                <w:b/>
-              </w:rPr>
-              <w:t>red</w:t>
-            </w:r>
-            <w:r>
-              <w:rPr/>
-              <w:t xml:space="preserve"> where it loses, a dashed zero line, and a tick at today's price. A shape to recognise the bet by, not a chart to read values off</w:t>
+              <w:t>long and naked short calls and puts (the short put is the cash-secured put)</w:t>
             </w:r>
           </w:p>
         </w:tc>
@@ -29070,7 +28530,7 @@
               <w:rPr>
                 <w:b/>
               </w:rPr>
-              <w:t>Split bar</w:t>
+              <w:t>Spreads</w:t>
             </w:r>
           </w:p>
         </w:tc>
@@ -29082,40 +28542,8 @@
           <w:p>
             <w:r/>
             <w:r>
-              <w:rPr>
-                <w:b/>
-              </w:rPr>
-              <w:t>Max loss</w:t>
-            </w:r>
-            <w:r>
-              <w:rPr/>
-              <w:t xml:space="preserve"> in red growing left from the centre, </w:t>
-            </w:r>
-            <w:r>
-              <w:rPr>
-                <w:b/>
-              </w:rPr>
-              <w:t>max profit</w:t>
-            </w:r>
-            <w:r>
-              <w:rPr/>
-              <w:t xml:space="preserve"> in green growing right, both scaled to the </w:t>
-            </w:r>
-            <w:r>
-              <w:rPr>
-                <w:b/>
-              </w:rPr>
-              <w:t>larger of the two</w:t>
-            </w:r>
-            <w:r>
-              <w:rPr/>
-              <w:t xml:space="preserve"> — so it shows the balance of one trade (a butterfly mostly green, a covered call mostly red), never a comparison between trades. An unlimited side fills its half and reads </w:t>
-            </w:r>
-            <w:r>
-              <w:rPr>
-                <w:b/>
-              </w:rPr>
-              <w:t>∞</w:t>
+              <w:rPr/>
+              <w:t>debit (bull call, bear put) and credit (PCS, CCS)</w:t>
             </w:r>
           </w:p>
         </w:tc>
@@ -29131,7 +28559,7 @@
               <w:rPr>
                 <w:b/>
               </w:rPr>
-              <w:t>Probability-of-profit bar</w:t>
+              <w:t>Neutral</w:t>
             </w:r>
           </w:p>
         </w:tc>
@@ -29143,37 +28571,123 @@
             <w:r/>
             <w:r>
               <w:rPr/>
-              <w:t xml:space="preserve">0–100%: </w:t>
-            </w:r>
+              <w:t>iron condors</w:t>
+            </w:r>
+          </w:p>
+        </w:tc>
+      </w:tr>
+      <w:tr>
+        <w:tc>
+          <w:tcPr>
+            <w:tcW w:type="dxa" w:w="4320"/>
+            <w:shd w:val="clear" w:color="auto" w:fill="F4F6FA"/>
+          </w:tcPr>
+          <w:p>
+            <w:r/>
             <w:r>
               <w:rPr>
                 <w:b/>
               </w:rPr>
-              <w:t>amber</w:t>
-            </w:r>
-            <w:r>
-              <w:rPr/>
-              <w:t xml:space="preserve"> under 40%, </w:t>
-            </w:r>
+              <w:t>Straddles &amp; strangles</w:t>
+            </w:r>
+          </w:p>
+        </w:tc>
+        <w:tc>
+          <w:tcPr>
+            <w:tcW w:type="dxa" w:w="4320"/>
+            <w:shd w:val="clear" w:color="auto" w:fill="F4F6FA"/>
+          </w:tcPr>
+          <w:p>
+            <w:r/>
+            <w:r>
+              <w:rPr/>
+              <w:t>long and short straddle, long and short strangle</w:t>
+            </w:r>
+          </w:p>
+        </w:tc>
+      </w:tr>
+      <w:tr>
+        <w:tc>
+          <w:tcPr>
+            <w:tcW w:type="dxa" w:w="4320"/>
+          </w:tcPr>
+          <w:p>
+            <w:r/>
             <w:r>
               <w:rPr>
                 <w:b/>
               </w:rPr>
-              <w:t>blue</w:t>
-            </w:r>
-            <w:r>
-              <w:rPr/>
-              <w:t xml:space="preserve"> from 40% to 60%, </w:t>
-            </w:r>
+              <w:t>Butterflies &amp; condors</w:t>
+            </w:r>
+          </w:p>
+        </w:tc>
+        <w:tc>
+          <w:tcPr>
+            <w:tcW w:type="dxa" w:w="4320"/>
+          </w:tcPr>
+          <w:p>
+            <w:r/>
+            <w:r>
+              <w:rPr/>
+              <w:t>call, put and iron butterfly; call and put condor</w:t>
+            </w:r>
+          </w:p>
+        </w:tc>
+      </w:tr>
+      <w:tr>
+        <w:tc>
+          <w:tcPr>
+            <w:tcW w:type="dxa" w:w="4320"/>
+            <w:shd w:val="clear" w:color="auto" w:fill="F4F6FA"/>
+          </w:tcPr>
+          <w:p>
+            <w:r/>
             <w:r>
               <w:rPr>
                 <w:b/>
               </w:rPr>
-              <w:t>green</w:t>
-            </w:r>
-            <w:r>
-              <w:rPr/>
-              <w:t xml:space="preserve"> over 60%</w:t>
+              <w:t>Calendars</w:t>
+            </w:r>
+          </w:p>
+        </w:tc>
+        <w:tc>
+          <w:tcPr>
+            <w:tcW w:type="dxa" w:w="4320"/>
+            <w:shd w:val="clear" w:color="auto" w:fill="F4F6FA"/>
+          </w:tcPr>
+          <w:p>
+            <w:r/>
+            <w:r>
+              <w:rPr/>
+              <w:t>call and put calendar; call and put diagonal</w:t>
+            </w:r>
+          </w:p>
+        </w:tc>
+      </w:tr>
+      <w:tr>
+        <w:tc>
+          <w:tcPr>
+            <w:tcW w:type="dxa" w:w="4320"/>
+          </w:tcPr>
+          <w:p>
+            <w:r/>
+            <w:r>
+              <w:rPr>
+                <w:b/>
+              </w:rPr>
+              <w:t>Stock + options</w:t>
+            </w:r>
+          </w:p>
+        </w:tc>
+        <w:tc>
+          <w:tcPr>
+            <w:tcW w:type="dxa" w:w="4320"/>
+          </w:tcPr>
+          <w:p>
+            <w:r/>
+            <w:r>
+              <w:rPr/>
+              <w:t>covered call, protective put, collar — each on one 100-share lot bought at spot</w:t>
             </w:r>
           </w:p>
         </w:tc>
@@ -29183,19 +28697,418 @@
     <w:p>
       <w:r>
         <w:rPr/>
-        <w:t>Clicking a card opens it in the detail panel.</w:t>
-      </w:r>
-    </w:p>
-    <w:p>
-      <w:r>
-        <w:rPr>
-          <w:b/>
-        </w:rPr>
-        <w:t>Cost</w:t>
-      </w:r>
-      <w:r>
-        <w:rPr/>
-        <w:t xml:space="preserve"> names the direction in words — </w:t>
+        <w:t xml:space="preserve">A collapsed </w:t>
+      </w:r>
+      <w:r>
+        <w:rPr>
+          <w:b/>
+        </w:rPr>
+        <w:t>Advanced — delta bands and credit floor</w:t>
+      </w:r>
+      <w:r>
+        <w:rPr/>
+        <w:t xml:space="preserve"> panel holds put/call </w:t>
+      </w:r>
+      <w:r>
+        <w:rPr>
+          <w:b/>
+        </w:rPr>
+        <w:t>delta</w:t>
+      </w:r>
+      <w:r>
+        <w:rPr/>
+        <w:br/>
+        <w:t>bounds (how far out-of-the-money the sold strikes sit — a smaller absolute delta is safer</w:t>
+        <w:br/>
+        <w:t xml:space="preserve">but pays less) and a </w:t>
+      </w:r>
+      <w:r>
+        <w:rPr>
+          <w:b/>
+        </w:rPr>
+        <w:t>minimum credit</w:t>
+      </w:r>
+      <w:r>
+        <w:rPr/>
+        <w:t xml:space="preserve"> percentage, which filters the credit spreads</w:t>
+        <w:br/>
+        <w:t>only. The delta bounds place the credit spreads' short strikes and also every other sold</w:t>
+        <w:br/>
+        <w:t xml:space="preserve">option that is out of the money by design — the Directional </w:t>
+      </w:r>
+      <w:r>
+        <w:rPr>
+          <w:b/>
+        </w:rPr>
+        <w:t>short put</w:t>
+      </w:r>
+      <w:r>
+        <w:rPr/>
+        <w:t xml:space="preserve"> and </w:t>
+      </w:r>
+      <w:r>
+        <w:rPr>
+          <w:b/>
+        </w:rPr>
+        <w:t>short</w:t>
+        <w:br/>
+        <w:t>call</w:t>
+      </w:r>
+      <w:r>
+        <w:rPr/>
+        <w:t xml:space="preserve">, the </w:t>
+      </w:r>
+      <w:r>
+        <w:rPr>
+          <w:b/>
+        </w:rPr>
+        <w:t>short strangle</w:t>
+      </w:r>
+      <w:r>
+        <w:rPr/>
+        <w:t xml:space="preserve">, and the call in a </w:t>
+      </w:r>
+      <w:r>
+        <w:rPr>
+          <w:b/>
+        </w:rPr>
+        <w:t>covered call</w:t>
+      </w:r>
+      <w:r>
+        <w:rPr/>
+        <w:t xml:space="preserve"> or </w:t>
+      </w:r>
+      <w:r>
+        <w:rPr>
+          <w:b/>
+        </w:rPr>
+        <w:t>collar</w:t>
+      </w:r>
+      <w:r>
+        <w:rPr/>
+        <w:t xml:space="preserve"> — at the</w:t>
+        <w:br/>
+        <w:t>band's midpoint, and drop one that lands above the band's ceiling (one below the floor is</w:t>
+        <w:br/>
+        <w:t>kept). They do not move a straddle's or butterfly's shorts, which sit at the</w:t>
+        <w:br/>
+        <w:t>money by definition.</w:t>
+      </w:r>
+    </w:p>
+    <w:p>
+      <w:r>
+        <w:rPr>
+          <w:b/>
+        </w:rPr>
+        <w:t>How the newer structures are built</w:t>
+      </w:r>
+      <w:r>
+        <w:rPr/>
+        <w:t xml:space="preserve"> — all from the chain the scan already fetched,</w:t>
+        <w:br/>
+        <w:t>so they cost no extra data:</w:t>
+      </w:r>
+    </w:p>
+    <w:p>
+      <w:pPr>
+        <w:pStyle w:val="ListBullet"/>
+      </w:pPr>
+      <w:r>
+        <w:rPr>
+          <w:b/>
+        </w:rPr>
+        <w:t>Which expiration</w:t>
+      </w:r>
+      <w:r>
+        <w:t xml:space="preserve"> — </w:t>
+      </w:r>
+      <w:r>
+        <w:rPr>
+          <w:b/>
+        </w:rPr>
+        <w:t>every</w:t>
+      </w:r>
+      <w:r>
+        <w:t xml:space="preserve"> listed expiration inside your DTE range (inside the</w:t>
+        <w:br/>
+        <w:t xml:space="preserve">  pick, on a large chain), each built separately: a scan does not stop at the nearest one. Straddles, strangles,</w:t>
+        <w:br/>
+        <w:t xml:space="preserve">  butterflies, the iron butterfly, condors and the share structures skip expirations</w:t>
+        <w:br/>
+        <w:t xml:space="preserve">  </w:t>
+      </w:r>
+      <w:r>
+        <w:rPr>
+          <w:b/>
+        </w:rPr>
+        <w:t>less than 7 days out</w:t>
+      </w:r>
+      <w:r>
+        <w:t>, so with DTE min at 0 none of them is built on a 0–6 day</w:t>
+        <w:br/>
+        <w:t xml:space="preserve">  expiration, and nothing needs widening for it — the floor applies by itself. A</w:t>
+        <w:br/>
+        <w:t xml:space="preserve">  structure that close to expiry is a same-day bet rather than the trade its name</w:t>
+        <w:br/>
+        <w:t xml:space="preserve">  describes (an operator decision). The Directional rows, the debit and credit spreads</w:t>
+        <w:br/>
+        <w:t xml:space="preserve">  and the iron condors are built on the near expirations too; iron condors are paired</w:t>
+        <w:br/>
+        <w:t xml:space="preserve">  within each expiration.</w:t>
+      </w:r>
+    </w:p>
+    <w:p>
+      <w:pPr>
+        <w:pStyle w:val="ListBullet"/>
+      </w:pPr>
+      <w:r>
+        <w:rPr>
+          <w:b/>
+        </w:rPr>
+        <w:t>Straddle, butterfly body, iron butterfly body</w:t>
+      </w:r>
+      <w:r>
+        <w:t xml:space="preserve"> — the at-the-money strike. If that</w:t>
+        <w:br/>
+        <w:t xml:space="preserve">  strike is missing from either side of the chain the structure is </w:t>
+      </w:r>
+      <w:r>
+        <w:rPr>
+          <w:b/>
+        </w:rPr>
+        <w:t>skipped</w:t>
+      </w:r>
+      <w:r>
+        <w:t>, never</w:t>
+        <w:br/>
+        <w:t xml:space="preserve">  moved to the next strike: an off-centre "straddle" is a different trade under a neutral</w:t>
+        <w:br/>
+        <w:t xml:space="preserve">  name.</w:t>
+      </w:r>
+    </w:p>
+    <w:p>
+      <w:pPr>
+        <w:pStyle w:val="ListBullet"/>
+      </w:pPr>
+      <w:r>
+        <w:rPr>
+          <w:b/>
+        </w:rPr>
+        <w:t>Long strangle</w:t>
+      </w:r>
+      <w:r>
+        <w:t xml:space="preserve"> — its own out-of-the-money wings near </w:t>
+      </w:r>
+      <w:r>
+        <w:rPr>
+          <w:b/>
+        </w:rPr>
+        <w:t>0.30 delta</w:t>
+      </w:r>
+      <w:r>
+        <w:t>, not the short</w:t>
+        <w:br/>
+        <w:t xml:space="preserve">  strangle's strikes. Bought at the delta band's midpoint (~0.15 delta) it could never</w:t>
+        <w:br/>
+        <w:t xml:space="preserve">  win often enough to pass.</w:t>
+      </w:r>
+    </w:p>
+    <w:p>
+      <w:pPr>
+        <w:pStyle w:val="ListBullet"/>
+      </w:pPr>
+      <w:r>
+        <w:rPr>
+          <w:b/>
+        </w:rPr>
+        <w:t>Butterfly and condor wings</w:t>
+      </w:r>
+      <w:r>
+        <w:t xml:space="preserve"> — the distance, listed on </w:t>
+      </w:r>
+      <w:r>
+        <w:rPr>
+          <w:b/>
+        </w:rPr>
+        <w:t>both</w:t>
+      </w:r>
+      <w:r>
+        <w:t xml:space="preserve"> sides of the body,</w:t>
+        <w:br/>
+        <w:t xml:space="preserve">  nearest </w:t>
+      </w:r>
+      <w:r>
+        <w:rPr>
+          <w:b/>
+        </w:rPr>
+        <w:t>half the 1-σ expected move</w:t>
+      </w:r>
+      <w:r>
+        <w:t>. A condor's shorts sit one wing out, its longs</w:t>
+        <w:br/>
+        <w:t xml:space="preserve">  two. Symmetric on purpose: a broken wing is a different risk profile.</w:t>
+      </w:r>
+    </w:p>
+    <w:p>
+      <w:pPr>
+        <w:pStyle w:val="ListBullet"/>
+      </w:pPr>
+      <w:r>
+        <w:rPr>
+          <w:b/>
+        </w:rPr>
+        <w:t>Butterfly and condor prices</w:t>
+      </w:r>
+      <w:r>
+        <w:t xml:space="preserve"> — a long butterfly or condor is worth between nothing</w:t>
+        <w:br/>
+        <w:t xml:space="preserve">  and its wing at expiry, so it must cost a </w:t>
+      </w:r>
+      <w:r>
+        <w:rPr>
+          <w:b/>
+        </w:rPr>
+        <w:t>debit</w:t>
+      </w:r>
+      <w:r>
+        <w:t xml:space="preserve"> smaller than the wing; an iron</w:t>
+        <w:br/>
+        <w:t xml:space="preserve">  butterfly is the same payoff shifted down, so it must take in a </w:t>
+      </w:r>
+      <w:r>
+        <w:rPr>
+          <w:b/>
+        </w:rPr>
+        <w:t>credit</w:t>
+      </w:r>
+      <w:r>
+        <w:t xml:space="preserve"> smaller than</w:t>
+        <w:br/>
+        <w:t xml:space="preserve">  the wing. When wide quotes put the mid prices outside that range — a long butterfly</w:t>
+        <w:br/>
+        <w:t xml:space="preserve">  "paid" a credit reports a 100% probability of profit and ranks first — the row is </w:t>
+      </w:r>
+      <w:r>
+        <w:rPr>
+          <w:b/>
+        </w:rPr>
+        <w:t>not</w:t>
+        <w:br/>
+        <w:t xml:space="preserve">  shown</w:t>
+      </w:r>
+      <w:r>
+        <w:t>: the prices are wrong, not the trade good.</w:t>
+      </w:r>
+    </w:p>
+    <w:p>
+      <w:pPr>
+        <w:pStyle w:val="ListBullet"/>
+      </w:pPr>
+      <w:r>
+        <w:rPr>
+          <w:b/>
+        </w:rPr>
+        <w:t>Calendar</w:t>
+      </w:r>
+      <w:r>
+        <w:t xml:space="preserve"> — each expiration at least </w:t>
+      </w:r>
+      <w:r>
+        <w:rPr>
+          <w:b/>
+        </w:rPr>
+        <w:t>7 days</w:t>
+      </w:r>
+      <w:r>
+        <w:t xml:space="preserve"> out takes a turn as the near month;</w:t>
+        <w:br/>
+        <w:t xml:space="preserve">  the later one is the expiration nearest </w:t>
+      </w:r>
+      <w:r>
+        <w:rPr>
+          <w:b/>
+        </w:rPr>
+        <w:t>near + 28 days</w:t>
+      </w:r>
+      <w:r>
+        <w:t xml:space="preserve"> and at least a week after</w:t>
+        <w:br/>
+        <w:t xml:space="preserve">  it, both inside your DTE range; same at-the-money strike. Skipped when either month's strike ladder has a hole at the money.</w:t>
+        <w:br/>
+        <w:t xml:space="preserve">  If DTE max does not reach a second expiration, no calendar is built — widen it.</w:t>
+      </w:r>
+    </w:p>
+    <w:p>
+      <w:pPr>
+        <w:pStyle w:val="ListBullet"/>
+      </w:pPr>
+      <w:r>
+        <w:rPr>
+          <w:b/>
+        </w:rPr>
+        <w:t>Diagonal</w:t>
+      </w:r>
+      <w:r>
+        <w:t xml:space="preserve"> — short the near month out of the money near </w:t>
+      </w:r>
+      <w:r>
+        <w:rPr>
+          <w:b/>
+        </w:rPr>
+        <w:t>0.30 delta</w:t>
+      </w:r>
+      <w:r>
+        <w:t xml:space="preserve"> (accepted</w:t>
+        <w:br/>
+        <w:t xml:space="preserve">  only between 0.15 and 0.45), long the later month in the money near </w:t>
+      </w:r>
+      <w:r>
+        <w:rPr>
+          <w:b/>
+        </w:rPr>
+        <w:t>0.70 delta</w:t>
+      </w:r>
+      <w:r>
+        <w:t>.</w:t>
+        <w:br/>
+        <w:t xml:space="preserve">  Skipped when the debit reaches the width between the two strikes, since it then has no</w:t>
+        <w:br/>
+        <w:t xml:space="preserve">  upside worth the name.</w:t>
+      </w:r>
+    </w:p>
+    <w:p>
+      <w:pPr>
+        <w:pStyle w:val="ListBullet"/>
+      </w:pPr>
+      <w:r>
+        <w:rPr>
+          <w:b/>
+        </w:rPr>
+        <w:t>Covered call / protective put / collar</w:t>
+      </w:r>
+      <w:r>
+        <w:t xml:space="preserve"> — the 7-day expiration above. The</w:t>
+        <w:br/>
+        <w:t xml:space="preserve">  sold call is at the call band's midpoint; the bought put is near </w:t>
+      </w:r>
+      <w:r>
+        <w:rPr>
+          <w:b/>
+        </w:rPr>
+        <w:t>0.25 delta</w:t>
+      </w:r>
+      <w:r>
+        <w:t>, and a</w:t>
+        <w:br/>
+        <w:t xml:space="preserve">  put under 0.10 delta builds neither the protective put nor the collar (a collar also</w:t>
+        <w:br/>
+        <w:t xml:space="preserve">  needs its call at 0.05 delta or more) — below that the position is just shares.</w:t>
+      </w:r>
+    </w:p>
+    <w:p>
+      <w:r>
+        <w:rPr/>
+        <w:t xml:space="preserve">⚠ </w:t>
       </w:r>
       <w:r>
         <w:rPr>
@@ -29203,11 +29116,40 @@
           <w:color w:val="334455"/>
           <w:sz w:val="19"/>
         </w:rPr>
-        <w:t>$195 debit</w:t>
-      </w:r>
-      <w:r>
-        <w:rPr/>
-        <w:t xml:space="preserve">, </w:t>
+        <w:t>COVERED_CALL</w:t>
+      </w:r>
+      <w:r>
+        <w:rPr>
+          <w:b/>
+        </w:rPr>
+        <w:t xml:space="preserve"> here is the whole position — shares plus the call</w:t>
+      </w:r>
+      <w:r>
+        <w:rPr/>
+        <w:t>, as in the</w:t>
+        <w:br/>
+      </w:r>
+      <w:r>
+        <w:rPr>
+          <w:color w:val="5D5294"/>
+        </w:rPr>
+        <w:t>Calculator</w:t>
+      </w:r>
+      <w:r>
+        <w:rPr/>
+        <w:t xml:space="preserve">. The Paper button books into the </w:t>
+      </w:r>
+      <w:r>
+        <w:rPr>
+          <w:b/>
+        </w:rPr>
+        <w:t>Paper Ledger</w:t>
+      </w:r>
+      <w:r>
+        <w:rPr/>
+        <w:t>, which holds</w:t>
+        <w:br/>
+        <w:t xml:space="preserve">no shares — so these rows get no Paper button. (On the paper account, </w:t>
       </w:r>
       <w:r>
         <w:rPr>
@@ -29215,49 +29157,202 @@
           <w:color w:val="334455"/>
           <w:sz w:val="19"/>
         </w:rPr>
-        <w:t>$804 credit</w:t>
-      </w:r>
-      <w:r>
-        <w:rPr/>
-        <w:t xml:space="preserve"> — and adds </w:t>
+        <w:t>COVERED_CALL</w:t>
+      </w:r>
+      <w:r>
+        <w:rPr/>
+        <w:br/>
+        <w:t>means the option leg alone.)</w:t>
+      </w:r>
+    </w:p>
+    <w:p>
+      <w:r>
+        <w:rPr>
+          <w:b/>
+        </w:rPr>
+        <w:t>The summary strip.</w:t>
+      </w:r>
+      <w:r>
+        <w:rPr/>
+        <w:t xml:space="preserve"> After every scan — an empty one included — it names the symbol and</w:t>
+        <w:br/>
+        <w:t>its price (</w:t>
+      </w:r>
+      <w:r>
+        <w:rPr>
+          <w:b/>
+        </w:rPr>
+        <w:t>Price unavailable</w:t>
+      </w:r>
+      <w:r>
+        <w:rPr/>
+        <w:t xml:space="preserve"> when no price could be read, never $0.00, so an answer</w:t>
+        <w:br/>
+        <w:t xml:space="preserve">with no ideas still reads as an answer about that symbol), the </w:t>
+      </w:r>
+      <w:r>
+        <w:rPr>
+          <w:b/>
+        </w:rPr>
+        <w:t>Vol Rank</w:t>
+      </w:r>
+      <w:r>
+        <w:rPr/>
+        <w:br/>
+        <w:t xml:space="preserve">(one value per scan, so it is not repeated on every row), and the </w:t>
       </w:r>
       <w:r>
         <w:rPr>
           <w:i/>
         </w:rPr>
-        <w:t>for 100</w:t>
-        <w:br/>
-        <w:t>shares</w:t>
-      </w:r>
-      <w:r>
-        <w:rPr/>
-        <w:t xml:space="preserve"> when the trade holds stock (</w:t>
-      </w:r>
-      <w:r>
-        <w:rPr>
-          <w:rFonts w:ascii="Consolas" w:hAnsi="Consolas"/>
-          <w:color w:val="334455"/>
-          <w:sz w:val="19"/>
-        </w:rPr>
-        <w:t>$54,058 debit for 100 shares</w:t>
-      </w:r>
-      <w:r>
-        <w:rPr/>
-        <w:t>), so a collar is never</w:t>
-        <w:br/>
-        <w:t>mistaken for a contract's worth.</w:t>
-      </w:r>
-    </w:p>
-    <w:p>
-      <w:r>
-        <w:rPr>
-          <w:b/>
-        </w:rPr>
-        <w:t>The ranked list.</w:t>
-      </w:r>
-      <w:r>
-        <w:rPr/>
-        <w:t xml:space="preserve"> Every idea the chips show, best score first:</w:t>
+        <w:t>market view</w:t>
+      </w:r>
+      <w:r>
+        <w:rPr/>
+        <w:t xml:space="preserve"> the</w:t>
+        <w:br/>
+        <w:t>scanner inferred before ranking anything — shown as pills for a direction, a conviction</w:t>
+        <w:br/>
+        <w:t>level and a volatility regime, read from the symbol's technicals and implied volatility.</w:t>
+        <w:br/>
+        <w:t>It then scores each candidate on two things:</w:t>
+      </w:r>
+    </w:p>
+    <w:p>
+      <w:pPr>
+        <w:pStyle w:val="ListNumber"/>
+      </w:pPr>
+      <w:r>
+        <w:rPr>
+          <w:b/>
+        </w:rPr>
+        <w:t>Fit</w:t>
+      </w:r>
+      <w:r>
+        <w:t xml:space="preserve"> — how well the structure matches that inferred view.</w:t>
+      </w:r>
+    </w:p>
+    <w:p>
+      <w:pPr>
+        <w:pStyle w:val="ListNumber"/>
+      </w:pPr>
+      <w:r>
+        <w:rPr>
+          <w:b/>
+        </w:rPr>
+        <w:t>Structural quality</w:t>
+      </w:r>
+      <w:r>
+        <w:t xml:space="preserve"> — whether the trade is well-built regardless of view.</w:t>
+      </w:r>
+    </w:p>
+    <w:p>
+      <w:r>
+        <w:rPr/>
+        <w:t>That is what makes a long call and a put credit spread comparable on one 0–100 number.</w:t>
+      </w:r>
+    </w:p>
+    <w:p>
+      <w:r>
+        <w:rPr>
+          <w:b/>
+        </w:rPr>
+        <w:t>Strategy chips.</w:t>
+      </w:r>
+      <w:r>
+        <w:rPr/>
+        <w:t xml:space="preserve"> One chip per group that produced ideas, with its count, plus </w:t>
+      </w:r>
+      <w:r>
+        <w:rPr>
+          <w:b/>
+        </w:rPr>
+        <w:t>All</w:t>
+      </w:r>
+      <w:r>
+        <w:rPr/>
+        <w:t>.</w:t>
+        <w:br/>
+        <w:t>A chip shows only its group; more chips add groups; removing the last chip, or clicking</w:t>
+        <w:br/>
+      </w:r>
+      <w:r>
+        <w:rPr>
+          <w:b/>
+        </w:rPr>
+        <w:t>All</w:t>
+      </w:r>
+      <w:r>
+        <w:rPr/>
+        <w:t>, shows everything. The filter is instant — nothing is rescanned — and both the</w:t>
+        <w:br/>
+        <w:t>cards and the list follow it. A new symbol starts back at All.</w:t>
+      </w:r>
+    </w:p>
+    <w:p>
+      <w:r>
+        <w:rPr>
+          <w:b/>
+        </w:rPr>
+        <w:t>Top picks.</w:t>
+      </w:r>
+      <w:r>
+        <w:rPr/>
+        <w:t xml:space="preserve"> Up to four cards. Each group among what the chips show gets its</w:t>
+        <w:br/>
+        <w:t>best-scoring idea onto a card before any group gets a second — the cards exist to compare</w:t>
+        <w:br/>
+        <w:t>structures, and four spreads in a row would be one idea shown four times. When fewer than</w:t>
+        <w:br/>
+        <w:t>four groups are showing (a single chip clicked, say), the spare cards go to the next-best</w:t>
+        <w:br/>
+        <w:t>ideas by score, so the row still fills. A card carries the score and grade, the</w:t>
+        <w:br/>
+        <w:t xml:space="preserve">expiration and days to go (with an </w:t>
+      </w:r>
+      <w:r>
+        <w:rPr>
+          <w:i/>
+        </w:rPr>
+        <w:t>Earnings Nov 19</w:t>
+      </w:r>
+      <w:r>
+        <w:rPr/>
+        <w:t xml:space="preserve"> warning badge when a report lands</w:t>
+        <w:br/>
+        <w:t xml:space="preserve">before it expires — see </w:t>
+      </w:r>
+      <w:r>
+        <w:rPr>
+          <w:b/>
+        </w:rPr>
+        <w:t>Earnings</w:t>
+      </w:r>
+      <w:r>
+        <w:rPr/>
+        <w:t xml:space="preserve"> below), the legs, the cost, </w:t>
+      </w:r>
+      <w:r>
+        <w:rPr>
+          <w:b/>
+        </w:rPr>
+        <w:t>Calculator</w:t>
+      </w:r>
+      <w:r>
+        <w:rPr/>
+        <w:t xml:space="preserve"> and — where the Paper</w:t>
+        <w:br/>
+        <w:t xml:space="preserve">Ledger can record it — </w:t>
+      </w:r>
+      <w:r>
+        <w:rPr>
+          <w:b/>
+        </w:rPr>
+        <w:t>Paper</w:t>
+      </w:r>
+      <w:r>
+        <w:rPr/>
+        <w:t>, plus three pictures:</w:t>
       </w:r>
     </w:p>
     <w:tbl>
@@ -29295,6 +29390,315 @@
               <w:rPr>
                 <w:b/>
               </w:rPr>
+              <w:t>Picture</w:t>
+            </w:r>
+          </w:p>
+        </w:tc>
+        <w:tc>
+          <w:tcPr>
+            <w:tcW w:type="dxa" w:w="4320"/>
+            <w:shd w:val="clear" w:color="auto" w:fill="EAF2FB"/>
+          </w:tcPr>
+          <w:p>
+            <w:r>
+              <w:rPr>
+                <w:b/>
+              </w:rPr>
+            </w:r>
+            <w:r>
+              <w:rPr>
+                <w:b/>
+              </w:rPr>
+              <w:t>How to read it</w:t>
+            </w:r>
+          </w:p>
+        </w:tc>
+      </w:tr>
+      <w:tr>
+        <w:tc>
+          <w:tcPr>
+            <w:tcW w:type="dxa" w:w="4320"/>
+          </w:tcPr>
+          <w:p>
+            <w:r/>
+            <w:r>
+              <w:rPr>
+                <w:b/>
+              </w:rPr>
+              <w:t>Payoff shape</w:t>
+            </w:r>
+          </w:p>
+        </w:tc>
+        <w:tc>
+          <w:tcPr>
+            <w:tcW w:type="dxa" w:w="4320"/>
+          </w:tcPr>
+          <w:p>
+            <w:r/>
+            <w:r>
+              <w:rPr/>
+              <w:t xml:space="preserve">Profit or loss at the (nearest) expiration across a range of prices around today's: </w:t>
+            </w:r>
+            <w:r>
+              <w:rPr>
+                <w:b/>
+              </w:rPr>
+              <w:t>green</w:t>
+            </w:r>
+            <w:r>
+              <w:rPr/>
+              <w:t xml:space="preserve"> where it makes money, </w:t>
+            </w:r>
+            <w:r>
+              <w:rPr>
+                <w:b/>
+              </w:rPr>
+              <w:t>red</w:t>
+            </w:r>
+            <w:r>
+              <w:rPr/>
+              <w:t xml:space="preserve"> where it loses, a dashed zero line, and a tick at today's price. A shape to recognise the bet by, not a chart to read values off</w:t>
+            </w:r>
+          </w:p>
+        </w:tc>
+      </w:tr>
+      <w:tr>
+        <w:tc>
+          <w:tcPr>
+            <w:tcW w:type="dxa" w:w="4320"/>
+            <w:shd w:val="clear" w:color="auto" w:fill="F4F6FA"/>
+          </w:tcPr>
+          <w:p>
+            <w:r/>
+            <w:r>
+              <w:rPr>
+                <w:b/>
+              </w:rPr>
+              <w:t>Split bar</w:t>
+            </w:r>
+          </w:p>
+        </w:tc>
+        <w:tc>
+          <w:tcPr>
+            <w:tcW w:type="dxa" w:w="4320"/>
+            <w:shd w:val="clear" w:color="auto" w:fill="F4F6FA"/>
+          </w:tcPr>
+          <w:p>
+            <w:r/>
+            <w:r>
+              <w:rPr>
+                <w:b/>
+              </w:rPr>
+              <w:t>Max loss</w:t>
+            </w:r>
+            <w:r>
+              <w:rPr/>
+              <w:t xml:space="preserve"> in red growing left from the centre, </w:t>
+            </w:r>
+            <w:r>
+              <w:rPr>
+                <w:b/>
+              </w:rPr>
+              <w:t>max profit</w:t>
+            </w:r>
+            <w:r>
+              <w:rPr/>
+              <w:t xml:space="preserve"> in green growing right, both scaled to the </w:t>
+            </w:r>
+            <w:r>
+              <w:rPr>
+                <w:b/>
+              </w:rPr>
+              <w:t>larger of the two</w:t>
+            </w:r>
+            <w:r>
+              <w:rPr/>
+              <w:t xml:space="preserve"> — so it shows the balance of one trade (a butterfly mostly green, a covered call mostly red), never a comparison between trades. An unlimited side fills its half and reads </w:t>
+            </w:r>
+            <w:r>
+              <w:rPr>
+                <w:b/>
+              </w:rPr>
+              <w:t>∞</w:t>
+            </w:r>
+          </w:p>
+        </w:tc>
+      </w:tr>
+      <w:tr>
+        <w:tc>
+          <w:tcPr>
+            <w:tcW w:type="dxa" w:w="4320"/>
+          </w:tcPr>
+          <w:p>
+            <w:r/>
+            <w:r>
+              <w:rPr>
+                <w:b/>
+              </w:rPr>
+              <w:t>Probability-of-profit bar</w:t>
+            </w:r>
+          </w:p>
+        </w:tc>
+        <w:tc>
+          <w:tcPr>
+            <w:tcW w:type="dxa" w:w="4320"/>
+          </w:tcPr>
+          <w:p>
+            <w:r/>
+            <w:r>
+              <w:rPr/>
+              <w:t xml:space="preserve">0–100%: </w:t>
+            </w:r>
+            <w:r>
+              <w:rPr>
+                <w:b/>
+              </w:rPr>
+              <w:t>amber</w:t>
+            </w:r>
+            <w:r>
+              <w:rPr/>
+              <w:t xml:space="preserve"> under 40%, </w:t>
+            </w:r>
+            <w:r>
+              <w:rPr>
+                <w:b/>
+              </w:rPr>
+              <w:t>blue</w:t>
+            </w:r>
+            <w:r>
+              <w:rPr/>
+              <w:t xml:space="preserve"> from 40% to 60%, </w:t>
+            </w:r>
+            <w:r>
+              <w:rPr>
+                <w:b/>
+              </w:rPr>
+              <w:t>green</w:t>
+            </w:r>
+            <w:r>
+              <w:rPr/>
+              <w:t xml:space="preserve"> over 60%</w:t>
+            </w:r>
+          </w:p>
+        </w:tc>
+      </w:tr>
+    </w:tbl>
+    <w:p/>
+    <w:p>
+      <w:r>
+        <w:rPr/>
+        <w:t>Clicking a card opens it in the detail panel.</w:t>
+      </w:r>
+    </w:p>
+    <w:p>
+      <w:r>
+        <w:rPr>
+          <w:b/>
+        </w:rPr>
+        <w:t>Cost</w:t>
+      </w:r>
+      <w:r>
+        <w:rPr/>
+        <w:t xml:space="preserve"> names the direction in words — </w:t>
+      </w:r>
+      <w:r>
+        <w:rPr>
+          <w:rFonts w:ascii="Consolas" w:hAnsi="Consolas"/>
+          <w:color w:val="334455"/>
+          <w:sz w:val="19"/>
+        </w:rPr>
+        <w:t>$195 debit</w:t>
+      </w:r>
+      <w:r>
+        <w:rPr/>
+        <w:t xml:space="preserve">, </w:t>
+      </w:r>
+      <w:r>
+        <w:rPr>
+          <w:rFonts w:ascii="Consolas" w:hAnsi="Consolas"/>
+          <w:color w:val="334455"/>
+          <w:sz w:val="19"/>
+        </w:rPr>
+        <w:t>$804 credit</w:t>
+      </w:r>
+      <w:r>
+        <w:rPr/>
+        <w:t xml:space="preserve"> — and adds </w:t>
+      </w:r>
+      <w:r>
+        <w:rPr>
+          <w:i/>
+        </w:rPr>
+        <w:t>for 100</w:t>
+        <w:br/>
+        <w:t>shares</w:t>
+      </w:r>
+      <w:r>
+        <w:rPr/>
+        <w:t xml:space="preserve"> when the trade holds stock (</w:t>
+      </w:r>
+      <w:r>
+        <w:rPr>
+          <w:rFonts w:ascii="Consolas" w:hAnsi="Consolas"/>
+          <w:color w:val="334455"/>
+          <w:sz w:val="19"/>
+        </w:rPr>
+        <w:t>$54,058 debit for 100 shares</w:t>
+      </w:r>
+      <w:r>
+        <w:rPr/>
+        <w:t>), so a collar is never</w:t>
+        <w:br/>
+        <w:t>mistaken for a contract's worth.</w:t>
+      </w:r>
+    </w:p>
+    <w:p>
+      <w:r>
+        <w:rPr>
+          <w:b/>
+        </w:rPr>
+        <w:t>The ranked list.</w:t>
+      </w:r>
+      <w:r>
+        <w:rPr/>
+        <w:t xml:space="preserve"> Every idea the chips show, best score first:</w:t>
+      </w:r>
+    </w:p>
+    <w:tbl>
+      <w:tblPr>
+        <w:tblW w:type="auto" w:w="0"/>
+        <w:jc w:val="left"/>
+        <w:tblLayout w:type="autofit"/>
+        <w:tblLook w:firstColumn="1" w:firstRow="1" w:lastColumn="0" w:lastRow="0" w:noHBand="0" w:noVBand="1" w:val="04A0"/>
+        <w:tblBorders>
+          <w:top w:val="single" w:sz="4" w:space="0" w:color="D8DEE9"/>
+          <w:left w:val="single" w:sz="4" w:space="0" w:color="D8DEE9"/>
+          <w:bottom w:val="single" w:sz="4" w:space="0" w:color="D8DEE9"/>
+          <w:right w:val="single" w:sz="4" w:space="0" w:color="D8DEE9"/>
+          <w:insideH w:val="single" w:sz="4" w:space="0" w:color="D8DEE9"/>
+          <w:insideV w:val="single" w:sz="4" w:space="0" w:color="D8DEE9"/>
+        </w:tblBorders>
+      </w:tblPr>
+      <w:tblGrid>
+        <w:gridCol w:w="4320"/>
+        <w:gridCol w:w="4320"/>
+      </w:tblGrid>
+      <w:tr>
+        <w:tc>
+          <w:tcPr>
+            <w:tcW w:type="dxa" w:w="4320"/>
+            <w:shd w:val="clear" w:color="auto" w:fill="EAF2FB"/>
+          </w:tcPr>
+          <w:p>
+            <w:r>
+              <w:rPr>
+                <w:b/>
+              </w:rPr>
+            </w:r>
+            <w:r>
+              <w:rPr>
+                <w:b/>
+              </w:rPr>
               <w:t>Column</w:t>
             </w:r>
           </w:p>
@@ -30078,14 +30482,38 @@
       </w:r>
       <w:r>
         <w:rPr/>
-        <w:t xml:space="preserve"> · and, for a</w:t>
-        <w:br/>
-        <w:t xml:space="preserve">failed scan, which names the symbol only, </w:t>
+        <w:t xml:space="preserve"> · for a large</w:t>
+        <w:br/>
+        <w:t xml:space="preserve">chain still waiting on a pick, </w:t>
       </w:r>
       <w:r>
         <w:rPr>
           <w:i/>
         </w:rPr>
+        <w:t>Choose which expirations to scan for $SPX.</w:t>
+      </w:r>
+      <w:r>
+        <w:rPr/>
+        <w:t xml:space="preserve"> · for a pick</w:t>
+        <w:br/>
+        <w:t xml:space="preserve">that holds nothing in the range, </w:t>
+      </w:r>
+      <w:r>
+        <w:rPr>
+          <w:i/>
+        </w:rPr>
+        <w:t>Next 30 days holds no expirations in this range for</w:t>
+        <w:br/>
+        <w:t>$SPX — use Change to pick another.</w:t>
+      </w:r>
+      <w:r>
+        <w:rPr/>
+        <w:t xml:space="preserve"> · and, for a failed scan, which names the symbol only, </w:t>
+      </w:r>
+      <w:r>
+        <w:rPr>
+          <w:i/>
+        </w:rPr>
         <w:t>The scan for SPY failed. Check System Status</w:t>
         <w:br/>
         <w:t>and scan again.</w:t>
@@ -30124,9 +30552,9 @@
       </w:r>
       <w:r>
         <w:rPr/>
-        <w:t>. A whole index chain takes about 20 seconds, so the count is what keeps a long wait</w:t>
-        <w:br/>
-        <w:t>from reading as a hang. The spinner stays until the answer lands: the service answers</w:t>
+        <w:t>. A whole chain takes a while — about 14 s for NVDA, 26 s for SPY and 40 s for $SPX</w:t>
+        <w:br/>
+        <w:t>— so the count is what keeps a long wait from reading as a hang. The spinner stays until the answer lands: the service answers</w:t>
         <w:br/>
         <w:t xml:space="preserve">every scan request, a failed one included. Only after </w:t>
       </w:r>

--- a/docs/manuals/reference-guide/reference-guide.docx
+++ b/docs/manuals/reference-guide/reference-guide.docx
@@ -32,7 +32,7 @@
           <w:color w:val="5B6678"/>
           <w:sz w:val="18"/>
         </w:rPr>
-        <w:t>NeuralStrike · Generated 2026-09-14</w:t>
+        <w:t>NeuralStrike · Generated 2026-09-15</w:t>
       </w:r>
     </w:p>
     <w:p/>
@@ -20653,7 +20653,22 @@
       </w:r>
       <w:r>
         <w:rPr/>
-        <w:t>, or paper-trade it.</w:t>
+        <w:t>, or paper-trade it. A paper trade goes to the</w:t>
+        <w:br/>
+      </w:r>
+      <w:r>
+        <w:rPr>
+          <w:color w:val="5D5294"/>
+        </w:rPr>
+        <w:t>Paper Ledger</w:t>
+      </w:r>
+      <w:r>
+        <w:rPr/>
+        <w:t xml:space="preserve"> only if it fits that ledger's risk limits ($750 per</w:t>
+        <w:br/>
+        <w:t>trade, plus limits per symbol, sector, expiration and for the whole ledger); a</w:t>
+        <w:br/>
+        <w:t>message a moment later says it opened, or why not and how many contracts would fit.</w:t>
       </w:r>
     </w:p>
     <w:p>
@@ -23902,7 +23917,7 @@
             <w:r/>
             <w:r>
               <w:rPr/>
-              <w:t>Re-pricing</w:t>
+              <w:t>New trades</w:t>
             </w:r>
           </w:p>
         </w:tc>
@@ -23915,7 +23930,19 @@
             <w:r/>
             <w:r>
               <w:rPr/>
-              <w:t>Open trades are re-priced on page load and on the management cycle, during market hours only</w:t>
+              <w:t xml:space="preserve">Checked against the risk limits below; the answer is </w:t>
+            </w:r>
+            <w:r>
+              <w:rPr>
+                <w:rFonts w:ascii="Consolas" w:hAnsi="Consolas"/>
+                <w:color w:val="334455"/>
+                <w:sz w:val="19"/>
+              </w:rPr>
+              <w:t>cache:options:paper_create</w:t>
+            </w:r>
+            <w:r>
+              <w:rPr/>
+              <w:t>, shown as a message on the page that sent the trade</w:t>
             </w:r>
           </w:p>
         </w:tc>
@@ -23929,6 +23956,33 @@
             <w:r/>
             <w:r>
               <w:rPr/>
+              <w:t>Re-pricing</w:t>
+            </w:r>
+          </w:p>
+        </w:tc>
+        <w:tc>
+          <w:tcPr>
+            <w:tcW w:type="dxa" w:w="4320"/>
+          </w:tcPr>
+          <w:p>
+            <w:r/>
+            <w:r>
+              <w:rPr/>
+              <w:t>Open trades are re-priced on page load and on the management cycle, during market hours only</w:t>
+            </w:r>
+          </w:p>
+        </w:tc>
+      </w:tr>
+      <w:tr>
+        <w:tc>
+          <w:tcPr>
+            <w:tcW w:type="dxa" w:w="4320"/>
+            <w:shd w:val="clear" w:color="auto" w:fill="F4F6FA"/>
+          </w:tcPr>
+          <w:p>
+            <w:r/>
+            <w:r>
+              <w:rPr/>
               <w:t>Management cycle</w:t>
             </w:r>
           </w:p>
@@ -23936,6 +23990,7 @@
         <w:tc>
           <w:tcPr>
             <w:tcW w:type="dxa" w:w="4320"/>
+            <w:shd w:val="clear" w:color="auto" w:fill="F4F6FA"/>
           </w:tcPr>
           <w:p>
             <w:r/>
@@ -24632,6 +24687,466 @@
         <w:t>from published practitioner guidance rather than from this book's own history.</w:t>
         <w:br/>
         <w:t>They live in a config file for exactly that reason.</w:t>
+      </w:r>
+    </w:p>
+    <w:p>
+      <w:pPr>
+        <w:pStyle w:val="Heading3"/>
+      </w:pPr>
+      <w:r>
+        <w:rPr/>
+        <w:t>Risk limits on new trades</w:t>
+      </w:r>
+    </w:p>
+    <w:p>
+      <w:r>
+        <w:rPr>
+          <w:b/>
+        </w:rPr>
+        <w:t>Since 2026-09-15 the ledger can say no.</w:t>
+      </w:r>
+      <w:r>
+        <w:rPr/>
+        <w:t xml:space="preserve"> A trade sent from the </w:t>
+      </w:r>
+      <w:r>
+        <w:rPr>
+          <w:color w:val="5D5294"/>
+        </w:rPr>
+        <w:t>Market</w:t>
+        <w:br/>
+        <w:t>Scanner</w:t>
+      </w:r>
+      <w:r>
+        <w:rPr/>
+        <w:t xml:space="preserve"> or </w:t>
+      </w:r>
+      <w:r>
+        <w:rPr>
+          <w:color w:val="5D5294"/>
+        </w:rPr>
+        <w:t>Strategy Finder</w:t>
+      </w:r>
+      <w:r>
+        <w:rPr/>
+        <w:t xml:space="preserve"> is checked against</w:t>
+        <w:br/>
+        <w:t xml:space="preserve">this ledger's </w:t>
+      </w:r>
+      <w:r>
+        <w:rPr>
+          <w:b/>
+        </w:rPr>
+        <w:t>own</w:t>
+      </w:r>
+      <w:r>
+        <w:rPr/>
+        <w:t xml:space="preserve"> open trades before anything is written. Before then it had no</w:t>
+        <w:br/>
+        <w:t>limit at all — the quantity you typed was the quantity booked.</w:t>
+      </w:r>
+    </w:p>
+    <w:tbl>
+      <w:tblPr>
+        <w:tblW w:type="auto" w:w="0"/>
+        <w:jc w:val="left"/>
+        <w:tblLayout w:type="autofit"/>
+        <w:tblLook w:firstColumn="1" w:firstRow="1" w:lastColumn="0" w:lastRow="0" w:noHBand="0" w:noVBand="1" w:val="04A0"/>
+        <w:tblBorders>
+          <w:top w:val="single" w:sz="4" w:space="0" w:color="D8DEE9"/>
+          <w:left w:val="single" w:sz="4" w:space="0" w:color="D8DEE9"/>
+          <w:bottom w:val="single" w:sz="4" w:space="0" w:color="D8DEE9"/>
+          <w:right w:val="single" w:sz="4" w:space="0" w:color="D8DEE9"/>
+          <w:insideH w:val="single" w:sz="4" w:space="0" w:color="D8DEE9"/>
+          <w:insideV w:val="single" w:sz="4" w:space="0" w:color="D8DEE9"/>
+        </w:tblBorders>
+      </w:tblPr>
+      <w:tblGrid>
+        <w:gridCol w:w="4320"/>
+        <w:gridCol w:w="4320"/>
+      </w:tblGrid>
+      <w:tr>
+        <w:tc>
+          <w:tcPr>
+            <w:tcW w:type="dxa" w:w="4320"/>
+            <w:shd w:val="clear" w:color="auto" w:fill="EAF2FB"/>
+          </w:tcPr>
+          <w:p>
+            <w:r>
+              <w:rPr>
+                <w:b/>
+              </w:rPr>
+            </w:r>
+            <w:r>
+              <w:rPr>
+                <w:b/>
+              </w:rPr>
+              <w:t>Limit</w:t>
+            </w:r>
+          </w:p>
+        </w:tc>
+        <w:tc>
+          <w:tcPr>
+            <w:tcW w:type="dxa" w:w="4320"/>
+            <w:shd w:val="clear" w:color="auto" w:fill="EAF2FB"/>
+          </w:tcPr>
+          <w:p>
+            <w:r>
+              <w:rPr>
+                <w:b/>
+              </w:rPr>
+            </w:r>
+            <w:r>
+              <w:rPr>
+                <w:b/>
+              </w:rPr>
+              <w:t>Level</w:t>
+            </w:r>
+          </w:p>
+        </w:tc>
+      </w:tr>
+      <w:tr>
+        <w:tc>
+          <w:tcPr>
+            <w:tcW w:type="dxa" w:w="4320"/>
+          </w:tcPr>
+          <w:p>
+            <w:r/>
+            <w:r>
+              <w:rPr/>
+              <w:t>Per trade</w:t>
+            </w:r>
+          </w:p>
+        </w:tc>
+        <w:tc>
+          <w:tcPr>
+            <w:tcW w:type="dxa" w:w="4320"/>
+          </w:tcPr>
+          <w:p>
+            <w:r/>
+            <w:r>
+              <w:rPr/>
+              <w:t xml:space="preserve">at most </w:t>
+            </w:r>
+            <w:r>
+              <w:rPr>
+                <w:b/>
+              </w:rPr>
+              <w:t>$750</w:t>
+            </w:r>
+            <w:r>
+              <w:rPr/>
+              <w:t xml:space="preserve"> of max loss</w:t>
+            </w:r>
+          </w:p>
+        </w:tc>
+      </w:tr>
+      <w:tr>
+        <w:tc>
+          <w:tcPr>
+            <w:tcW w:type="dxa" w:w="4320"/>
+            <w:shd w:val="clear" w:color="auto" w:fill="F4F6FA"/>
+          </w:tcPr>
+          <w:p>
+            <w:r/>
+            <w:r>
+              <w:rPr/>
+              <w:t>Per symbol</w:t>
+            </w:r>
+          </w:p>
+        </w:tc>
+        <w:tc>
+          <w:tcPr>
+            <w:tcW w:type="dxa" w:w="4320"/>
+            <w:shd w:val="clear" w:color="auto" w:fill="F4F6FA"/>
+          </w:tcPr>
+          <w:p>
+            <w:r/>
+            <w:r>
+              <w:rPr>
+                <w:b/>
+              </w:rPr>
+              <w:t>3</w:t>
+            </w:r>
+            <w:r>
+              <w:rPr/>
+              <w:t xml:space="preserve"> open positions and </w:t>
+            </w:r>
+            <w:r>
+              <w:rPr>
+                <w:b/>
+              </w:rPr>
+              <w:t>$750</w:t>
+            </w:r>
+            <w:r>
+              <w:rPr/>
+              <w:t xml:space="preserve"> of max loss</w:t>
+            </w:r>
+          </w:p>
+        </w:tc>
+      </w:tr>
+      <w:tr>
+        <w:tc>
+          <w:tcPr>
+            <w:tcW w:type="dxa" w:w="4320"/>
+          </w:tcPr>
+          <w:p>
+            <w:r/>
+            <w:r>
+              <w:rPr/>
+              <w:t>Per sector</w:t>
+            </w:r>
+          </w:p>
+        </w:tc>
+        <w:tc>
+          <w:tcPr>
+            <w:tcW w:type="dxa" w:w="4320"/>
+          </w:tcPr>
+          <w:p>
+            <w:r/>
+            <w:r>
+              <w:rPr>
+                <w:b/>
+              </w:rPr>
+              <w:t>5</w:t>
+            </w:r>
+            <w:r>
+              <w:rPr/>
+              <w:t xml:space="preserve"> open positions and </w:t>
+            </w:r>
+            <w:r>
+              <w:rPr>
+                <w:b/>
+              </w:rPr>
+              <w:t>$1,500</w:t>
+            </w:r>
+            <w:r>
+              <w:rPr/>
+              <w:t xml:space="preserve"> of max loss — the index products ($SPX, SPY, QQQ, $NDX, DIA, IWM) count as one group</w:t>
+            </w:r>
+          </w:p>
+        </w:tc>
+      </w:tr>
+      <w:tr>
+        <w:tc>
+          <w:tcPr>
+            <w:tcW w:type="dxa" w:w="4320"/>
+            <w:shd w:val="clear" w:color="auto" w:fill="F4F6FA"/>
+          </w:tcPr>
+          <w:p>
+            <w:r/>
+            <w:r>
+              <w:rPr/>
+              <w:t>Per expiration</w:t>
+            </w:r>
+          </w:p>
+        </w:tc>
+        <w:tc>
+          <w:tcPr>
+            <w:tcW w:type="dxa" w:w="4320"/>
+            <w:shd w:val="clear" w:color="auto" w:fill="F4F6FA"/>
+          </w:tcPr>
+          <w:p>
+            <w:r/>
+            <w:r>
+              <w:rPr>
+                <w:b/>
+              </w:rPr>
+              <w:t>5</w:t>
+            </w:r>
+            <w:r>
+              <w:rPr/>
+              <w:t xml:space="preserve"> open positions expiring the same day, across every symbol</w:t>
+            </w:r>
+          </w:p>
+        </w:tc>
+      </w:tr>
+      <w:tr>
+        <w:tc>
+          <w:tcPr>
+            <w:tcW w:type="dxa" w:w="4320"/>
+          </w:tcPr>
+          <w:p>
+            <w:r/>
+            <w:r>
+              <w:rPr/>
+              <w:t>Whole ledger</w:t>
+            </w:r>
+          </w:p>
+        </w:tc>
+        <w:tc>
+          <w:tcPr>
+            <w:tcW w:type="dxa" w:w="4320"/>
+          </w:tcPr>
+          <w:p>
+            <w:r/>
+            <w:r>
+              <w:rPr/>
+              <w:t xml:space="preserve">open max loss at most </w:t>
+            </w:r>
+            <w:r>
+              <w:rPr>
+                <w:b/>
+              </w:rPr>
+              <w:t>20%</w:t>
+            </w:r>
+            <w:r>
+              <w:rPr/>
+              <w:t xml:space="preserve"> of equity — $25,000 plus the realized P&amp;L of closed trades</w:t>
+            </w:r>
+          </w:p>
+        </w:tc>
+      </w:tr>
+    </w:tbl>
+    <w:p/>
+    <w:p>
+      <w:r>
+        <w:rPr/>
+        <w:t xml:space="preserve">The last four are the </w:t>
+      </w:r>
+      <w:r>
+        <w:rPr>
+          <w:color w:val="5D5294"/>
+        </w:rPr>
+        <w:t>Paper Account</w:t>
+      </w:r>
+      <w:r>
+        <w:rPr/>
+        <w:t>'s own concentration limits.</w:t>
+        <w:br/>
+        <w:t xml:space="preserve">The per-trade limit is not: the engine's is </w:t>
+      </w:r>
+      <w:r>
+        <w:rPr>
+          <w:b/>
+        </w:rPr>
+        <w:t>$250</w:t>
+      </w:r>
+      <w:r>
+        <w:rPr/>
+        <w:t>, which also decides how wide the</w:t>
+        <w:br/>
+        <w:t>scanner builds its spreads, and at $250 most of the Directional tab's long options</w:t>
+        <w:br/>
+        <w:t>could not be opened by hand at all.</w:t>
+      </w:r>
+    </w:p>
+    <w:p>
+      <w:r>
+        <w:rPr>
+          <w:b/>
+        </w:rPr>
+        <w:t>Every click gets an answer</w:t>
+      </w:r>
+      <w:r>
+        <w:rPr/>
+        <w:t>, a second or so later, on the page you sent it from:</w:t>
+      </w:r>
+    </w:p>
+    <w:p>
+      <w:pPr>
+        <w:pStyle w:val="ListBullet"/>
+      </w:pPr>
+      <w:r>
+        <w:rPr>
+          <w:i/>
+        </w:rPr>
+        <w:t>Paper ledger: opened 2 × SPY Credit spread — put.</w:t>
+      </w:r>
+    </w:p>
+    <w:p>
+      <w:pPr>
+        <w:pStyle w:val="ListBullet"/>
+      </w:pPr>
+      <w:r>
+        <w:rPr>
+          <w:i/>
+        </w:rPr>
+        <w:t>Paper ledger: not opened — risks $900, over the $750 per-trade limit. Up to 1</w:t>
+        <w:br/>
+        <w:t xml:space="preserve">  contract fits.</w:t>
+      </w:r>
+      <w:r>
+        <w:rPr>
+          <w:b/>
+        </w:rPr>
+        <w:t>Up to N contracts fit</w:t>
+      </w:r>
+      <w:r>
+        <w:t xml:space="preserve"> is the largest size of the same trade that</w:t>
+        <w:br/>
+        <w:t xml:space="preserve">  clears every limit now; it is left off when not even one does.</w:t>
+      </w:r>
+    </w:p>
+    <w:p>
+      <w:pPr>
+        <w:pStyle w:val="ListBullet"/>
+      </w:pPr>
+      <w:r>
+        <w:rPr>
+          <w:i/>
+        </w:rPr>
+        <w:t>Paper ledger: not opened — ORCL already holds 3 of 3 positions.</w:t>
+      </w:r>
+    </w:p>
+    <w:p>
+      <w:r>
+        <w:rPr/>
+        <w:t xml:space="preserve">⚠ </w:t>
+      </w:r>
+      <w:r>
+        <w:rPr>
+          <w:b/>
+        </w:rPr>
+        <w:t>Three things that follow from the rules:</w:t>
+      </w:r>
+    </w:p>
+    <w:p>
+      <w:pPr>
+        <w:pStyle w:val="ListBullet"/>
+      </w:pPr>
+      <w:r>
+        <w:rPr>
+          <w:b/>
+        </w:rPr>
+        <w:t>Delete all closed moves the 20% limit</w:t>
+      </w:r>
+      <w:r>
+        <w:t>, because equity is built from the</w:t>
+        <w:br/>
+        <w:t xml:space="preserve">  realized P&amp;L of closed trades and deleting them deletes that history.</w:t>
+      </w:r>
+    </w:p>
+    <w:p>
+      <w:pPr>
+        <w:pStyle w:val="ListBullet"/>
+      </w:pPr>
+      <w:r>
+        <w:rPr>
+          <w:b/>
+        </w:rPr>
+        <w:t>One $750 trade fills its symbol</w:t>
+      </w:r>
+      <w:r>
+        <w:t>: the per-trade limit and the per-symbol risk</w:t>
+        <w:br/>
+        <w:t xml:space="preserve">  limit are the same number.</w:t>
+      </w:r>
+    </w:p>
+    <w:p>
+      <w:pPr>
+        <w:pStyle w:val="ListBullet"/>
+      </w:pPr>
+      <w:r>
+        <w:rPr>
+          <w:b/>
+        </w:rPr>
+        <w:t>An old open row whose max loss cannot be read counts $0</w:t>
+      </w:r>
+      <w:r>
+        <w:t xml:space="preserve"> toward the dollar</w:t>
+        <w:br/>
+        <w:t xml:space="preserve">  limits, though it still counts toward the position limits.</w:t>
       </w:r>
     </w:p>
     <w:p>
@@ -30797,7 +31312,23 @@
         <w:br/>
         <w:t>rather than opening it as a free trade whose every later mark would overstate the</w:t>
         <w:br/>
-        <w:t xml:space="preserve">result. The ledger has no earnings check, so a trade tagged </w:t>
+        <w:t xml:space="preserve">result. Every trade the button sends is checked against the ledger's </w:t>
+      </w:r>
+      <w:r>
+        <w:rPr>
+          <w:color w:val="5D5294"/>
+        </w:rPr>
+        <w:t>risk</w:t>
+        <w:br/>
+        <w:t>limits</w:t>
+      </w:r>
+      <w:r>
+        <w:rPr/>
+        <w:t>, and a message says whether it opened — or why not, and how many</w:t>
+        <w:br/>
+        <w:t>contracts would fit when a smaller size would. The ledger has no earnings check, so a</w:t>
+        <w:br/>
+        <w:t xml:space="preserve">trade tagged </w:t>
       </w:r>
       <w:r>
         <w:rPr>
@@ -30807,9 +31338,7 @@
       </w:r>
       <w:r>
         <w:rPr/>
-        <w:t xml:space="preserve"> opens there like</w:t>
-        <w:br/>
-        <w:t>any other. No button for:</w:t>
+        <w:t xml:space="preserve"> opens there like any other. No button for:</w:t>
       </w:r>
     </w:p>
     <w:tbl>
@@ -39236,7 +39765,7 @@
             <w:r/>
             <w:r>
               <w:rPr/>
-              <w:t>The trade, as a paper entry</w:t>
+              <w:t>The trade, as a paper entry — if it fits the ledger's risk limits; a message answers either way</w:t>
             </w:r>
           </w:p>
         </w:tc>

--- a/docs/manuals/reference-guide/reference-guide.docx
+++ b/docs/manuals/reference-guide/reference-guide.docx
@@ -20668,7 +20668,9 @@
         <w:br/>
         <w:t>trade, plus limits per symbol, sector, expiration and for the whole ledger); a</w:t>
         <w:br/>
-        <w:t>message a moment later says it opened, or why not and how many contracts would fit.</w:t>
+        <w:t>message a moment later says whether it opened — or why not, and how many contracts</w:t>
+        <w:br/>
+        <w:t>would fit when a smaller size would.</w:t>
       </w:r>
     </w:p>
     <w:p>
@@ -25002,7 +25004,7 @@
     <w:p>
       <w:r>
         <w:rPr/>
-        <w:t xml:space="preserve">The last four are the </w:t>
+        <w:t xml:space="preserve">The last four rows are the </w:t>
       </w:r>
       <w:r>
         <w:rPr>
@@ -25012,7 +25014,7 @@
       </w:r>
       <w:r>
         <w:rPr/>
-        <w:t>'s own concentration limits.</w:t>
+        <w:t>'s own six concentration limits.</w:t>
         <w:br/>
         <w:t xml:space="preserve">The per-trade limit is not: the engine's is </w:t>
       </w:r>
@@ -25036,11 +25038,13 @@
         <w:rPr>
           <w:b/>
         </w:rPr>
-        <w:t>Every click gets an answer</w:t>
-      </w:r>
-      <w:r>
-        <w:rPr/>
-        <w:t>, a second or so later, on the page you sent it from:</w:t>
+        <w:t>Every click gets an answer while the options service is running</w:t>
+      </w:r>
+      <w:r>
+        <w:rPr/>
+        <w:t>, a second or so</w:t>
+        <w:br/>
+        <w:t>later, on the page you sent it from:</w:t>
       </w:r>
     </w:p>
     <w:p>
@@ -25804,7 +25808,7 @@
     <w:p>
       <w:r>
         <w:rPr/>
-        <w:t>Five limits. The first four each refuse a single trade; the fifth</w:t>
+        <w:t>Eight limits. The first seven each refuse a single trade; the last</w:t>
         <w:br/>
         <w:t>stops the day.</w:t>
       </w:r>
@@ -26025,7 +26029,7 @@
               <w:rPr>
                 <w:b/>
               </w:rPr>
-              <w:t>Positions in one expiry</w:t>
+              <w:t>Positions in one sector</w:t>
             </w:r>
           </w:p>
         </w:tc>
@@ -26053,13 +26057,7 @@
             <w:r/>
             <w:r>
               <w:rPr/>
-              <w:t xml:space="preserve">A sixth open position sharing an expiration date, </w:t>
-            </w:r>
-            <w:r>
-              <w:rPr>
-                <w:i/>
-              </w:rPr>
-              <w:t>across all names</w:t>
+              <w:t>A sixth open position in the same sector; the index products ($SPX, SPY, QQQ, $NDX, DIA, IWM) count as one group</w:t>
             </w:r>
           </w:p>
         </w:tc>
@@ -26072,6 +26070,146 @@
           <w:p>
             <w:r/>
             <w:r>
+              <w:rPr>
+                <w:b/>
+              </w:rPr>
+              <w:t>Risk in one sector</w:t>
+            </w:r>
+          </w:p>
+        </w:tc>
+        <w:tc>
+          <w:tcPr>
+            <w:tcW w:type="dxa" w:w="2880"/>
+          </w:tcPr>
+          <w:p>
+            <w:r/>
+            <w:r>
+              <w:rPr>
+                <w:b/>
+              </w:rPr>
+              <w:t>$1,500</w:t>
+            </w:r>
+          </w:p>
+        </w:tc>
+        <w:tc>
+          <w:tcPr>
+            <w:tcW w:type="dxa" w:w="2880"/>
+          </w:tcPr>
+          <w:p>
+            <w:r/>
+            <w:r>
+              <w:rPr/>
+              <w:t>An entry that would push one sector's summed max loss past the cap</w:t>
+            </w:r>
+          </w:p>
+        </w:tc>
+      </w:tr>
+      <w:tr>
+        <w:tc>
+          <w:tcPr>
+            <w:tcW w:type="dxa" w:w="2880"/>
+            <w:shd w:val="clear" w:color="auto" w:fill="F4F6FA"/>
+          </w:tcPr>
+          <w:p>
+            <w:r/>
+            <w:r>
+              <w:rPr>
+                <w:b/>
+              </w:rPr>
+              <w:t>Positions in one expiry</w:t>
+            </w:r>
+          </w:p>
+        </w:tc>
+        <w:tc>
+          <w:tcPr>
+            <w:tcW w:type="dxa" w:w="2880"/>
+            <w:shd w:val="clear" w:color="auto" w:fill="F4F6FA"/>
+          </w:tcPr>
+          <w:p>
+            <w:r/>
+            <w:r>
+              <w:rPr>
+                <w:b/>
+              </w:rPr>
+              <w:t>5</w:t>
+            </w:r>
+          </w:p>
+        </w:tc>
+        <w:tc>
+          <w:tcPr>
+            <w:tcW w:type="dxa" w:w="2880"/>
+            <w:shd w:val="clear" w:color="auto" w:fill="F4F6FA"/>
+          </w:tcPr>
+          <w:p>
+            <w:r/>
+            <w:r>
+              <w:rPr/>
+              <w:t xml:space="preserve">A sixth open position sharing an expiration date, </w:t>
+            </w:r>
+            <w:r>
+              <w:rPr>
+                <w:i/>
+              </w:rPr>
+              <w:t>across all names</w:t>
+            </w:r>
+          </w:p>
+        </w:tc>
+      </w:tr>
+      <w:tr>
+        <w:tc>
+          <w:tcPr>
+            <w:tcW w:type="dxa" w:w="2880"/>
+          </w:tcPr>
+          <w:p>
+            <w:r/>
+            <w:r>
+              <w:rPr>
+                <w:b/>
+              </w:rPr>
+              <w:t>Open risk across the book</w:t>
+            </w:r>
+          </w:p>
+        </w:tc>
+        <w:tc>
+          <w:tcPr>
+            <w:tcW w:type="dxa" w:w="2880"/>
+          </w:tcPr>
+          <w:p>
+            <w:r/>
+            <w:r>
+              <w:rPr>
+                <w:b/>
+              </w:rPr>
+              <w:t>20%</w:t>
+            </w:r>
+            <w:r>
+              <w:rPr/>
+              <w:t xml:space="preserve"> of the session's starting equity</w:t>
+            </w:r>
+          </w:p>
+        </w:tc>
+        <w:tc>
+          <w:tcPr>
+            <w:tcW w:type="dxa" w:w="2880"/>
+          </w:tcPr>
+          <w:p>
+            <w:r/>
+            <w:r>
+              <w:rPr/>
+              <w:t>An entry that would push the whole book's open max loss past that share</w:t>
+            </w:r>
+          </w:p>
+        </w:tc>
+      </w:tr>
+      <w:tr>
+        <w:tc>
+          <w:tcPr>
+            <w:tcW w:type="dxa" w:w="2880"/>
+            <w:shd w:val="clear" w:color="auto" w:fill="F4F6FA"/>
+          </w:tcPr>
+          <w:p>
+            <w:r/>
+            <w:r>
               <w:rPr/>
               <w:t>Session drawdown</w:t>
             </w:r>
@@ -26080,6 +26218,7 @@
         <w:tc>
           <w:tcPr>
             <w:tcW w:type="dxa" w:w="2880"/>
+            <w:shd w:val="clear" w:color="auto" w:fill="F4F6FA"/>
           </w:tcPr>
           <w:p>
             <w:r/>
@@ -26092,6 +26231,7 @@
         <w:tc>
           <w:tcPr>
             <w:tcW w:type="dxa" w:w="2880"/>
+            <w:shd w:val="clear" w:color="auto" w:fill="F4F6FA"/>
           </w:tcPr>
           <w:p>
             <w:r/>
@@ -26107,7 +26247,7 @@
     <w:p>
       <w:r>
         <w:rPr/>
-        <w:t>The three concentration limits were added on 2026-09-09. Before them the engine had</w:t>
+        <w:t>The six concentration limits (the bold rows) were added from 2026-09-09. Before them the engine had</w:t>
         <w:br/>
         <w:t>nothing between "one trade" and "the whole account", and a book could be entirely one</w:t>
         <w:br/>
@@ -26137,7 +26277,7 @@
     <w:p>
       <w:r>
         <w:rPr/>
-        <w:t xml:space="preserve">All three live in </w:t>
+        <w:t xml:space="preserve">All of these live in </w:t>
       </w:r>
       <w:r>
         <w:rPr>
@@ -26279,7 +26419,7 @@
         <w:t>REJECTED</w:t>
       </w:r>
       <w:r>
-        <w:t>; the three concentration</w:t>
+        <w:t>; the six concentration</w:t>
         <w:br/>
         <w:t xml:space="preserve">  limits do not — they skip the signal silently and log to the service journal</w:t>
         <w:br/>

--- a/docs/manuals/reference-guide/reference-guide.docx
+++ b/docs/manuals/reference-guide/reference-guide.docx
@@ -20666,11 +20666,13 @@
         <w:rPr/>
         <w:t xml:space="preserve"> only if it fits that ledger's risk limits ($750 per</w:t>
         <w:br/>
-        <w:t>trade, plus limits per symbol, sector, expiration and for the whole ledger); a</w:t>
-        <w:br/>
-        <w:t>message a moment later says whether it opened — or why not, and how many contracts</w:t>
-        <w:br/>
-        <w:t>would fit when a smaller size would.</w:t>
+        <w:t>trade, plus limits per symbol, sector, expiration and for the whole ledger). The</w:t>
+        <w:br/>
+        <w:t>Paper trade box shows each limit in green or red for the quantity typed before you</w:t>
+        <w:br/>
+        <w:t>send, and a message a moment later says whether it opened — or why not, and how many</w:t>
+        <w:br/>
+        <w:t>contracts would fit when a smaller size would.</w:t>
       </w:r>
     </w:p>
     <w:p>
@@ -25038,6 +25040,105 @@
         <w:rPr>
           <w:b/>
         </w:rPr>
+        <w:t>The Paper trade box previews the same check before you send.</w:t>
+      </w:r>
+      <w:r>
+        <w:rPr/>
+        <w:t xml:space="preserve"> Under the trade's</w:t>
+        <w:br/>
+      </w:r>
+      <w:r>
+        <w:rPr>
+          <w:i/>
+        </w:rPr>
+        <w:t>Risk $X per contract</w:t>
+      </w:r>
+      <w:r>
+        <w:rPr/>
+        <w:t xml:space="preserve"> it shows one line per limit for the quantity typed — green</w:t>
+        <w:br/>
+        <w:t>when it fits (</w:t>
+      </w:r>
+      <w:r>
+        <w:rPr>
+          <w:i/>
+        </w:rPr>
+        <w:t>Position 2 of 3 in ORCL</w:t>
+      </w:r>
+      <w:r>
+        <w:rPr/>
+        <w:t>), red when it breaks (</w:t>
+      </w:r>
+      <w:r>
+        <w:rPr>
+          <w:i/>
+        </w:rPr>
+        <w:t>Risks $950, over the</w:t>
+        <w:br/>
+        <w:t>$750 per-trade limit</w:t>
+      </w:r>
+      <w:r>
+        <w:rPr/>
+        <w:t>), grey when it was not checked. A red line greys out</w:t>
+        <w:br/>
+      </w:r>
+      <w:r>
+        <w:rPr>
+          <w:b/>
+        </w:rPr>
+        <w:t>Create</w:t>
+      </w:r>
+      <w:r>
+        <w:rPr/>
+        <w:t xml:space="preserve"> and says </w:t>
+      </w:r>
+      <w:r>
+        <w:rPr>
+          <w:i/>
+        </w:rPr>
+        <w:t>Up to N contracts fit.</w:t>
+      </w:r>
+      <w:r>
+        <w:rPr/>
+        <w:t xml:space="preserve"> (or that no quantity fits), and the</w:t>
+        <w:br/>
+      </w:r>
+      <w:r>
+        <w:rPr>
+          <w:b/>
+        </w:rPr>
+        <w:t>Quantity</w:t>
+      </w:r>
+      <w:r>
+        <w:rPr/>
+        <w:t xml:space="preserve"> box drops back to the largest quantity that fits when you leave it; 100</w:t>
+        <w:br/>
+        <w:t>is the box's own ceiling. The preview reads the same limits and the same open</w:t>
+        <w:br/>
+        <w:t>trades the ledger uses, so the two agree — but the book can change before the</w:t>
+        <w:br/>
+        <w:t>trade arrives, so the ledger checks again and its message is the answer. When the</w:t>
+        <w:br/>
+        <w:t xml:space="preserve">box cannot preview a trade it says so and </w:t>
+      </w:r>
+      <w:r>
+        <w:rPr>
+          <w:b/>
+        </w:rPr>
+        <w:t>Create</w:t>
+      </w:r>
+      <w:r>
+        <w:rPr/>
+        <w:t xml:space="preserve"> stays available: a missing</w:t>
+        <w:br/>
+        <w:t>preview is never a refusal.</w:t>
+      </w:r>
+    </w:p>
+    <w:p>
+      <w:r>
+        <w:rPr>
+          <w:b/>
+        </w:rPr>
         <w:t>Every click gets an answer while the options service is running</w:t>
       </w:r>
       <w:r>
@@ -31464,9 +31565,11 @@
       </w:r>
       <w:r>
         <w:rPr/>
-        <w:t>, and a message says whether it opened — or why not, and how many</w:t>
-        <w:br/>
-        <w:t>contracts would fit when a smaller size would. The ledger has no earnings check, so a</w:t>
+        <w:t>: the Paper trade box shows each limit in green or red for the</w:t>
+        <w:br/>
+        <w:t>quantity typed before you send, and a message afterwards says whether it opened — or</w:t>
+        <w:br/>
+        <w:t>why not, and how many contracts would fit when a smaller size would. The ledger has no earnings check, so a</w:t>
         <w:br/>
         <w:t xml:space="preserve">trade tagged </w:t>
       </w:r>

--- a/docs/manuals/reference-guide/reference-guide.docx
+++ b/docs/manuals/reference-guide/reference-guide.docx
@@ -20686,7 +20686,1692 @@
         <w:rPr/>
         <w:t xml:space="preserve"> to open the Trade detail panel on the right, with a probability</w:t>
         <w:br/>
-        <w:t>speedometer and full contract detail.</w:t>
+        <w:t>speedometer and full contract detail — and the checklist at the top of it.</w:t>
+      </w:r>
+    </w:p>
+    <w:p>
+      <w:pPr>
+        <w:pStyle w:val="Heading3"/>
+      </w:pPr>
+      <w:r>
+        <w:rPr/>
+        <w:t>The Go / No-Go checklist</w:t>
+      </w:r>
+    </w:p>
+    <w:p>
+      <w:r>
+        <w:rPr/>
+        <w:t xml:space="preserve">The </w:t>
+      </w:r>
+      <w:r>
+        <w:rPr>
+          <w:b/>
+        </w:rPr>
+        <w:t>Checks</w:t>
+      </w:r>
+      <w:r>
+        <w:rPr/>
+        <w:t xml:space="preserve"> column states, in one chip, what a candidate has and has not</w:t>
+        <w:br/>
+        <w:t xml:space="preserve">cleared. It is a </w:t>
+      </w:r>
+      <w:r>
+        <w:rPr>
+          <w:i/>
+        </w:rPr>
+        <w:t>reading</w:t>
+      </w:r>
+      <w:r>
+        <w:rPr/>
+        <w:t>, not a gate: the only thing on it that can stop a trade</w:t>
+        <w:br/>
+        <w:t>is the paper book, because every rule the app enforces was already applied before</w:t>
+        <w:br/>
+        <w:t>the row reached the table. The same nine checks appear on the</w:t>
+        <w:br/>
+      </w:r>
+      <w:r>
+        <w:rPr>
+          <w:color w:val="5D5294"/>
+        </w:rPr>
+        <w:t>Strategy Finder</w:t>
+      </w:r>
+      <w:r>
+        <w:rPr/>
+        <w:t xml:space="preserve"> and, written out one line each, in the Trade</w:t>
+        <w:br/>
+        <w:t>detail panel.</w:t>
+      </w:r>
+    </w:p>
+    <w:tbl>
+      <w:tblPr>
+        <w:tblW w:type="auto" w:w="0"/>
+        <w:jc w:val="left"/>
+        <w:tblLayout w:type="autofit"/>
+        <w:tblLook w:firstColumn="1" w:firstRow="1" w:lastColumn="0" w:lastRow="0" w:noHBand="0" w:noVBand="1" w:val="04A0"/>
+        <w:tblBorders>
+          <w:top w:val="single" w:sz="4" w:space="0" w:color="D8DEE9"/>
+          <w:left w:val="single" w:sz="4" w:space="0" w:color="D8DEE9"/>
+          <w:bottom w:val="single" w:sz="4" w:space="0" w:color="D8DEE9"/>
+          <w:right w:val="single" w:sz="4" w:space="0" w:color="D8DEE9"/>
+          <w:insideH w:val="single" w:sz="4" w:space="0" w:color="D8DEE9"/>
+          <w:insideV w:val="single" w:sz="4" w:space="0" w:color="D8DEE9"/>
+        </w:tblBorders>
+      </w:tblPr>
+      <w:tblGrid>
+        <w:gridCol w:w="2160"/>
+        <w:gridCol w:w="2160"/>
+        <w:gridCol w:w="2160"/>
+        <w:gridCol w:w="2160"/>
+      </w:tblGrid>
+      <w:tr>
+        <w:tc>
+          <w:tcPr>
+            <w:tcW w:type="dxa" w:w="2160"/>
+            <w:shd w:val="clear" w:color="auto" w:fill="EAF2FB"/>
+          </w:tcPr>
+          <w:p>
+            <w:r>
+              <w:rPr>
+                <w:b/>
+              </w:rPr>
+            </w:r>
+            <w:r>
+              <w:rPr>
+                <w:b/>
+              </w:rPr>
+              <w:t>Check</w:t>
+            </w:r>
+          </w:p>
+        </w:tc>
+        <w:tc>
+          <w:tcPr>
+            <w:tcW w:type="dxa" w:w="2160"/>
+            <w:shd w:val="clear" w:color="auto" w:fill="EAF2FB"/>
+          </w:tcPr>
+          <w:p>
+            <w:r>
+              <w:rPr>
+                <w:b/>
+              </w:rPr>
+            </w:r>
+            <w:r>
+              <w:rPr>
+                <w:b/>
+              </w:rPr>
+              <w:t>What it reads</w:t>
+            </w:r>
+          </w:p>
+        </w:tc>
+        <w:tc>
+          <w:tcPr>
+            <w:tcW w:type="dxa" w:w="2160"/>
+            <w:shd w:val="clear" w:color="auto" w:fill="EAF2FB"/>
+          </w:tcPr>
+          <w:p>
+            <w:r>
+              <w:rPr>
+                <w:b/>
+              </w:rPr>
+            </w:r>
+            <w:r>
+              <w:rPr>
+                <w:b/>
+              </w:rPr>
+              <w:t>Green</w:t>
+            </w:r>
+          </w:p>
+        </w:tc>
+        <w:tc>
+          <w:tcPr>
+            <w:tcW w:type="dxa" w:w="2160"/>
+            <w:shd w:val="clear" w:color="auto" w:fill="EAF2FB"/>
+          </w:tcPr>
+          <w:p>
+            <w:r>
+              <w:rPr>
+                <w:b/>
+              </w:rPr>
+            </w:r>
+            <w:r>
+              <w:rPr>
+                <w:b/>
+              </w:rPr>
+              <w:t>Amber</w:t>
+            </w:r>
+          </w:p>
+        </w:tc>
+      </w:tr>
+      <w:tr>
+        <w:tc>
+          <w:tcPr>
+            <w:tcW w:type="dxa" w:w="2160"/>
+          </w:tcPr>
+          <w:p>
+            <w:r/>
+            <w:r>
+              <w:rPr>
+                <w:b/>
+              </w:rPr>
+              <w:t>Paper book</w:t>
+            </w:r>
+          </w:p>
+        </w:tc>
+        <w:tc>
+          <w:tcPr>
+            <w:tcW w:type="dxa" w:w="2160"/>
+          </w:tcPr>
+          <w:p>
+            <w:r/>
+            <w:r>
+              <w:rPr/>
+              <w:t xml:space="preserve">the </w:t>
+            </w:r>
+            <w:r>
+              <w:rPr>
+                <w:color w:val="5D5294"/>
+              </w:rPr>
+              <w:t>Paper Ledger's</w:t>
+            </w:r>
+            <w:r>
+              <w:rPr/>
+              <w:t xml:space="preserve"> limits against its own open trades, for one contract</w:t>
+            </w:r>
+          </w:p>
+        </w:tc>
+        <w:tc>
+          <w:tcPr>
+            <w:tcW w:type="dxa" w:w="2160"/>
+          </w:tcPr>
+          <w:p>
+            <w:r/>
+            <w:r>
+              <w:rPr/>
+              <w:t>it fits, with the largest quantity that would</w:t>
+            </w:r>
+          </w:p>
+        </w:tc>
+        <w:tc>
+          <w:tcPr>
+            <w:tcW w:type="dxa" w:w="2160"/>
+          </w:tcPr>
+          <w:p>
+            <w:r/>
+            <w:r>
+              <w:rPr/>
+              <w:t xml:space="preserve">— (this one is </w:t>
+            </w:r>
+            <w:r>
+              <w:rPr>
+                <w:b/>
+              </w:rPr>
+              <w:t>red</w:t>
+            </w:r>
+            <w:r>
+              <w:rPr/>
+              <w:t xml:space="preserve"> when it does not: </w:t>
+            </w:r>
+            <w:r>
+              <w:rPr>
+                <w:i/>
+              </w:rPr>
+              <w:t>over $750 per trade</w:t>
+            </w:r>
+            <w:r>
+              <w:rPr/>
+              <w:t xml:space="preserve">, </w:t>
+            </w:r>
+            <w:r>
+              <w:rPr>
+                <w:i/>
+              </w:rPr>
+              <w:t>symbol full</w:t>
+            </w:r>
+            <w:r>
+              <w:rPr/>
+              <w:t xml:space="preserve">, </w:t>
+            </w:r>
+            <w:r>
+              <w:rPr>
+                <w:i/>
+              </w:rPr>
+              <w:t>sector risk full</w:t>
+            </w:r>
+            <w:r>
+              <w:rPr/>
+              <w:t xml:space="preserve"> …)</w:t>
+            </w:r>
+          </w:p>
+        </w:tc>
+      </w:tr>
+      <w:tr>
+        <w:tc>
+          <w:tcPr>
+            <w:tcW w:type="dxa" w:w="2160"/>
+            <w:shd w:val="clear" w:color="auto" w:fill="F4F6FA"/>
+          </w:tcPr>
+          <w:p>
+            <w:r/>
+            <w:r>
+              <w:rPr>
+                <w:b/>
+              </w:rPr>
+              <w:t>Earnings</w:t>
+            </w:r>
+          </w:p>
+        </w:tc>
+        <w:tc>
+          <w:tcPr>
+            <w:tcW w:type="dxa" w:w="2160"/>
+            <w:shd w:val="clear" w:color="auto" w:fill="F4F6FA"/>
+          </w:tcPr>
+          <w:p>
+            <w:r/>
+            <w:r>
+              <w:rPr/>
+              <w:t>whether the company reports before the trade expires</w:t>
+            </w:r>
+          </w:p>
+        </w:tc>
+        <w:tc>
+          <w:tcPr>
+            <w:tcW w:type="dxa" w:w="2160"/>
+            <w:shd w:val="clear" w:color="auto" w:fill="F4F6FA"/>
+          </w:tcPr>
+          <w:p>
+            <w:r/>
+            <w:r>
+              <w:rPr/>
+              <w:t xml:space="preserve">no report scheduled, or one </w:t>
+            </w:r>
+            <w:r>
+              <w:rPr>
+                <w:b/>
+              </w:rPr>
+              <w:t>after</w:t>
+            </w:r>
+            <w:r>
+              <w:rPr/>
+              <w:t xml:space="preserve"> expiry</w:t>
+            </w:r>
+          </w:p>
+        </w:tc>
+        <w:tc>
+          <w:tcPr>
+            <w:tcW w:type="dxa" w:w="2160"/>
+            <w:shd w:val="clear" w:color="auto" w:fill="F4F6FA"/>
+          </w:tcPr>
+          <w:p>
+            <w:r/>
+            <w:r>
+              <w:rPr/>
+              <w:t xml:space="preserve">a report </w:t>
+            </w:r>
+            <w:r>
+              <w:rPr>
+                <w:b/>
+              </w:rPr>
+              <w:t>before</w:t>
+            </w:r>
+            <w:r>
+              <w:rPr/>
+              <w:t xml:space="preserve"> expiry, or on expiry day, with the date</w:t>
+            </w:r>
+          </w:p>
+        </w:tc>
+      </w:tr>
+      <w:tr>
+        <w:tc>
+          <w:tcPr>
+            <w:tcW w:type="dxa" w:w="2160"/>
+          </w:tcPr>
+          <w:p>
+            <w:r/>
+            <w:r>
+              <w:rPr>
+                <w:b/>
+              </w:rPr>
+              <w:t>Vol rank</w:t>
+            </w:r>
+          </w:p>
+        </w:tc>
+        <w:tc>
+          <w:tcPr>
+            <w:tcW w:type="dxa" w:w="2160"/>
+          </w:tcPr>
+          <w:p>
+            <w:r/>
+            <w:r>
+              <w:rPr/>
+              <w:t>how rich this symbol's premium is against the floor the scan applies</w:t>
+            </w:r>
+          </w:p>
+        </w:tc>
+        <w:tc>
+          <w:tcPr>
+            <w:tcW w:type="dxa" w:w="2160"/>
+          </w:tcPr>
+          <w:p>
+            <w:r/>
+            <w:r>
+              <w:rPr/>
+              <w:t xml:space="preserve">at least </w:t>
+            </w:r>
+            <w:r>
+              <w:rPr>
+                <w:b/>
+              </w:rPr>
+              <w:t>10 points above</w:t>
+            </w:r>
+            <w:r>
+              <w:rPr/>
+              <w:t xml:space="preserve"> the floor</w:t>
+            </w:r>
+          </w:p>
+        </w:tc>
+        <w:tc>
+          <w:tcPr>
+            <w:tcW w:type="dxa" w:w="2160"/>
+          </w:tcPr>
+          <w:p>
+            <w:r/>
+            <w:r>
+              <w:rPr/>
+              <w:t>inside those 10 points</w:t>
+            </w:r>
+          </w:p>
+        </w:tc>
+      </w:tr>
+      <w:tr>
+        <w:tc>
+          <w:tcPr>
+            <w:tcW w:type="dxa" w:w="2160"/>
+            <w:shd w:val="clear" w:color="auto" w:fill="F4F6FA"/>
+          </w:tcPr>
+          <w:p>
+            <w:r/>
+            <w:r>
+              <w:rPr>
+                <w:b/>
+              </w:rPr>
+              <w:t>Cost to trade</w:t>
+            </w:r>
+          </w:p>
+        </w:tc>
+        <w:tc>
+          <w:tcPr>
+            <w:tcW w:type="dxa" w:w="2160"/>
+            <w:shd w:val="clear" w:color="auto" w:fill="F4F6FA"/>
+          </w:tcPr>
+          <w:p>
+            <w:r/>
+            <w:r>
+              <w:rPr/>
+              <w:t>the round-trip bid-ask as a share of the credit or debit</w:t>
+            </w:r>
+          </w:p>
+        </w:tc>
+        <w:tc>
+          <w:tcPr>
+            <w:tcW w:type="dxa" w:w="2160"/>
+            <w:shd w:val="clear" w:color="auto" w:fill="F4F6FA"/>
+          </w:tcPr>
+          <w:p>
+            <w:r/>
+            <w:r>
+              <w:rPr>
+                <w:b/>
+              </w:rPr>
+              <w:t>10%</w:t>
+            </w:r>
+            <w:r>
+              <w:rPr/>
+              <w:t xml:space="preserve"> or less</w:t>
+            </w:r>
+          </w:p>
+        </w:tc>
+        <w:tc>
+          <w:tcPr>
+            <w:tcW w:type="dxa" w:w="2160"/>
+            <w:shd w:val="clear" w:color="auto" w:fill="F4F6FA"/>
+          </w:tcPr>
+          <w:p>
+            <w:r/>
+            <w:r>
+              <w:rPr/>
+              <w:t xml:space="preserve">more, and worded </w:t>
+            </w:r>
+            <w:r>
+              <w:rPr>
+                <w:i/>
+              </w:rPr>
+              <w:t>very wide</w:t>
+            </w:r>
+            <w:r>
+              <w:rPr/>
+              <w:t xml:space="preserve"> above </w:t>
+            </w:r>
+            <w:r>
+              <w:rPr>
+                <w:b/>
+              </w:rPr>
+              <w:t>25%</w:t>
+            </w:r>
+          </w:p>
+        </w:tc>
+      </w:tr>
+      <w:tr>
+        <w:tc>
+          <w:tcPr>
+            <w:tcW w:type="dxa" w:w="2160"/>
+          </w:tcPr>
+          <w:p>
+            <w:r/>
+            <w:r>
+              <w:rPr>
+                <w:b/>
+              </w:rPr>
+              <w:t>Expected move</w:t>
+            </w:r>
+          </w:p>
+        </w:tc>
+        <w:tc>
+          <w:tcPr>
+            <w:tcW w:type="dxa" w:w="2160"/>
+          </w:tcPr>
+          <w:p>
+            <w:r/>
+            <w:r>
+              <w:rPr/>
+              <w:t>how far the short strike (or, for a straddle-shaped trade, the break-even) sits from the price in expected moves to expiry</w:t>
+            </w:r>
+          </w:p>
+        </w:tc>
+        <w:tc>
+          <w:tcPr>
+            <w:tcW w:type="dxa" w:w="2160"/>
+          </w:tcPr>
+          <w:p>
+            <w:r/>
+            <w:r>
+              <w:rPr>
+                <w:b/>
+              </w:rPr>
+              <w:t>1.0</w:t>
+            </w:r>
+            <w:r>
+              <w:rPr/>
+              <w:t xml:space="preserve"> expected move or more</w:t>
+            </w:r>
+          </w:p>
+        </w:tc>
+        <w:tc>
+          <w:tcPr>
+            <w:tcW w:type="dxa" w:w="2160"/>
+          </w:tcPr>
+          <w:p>
+            <w:r/>
+            <w:r>
+              <w:rPr/>
+              <w:t>inside one, or already at or past the price</w:t>
+            </w:r>
+          </w:p>
+        </w:tc>
+      </w:tr>
+      <w:tr>
+        <w:tc>
+          <w:tcPr>
+            <w:tcW w:type="dxa" w:w="2160"/>
+            <w:shd w:val="clear" w:color="auto" w:fill="F4F6FA"/>
+          </w:tcPr>
+          <w:p>
+            <w:r/>
+            <w:r>
+              <w:rPr>
+                <w:b/>
+              </w:rPr>
+              <w:t>Walls</w:t>
+            </w:r>
+          </w:p>
+        </w:tc>
+        <w:tc>
+          <w:tcPr>
+            <w:tcW w:type="dxa" w:w="2160"/>
+            <w:shd w:val="clear" w:color="auto" w:fill="F4F6FA"/>
+          </w:tcPr>
+          <w:p>
+            <w:r/>
+            <w:r>
+              <w:rPr/>
+              <w:t xml:space="preserve">the same strike against the </w:t>
+            </w:r>
+            <w:r>
+              <w:rPr>
+                <w:color w:val="5D5294"/>
+              </w:rPr>
+              <w:t>Opportunity Board's</w:t>
+            </w:r>
+            <w:r>
+              <w:rPr/>
+              <w:t xml:space="preserve"> call and put walls</w:t>
+            </w:r>
+          </w:p>
+        </w:tc>
+        <w:tc>
+          <w:tcPr>
+            <w:tcW w:type="dxa" w:w="2160"/>
+            <w:shd w:val="clear" w:color="auto" w:fill="F4F6FA"/>
+          </w:tcPr>
+          <w:p>
+            <w:r/>
+            <w:r>
+              <w:rPr/>
+              <w:t>beyond the wall on that side</w:t>
+            </w:r>
+          </w:p>
+        </w:tc>
+        <w:tc>
+          <w:tcPr>
+            <w:tcW w:type="dxa" w:w="2160"/>
+            <w:shd w:val="clear" w:color="auto" w:fill="F4F6FA"/>
+          </w:tcPr>
+          <w:p>
+            <w:r/>
+            <w:r>
+              <w:rPr/>
+              <w:t>inside it</w:t>
+            </w:r>
+          </w:p>
+        </w:tc>
+      </w:tr>
+      <w:tr>
+        <w:tc>
+          <w:tcPr>
+            <w:tcW w:type="dxa" w:w="2160"/>
+          </w:tcPr>
+          <w:p>
+            <w:r/>
+            <w:r>
+              <w:rPr>
+                <w:b/>
+              </w:rPr>
+              <w:t>Dealer gamma</w:t>
+            </w:r>
+          </w:p>
+        </w:tc>
+        <w:tc>
+          <w:tcPr>
+            <w:tcW w:type="dxa" w:w="2160"/>
+          </w:tcPr>
+          <w:p>
+            <w:r/>
+            <w:r>
+              <w:rPr/>
+              <w:t>the board's gamma regime for the symbol</w:t>
+            </w:r>
+          </w:p>
+        </w:tc>
+        <w:tc>
+          <w:tcPr>
+            <w:tcW w:type="dxa" w:w="2160"/>
+          </w:tcPr>
+          <w:p>
+            <w:r/>
+            <w:r>
+              <w:rPr/>
+              <w:t xml:space="preserve">price </w:t>
+            </w:r>
+            <w:r>
+              <w:rPr>
+                <w:b/>
+              </w:rPr>
+              <w:t>above</w:t>
+            </w:r>
+            <w:r>
+              <w:rPr/>
+              <w:t xml:space="preserve"> the flip</w:t>
+            </w:r>
+          </w:p>
+        </w:tc>
+        <w:tc>
+          <w:tcPr>
+            <w:tcW w:type="dxa" w:w="2160"/>
+          </w:tcPr>
+          <w:p>
+            <w:r/>
+            <w:r>
+              <w:rPr/>
+              <w:t xml:space="preserve">below it — </w:t>
+            </w:r>
+            <w:r>
+              <w:rPr>
+                <w:i/>
+              </w:rPr>
+              <w:t>moves can accelerate</w:t>
+            </w:r>
+          </w:p>
+        </w:tc>
+      </w:tr>
+      <w:tr>
+        <w:tc>
+          <w:tcPr>
+            <w:tcW w:type="dxa" w:w="2160"/>
+            <w:shd w:val="clear" w:color="auto" w:fill="F4F6FA"/>
+          </w:tcPr>
+          <w:p>
+            <w:r/>
+            <w:r>
+              <w:rPr>
+                <w:b/>
+              </w:rPr>
+              <w:t>Direction</w:t>
+            </w:r>
+          </w:p>
+        </w:tc>
+        <w:tc>
+          <w:tcPr>
+            <w:tcW w:type="dxa" w:w="2160"/>
+            <w:shd w:val="clear" w:color="auto" w:fill="F4F6FA"/>
+          </w:tcPr>
+          <w:p>
+            <w:r/>
+            <w:r>
+              <w:rPr/>
+              <w:t>the trade's own bias against the tape: a 0–4 DTE trade against the symbol's intraday move, a longer hold against the market's committed direction</w:t>
+            </w:r>
+          </w:p>
+        </w:tc>
+        <w:tc>
+          <w:tcPr>
+            <w:tcW w:type="dxa" w:w="2160"/>
+            <w:shd w:val="clear" w:color="auto" w:fill="F4F6FA"/>
+          </w:tcPr>
+          <w:p>
+            <w:r/>
+            <w:r>
+              <w:rPr/>
+              <w:t>agrees, and says which reading it used</w:t>
+            </w:r>
+          </w:p>
+        </w:tc>
+        <w:tc>
+          <w:tcPr>
+            <w:tcW w:type="dxa" w:w="2160"/>
+            <w:shd w:val="clear" w:color="auto" w:fill="F4F6FA"/>
+          </w:tcPr>
+          <w:p>
+            <w:r/>
+            <w:r>
+              <w:rPr/>
+              <w:t>opposes</w:t>
+            </w:r>
+          </w:p>
+        </w:tc>
+      </w:tr>
+      <w:tr>
+        <w:tc>
+          <w:tcPr>
+            <w:tcW w:type="dxa" w:w="2160"/>
+          </w:tcPr>
+          <w:p>
+            <w:r/>
+            <w:r>
+              <w:rPr>
+                <w:b/>
+              </w:rPr>
+              <w:t>Track record</w:t>
+            </w:r>
+          </w:p>
+        </w:tc>
+        <w:tc>
+          <w:tcPr>
+            <w:tcW w:type="dxa" w:w="2160"/>
+          </w:tcPr>
+          <w:p>
+            <w:r/>
+            <w:r>
+              <w:rPr/>
+              <w:t>the calibrated expected value for this trade type and score band, from your own closed trades</w:t>
+            </w:r>
+          </w:p>
+        </w:tc>
+        <w:tc>
+          <w:tcPr>
+            <w:tcW w:type="dxa" w:w="2160"/>
+          </w:tcPr>
+          <w:p>
+            <w:r/>
+            <w:r>
+              <w:rPr/>
+              <w:t>positive</w:t>
+            </w:r>
+          </w:p>
+        </w:tc>
+        <w:tc>
+          <w:tcPr>
+            <w:tcW w:type="dxa" w:w="2160"/>
+          </w:tcPr>
+          <w:p>
+            <w:r/>
+            <w:r>
+              <w:rPr/>
+              <w:t>zero or negative</w:t>
+            </w:r>
+          </w:p>
+        </w:tc>
+      </w:tr>
+    </w:tbl>
+    <w:p/>
+    <w:p>
+      <w:r>
+        <w:rPr>
+          <w:b/>
+        </w:rPr>
+        <w:t>Two rules decide what you see.</w:t>
+      </w:r>
+      <w:r>
+        <w:rPr/>
+        <w:t xml:space="preserve"> A check that does not apply to a structure is</w:t>
+        <w:br/>
+      </w:r>
+      <w:r>
+        <w:rPr>
+          <w:b/>
+        </w:rPr>
+        <w:t>omitted, never shown as passing</w:t>
+      </w:r>
+      <w:r>
+        <w:rPr/>
+        <w:t xml:space="preserve"> — a long call has no short strike, so it gets no</w:t>
+        <w:br/>
+        <w:t>expected-move or wall line, which is why the chip counts (</w:t>
+      </w:r>
+      <w:r>
+        <w:rPr>
+          <w:i/>
+        </w:rPr>
+        <w:t>Clear · 7 of 9</w:t>
+      </w:r>
+      <w:r>
+        <w:rPr/>
+        <w:t>) rather</w:t>
+        <w:br/>
+        <w:t xml:space="preserve">than claiming nine passes. And </w:t>
+      </w:r>
+      <w:r>
+        <w:rPr>
+          <w:b/>
+        </w:rPr>
+        <w:t>only the paper-book line can be red</w:t>
+      </w:r>
+      <w:r>
+        <w:rPr/>
+        <w:t>: the other</w:t>
+        <w:br/>
+        <w:t>eight are judgment, and an amber line is a reason to look, not a refusal.</w:t>
+      </w:r>
+    </w:p>
+    <w:p>
+      <w:r>
+        <w:rPr>
+          <w:b/>
+        </w:rPr>
+        <w:t>Which lines a row does not get:</w:t>
+      </w:r>
+    </w:p>
+    <w:tbl>
+      <w:tblPr>
+        <w:tblW w:type="auto" w:w="0"/>
+        <w:jc w:val="left"/>
+        <w:tblLayout w:type="autofit"/>
+        <w:tblLook w:firstColumn="1" w:firstRow="1" w:lastColumn="0" w:lastRow="0" w:noHBand="0" w:noVBand="1" w:val="04A0"/>
+        <w:tblBorders>
+          <w:top w:val="single" w:sz="4" w:space="0" w:color="D8DEE9"/>
+          <w:left w:val="single" w:sz="4" w:space="0" w:color="D8DEE9"/>
+          <w:bottom w:val="single" w:sz="4" w:space="0" w:color="D8DEE9"/>
+          <w:right w:val="single" w:sz="4" w:space="0" w:color="D8DEE9"/>
+          <w:insideH w:val="single" w:sz="4" w:space="0" w:color="D8DEE9"/>
+          <w:insideV w:val="single" w:sz="4" w:space="0" w:color="D8DEE9"/>
+        </w:tblBorders>
+      </w:tblPr>
+      <w:tblGrid>
+        <w:gridCol w:w="4320"/>
+        <w:gridCol w:w="4320"/>
+      </w:tblGrid>
+      <w:tr>
+        <w:tc>
+          <w:tcPr>
+            <w:tcW w:type="dxa" w:w="4320"/>
+            <w:shd w:val="clear" w:color="auto" w:fill="EAF2FB"/>
+          </w:tcPr>
+          <w:p>
+            <w:r>
+              <w:rPr>
+                <w:b/>
+              </w:rPr>
+            </w:r>
+            <w:r>
+              <w:rPr>
+                <w:b/>
+              </w:rPr>
+              <w:t>Line</w:t>
+            </w:r>
+          </w:p>
+        </w:tc>
+        <w:tc>
+          <w:tcPr>
+            <w:tcW w:type="dxa" w:w="4320"/>
+            <w:shd w:val="clear" w:color="auto" w:fill="EAF2FB"/>
+          </w:tcPr>
+          <w:p>
+            <w:r>
+              <w:rPr>
+                <w:b/>
+              </w:rPr>
+            </w:r>
+            <w:r>
+              <w:rPr>
+                <w:b/>
+              </w:rPr>
+              <w:t>Left out when</w:t>
+            </w:r>
+          </w:p>
+        </w:tc>
+      </w:tr>
+      <w:tr>
+        <w:tc>
+          <w:tcPr>
+            <w:tcW w:type="dxa" w:w="4320"/>
+          </w:tcPr>
+          <w:p>
+            <w:r/>
+            <w:r>
+              <w:rPr>
+                <w:b/>
+              </w:rPr>
+              <w:t>Vol rank</w:t>
+            </w:r>
+            <w:r>
+              <w:rPr/>
+              <w:t xml:space="preserve">, </w:t>
+            </w:r>
+            <w:r>
+              <w:rPr>
+                <w:b/>
+              </w:rPr>
+              <w:t>Expected move</w:t>
+            </w:r>
+            <w:r>
+              <w:rPr/>
+              <w:t xml:space="preserve">, </w:t>
+            </w:r>
+            <w:r>
+              <w:rPr>
+                <w:b/>
+              </w:rPr>
+              <w:t>Walls</w:t>
+            </w:r>
+            <w:r>
+              <w:rPr/>
+              <w:t xml:space="preserve">, </w:t>
+            </w:r>
+            <w:r>
+              <w:rPr>
+                <w:b/>
+              </w:rPr>
+              <w:t>Dealer gamma</w:t>
+            </w:r>
+          </w:p>
+        </w:tc>
+        <w:tc>
+          <w:tcPr>
+            <w:tcW w:type="dxa" w:w="4320"/>
+          </w:tcPr>
+          <w:p>
+            <w:r/>
+            <w:r>
+              <w:rPr/>
+              <w:t xml:space="preserve">the trade </w:t>
+            </w:r>
+            <w:r>
+              <w:rPr>
+                <w:b/>
+              </w:rPr>
+              <w:t>buys</w:t>
+            </w:r>
+            <w:r>
+              <w:rPr/>
+              <w:t xml:space="preserve"> premium rather than selling it. A long call is not made better or worse by rich premium or by where the dealer walls sit</w:t>
+            </w:r>
+          </w:p>
+        </w:tc>
+      </w:tr>
+      <w:tr>
+        <w:tc>
+          <w:tcPr>
+            <w:tcW w:type="dxa" w:w="4320"/>
+            <w:shd w:val="clear" w:color="auto" w:fill="F4F6FA"/>
+          </w:tcPr>
+          <w:p>
+            <w:r/>
+            <w:r>
+              <w:rPr>
+                <w:b/>
+              </w:rPr>
+              <w:t>Vol rank</w:t>
+            </w:r>
+          </w:p>
+        </w:tc>
+        <w:tc>
+          <w:tcPr>
+            <w:tcW w:type="dxa" w:w="4320"/>
+            <w:shd w:val="clear" w:color="auto" w:fill="F4F6FA"/>
+          </w:tcPr>
+          <w:p>
+            <w:r/>
+            <w:r>
+              <w:rPr/>
+              <w:t>the scan applies no floor to this trade type</w:t>
+            </w:r>
+          </w:p>
+        </w:tc>
+      </w:tr>
+      <w:tr>
+        <w:tc>
+          <w:tcPr>
+            <w:tcW w:type="dxa" w:w="4320"/>
+          </w:tcPr>
+          <w:p>
+            <w:r/>
+            <w:r>
+              <w:rPr>
+                <w:b/>
+              </w:rPr>
+              <w:t>Direction</w:t>
+            </w:r>
+          </w:p>
+        </w:tc>
+        <w:tc>
+          <w:tcPr>
+            <w:tcW w:type="dxa" w:w="4320"/>
+          </w:tcPr>
+          <w:p>
+            <w:r/>
+            <w:r>
+              <w:rPr/>
+              <w:t>the trade has no directional bias — an iron condor is neutral by construction</w:t>
+            </w:r>
+          </w:p>
+        </w:tc>
+      </w:tr>
+      <w:tr>
+        <w:tc>
+          <w:tcPr>
+            <w:tcW w:type="dxa" w:w="4320"/>
+            <w:shd w:val="clear" w:color="auto" w:fill="F4F6FA"/>
+          </w:tcPr>
+          <w:p>
+            <w:r/>
+            <w:r>
+              <w:rPr>
+                <w:b/>
+              </w:rPr>
+              <w:t>Track record</w:t>
+            </w:r>
+          </w:p>
+        </w:tc>
+        <w:tc>
+          <w:tcPr>
+            <w:tcW w:type="dxa" w:w="4320"/>
+            <w:shd w:val="clear" w:color="auto" w:fill="F4F6FA"/>
+          </w:tcPr>
+          <w:p>
+            <w:r/>
+            <w:r>
+              <w:rPr/>
+              <w:t xml:space="preserve">the row was scored by the Strategy Finder's Fit+Quality model. Its score is not on the scale the calibration buckets are built from, so answering would print another model's history (the detail panel's </w:t>
+            </w:r>
+            <w:r>
+              <w:rPr>
+                <w:i/>
+              </w:rPr>
+              <w:t>Signals like this</w:t>
+            </w:r>
+            <w:r>
+              <w:rPr/>
+              <w:t xml:space="preserve"> row is withheld on those rows for the same reason)</w:t>
+            </w:r>
+          </w:p>
+        </w:tc>
+      </w:tr>
+      <w:tr>
+        <w:tc>
+          <w:tcPr>
+            <w:tcW w:type="dxa" w:w="4320"/>
+          </w:tcPr>
+          <w:p>
+            <w:r/>
+            <w:r>
+              <w:rPr>
+                <w:b/>
+              </w:rPr>
+              <w:t>Paper book</w:t>
+            </w:r>
+          </w:p>
+        </w:tc>
+        <w:tc>
+          <w:tcPr>
+            <w:tcW w:type="dxa" w:w="4320"/>
+          </w:tcPr>
+          <w:p>
+            <w:r/>
+            <w:r>
+              <w:rPr/>
+              <w:t>the row cannot be paper-traded — a structure the ledger does not record, or a dropped row whose price is frozen</w:t>
+            </w:r>
+          </w:p>
+        </w:tc>
+      </w:tr>
+    </w:tbl>
+    <w:p/>
+    <w:p>
+      <w:r>
+        <w:rPr/>
+        <w:t xml:space="preserve">Whether a trade sells or buys premium is read from </w:t>
+      </w:r>
+      <w:r>
+        <w:rPr>
+          <w:b/>
+        </w:rPr>
+        <w:t>what it is and what it costs</w:t>
+      </w:r>
+      <w:r>
+        <w:rPr/>
+        <w:t>,</w:t>
+        <w:br/>
+        <w:t>never from its vega: the scanner reports a credit spread's net vega as a positive</w:t>
+        <w:br/>
+        <w:t xml:space="preserve">number, so reading that sign would call every credit spread a premium </w:t>
+      </w:r>
+      <w:r>
+        <w:rPr>
+          <w:i/>
+        </w:rPr>
+        <w:t>purchase</w:t>
+      </w:r>
+      <w:r>
+        <w:rPr/>
+        <w:t>.</w:t>
+      </w:r>
+    </w:p>
+    <w:p>
+      <w:r>
+        <w:rPr>
+          <w:b/>
+        </w:rPr>
+        <w:t>The verdicts:</w:t>
+      </w:r>
+    </w:p>
+    <w:tbl>
+      <w:tblPr>
+        <w:tblW w:type="auto" w:w="0"/>
+        <w:jc w:val="left"/>
+        <w:tblLayout w:type="autofit"/>
+        <w:tblLook w:firstColumn="1" w:firstRow="1" w:lastColumn="0" w:lastRow="0" w:noHBand="0" w:noVBand="1" w:val="04A0"/>
+        <w:tblBorders>
+          <w:top w:val="single" w:sz="4" w:space="0" w:color="D8DEE9"/>
+          <w:left w:val="single" w:sz="4" w:space="0" w:color="D8DEE9"/>
+          <w:bottom w:val="single" w:sz="4" w:space="0" w:color="D8DEE9"/>
+          <w:right w:val="single" w:sz="4" w:space="0" w:color="D8DEE9"/>
+          <w:insideH w:val="single" w:sz="4" w:space="0" w:color="D8DEE9"/>
+          <w:insideV w:val="single" w:sz="4" w:space="0" w:color="D8DEE9"/>
+        </w:tblBorders>
+      </w:tblPr>
+      <w:tblGrid>
+        <w:gridCol w:w="4320"/>
+        <w:gridCol w:w="4320"/>
+      </w:tblGrid>
+      <w:tr>
+        <w:tc>
+          <w:tcPr>
+            <w:tcW w:type="dxa" w:w="4320"/>
+            <w:shd w:val="clear" w:color="auto" w:fill="EAF2FB"/>
+          </w:tcPr>
+          <w:p>
+            <w:r>
+              <w:rPr>
+                <w:b/>
+              </w:rPr>
+            </w:r>
+            <w:r>
+              <w:rPr>
+                <w:b/>
+              </w:rPr>
+              <w:t>Chip</w:t>
+            </w:r>
+          </w:p>
+        </w:tc>
+        <w:tc>
+          <w:tcPr>
+            <w:tcW w:type="dxa" w:w="4320"/>
+            <w:shd w:val="clear" w:color="auto" w:fill="EAF2FB"/>
+          </w:tcPr>
+          <w:p>
+            <w:r>
+              <w:rPr>
+                <w:b/>
+              </w:rPr>
+            </w:r>
+            <w:r>
+              <w:rPr>
+                <w:b/>
+              </w:rPr>
+              <w:t>Meaning</w:t>
+            </w:r>
+          </w:p>
+        </w:tc>
+      </w:tr>
+      <w:tr>
+        <w:tc>
+          <w:tcPr>
+            <w:tcW w:type="dxa" w:w="4320"/>
+          </w:tcPr>
+          <w:p>
+            <w:r/>
+            <w:r>
+              <w:rPr>
+                <w:b/>
+              </w:rPr>
+              <w:t>Clear · 7 of 9</w:t>
+            </w:r>
+          </w:p>
+        </w:tc>
+        <w:tc>
+          <w:tcPr>
+            <w:tcW w:type="dxa" w:w="4320"/>
+          </w:tcPr>
+          <w:p>
+            <w:r/>
+            <w:r>
+              <w:rPr/>
+              <w:t>every check that ran passed; nine exist, seven applied</w:t>
+            </w:r>
+          </w:p>
+        </w:tc>
+      </w:tr>
+      <w:tr>
+        <w:tc>
+          <w:tcPr>
+            <w:tcW w:type="dxa" w:w="4320"/>
+            <w:shd w:val="clear" w:color="auto" w:fill="F4F6FA"/>
+          </w:tcPr>
+          <w:p>
+            <w:r/>
+            <w:r>
+              <w:rPr>
+                <w:b/>
+              </w:rPr>
+              <w:t>2 cautions</w:t>
+            </w:r>
+          </w:p>
+        </w:tc>
+        <w:tc>
+          <w:tcPr>
+            <w:tcW w:type="dxa" w:w="4320"/>
+            <w:shd w:val="clear" w:color="auto" w:fill="F4F6FA"/>
+          </w:tcPr>
+          <w:p>
+            <w:r/>
+            <w:r>
+              <w:rPr/>
+              <w:t>that many amber lines. The full text is on hover, the reasons in the detail panel</w:t>
+            </w:r>
+          </w:p>
+        </w:tc>
+      </w:tr>
+      <w:tr>
+        <w:tc>
+          <w:tcPr>
+            <w:tcW w:type="dxa" w:w="4320"/>
+          </w:tcPr>
+          <w:p>
+            <w:r/>
+            <w:r>
+              <w:rPr>
+                <w:b/>
+              </w:rPr>
+              <w:t>Blocked · symbol full</w:t>
+            </w:r>
+          </w:p>
+        </w:tc>
+        <w:tc>
+          <w:tcPr>
+            <w:tcW w:type="dxa" w:w="4320"/>
+          </w:tcPr>
+          <w:p>
+            <w:r/>
+            <w:r>
+              <w:rPr/>
+              <w:t>the paper book would refuse it, with the binding limit named</w:t>
+            </w:r>
+          </w:p>
+        </w:tc>
+      </w:tr>
+      <w:tr>
+        <w:tc>
+          <w:tcPr>
+            <w:tcW w:type="dxa" w:w="4320"/>
+            <w:shd w:val="clear" w:color="auto" w:fill="F4F6FA"/>
+          </w:tcPr>
+          <w:p>
+            <w:r/>
+            <w:r>
+              <w:rPr>
+                <w:b/>
+              </w:rPr>
+              <w:t>Partly checked · 5 of 7 checked</w:t>
+            </w:r>
+          </w:p>
+        </w:tc>
+        <w:tc>
+          <w:tcPr>
+            <w:tcW w:type="dxa" w:w="4320"/>
+            <w:shd w:val="clear" w:color="auto" w:fill="F4F6FA"/>
+          </w:tcPr>
+          <w:p>
+            <w:r/>
+            <w:r>
+              <w:rPr/>
+              <w:t xml:space="preserve">at least one grey line is grey </w:t>
+            </w:r>
+            <w:r>
+              <w:rPr>
+                <w:i/>
+              </w:rPr>
+              <w:t>because a feed it reads was not there</w:t>
+            </w:r>
+            <w:r>
+              <w:rPr/>
+              <w:t xml:space="preserve"> — so the verdict is incomplete, and deliberately not "Clear"</w:t>
+            </w:r>
+          </w:p>
+        </w:tc>
+      </w:tr>
+      <w:tr>
+        <w:tc>
+          <w:tcPr>
+            <w:tcW w:type="dxa" w:w="4320"/>
+          </w:tcPr>
+          <w:p>
+            <w:r/>
+            <w:r>
+              <w:rPr>
+                <w:b/>
+              </w:rPr>
+              <w:t>unchecked</w:t>
+            </w:r>
+          </w:p>
+        </w:tc>
+        <w:tc>
+          <w:tcPr>
+            <w:tcW w:type="dxa" w:w="4320"/>
+          </w:tcPr>
+          <w:p>
+            <w:r/>
+            <w:r>
+              <w:rPr/>
+              <w:t>nothing could be judged at all</w:t>
+            </w:r>
+          </w:p>
+        </w:tc>
+      </w:tr>
+      <w:tr>
+        <w:tc>
+          <w:tcPr>
+            <w:tcW w:type="dxa" w:w="4320"/>
+            <w:shd w:val="clear" w:color="auto" w:fill="F4F6FA"/>
+          </w:tcPr>
+          <w:p>
+            <w:r/>
+            <w:r>
+              <w:rPr>
+                <w:b/>
+              </w:rPr>
+              <w:t>—</w:t>
+            </w:r>
+          </w:p>
+        </w:tc>
+        <w:tc>
+          <w:tcPr>
+            <w:tcW w:type="dxa" w:w="4320"/>
+            <w:shd w:val="clear" w:color="auto" w:fill="F4F6FA"/>
+          </w:tcPr>
+          <w:p>
+            <w:r/>
+            <w:r>
+              <w:rPr/>
+              <w:t>the page has not read the checks yet</w:t>
+            </w:r>
+          </w:p>
+        </w:tc>
+      </w:tr>
+    </w:tbl>
+    <w:p/>
+    <w:p>
+      <w:r>
+        <w:rPr/>
+        <w:t xml:space="preserve">They are decided in that order, so a </w:t>
+      </w:r>
+      <w:r>
+        <w:rPr>
+          <w:b/>
+        </w:rPr>
+        <w:t>block outranks a caution and a caution</w:t>
+        <w:br/>
+        <w:t>outranks an incomplete reading</w:t>
+      </w:r>
+      <w:r>
+        <w:rPr/>
+        <w:t xml:space="preserve">: a row reading </w:t>
+      </w:r>
+      <w:r>
+        <w:rPr>
+          <w:i/>
+        </w:rPr>
+        <w:t>2 cautions</w:t>
+      </w:r>
+      <w:r>
+        <w:rPr/>
+        <w:t xml:space="preserve"> may also have a line</w:t>
+        <w:br/>
+        <w:t xml:space="preserve">the checks could not finish. Only </w:t>
+      </w:r>
+      <w:r>
+        <w:rPr>
+          <w:i/>
+        </w:rPr>
+        <w:t>Clear</w:t>
+      </w:r>
+      <w:r>
+        <w:rPr/>
+        <w:t xml:space="preserve"> promises that nothing is outstanding —</w:t>
+        <w:br/>
+        <w:t xml:space="preserve">which is exactly why a missing feed is reported as </w:t>
+      </w:r>
+      <w:r>
+        <w:rPr>
+          <w:i/>
+        </w:rPr>
+        <w:t>Partly checked</w:t>
+      </w:r>
+      <w:r>
+        <w:rPr/>
+        <w:t xml:space="preserve"> instead.</w:t>
+      </w:r>
+    </w:p>
+    <w:p>
+      <w:r>
+        <w:rPr>
+          <w:b/>
+        </w:rPr>
+        <w:t>Why a check cannot run, and what it says instead.</w:t>
+      </w:r>
+      <w:r>
+        <w:rPr/>
+        <w:t xml:space="preserve"> Each check reads its own</w:t>
+        <w:br/>
+        <w:t xml:space="preserve">inputs, and each says which is missing rather than assuming: </w:t>
+      </w:r>
+      <w:r>
+        <w:rPr>
+          <w:i/>
+        </w:rPr>
+        <w:t>No IV history</w:t>
+      </w:r>
+      <w:r>
+        <w:rPr/>
+        <w:t>,</w:t>
+        <w:br/>
+      </w:r>
+      <w:r>
+        <w:rPr>
+          <w:i/>
+        </w:rPr>
+        <w:t>Bid-ask not measured</w:t>
+      </w:r>
+      <w:r>
+        <w:rPr/>
+        <w:t xml:space="preserve">, </w:t>
+      </w:r>
+      <w:r>
+        <w:rPr>
+          <w:i/>
+        </w:rPr>
+        <w:t>Expected move not measured</w:t>
+      </w:r>
+      <w:r>
+        <w:rPr/>
+        <w:t xml:space="preserve">, </w:t>
+      </w:r>
+      <w:r>
+        <w:rPr>
+          <w:i/>
+        </w:rPr>
+        <w:t>Breakevens unknown</w:t>
+      </w:r>
+      <w:r>
+        <w:rPr/>
+        <w:t xml:space="preserve">, </w:t>
+      </w:r>
+      <w:r>
+        <w:rPr>
+          <w:i/>
+        </w:rPr>
+        <w:t>No</w:t>
+        <w:br/>
+        <w:t>wall reading</w:t>
+      </w:r>
+      <w:r>
+        <w:rPr/>
+        <w:t xml:space="preserve">, </w:t>
+      </w:r>
+      <w:r>
+        <w:rPr>
+          <w:i/>
+        </w:rPr>
+        <w:t>No gamma flip reading</w:t>
+      </w:r>
+      <w:r>
+        <w:rPr/>
+        <w:t xml:space="preserve">, </w:t>
+      </w:r>
+      <w:r>
+        <w:rPr>
+          <w:i/>
+        </w:rPr>
+        <w:t>No reading of market direction</w:t>
+      </w:r>
+      <w:r>
+        <w:rPr/>
+        <w:t xml:space="preserve">, </w:t>
+      </w:r>
+      <w:r>
+        <w:rPr>
+          <w:i/>
+        </w:rPr>
+        <w:t>No</w:t>
+        <w:br/>
+        <w:t>earnings coverage</w:t>
+      </w:r>
+      <w:r>
+        <w:rPr/>
+        <w:t xml:space="preserve">, </w:t>
+      </w:r>
+      <w:r>
+        <w:rPr>
+          <w:i/>
+        </w:rPr>
+        <w:t>Not enough history for this score</w:t>
+      </w:r>
+      <w:r>
+        <w:rPr/>
+        <w:t>. The paper-book line</w:t>
+        <w:br/>
+        <w:t>without a book to check against says the same thing the Paper trade box does —</w:t>
+        <w:br/>
+      </w:r>
+      <w:r>
+        <w:rPr>
+          <w:i/>
+        </w:rPr>
+        <w:t>Can't preview this trade here — the paper ledger still checks every cap when you</w:t>
+        <w:br/>
+        <w:t>create it.</w:t>
+      </w:r>
+      <w:r>
+        <w:rPr/>
+        <w:t xml:space="preserve"> A line that fails unexpectedly reads </w:t>
+      </w:r>
+      <w:r>
+        <w:rPr>
+          <w:i/>
+        </w:rPr>
+        <w:t>Couldn't check</w:t>
+      </w:r>
+      <w:r>
+        <w:rPr/>
+        <w:t>, and costs that</w:t>
+        <w:br/>
+        <w:t>one line, never the list.</w:t>
+      </w:r>
+    </w:p>
+    <w:p>
+      <w:r>
+        <w:rPr/>
+        <w:t xml:space="preserve">The distinction the summary turns on: a grey line because the check </w:t>
+      </w:r>
+      <w:r>
+        <w:rPr>
+          <w:b/>
+        </w:rPr>
+        <w:t>does not</w:t>
+        <w:br/>
+        <w:t>apply</w:t>
+      </w:r>
+      <w:r>
+        <w:rPr/>
+        <w:t xml:space="preserve"> leaves the verdict Clear; a grey line because a </w:t>
+      </w:r>
+      <w:r>
+        <w:rPr>
+          <w:b/>
+        </w:rPr>
+        <w:t>live feed was not there</w:t>
+      </w:r>
+      <w:r>
+        <w:rPr/>
+        <w:br/>
+        <w:t xml:space="preserve">makes it </w:t>
+      </w:r>
+      <w:r>
+        <w:rPr>
+          <w:i/>
+        </w:rPr>
+        <w:t>Partly checked</w:t>
+      </w:r>
+      <w:r>
+        <w:rPr/>
+        <w:t>. Four feeds carry the live half — the Opportunity Board</w:t>
+        <w:br/>
+        <w:t>(price, walls, gamma regime, intraday trend), the market regime, the overnight</w:t>
+        <w:br/>
+        <w:t>calibration, and the paper ledger's book — and a cold one is passed through as</w:t>
+        <w:br/>
+        <w:t>absent rather than as an empty reading, precisely so the summary cannot read Clear</w:t>
+        <w:br/>
+        <w:t>with a check missing.</w:t>
+      </w:r>
+    </w:p>
+    <w:p>
+      <w:r>
+        <w:rPr>
+          <w:b/>
+        </w:rPr>
+        <w:t>Refresh.</w:t>
+      </w:r>
+      <w:r>
+        <w:rPr/>
+        <w:t xml:space="preserve"> The column re-stamps when the paper ledger's book, the market regime</w:t>
+        <w:br/>
+        <w:t xml:space="preserve">or the calibration changes, and otherwise on a fixed </w:t>
+      </w:r>
+      <w:r>
+        <w:rPr>
+          <w:b/>
+        </w:rPr>
+        <w:t>five-minute</w:t>
+      </w:r>
+      <w:r>
+        <w:rPr/>
+        <w:t xml:space="preserve"> cadence, and</w:t>
+        <w:br/>
+        <w:t xml:space="preserve">then only if the Opportunity Board has actually moved since the last stamp. </w:t>
+      </w:r>
+      <w:r>
+        <w:rPr>
+          <w:b/>
+        </w:rPr>
+        <w:t>A</w:t>
+        <w:br/>
+        <w:t>re-stamp never re-scans</w:t>
+      </w:r>
+      <w:r>
+        <w:rPr/>
+        <w:t xml:space="preserve"> — a scan is a paid Schwab fetch, and the row's prices stay</w:t>
+        <w:br/>
+        <w:t xml:space="preserve">the scan's. The detail panel reads its context live, showing </w:t>
+      </w:r>
+      <w:r>
+        <w:rPr>
+          <w:i/>
+        </w:rPr>
+        <w:t>Checking…</w:t>
+      </w:r>
+      <w:r>
+        <w:rPr/>
+        <w:t xml:space="preserve"> rather</w:t>
+        <w:br/>
+        <w:t>than a stale verdict while it does.</w:t>
+      </w:r>
+    </w:p>
+    <w:p>
+      <w:r>
+        <w:rPr>
+          <w:b/>
+        </w:rPr>
+        <w:t>Only clear</w:t>
+      </w:r>
+      <w:r>
+        <w:rPr/>
+        <w:t xml:space="preserve"> keeps a row only when its chip reads Clear </w:t>
+      </w:r>
+      <w:r>
+        <w:rPr>
+          <w:b/>
+        </w:rPr>
+        <w:t>and</w:t>
+      </w:r>
+      <w:r>
+        <w:rPr/>
+        <w:t xml:space="preserve"> its paper-book fit</w:t>
+        <w:br/>
+        <w:t>was actually checked. A row that reads Clear over a grey book line is hidden: a grey</w:t>
+        <w:br/>
+        <w:t>book line does not change the verdict, but the filter promises a fit was tested. A</w:t>
+        <w:br/>
+        <w:t>row carrying no verdict at all is hidden for the same reason — the filter fails</w:t>
+        <w:br/>
+        <w:t>closed. It re-filters rows already on screen and reads nothing.</w:t>
       </w:r>
     </w:p>
     <w:p>
@@ -30050,6 +31735,80 @@
         <w:rPr>
           <w:b/>
         </w:rPr>
+        <w:t>Only clear</w:t>
+      </w:r>
+      <w:r>
+        <w:rPr/>
+        <w:t>, the switch beside the chips, hides every idea that is not fully</w:t>
+        <w:br/>
+        <w:t xml:space="preserve">clear on the </w:t>
+      </w:r>
+      <w:r>
+        <w:rPr>
+          <w:color w:val="5D5294"/>
+        </w:rPr>
+        <w:t>Go / No-Go checklist</w:t>
+      </w:r>
+      <w:r>
+        <w:rPr/>
+        <w:t xml:space="preserve"> — the same nine checks</w:t>
+        <w:br/>
+        <w:t>the Market Scanner shows, read against the same live feeds. Two differences from</w:t>
+        <w:br/>
+        <w:t xml:space="preserve">the Scanner's copy, both deliberate: it filters the </w:t>
+      </w:r>
+      <w:r>
+        <w:rPr>
+          <w:b/>
+        </w:rPr>
+        <w:t>ranked list only</w:t>
+      </w:r>
+      <w:r>
+        <w:rPr/>
+        <w:t>, leaving</w:t>
+        <w:br/>
+        <w:t>the top-pick cards to go on showing the best of each group (the cards exist to</w:t>
+        <w:br/>
+        <w:t>compare structures, and hiding one would remove the comparison rather than a</w:t>
+        <w:br/>
+        <w:t xml:space="preserve">candidate), and the summary's count line reports the hiding — </w:t>
+      </w:r>
+      <w:r>
+        <w:rPr>
+          <w:i/>
+        </w:rPr>
+        <w:t>3 of 40 shown · 37</w:t>
+        <w:br/>
+        <w:t>hidden by Only clear</w:t>
+      </w:r>
+      <w:r>
+        <w:rPr/>
+        <w:t xml:space="preserve">, or </w:t>
+      </w:r>
+      <w:r>
+        <w:rPr>
+          <w:i/>
+        </w:rPr>
+        <w:t>3 of the 20 in the chosen strategies shown</w:t>
+      </w:r>
+      <w:r>
+        <w:rPr/>
+        <w:t xml:space="preserve"> while a</w:t>
+        <w:br/>
+        <w:t>strategy chip is active, since the total is then the chip's list and reading it as</w:t>
+        <w:br/>
+        <w:t>a share of the whole scan would be wrong. Nothing hidden adds nothing to the line.</w:t>
+        <w:br/>
+        <w:t>A list painted before the page has read the checks carries no verdicts at all, and</w:t>
+        <w:br/>
+        <w:t>those rows are hidden rather than judged.</w:t>
+      </w:r>
+    </w:p>
+    <w:p>
+      <w:r>
+        <w:rPr>
+          <w:b/>
+        </w:rPr>
         <w:t>Top picks.</w:t>
       </w:r>
       <w:r>
@@ -30765,7 +32524,7 @@
               <w:rPr>
                 <w:b/>
               </w:rPr>
-              <w:t>Grade</w:t>
+              <w:t>Checks</w:t>
             </w:r>
           </w:p>
         </w:tc>
@@ -30773,6 +32532,54 @@
           <w:tcPr>
             <w:tcW w:type="dxa" w:w="4320"/>
             <w:shd w:val="clear" w:color="auto" w:fill="F4F6FA"/>
+          </w:tcPr>
+          <w:p>
+            <w:r/>
+            <w:r>
+              <w:rPr/>
+              <w:t xml:space="preserve">the </w:t>
+            </w:r>
+            <w:r>
+              <w:rPr>
+                <w:color w:val="5D5294"/>
+              </w:rPr>
+              <w:t>Go / No-Go checklist's</w:t>
+            </w:r>
+            <w:r>
+              <w:rPr/>
+              <w:t xml:space="preserve"> verdict in one chip, the full sentence on hover and every line in the detail panel. </w:t>
+            </w:r>
+            <w:r>
+              <w:rPr>
+                <w:b/>
+              </w:rPr>
+              <w:t>Not sortable</w:t>
+            </w:r>
+            <w:r>
+              <w:rPr/>
+              <w:t>: its words would sort alphabetically, which is not an ordering of how clear a trade is</w:t>
+            </w:r>
+          </w:p>
+        </w:tc>
+      </w:tr>
+      <w:tr>
+        <w:tc>
+          <w:tcPr>
+            <w:tcW w:type="dxa" w:w="4320"/>
+          </w:tcPr>
+          <w:p>
+            <w:r/>
+            <w:r>
+              <w:rPr>
+                <w:b/>
+              </w:rPr>
+              <w:t>Grade</w:t>
+            </w:r>
+          </w:p>
+        </w:tc>
+        <w:tc>
+          <w:tcPr>
+            <w:tcW w:type="dxa" w:w="4320"/>
           </w:tcPr>
           <w:p>
             <w:r/>
@@ -30996,7 +32803,45 @@
         <w:rPr/>
         <w:t xml:space="preserve"> rather than per contract when shares are part</w:t>
         <w:br/>
-        <w:t>of it — a share lot is thousands of dollars, not a contract's worth.</w:t>
+        <w:t>of it — a share lot is thousands of dollars, not a contract's worth. It opens with the</w:t>
+        <w:br/>
+      </w:r>
+      <w:r>
+        <w:rPr>
+          <w:b/>
+        </w:rPr>
+        <w:t>checklist</w:t>
+      </w:r>
+      <w:r>
+        <w:rPr/>
+        <w:t xml:space="preserve"> — the nine checks behind the row's chip, written out — and judges the same</w:t>
+        <w:br/>
+        <w:t>candidate the chip was judged on, including that row's paper-trade gate; it says</w:t>
+        <w:br/>
+      </w:r>
+      <w:r>
+        <w:rPr>
+          <w:i/>
+        </w:rPr>
+        <w:t>Checking…</w:t>
+      </w:r>
+      <w:r>
+        <w:rPr/>
+        <w:t xml:space="preserve"> while it reads the feeds, and </w:t>
+      </w:r>
+      <w:r>
+        <w:rPr>
+          <w:i/>
+        </w:rPr>
+        <w:t>This trade is no longer in the scan's results</w:t>
+        <w:br/>
+        <w:t>— the details below are as it last read</w:t>
+      </w:r>
+      <w:r>
+        <w:rPr/>
+        <w:t xml:space="preserve"> once the list stops carrying the row, rather</w:t>
+        <w:br/>
+        <w:t>than keeping a verdict on something that has gone.</w:t>
       </w:r>
     </w:p>
     <w:p>
